--- a/docs/Artigo Similaridade Facial.docx
+++ b/docs/Artigo Similaridade Facial.docx
@@ -4,96 +4,20 @@
   <w:body>
     <w:p>
       <w:pPr>
-        <w:keepNext/>
+        <w:keepNext w:val="0"/>
         <w:ind w:firstLine="0"/>
         <w:jc w:val="center"/>
         <w:rPr>
           <w:color w:val="auto"/>
         </w:rPr>
       </w:pPr>
-      <w:proofErr w:type="spellStart"/>
       <w:r>
-        <w:rPr>
-          <w:rFonts w:eastAsia="Arial"/>
-          <w:b/>
-          <w:color w:val="auto"/>
-          <w:sz w:val="36"/>
-        </w:rPr>
-        <w:t>Listas</w:t>
-      </w:r>
-      <w:proofErr w:type="spellEnd"/>
-      <w:r>
-        <w:rPr>
-          <w:rFonts w:eastAsia="Arial"/>
-          <w:b/>
-          <w:color w:val="auto"/>
-          <w:sz w:val="36"/>
-        </w:rPr>
-        <w:t xml:space="preserve"> </w:t>
-      </w:r>
-      <w:proofErr w:type="spellStart"/>
-      <w:r>
-        <w:rPr>
-          <w:rFonts w:eastAsia="Arial"/>
-          <w:b/>
-          <w:color w:val="auto"/>
-          <w:sz w:val="36"/>
-        </w:rPr>
-        <w:t>públicas</w:t>
-      </w:r>
-      <w:proofErr w:type="spellEnd"/>
-      <w:r>
-        <w:rPr>
-          <w:rFonts w:eastAsia="Arial"/>
-          <w:b/>
-          <w:color w:val="auto"/>
-          <w:sz w:val="36"/>
-        </w:rPr>
-        <w:t xml:space="preserve"> de </w:t>
-      </w:r>
-      <w:proofErr w:type="spellStart"/>
-      <w:r>
-        <w:rPr>
-          <w:rFonts w:eastAsia="Arial"/>
-          <w:b/>
-          <w:color w:val="auto"/>
-          <w:sz w:val="36"/>
-        </w:rPr>
-        <w:t>procurados</w:t>
-      </w:r>
-      <w:proofErr w:type="spellEnd"/>
-      <w:r>
-        <w:rPr>
-          <w:rFonts w:eastAsia="Arial"/>
-          <w:b/>
-          <w:color w:val="auto"/>
-          <w:sz w:val="36"/>
-        </w:rPr>
-        <w:t xml:space="preserve"> não medem criminalidade: auditoria sociotécnica de seleção e validade inferencial em um </w:t>
-      </w:r>
-      <w:proofErr w:type="gramStart"/>
-      <w:r>
-        <w:rPr>
-          <w:rFonts w:eastAsia="Arial"/>
-          <w:b/>
-          <w:color w:val="auto"/>
-          <w:sz w:val="36"/>
-        </w:rPr>
-        <w:t>pipeline</w:t>
-      </w:r>
-      <w:proofErr w:type="gramEnd"/>
-      <w:r>
-        <w:rPr>
-          <w:rFonts w:eastAsia="Arial"/>
-          <w:b/>
-          <w:color w:val="auto"/>
-          <w:sz w:val="36"/>
-        </w:rPr>
-        <w:t xml:space="preserve"> de similaridade facial</w:t>
+        <w:t>Listas públicas de procurados não são medidas populacionais de criminalidade: auditoria sociotécnica de seleção e validade inferencial em um pipeline de similaridade facial</w:t>
       </w:r>
     </w:p>
     <w:p>
       <w:pPr>
+        <w:keepNext w:val="0"/>
         <w:ind w:firstLine="0"/>
         <w:jc w:val="center"/>
         <w:rPr>
@@ -101,16 +25,12 @@
         </w:rPr>
       </w:pPr>
       <w:r>
-        <w:rPr>
-          <w:rFonts w:eastAsia="Arial"/>
-          <w:i/>
-          <w:color w:val="auto"/>
-        </w:rPr>
-        <w:t>Public wanted-person lists do not measure criminality: a sociotechnical audit of selection and inferential validity in a face-similarity pipeline</w:t>
+        <w:t>Public wanted-person lists are not population measures of criminality: a sociotechnical audit of selection and inferential validity in a face-similarity pipeline</w:t>
       </w:r>
     </w:p>
     <w:p>
       <w:pPr>
+        <w:keepNext w:val="0"/>
         <w:ind w:firstLine="0"/>
         <w:jc w:val="center"/>
         <w:rPr>
@@ -129,6 +49,7 @@
     </w:p>
     <w:p>
       <w:pPr>
+        <w:keepNext w:val="0"/>
         <w:ind w:firstLine="0"/>
         <w:jc w:val="center"/>
         <w:rPr>
@@ -146,6 +67,7 @@
     </w:p>
     <w:p>
       <w:pPr>
+        <w:keepNext w:val="0"/>
         <w:ind w:firstLine="0"/>
         <w:jc w:val="center"/>
         <w:rPr>
@@ -191,6 +113,7 @@
     <w:p>
       <w:pPr>
         <w:pStyle w:val="Heading1"/>
+        <w:keepNext/>
         <w:rPr>
           <w:color w:val="auto"/>
         </w:rPr>
@@ -206,17 +129,19 @@
     </w:p>
     <w:p>
       <w:pPr>
+        <w:keepNext w:val="0"/>
         <w:ind w:firstLine="0"/>
         <w:rPr>
           <w:color w:val="auto"/>
         </w:rPr>
       </w:pPr>
       <w:r>
-        <w:t>Listas públicas de procurados resultam de decisões de investigação, priorização, cooperação e publicidade; não constituem amostras da criminalidade populacional. Este artigo audita a formação de um repositório multijurisdicional de similaridade facial e distingue rastreabilidade, reexecução, reprodução numérica e replicação independente. Foram examinados código, testes, relatórios, manifestos e embeddings; foram comparados um artefato arquivado e o estado contemporâneo; e foram realizadas análises de estabilidade de agrupamento, ablação do escore, concentração por fonte e previsibilidade técnica. Dos 11.724 registros brutos, 73,6% vieram da Interpol e 18,3% do FBI; 9.482 embeddings foram válidos no estado contemporâneo. A atribuição documental de fonte resolveu 9.374 de 9.584 linhas (97,8%), mas não recompôs todas as transições registro a registro. Entre as partições arquivada e contemporânea, a concordância foi baixa (ARI=0,054; NMI=0,245; proporção máxima sob pareamento húngaro=13,9%); o melhor correspondente do antigo cluster-alvo teve Jaccard=0,224. Em dez sementes previamente enumeradas, o Jaccard do melhor correspondente variou de 0,263 a 0,543. A ablação mostrou que o cosseno ao centroide isolado quase reproduz o rótulo sintético, evidenciando circularidade da avaliação. Não há rótulos raciais validados, denominadores populacionais, desfechos jurídicos comparáveis ou protocolo biométrico por identidade. Logo, os dados sustentam uma auditoria metodológica e computacional de seleção, sensibilidade a artefatos e endogeneidade do rótulo, mas não estimam criminalidade racial nem equidade biométrica.</w:t>
+        <w:t>Listas públicas de procurados resultam de decisões de investigação, priorização, cooperação e publicidade; não constituem amostras da criminalidade populacional. Este artigo audita os artefatos disponíveis em um estado preservado de um pipeline de similaridade facial. Foram reconciliados manifestos e embeddings, auditadas duplicidades, avaliadas sensibilidades de ordem, minibatch e representação, e aplicado cross-fitting agrupado em cinco dobras. O manifesto contém 9.584 linhas e há 9.482 vetores válidos de 512 dimensões. O cross-fitting não deixou grupos de duplicidade atravessarem treino e teste e recuperou o rótulo sintético com ROC-AUC média de 0,929, PR-AUC de 0,479, F1 de 0,477 e Brier de 0,185; a variação entre dobras é material. A partição foi sensível à ordem dos registros, ao batch_size e à redução PCA-64: vários ARIs contra o método de referência ficaram entre aproximadamente 0,07 e 0,11, e o Jaccard do cluster-alvo chegou a zero. Esses resultados quantificam dependência interna de um rótulo construído no espaço de embeddings, não reconhecimento facial, validade externa, criminalidade ou equidade biométrica. Sem estado histórico completo, variável de fonte documentada e datas confiáveis, não são identificáveis a reprodução causal da análise histórica, a influência por fonte ou uma análise temporal.</w:t>
       </w:r>
     </w:p>
     <w:p>
       <w:pPr>
+        <w:keepNext w:val="0"/>
         <w:ind w:firstLine="0"/>
         <w:rPr>
           <w:color w:val="auto"/>
@@ -243,6 +168,7 @@
     <w:p>
       <w:pPr>
         <w:pStyle w:val="Heading1"/>
+        <w:keepNext/>
         <w:rPr>
           <w:color w:val="auto"/>
         </w:rPr>
@@ -256,17 +182,19 @@
     </w:p>
     <w:p>
       <w:pPr>
+        <w:keepNext w:val="0"/>
         <w:ind w:firstLine="0"/>
         <w:rPr>
           <w:color w:val="auto"/>
         </w:rPr>
       </w:pPr>
       <w:r>
-        <w:t>Public wanted-person lists are shaped by investigation, prioritization, cooperation, and disclosure decisions; they are not samples of population-level criminality. This article audits a multijurisdictional face-similarity repository and distinguishes traceability, re-execution, numerical reproduction, and independent replication. Code, tests, reports, manifests, and embeddings were examined; an archived artifact and the contemporary state were formally compared; and clustering stability, score ablation, source concentration, and technical predictability were assessed. Of 11,724 raw records, 73.6% came from Interpol and 18.3% from the FBI; 9,482 valid embeddings remained in the contemporary state. Documentary source attribution resolved 9,374 of 9,584 manifest rows, but did not restore complete record-level lineage. Archived and contemporary partitions showed low agreement (ARI=0.054; NMI=0.245; maximum matched proportion under Hungarian assignment=13.9%). Across ten pre-specified seeds, best-match target Jaccard ranged from 0.263 to 0.543. Centroid-cosine ablation nearly reproduced the synthetic label, indicating evaluative circularity. Validated racial labels, population denominators, comparable legal outcomes, and identity-based biometric protocols were absent. The repository therefore supports a methodological and computational audit of selection, artifact sensitivity, and label endogeneity, not estimates of racial differences in criminality or biometric fairness.</w:t>
+        <w:t>Public wanted-person lists are shaped by investigation, prioritization, cooperation, and disclosure decisions; they are not samples of population-level criminality. This article audits the artifacts available in a preserved state of a face-similarity pipeline. We reconciled manifests and embeddings, audited duplicates, assessed sensitivity to record order, minibatch size, and representation, and applied five-fold grouped cross-fitting. The manifest contains 9,584 rows and 9,482 valid 512-dimensional vectors. No duplicate group crossed training and test sets in cross-fitting; mean ROC-AUC was 0.929, PR-AUC 0.479, F1 0.477, and Brier score 0.185 for recovery of the synthetic label, with material between-fold variation. Record ordering, batch size, and PCA-64 substantially changed the partition: several adjusted Rand indices against the reference method were about 0.07-0.11, and target-cluster Jaccard reached zero. These results quantify internal dependence of a label constructed in embedding space, not face recognition, external validity, criminality, or biometric fairness. A complete historical state, a documented source variable, and reliable dates were unavailable; causal reproduction of the historical analysis, source-influence analysis, and temporal analysis are therefore not identifiable.</w:t>
       </w:r>
     </w:p>
     <w:p>
       <w:pPr>
+        <w:keepNext w:val="0"/>
         <w:ind w:firstLine="0"/>
         <w:rPr>
           <w:color w:val="auto"/>
@@ -293,6 +221,7 @@
     <w:p>
       <w:pPr>
         <w:pStyle w:val="Heading1"/>
+        <w:keepNext/>
         <w:rPr>
           <w:color w:val="auto"/>
         </w:rPr>
@@ -306,6 +235,7 @@
     </w:p>
     <w:p>
       <w:pPr>
+        <w:keepNext w:val="0"/>
         <w:rPr>
           <w:color w:val="auto"/>
         </w:rPr>
@@ -316,6 +246,7 @@
     </w:p>
     <w:p>
       <w:pPr>
+        <w:keepNext w:val="0"/>
         <w:rPr>
           <w:color w:val="auto"/>
         </w:rPr>
@@ -326,6 +257,7 @@
     </w:p>
     <w:p>
       <w:pPr>
+        <w:keepNext w:val="0"/>
         <w:rPr>
           <w:color w:val="auto"/>
         </w:rPr>
@@ -336,17 +268,25 @@
     </w:p>
     <w:p>
       <w:pPr>
+        <w:keepNext w:val="0"/>
         <w:rPr>
           <w:color w:val="auto"/>
         </w:rPr>
       </w:pPr>
       <w:r>
-        <w:t>O objetivo é auditar a cadeia sociotécnica do repositório ia-uspJailer, medindo proveniência, perdas, dependência de fonte, estabilidade dos artefatos e circularidade da validação, e demarcar inferências não identificáveis. As três contribuições são: (i) uma caracterização empírica do conjunto e de seus gargalos; (ii) uma matriz metodológica de identificabilidade; e (iii) um registro computacional parcialmente verificável que explicita o que pôde ser reexecutado e o que não pôde ser reproduzido numericamente. Essa distinção entre rastreabilidade, reexecução, reprodução numérica e replicação independente orienta a leitura do estudo e é retomada na discussão (SANDVE et al., 2013; BENDER; FRIEDMAN, 2018; GEBRU et al., 2021; MITCHELL et al., 2019; RAJI et al., 2020).</w:t>
+        <w:t>O objetivo é auditar a cadeia sociotécnica do repositório ia-uspJailer, medir propriedades computacionais que são diagnosticáveis nos artefatos disponíveis e demarcar inferências não identificáveis. As contribuições são: (i) reconciliação do fluxo técnico disponível; (ii) avaliação agrupada, sem sobreposição de grupos entre treino e teste, da recuperação de um rótulo sintético; e (iii) evidência de sensibilidade da partição à ordem, ao minibatch e à representação. O estudo distingue rastreabilidade, reexecução, reprodução numérica e replicação independente.</w:t>
       </w:r>
     </w:p>
     <w:p>
+      <w:pPr/>
+      <w:r>
+        <w:t>As perguntas de pesquisa são: RQ1. Quais estágios institucionais e técnicos condicionam a inclusão de registros no corpus auditado? RQ2. Em que medida as partições e o cluster-alvo permanecem estáveis sob alterações controladas de ordem, minibatch e representação? RQ3. Em que medida escores internos recuperam um rótulo endógeno, em vez de validar um construto externo? RQ4. Quais alegações são identificáveis, diagnosticáveis ou não identificáveis com as variáveis, unidades e denominadores disponíveis?</w:t>
+      </w:r>
+    </w:p>
+    <w:p>
       <w:pPr>
         <w:pStyle w:val="Heading1"/>
+        <w:keepNext/>
         <w:rPr>
           <w:color w:val="auto"/>
         </w:rPr>
@@ -361,6 +301,7 @@
     <w:p>
       <w:pPr>
         <w:pStyle w:val="Heading2"/>
+        <w:keepNext/>
         <w:rPr>
           <w:color w:val="auto"/>
         </w:rPr>
@@ -374,17 +315,19 @@
     </w:p>
     <w:p>
       <w:pPr>
+        <w:keepNext w:val="0"/>
         <w:rPr>
           <w:color w:val="auto"/>
         </w:rPr>
       </w:pPr>
       <w:r>
-        <w:t>A unidade observada é um registro público coletado, não uma ocorrência criminal nem uma pessoa única. Foram inspecionados coletores da Interpol, FBI, DEA, Projeto Captura, Disque Denúncia e Europe’s Most Wanted; relatórios de triagem e padronização; manifestos; embeddings ArcFace de 512 dimensões; código de construção do perfil semântico; métricas e testes automatizados (DENG et al., 2019). O snapshot de referência corresponde ao commit 8eefdacd e à versão de lançamento 1.0.1, arquivada em https://doi.org/10.5281/zenodo.21632858. A versão permite localizar os artefatos e reexecutar os comandos registrados; ela não recompõe, por si só, o ambiente nem os pesos do artefato histórico.</w:t>
+        <w:t>A unidade observada é um registro público coletado, não uma ocorrência criminal nem uma pessoa única. Foram inspecionados manifestos, imagens alinhadas, embeddings ArcFace de 512 dimensões, relatórios de pré-processamento, código e saídas da auditoria. O commit de referência para os resultados finais é 734f5979b0b659727c71b07c77ee7f0b9431d2b9. O depósito Zenodo possui DOI de conceito 10.5281/zenodo.21536403 e registro versionado 10.5281/zenodo.21632858 (versão 1.0.1). Esses identificadores permitem localizar o estado preservado, mas não recompõem por si só ambiente histórico, regras de seleção de alvo ou pesos do artefato histórico.</w:t>
       </w:r>
     </w:p>
     <w:p>
       <w:pPr>
         <w:pStyle w:val="Heading2"/>
+        <w:keepNext/>
         <w:rPr>
           <w:color w:val="auto"/>
         </w:rPr>
@@ -398,6 +341,7 @@
     </w:p>
     <w:p>
       <w:pPr>
+        <w:keepNext w:val="0"/>
         <w:rPr>
           <w:color w:val="auto"/>
         </w:rPr>
@@ -421,6 +365,7 @@
     <w:p>
       <w:pPr>
         <w:pStyle w:val="Caption"/>
+        <w:keepNext/>
         <w:rPr>
           <w:color w:val="auto"/>
         </w:rPr>
@@ -1348,6 +1293,7 @@
     </w:tbl>
     <w:p>
       <w:pPr>
+        <w:keepNext w:val="0"/>
         <w:spacing w:before="60" w:after="120"/>
         <w:ind w:firstLine="0"/>
         <w:rPr>
@@ -1367,6 +1313,7 @@
     <w:p>
       <w:pPr>
         <w:pStyle w:val="Heading2"/>
+        <w:keepNext/>
         <w:rPr>
           <w:color w:val="auto"/>
         </w:rPr>
@@ -1380,6 +1327,7 @@
     </w:p>
     <w:p>
       <w:pPr>
+        <w:keepNext w:val="0"/>
         <w:rPr>
           <w:color w:val="auto"/>
         </w:rPr>
@@ -1390,74 +1338,8 @@
     </w:p>
     <w:p>
       <w:pPr>
-        <w:ind w:firstLine="0"/>
-        <w:jc w:val="center"/>
-        <w:rPr>
-          <w:color w:val="auto"/>
-        </w:rPr>
-      </w:pPr>
-      <w:r>
-        <w:rPr>
-          <w:noProof/>
-          <w:color w:val="auto"/>
-        </w:rPr>
-        <w:drawing>
-          <wp:inline distT="0" distB="0" distL="0" distR="0" wp14:anchorId="588914C2" wp14:editId="1DEE4BE4">
-            <wp:extent cx="5868000" cy="3680836"/>
-            <wp:effectExtent l="0" t="0" r="0" b="0"/>
-            <wp:docPr id="1" name="Picture 1" descr="Diagrama causal: contexto institucional, raça ou fenótipo e eventos jurídicos afetam intensidade de busca, publicação e disponibilidade da fotografia; publicação e fotografia determinam a inclusão no conjunto analisado."/>
-            <wp:cNvGraphicFramePr>
-              <a:graphicFrameLocks xmlns:a="http://schemas.openxmlformats.org/drawingml/2006/main" noChangeAspect="1"/>
-            </wp:cNvGraphicFramePr>
-            <a:graphic xmlns:a="http://schemas.openxmlformats.org/drawingml/2006/main">
-              <a:graphicData uri="http://schemas.openxmlformats.org/drawingml/2006/picture">
-                <pic:pic xmlns:pic="http://schemas.openxmlformats.org/drawingml/2006/picture">
-                  <pic:nvPicPr>
-                    <pic:cNvPr id="0" name="fig1_dag.png"/>
-                    <pic:cNvPicPr/>
-                  </pic:nvPicPr>
-                  <pic:blipFill>
-                    <a:blip r:embed="rId10"/>
-                    <a:stretch>
-                      <a:fillRect/>
-                    </a:stretch>
-                  </pic:blipFill>
-                  <pic:spPr>
-                    <a:xfrm>
-                      <a:off x="0" y="0"/>
-                      <a:ext cx="5868000" cy="3680836"/>
-                    </a:xfrm>
-                    <a:prstGeom prst="rect">
-                      <a:avLst/>
-                    </a:prstGeom>
-                  </pic:spPr>
-                </pic:pic>
-              </a:graphicData>
-            </a:graphic>
-          </wp:inline>
-        </w:drawing>
-      </w:r>
-    </w:p>
-    <w:p>
-      <w:pPr>
-        <w:pStyle w:val="Caption"/>
-        <w:jc w:val="left"/>
-        <w:rPr>
-          <w:color w:val="auto"/>
-        </w:rPr>
-      </w:pPr>
-      <w:r>
-        <w:rPr>
-          <w:rFonts w:eastAsia="Arial"/>
-          <w:color w:val="auto"/>
-        </w:rPr>
-        <w:lastRenderedPageBreak/>
-        <w:t>Figura 1 — Modelo causal conceitual da seleção para uma lista pública. Setas tracejadas representam mecanismos plausíveis não estimados.</w:t>
-      </w:r>
-    </w:p>
-    <w:p>
-      <w:pPr>
         <w:pStyle w:val="Heading2"/>
+        <w:keepNext/>
         <w:rPr>
           <w:color w:val="auto"/>
         </w:rPr>
@@ -1468,6 +1350,7 @@
     </w:p>
     <w:p>
       <w:pPr>
+        <w:keepNext w:val="0"/>
         <w:rPr>
           <w:color w:val="auto"/>
         </w:rPr>
@@ -1479,6 +1362,7 @@
     <w:p>
       <w:pPr>
         <w:pStyle w:val="Heading2"/>
+        <w:keepNext/>
         <w:rPr>
           <w:color w:val="auto"/>
         </w:rPr>
@@ -1492,17 +1376,19 @@
     </w:p>
     <w:p>
       <w:pPr>
+        <w:keepNext w:val="0"/>
         <w:rPr>
           <w:color w:val="auto"/>
         </w:rPr>
       </w:pPr>
       <w:r>
-        <w:t>A reconstrução usou MiniBatchKMeans com 64 clusters, batch_size=2048, n_init=10, máximo de 300 iterações e semente 42. A partição do artefato arquivado (commit 99d6b800) foi comparada à corrente sobre caminhos comuns por índice de Rand ajustado (ARI), informação mútua normalizada (NMI) e máxima correspondência global obtida pelo algoritmo húngaro (HUBERT; ARABIE, 1985; VINH; EPPS; BAILEY, 2010; KUHN, 1955). Para o cluster-alvo arquivado, calculou-se Jaccard com seu melhor correspondente e com o alvo contemporâneo. A estabilidade adicional foi avaliada em uma sequência explicitamente listada de dez sementes (0, 1, 2, 3, 4, 5, 7, 21, 84 e 123) contra a semente 42; esse conjunto é exploratório e não substitui uma análise ampliada de sensibilidade a sementes e a k.</w:t>
+        <w:t>O método de referência utiliza embeddings L2-normalizados e MiniBatchKMeans. As análises de sensibilidade são classificadas como sensibilidade, não como escolha retrospectiva de configuração: ordem dos registros, batch_size e PCA-64 foram comparados com a configuração de referência. A corrida de desenvolvimento planejada com 20 sementes e seis valores de k não terminou na janela operacional e foi interrompida sem manifesto final; nenhum resultado parcial dessa corrida é tratado como válido.</w:t>
       </w:r>
     </w:p>
     <w:p>
       <w:pPr>
         <w:pStyle w:val="Heading2"/>
+        <w:keepNext/>
         <w:rPr>
           <w:color w:val="auto"/>
         </w:rPr>
@@ -1516,17 +1402,19 @@
     </w:p>
     <w:p>
       <w:pPr>
+        <w:keepNext w:val="0"/>
         <w:rPr>
           <w:color w:val="auto"/>
         </w:rPr>
       </w:pPr>
       <w:r>
-        <w:t>A ablação foi reexecutada sobre o embedding arquivado e seus splits sintéticos, mantendo fixos os registros, a partição, os limiares de formação das classes e a semente. Variou-se apenas a regra de pontuação: cosseno ao centroide, média top-k, distância de Mahalanobis, combinação sem One-Class SVM e combinação com One-Class SVM (SCHÖLKOPF et al., 2001; FAWCETT, 2006). Como o alvo foi definido no mesmo espaço de embeddings, as métricas avaliam recuperação geométrica do rótulo endógeno, não reconhecimento de identidade. O ponto de taxas de erro iguais foi definido como o limiar discreto que minimizou o valor absoluto da diferença entre a taxa de falso-positivo e a taxa de falso-negativo. O valor reportado correspondeu à média dessas duas taxas no limiar selecionado; não foi realizada interpolação.</w:t>
+        <w:t>O diagnóstico original de todos os registros tem alto risco de circularidade, pois a construção do cluster-alvo e o escore de centroide reutilizam a mesma geometria. Para evitar essa reutilização direta, o desenho confirmatório adotou cinco dobras por group_id: em cada dobra, o agrupamento, a seleção do cluster-alvo e o centroide foram ajustados somente no treino, e o teste foi apenas pontuado. A normalização L2 é determinística por vetor; nenhuma transformação global ajustada foi aplicada aos dados de teste. O rótulo permanece algorítmico e sintético: cross-fitting elimina o vazamento direto, não cria rótulo externo, identidade ou validade biométrica.</w:t>
       </w:r>
     </w:p>
     <w:p>
       <w:pPr>
         <w:pStyle w:val="Heading2"/>
+        <w:keepNext/>
         <w:rPr>
           <w:color w:val="auto"/>
         </w:rPr>
@@ -1537,17 +1425,19 @@
     </w:p>
     <w:p>
       <w:pPr>
+        <w:keepNext w:val="0"/>
         <w:rPr>
           <w:color w:val="auto"/>
         </w:rPr>
       </w:pPr>
       <w:r>
-        <w:t>A composição do cluster-alvo foi comparada à composição do conjunto por razão de enriquecimento. A previsibilidade de pertencimento ao alvo a partir de fonte e variáveis técnicas foi estimada por regressão logística com predições fora da amostra em cinco dobras estratificadas; sua AUC é um diagnóstico de dependência mensurável, não prova de viés causal (PEDREGOSA et al., 2011; FAWCETT, 2006). As variáveis, o tratamento de ausências, a codificação, a regularização, a semente, as dobras e as métricas por dobra devem ser lidos como especificação computacional do diagnóstico no pacote de reprodução; sem esses elementos, a AUC não recebe interpretação causal ou substantiva forte.</w:t>
+        <w:t>A análise de influência por fonte, enriquecimento, balanceamento e leave-one-source-out não foi executada como resultado final porque a atribuição de fonte não está documentada como variável no manifesto de auditoria. Não se imputou nem se inferiu fonte para preencher essa lacuna. Assim, esses efeitos são não identificáveis nos artefatos atualmente localizados e alegações anteriores de enriquecimento por fonte foram retiradas do corpo principal.</w:t>
       </w:r>
     </w:p>
     <w:p>
       <w:pPr>
         <w:pStyle w:val="Heading2"/>
+        <w:keepNext/>
         <w:rPr>
           <w:color w:val="auto"/>
         </w:rPr>
@@ -1562,6 +1452,7 @@
     <w:p>
       <w:pPr>
         <w:pStyle w:val="Caption"/>
+        <w:keepNext/>
         <w:rPr>
           <w:color w:val="auto"/>
         </w:rPr>
@@ -2080,6 +1971,7 @@
     </w:tbl>
     <w:p>
       <w:pPr>
+        <w:keepNext w:val="0"/>
         <w:spacing w:before="60" w:after="120"/>
         <w:ind w:firstLine="0"/>
         <w:rPr>
@@ -2087,12 +1979,13 @@
         </w:rPr>
       </w:pPr>
       <w:r>
-        <w:t>Os termos são deliberadamente separados: rastreabilidade permite localizar código, artefatos e transformações; reexecução permite executar o procedimento registrado; reprodução numérica requer recuperar os mesmos resultados a partir do estado preservado; e replicação independente exige novo conjunto ou protocolo. O artigo não reivindica reprodutibilidade integral (SANDVE et al., 2013).</w:t>
+        <w:t>Rastreabilidade permite localizar código, artefatos e transformações; reexecução permite executar o procedimento registrado; reprodução numérica requer recuperar os mesmos resultados a partir de estado preservado; e replicação independente exige novo conjunto ou protocolo. O teste de determinismo disponível comparou duas execuções consecutivas em CPU sobre uma matriz sintética e foi bit a bit idêntico. Ele não cobre GPU, outro BLAS, outro CPU nem ambiente limpo.</w:t>
       </w:r>
     </w:p>
     <w:p>
       <w:pPr>
         <w:pStyle w:val="Heading1"/>
+        <w:keepNext/>
         <w:rPr>
           <w:color w:val="auto"/>
         </w:rPr>
@@ -2107,6 +2000,7 @@
     <w:p>
       <w:pPr>
         <w:pStyle w:val="Heading2"/>
+        <w:keepNext/>
         <w:rPr>
           <w:color w:val="auto"/>
         </w:rPr>
@@ -2120,87 +2014,19 @@
     </w:p>
     <w:p>
       <w:pPr>
+        <w:keepNext w:val="0"/>
         <w:rPr>
           <w:color w:val="auto"/>
         </w:rPr>
       </w:pPr>
       <w:r>
-        <w:rPr>
-          <w:rFonts w:eastAsia="Arial"/>
-          <w:color w:val="auto"/>
-        </w:rPr>
-        <w:t>Os coletores preservaram 11.724 registros brutos. O fluxo documentado passou por 9.764 entradas na padronização, 9.546 processamentos bem-sucedidos, 9.584 linhas no manifesto analítico e 9.482 embeddings válidos. Entre as 102 falhas finais, 98 foram registradas como ausência de face detectável e quatro como múltiplas faces. Isso corresponde a elevada cobertura técnica do estágio final, não a robustez biométrica: não há distribuição representativa de condições, identidades repetidas ou grupos.</w:t>
+        <w:t>O estado preservado contém 9.584 linhas no manifesto analítico e 9.482 embeddings válidos. A matriz de embeddings tem 512 dimensões. Há imagens alinhadas, manifestos, embeddings e relatórios de pré-processamento. Os números históricos de 11.724 registros brutos, 9.764 entradas na padronização e 9.546 processamentos bem-sucedidos são mantidos apenas como reconciliação documental de estágios, pois o artefato bruto integral não estava disponível para auditoria independente nesta revisão. Entre as 102 falhas finais documentadas, 98 foram registradas como ausência de face detectável e quatro como múltiplas faces. Cobertura técnica não equivale a robustez biométrica.</w:t>
       </w:r>
     </w:p>
     <w:p>
       <w:pPr>
-        <w:ind w:firstLine="0"/>
-        <w:jc w:val="center"/>
-        <w:rPr>
-          <w:color w:val="auto"/>
-        </w:rPr>
-      </w:pPr>
-      <w:r>
-        <w:rPr>
-          <w:noProof/>
-          <w:color w:val="auto"/>
-        </w:rPr>
-        <w:drawing>
-          <wp:inline distT="0" distB="0" distL="0" distR="0" wp14:anchorId="59E23581" wp14:editId="562B813C">
-            <wp:extent cx="5688000" cy="3748909"/>
-            <wp:effectExtent l="0" t="0" r="0" b="0"/>
-            <wp:docPr id="2" name="Picture 2" descr="Fluxograma com cinco estágios: 11.724 registros brutos, 9.764 entradas na padronização, 9.546 sucessos, 9.584 itens no manifesto e 9.482 embeddings válidos."/>
-            <wp:cNvGraphicFramePr>
-              <a:graphicFrameLocks xmlns:a="http://schemas.openxmlformats.org/drawingml/2006/main" noChangeAspect="1"/>
-            </wp:cNvGraphicFramePr>
-            <a:graphic xmlns:a="http://schemas.openxmlformats.org/drawingml/2006/main">
-              <a:graphicData uri="http://schemas.openxmlformats.org/drawingml/2006/picture">
-                <pic:pic xmlns:pic="http://schemas.openxmlformats.org/drawingml/2006/picture">
-                  <pic:nvPicPr>
-                    <pic:cNvPr id="0" name="fig2_flow.png"/>
-                    <pic:cNvPicPr/>
-                  </pic:nvPicPr>
-                  <pic:blipFill>
-                    <a:blip r:embed="rId11"/>
-                    <a:stretch>
-                      <a:fillRect/>
-                    </a:stretch>
-                  </pic:blipFill>
-                  <pic:spPr>
-                    <a:xfrm>
-                      <a:off x="0" y="0"/>
-                      <a:ext cx="5688000" cy="3748909"/>
-                    </a:xfrm>
-                    <a:prstGeom prst="rect">
-                      <a:avLst/>
-                    </a:prstGeom>
-                  </pic:spPr>
-                </pic:pic>
-              </a:graphicData>
-            </a:graphic>
-          </wp:inline>
-        </w:drawing>
-      </w:r>
-    </w:p>
-    <w:p>
-      <w:pPr>
         <w:pStyle w:val="Caption"/>
-        <w:jc w:val="left"/>
-        <w:rPr>
-          <w:color w:val="auto"/>
-        </w:rPr>
-      </w:pPr>
-      <w:r>
-        <w:rPr>
-          <w:rFonts w:eastAsia="Arial"/>
-          <w:color w:val="auto"/>
-        </w:rPr>
-        <w:t>Figura 2 — Fluxo de registros e descontinuidades de proveniência no snapshot auditado.</w:t>
-      </w:r>
-    </w:p>
-    <w:p>
-      <w:pPr>
-        <w:pStyle w:val="Caption"/>
+        <w:keepNext/>
         <w:rPr>
           <w:color w:val="auto"/>
         </w:rPr>
@@ -2988,6 +2814,7 @@
     </w:tbl>
     <w:p>
       <w:pPr>
+        <w:keepNext w:val="0"/>
         <w:spacing w:before="60" w:after="120"/>
         <w:ind w:firstLine="0"/>
         <w:rPr>
@@ -3007,107 +2834,36 @@
     <w:p>
       <w:pPr>
         <w:pStyle w:val="Heading2"/>
+        <w:keepNext/>
         <w:rPr>
           <w:color w:val="auto"/>
         </w:rPr>
       </w:pPr>
       <w:r>
+        <w:t>3.2 Lacuna de rastreabilidade da fonte</w:t>
+      </w:r>
+    </w:p>
+    <w:p>
+      <w:pPr>
+        <w:keepNext w:val="0"/>
         <w:rPr>
           <w:color w:val="auto"/>
         </w:rPr>
-        <w:lastRenderedPageBreak/>
-        <w:t>3.2 Concentração institucional e atribuição de fonte</w:t>
+      </w:pPr>
+      <w:r>
+        <w:t>A concentração por fonte e a atribuição documental descritas no manuscrito anterior não foram usadas como resultados analíticos finais. Embora existam relatos e diretórios de origem, a variável de fonte não está documentada no manifesto de auditoria que sustenta o cross-fitting. Sem essa variável e sem denominadores institucionais, não é possível estimar enriquecimento, influência por fonte, efeito causal de fonte ou composição temporal. A ausência é informativa e é tratada como limitação de proveniência, não como convite à imputação.</w:t>
       </w:r>
     </w:p>
     <w:p>
       <w:pPr>
+        <w:pStyle w:val="Caption"/>
+        <w:keepNext/>
         <w:rPr>
           <w:color w:val="auto"/>
         </w:rPr>
       </w:pPr>
       <w:r>
-        <w:t>A composição bruta foi fortemente concentrada: Interpol respondeu por 8.627 registros (73,6%) e FBI por 2.148 (18,3%), somando 91,9%. DEA, Projeto Captura, Disque Denúncia e Europe’s Most Wanted contribuíram com 7,9%. No manifesto, a regra documental atribuiu fonte a 9.374 linhas e deixou 210 sem resolução. Todas as 248 associações da amostra estratificada satisfizeram a chave exata nos artefatos presentes. A evidência sustenta a consistência da atribuição documental, não uma linhagem imune a erro humano nem um denominador das populações institucionais.</w:t>
-      </w:r>
-    </w:p>
-    <w:p>
-      <w:pPr>
-        <w:ind w:firstLine="0"/>
-        <w:jc w:val="center"/>
-        <w:rPr>
-          <w:color w:val="auto"/>
-        </w:rPr>
-      </w:pPr>
-      <w:r>
-        <w:rPr>
-          <w:noProof/>
-          <w:color w:val="auto"/>
-        </w:rPr>
-        <w:drawing>
-          <wp:inline distT="0" distB="0" distL="0" distR="0" wp14:anchorId="5E09BFCC" wp14:editId="370FEF9E">
-            <wp:extent cx="5688000" cy="2922977"/>
-            <wp:effectExtent l="0" t="0" r="0" b="0"/>
-            <wp:docPr id="3" name="Picture 3" descr="Barras mostram predomínio da Interpol e do FBI no conjunto bruto e no manifesto."/>
-            <wp:cNvGraphicFramePr>
-              <a:graphicFrameLocks xmlns:a="http://schemas.openxmlformats.org/drawingml/2006/main" noChangeAspect="1"/>
-            </wp:cNvGraphicFramePr>
-            <a:graphic xmlns:a="http://schemas.openxmlformats.org/drawingml/2006/main">
-              <a:graphicData uri="http://schemas.openxmlformats.org/drawingml/2006/picture">
-                <pic:pic xmlns:pic="http://schemas.openxmlformats.org/drawingml/2006/picture">
-                  <pic:nvPicPr>
-                    <pic:cNvPr id="0" name="source_concentration_final.png"/>
-                    <pic:cNvPicPr/>
-                  </pic:nvPicPr>
-                  <pic:blipFill>
-                    <a:blip r:embed="rId12"/>
-                    <a:stretch>
-                      <a:fillRect/>
-                    </a:stretch>
-                  </pic:blipFill>
-                  <pic:spPr>
-                    <a:xfrm>
-                      <a:off x="0" y="0"/>
-                      <a:ext cx="5688000" cy="2922977"/>
-                    </a:xfrm>
-                    <a:prstGeom prst="rect">
-                      <a:avLst/>
-                    </a:prstGeom>
-                  </pic:spPr>
-                </pic:pic>
-              </a:graphicData>
-            </a:graphic>
-          </wp:inline>
-        </w:drawing>
-      </w:r>
-    </w:p>
-    <w:p>
-      <w:pPr>
-        <w:pStyle w:val="Caption"/>
-        <w:jc w:val="left"/>
-        <w:rPr>
-          <w:color w:val="auto"/>
-        </w:rPr>
-      </w:pPr>
-      <w:r>
-        <w:rPr>
-          <w:rFonts w:eastAsia="Arial"/>
-          <w:color w:val="auto"/>
-        </w:rPr>
-        <w:t>Figura 3 — Concentração por fonte no conjunto bruto e no manifesto analítico.</w:t>
-      </w:r>
-    </w:p>
-    <w:p>
-      <w:pPr>
-        <w:pStyle w:val="Caption"/>
-        <w:rPr>
-          <w:color w:val="auto"/>
-        </w:rPr>
-      </w:pPr>
-      <w:r>
-        <w:rPr>
-          <w:rFonts w:eastAsia="Arial"/>
-          <w:color w:val="auto"/>
-        </w:rPr>
-        <w:t>Tabela 4 — Composição e enriquecimento por fonte nos clusters-alvo</w:t>
+        <w:t>Tabela 4 — Análises por fonte: disponibilidade e identificabilidade</w:t>
       </w:r>
     </w:p>
     <w:tbl>
@@ -3144,20 +2900,10 @@
           </w:tcPr>
           <w:p>
             <w:pPr>
-              <w:ind w:firstLine="0"/>
-              <w:jc w:val="center"/>
-              <w:rPr>
-                <w:color w:val="auto"/>
-              </w:rPr>
+              <w:spacing w:after="0"/>
             </w:pPr>
             <w:r>
-              <w:rPr>
-                <w:rFonts w:eastAsia="Arial"/>
-                <w:b/>
-                <w:color w:val="auto"/>
-                <w:sz w:val="17"/>
-              </w:rPr>
-              <w:t>Fonte</w:t>
+              <w:t>Análise</w:t>
             </w:r>
           </w:p>
         </w:tc>
@@ -3175,20 +2921,10 @@
           </w:tcPr>
           <w:p>
             <w:pPr>
-              <w:ind w:firstLine="0"/>
-              <w:jc w:val="center"/>
-              <w:rPr>
-                <w:color w:val="auto"/>
-              </w:rPr>
+              <w:spacing w:after="0"/>
             </w:pPr>
             <w:r>
-              <w:rPr>
-                <w:rFonts w:eastAsia="Arial"/>
-                <w:b/>
-                <w:color w:val="auto"/>
-                <w:sz w:val="17"/>
-              </w:rPr>
-              <w:t>Alvo arquivado, n</w:t>
+              <w:t>Situação</w:t>
             </w:r>
           </w:p>
         </w:tc>
@@ -3206,14 +2942,10 @@
           </w:tcPr>
           <w:p>
             <w:pPr>
-              <w:ind w:firstLine="0"/>
-              <w:jc w:val="center"/>
-              <w:rPr>
-                <w:color w:val="auto"/>
-              </w:rPr>
+              <w:spacing w:after="0"/>
             </w:pPr>
             <w:r>
-              <w:t>Razão de enriquecimento arquivado</w:t>
+              <w:t>Motivo</w:t>
             </w:r>
           </w:p>
         </w:tc>
@@ -3231,20 +2963,10 @@
           </w:tcPr>
           <w:p>
             <w:pPr>
-              <w:ind w:firstLine="0"/>
-              <w:jc w:val="center"/>
-              <w:rPr>
-                <w:color w:val="auto"/>
-              </w:rPr>
+              <w:spacing w:after="0"/>
             </w:pPr>
             <w:r>
-              <w:rPr>
-                <w:rFonts w:eastAsia="Arial"/>
-                <w:b/>
-                <w:color w:val="auto"/>
-                <w:sz w:val="17"/>
-              </w:rPr>
-              <w:t>Alvo atual, n</w:t>
+              <w:t>Uso no artigo</w:t>
             </w:r>
           </w:p>
         </w:tc>
@@ -3262,15 +2984,9 @@
           </w:tcPr>
           <w:p>
             <w:pPr>
-              <w:ind w:firstLine="0"/>
-              <w:jc w:val="center"/>
-              <w:rPr>
-                <w:color w:val="auto"/>
-              </w:rPr>
+              <w:spacing w:after="0"/>
             </w:pPr>
-            <w:r>
-              <w:t>Razão de enriquecimento atual</w:t>
-            </w:r>
+            <w:r/>
           </w:p>
         </w:tc>
       </w:tr>
@@ -3293,19 +3009,9 @@
           <w:p>
             <w:pPr>
               <w:spacing w:after="0"/>
-              <w:ind w:firstLine="0"/>
-              <w:jc w:val="left"/>
-              <w:rPr>
-                <w:color w:val="auto"/>
-              </w:rPr>
             </w:pPr>
             <w:r>
-              <w:rPr>
-                <w:rFonts w:eastAsia="Arial"/>
-                <w:color w:val="auto"/>
-                <w:sz w:val="17"/>
-              </w:rPr>
-              <w:t>DEA</w:t>
+              <w:t>Enriquecimento por fonte</w:t>
             </w:r>
           </w:p>
         </w:tc>
@@ -3323,19 +3029,9 @@
           <w:p>
             <w:pPr>
               <w:spacing w:after="0"/>
-              <w:ind w:firstLine="0"/>
-              <w:jc w:val="center"/>
-              <w:rPr>
-                <w:color w:val="auto"/>
-              </w:rPr>
             </w:pPr>
             <w:r>
-              <w:rPr>
-                <w:rFonts w:eastAsia="Arial"/>
-                <w:color w:val="auto"/>
-                <w:sz w:val="17"/>
-              </w:rPr>
-              <w:t>0</w:t>
+              <w:t>Não estimado</w:t>
             </w:r>
           </w:p>
         </w:tc>
@@ -3353,19 +3049,9 @@
           <w:p>
             <w:pPr>
               <w:spacing w:after="0"/>
-              <w:ind w:firstLine="0"/>
-              <w:jc w:val="center"/>
-              <w:rPr>
-                <w:color w:val="auto"/>
-              </w:rPr>
             </w:pPr>
             <w:r>
-              <w:rPr>
-                <w:rFonts w:eastAsia="Arial"/>
-                <w:color w:val="auto"/>
-                <w:sz w:val="17"/>
-              </w:rPr>
-              <w:t>0,00</w:t>
+              <w:t>Fonte não é campo documentado no manifesto</w:t>
             </w:r>
           </w:p>
         </w:tc>
@@ -3383,19 +3069,9 @@
           <w:p>
             <w:pPr>
               <w:spacing w:after="0"/>
-              <w:ind w:firstLine="0"/>
-              <w:jc w:val="center"/>
-              <w:rPr>
-                <w:color w:val="auto"/>
-              </w:rPr>
             </w:pPr>
             <w:r>
-              <w:rPr>
-                <w:rFonts w:eastAsia="Arial"/>
-                <w:color w:val="auto"/>
-                <w:sz w:val="17"/>
-              </w:rPr>
-              <w:t>15</w:t>
+              <w:t>Removido</w:t>
             </w:r>
           </w:p>
         </w:tc>
@@ -3413,20 +3089,8 @@
           <w:p>
             <w:pPr>
               <w:spacing w:after="0"/>
-              <w:ind w:firstLine="0"/>
-              <w:jc w:val="center"/>
-              <w:rPr>
-                <w:color w:val="auto"/>
-              </w:rPr>
             </w:pPr>
-            <w:r>
-              <w:rPr>
-                <w:rFonts w:eastAsia="Arial"/>
-                <w:color w:val="auto"/>
-                <w:sz w:val="17"/>
-              </w:rPr>
-              <w:t>1,30</w:t>
-            </w:r>
+            <w:r/>
           </w:p>
         </w:tc>
       </w:tr>
@@ -3450,19 +3114,9 @@
           <w:p>
             <w:pPr>
               <w:spacing w:after="0"/>
-              <w:ind w:firstLine="0"/>
-              <w:jc w:val="left"/>
-              <w:rPr>
-                <w:color w:val="auto"/>
-              </w:rPr>
             </w:pPr>
             <w:r>
-              <w:rPr>
-                <w:rFonts w:eastAsia="Arial"/>
-                <w:color w:val="auto"/>
-                <w:sz w:val="17"/>
-              </w:rPr>
-              <w:t>Disque Denúncia</w:t>
+              <w:t>Leave-one-source-out</w:t>
             </w:r>
           </w:p>
         </w:tc>
@@ -3481,19 +3135,9 @@
           <w:p>
             <w:pPr>
               <w:spacing w:after="0"/>
-              <w:ind w:firstLine="0"/>
-              <w:jc w:val="center"/>
-              <w:rPr>
-                <w:color w:val="auto"/>
-              </w:rPr>
             </w:pPr>
             <w:r>
-              <w:rPr>
-                <w:rFonts w:eastAsia="Arial"/>
-                <w:color w:val="auto"/>
-                <w:sz w:val="17"/>
-              </w:rPr>
-              <w:t>0</w:t>
+              <w:t>Não executado</w:t>
             </w:r>
           </w:p>
         </w:tc>
@@ -3512,19 +3156,9 @@
           <w:p>
             <w:pPr>
               <w:spacing w:after="0"/>
-              <w:ind w:firstLine="0"/>
-              <w:jc w:val="center"/>
-              <w:rPr>
-                <w:color w:val="auto"/>
-              </w:rPr>
             </w:pPr>
             <w:r>
-              <w:rPr>
-                <w:rFonts w:eastAsia="Arial"/>
-                <w:color w:val="auto"/>
-                <w:sz w:val="17"/>
-              </w:rPr>
-              <w:t>0,00</w:t>
+              <w:t>Exigiria atribuir fonte sem documentação</w:t>
             </w:r>
           </w:p>
         </w:tc>
@@ -3543,19 +3177,9 @@
           <w:p>
             <w:pPr>
               <w:spacing w:after="0"/>
-              <w:ind w:firstLine="0"/>
-              <w:jc w:val="center"/>
-              <w:rPr>
-                <w:color w:val="auto"/>
-              </w:rPr>
             </w:pPr>
             <w:r>
-              <w:rPr>
-                <w:rFonts w:eastAsia="Arial"/>
-                <w:color w:val="auto"/>
-                <w:sz w:val="17"/>
-              </w:rPr>
-              <w:t>0</w:t>
+              <w:t>Não identificável</w:t>
             </w:r>
           </w:p>
         </w:tc>
@@ -3574,20 +3198,8 @@
           <w:p>
             <w:pPr>
               <w:spacing w:after="0"/>
-              <w:ind w:firstLine="0"/>
-              <w:jc w:val="center"/>
-              <w:rPr>
-                <w:color w:val="auto"/>
-              </w:rPr>
             </w:pPr>
-            <w:r>
-              <w:rPr>
-                <w:rFonts w:eastAsia="Arial"/>
-                <w:color w:val="auto"/>
-                <w:sz w:val="17"/>
-              </w:rPr>
-              <w:t>0,00</w:t>
-            </w:r>
+            <w:r/>
           </w:p>
         </w:tc>
       </w:tr>
@@ -3610,19 +3222,9 @@
           <w:p>
             <w:pPr>
               <w:spacing w:after="0"/>
-              <w:ind w:firstLine="0"/>
-              <w:jc w:val="left"/>
-              <w:rPr>
-                <w:color w:val="auto"/>
-              </w:rPr>
             </w:pPr>
             <w:r>
-              <w:rPr>
-                <w:rFonts w:eastAsia="Arial"/>
-                <w:color w:val="auto"/>
-                <w:sz w:val="17"/>
-              </w:rPr>
-              <w:t>Europe’s Most Wanted</w:t>
+              <w:t>Influência causal de fonte</w:t>
             </w:r>
           </w:p>
         </w:tc>
@@ -3640,19 +3242,9 @@
           <w:p>
             <w:pPr>
               <w:spacing w:after="0"/>
-              <w:ind w:firstLine="0"/>
-              <w:jc w:val="center"/>
-              <w:rPr>
-                <w:color w:val="auto"/>
-              </w:rPr>
             </w:pPr>
             <w:r>
-              <w:rPr>
-                <w:rFonts w:eastAsia="Arial"/>
-                <w:color w:val="auto"/>
-                <w:sz w:val="17"/>
-              </w:rPr>
-              <w:t>1</w:t>
+              <w:t>Não identificável</w:t>
             </w:r>
           </w:p>
         </w:tc>
@@ -3670,19 +3262,9 @@
           <w:p>
             <w:pPr>
               <w:spacing w:after="0"/>
-              <w:ind w:firstLine="0"/>
-              <w:jc w:val="center"/>
-              <w:rPr>
-                <w:color w:val="auto"/>
-              </w:rPr>
             </w:pPr>
             <w:r>
-              <w:rPr>
-                <w:rFonts w:eastAsia="Arial"/>
-                <w:color w:val="auto"/>
-                <w:sz w:val="17"/>
-              </w:rPr>
-              <w:t>0,73</w:t>
+              <w:t>Sem variável e sem denominadores institucionais</w:t>
             </w:r>
           </w:p>
         </w:tc>
@@ -3700,19 +3282,9 @@
           <w:p>
             <w:pPr>
               <w:spacing w:after="0"/>
-              <w:ind w:firstLine="0"/>
-              <w:jc w:val="center"/>
-              <w:rPr>
-                <w:color w:val="auto"/>
-              </w:rPr>
             </w:pPr>
             <w:r>
-              <w:rPr>
-                <w:rFonts w:eastAsia="Arial"/>
-                <w:color w:val="auto"/>
-                <w:sz w:val="17"/>
-              </w:rPr>
-              <w:t>0</w:t>
+              <w:t>Não alegado</w:t>
             </w:r>
           </w:p>
         </w:tc>
@@ -3730,573 +3302,56 @@
           <w:p>
             <w:pPr>
               <w:spacing w:after="0"/>
-              <w:ind w:firstLine="0"/>
-              <w:jc w:val="center"/>
-              <w:rPr>
-                <w:color w:val="auto"/>
-              </w:rPr>
             </w:pPr>
-            <w:r>
-              <w:rPr>
-                <w:rFonts w:eastAsia="Arial"/>
-                <w:color w:val="auto"/>
-                <w:sz w:val="17"/>
-              </w:rPr>
-              <w:t>0,00</w:t>
-            </w:r>
-          </w:p>
-        </w:tc>
-      </w:tr>
-      <w:tr>
-        <w:trPr>
-          <w:cantSplit/>
-          <w:jc w:val="center"/>
-        </w:trPr>
-        <w:tc>
-          <w:tcPr>
-            <w:tcW w:w="2494" w:type="dxa"/>
-            <w:shd w:val="clear" w:color="auto" w:fill="F3F6FA"/>
-            <w:tcMar>
-              <w:top w:w="80" w:type="dxa"/>
-              <w:left w:w="100" w:type="dxa"/>
-              <w:bottom w:w="80" w:type="dxa"/>
-              <w:right w:w="100" w:type="dxa"/>
-            </w:tcMar>
-            <w:vAlign w:val="center"/>
-          </w:tcPr>
-          <w:p>
-            <w:pPr>
-              <w:spacing w:after="0"/>
-              <w:ind w:firstLine="0"/>
-              <w:jc w:val="left"/>
-              <w:rPr>
-                <w:color w:val="auto"/>
-              </w:rPr>
-            </w:pPr>
-            <w:r>
-              <w:rPr>
-                <w:rFonts w:eastAsia="Arial"/>
-                <w:color w:val="auto"/>
-                <w:sz w:val="17"/>
-              </w:rPr>
-              <w:t>FBI</w:t>
-            </w:r>
-          </w:p>
-        </w:tc>
-        <w:tc>
-          <w:tcPr>
-            <w:tcW w:w="1701" w:type="dxa"/>
-            <w:shd w:val="clear" w:color="auto" w:fill="F3F6FA"/>
-            <w:tcMar>
-              <w:top w:w="80" w:type="dxa"/>
-              <w:left w:w="100" w:type="dxa"/>
-              <w:bottom w:w="80" w:type="dxa"/>
-              <w:right w:w="100" w:type="dxa"/>
-            </w:tcMar>
-            <w:vAlign w:val="center"/>
-          </w:tcPr>
-          <w:p>
-            <w:pPr>
-              <w:spacing w:after="0"/>
-              <w:ind w:firstLine="0"/>
-              <w:jc w:val="center"/>
-              <w:rPr>
-                <w:color w:val="auto"/>
-              </w:rPr>
-            </w:pPr>
-            <w:r>
-              <w:rPr>
-                <w:rFonts w:eastAsia="Arial"/>
-                <w:color w:val="auto"/>
-                <w:sz w:val="17"/>
-              </w:rPr>
-              <w:t>4</w:t>
-            </w:r>
-          </w:p>
-        </w:tc>
-        <w:tc>
-          <w:tcPr>
-            <w:tcW w:w="1757" w:type="dxa"/>
-            <w:shd w:val="clear" w:color="auto" w:fill="F3F6FA"/>
-            <w:tcMar>
-              <w:top w:w="80" w:type="dxa"/>
-              <w:left w:w="100" w:type="dxa"/>
-              <w:bottom w:w="80" w:type="dxa"/>
-              <w:right w:w="100" w:type="dxa"/>
-            </w:tcMar>
-            <w:vAlign w:val="center"/>
-          </w:tcPr>
-          <w:p>
-            <w:pPr>
-              <w:spacing w:after="0"/>
-              <w:ind w:firstLine="0"/>
-              <w:jc w:val="center"/>
-              <w:rPr>
-                <w:color w:val="auto"/>
-              </w:rPr>
-            </w:pPr>
-            <w:r>
-              <w:rPr>
-                <w:rFonts w:eastAsia="Arial"/>
-                <w:color w:val="auto"/>
-                <w:sz w:val="17"/>
-              </w:rPr>
-              <w:t>0,09</w:t>
-            </w:r>
-          </w:p>
-        </w:tc>
-        <w:tc>
-          <w:tcPr>
-            <w:tcW w:w="1587" w:type="dxa"/>
-            <w:shd w:val="clear" w:color="auto" w:fill="F3F6FA"/>
-            <w:tcMar>
-              <w:top w:w="80" w:type="dxa"/>
-              <w:left w:w="100" w:type="dxa"/>
-              <w:bottom w:w="80" w:type="dxa"/>
-              <w:right w:w="100" w:type="dxa"/>
-            </w:tcMar>
-            <w:vAlign w:val="center"/>
-          </w:tcPr>
-          <w:p>
-            <w:pPr>
-              <w:spacing w:after="0"/>
-              <w:ind w:firstLine="0"/>
-              <w:jc w:val="center"/>
-              <w:rPr>
-                <w:color w:val="auto"/>
-              </w:rPr>
-            </w:pPr>
-            <w:r>
-              <w:rPr>
-                <w:rFonts w:eastAsia="Arial"/>
-                <w:color w:val="auto"/>
-                <w:sz w:val="17"/>
-              </w:rPr>
-              <w:t>18</w:t>
-            </w:r>
-          </w:p>
-        </w:tc>
-        <w:tc>
-          <w:tcPr>
-            <w:tcW w:w="1701" w:type="dxa"/>
-            <w:shd w:val="clear" w:color="auto" w:fill="F3F6FA"/>
-            <w:tcMar>
-              <w:top w:w="80" w:type="dxa"/>
-              <w:left w:w="100" w:type="dxa"/>
-              <w:bottom w:w="80" w:type="dxa"/>
-              <w:right w:w="100" w:type="dxa"/>
-            </w:tcMar>
-            <w:vAlign w:val="center"/>
-          </w:tcPr>
-          <w:p>
-            <w:pPr>
-              <w:spacing w:after="0"/>
-              <w:ind w:firstLine="0"/>
-              <w:jc w:val="center"/>
-              <w:rPr>
-                <w:color w:val="auto"/>
-              </w:rPr>
-            </w:pPr>
-            <w:r>
-              <w:rPr>
-                <w:rFonts w:eastAsia="Arial"/>
-                <w:color w:val="auto"/>
-                <w:sz w:val="17"/>
-              </w:rPr>
-              <w:t>0,44</w:t>
-            </w:r>
-          </w:p>
-        </w:tc>
-      </w:tr>
-      <w:tr>
-        <w:trPr>
-          <w:cantSplit/>
-          <w:jc w:val="center"/>
-        </w:trPr>
-        <w:tc>
-          <w:tcPr>
-            <w:tcW w:w="2494" w:type="dxa"/>
-            <w:tcMar>
-              <w:top w:w="80" w:type="dxa"/>
-              <w:left w:w="100" w:type="dxa"/>
-              <w:bottom w:w="80" w:type="dxa"/>
-              <w:right w:w="100" w:type="dxa"/>
-            </w:tcMar>
-            <w:vAlign w:val="center"/>
-          </w:tcPr>
-          <w:p>
-            <w:pPr>
-              <w:spacing w:after="0"/>
-              <w:ind w:firstLine="0"/>
-              <w:jc w:val="left"/>
-              <w:rPr>
-                <w:color w:val="auto"/>
-              </w:rPr>
-            </w:pPr>
-            <w:r>
-              <w:rPr>
-                <w:rFonts w:eastAsia="Arial"/>
-                <w:color w:val="auto"/>
-                <w:sz w:val="17"/>
-              </w:rPr>
-              <w:t>Interpol</w:t>
-            </w:r>
-          </w:p>
-        </w:tc>
-        <w:tc>
-          <w:tcPr>
-            <w:tcW w:w="1701" w:type="dxa"/>
-            <w:tcMar>
-              <w:top w:w="80" w:type="dxa"/>
-              <w:left w:w="100" w:type="dxa"/>
-              <w:bottom w:w="80" w:type="dxa"/>
-              <w:right w:w="100" w:type="dxa"/>
-            </w:tcMar>
-            <w:vAlign w:val="center"/>
-          </w:tcPr>
-          <w:p>
-            <w:pPr>
-              <w:spacing w:after="0"/>
-              <w:ind w:firstLine="0"/>
-              <w:jc w:val="center"/>
-              <w:rPr>
-                <w:color w:val="auto"/>
-              </w:rPr>
-            </w:pPr>
-            <w:r>
-              <w:rPr>
-                <w:rFonts w:eastAsia="Arial"/>
-                <w:color w:val="auto"/>
-                <w:sz w:val="17"/>
-              </w:rPr>
-              <w:t>264</w:t>
-            </w:r>
-          </w:p>
-        </w:tc>
-        <w:tc>
-          <w:tcPr>
-            <w:tcW w:w="1757" w:type="dxa"/>
-            <w:tcMar>
-              <w:top w:w="80" w:type="dxa"/>
-              <w:left w:w="100" w:type="dxa"/>
-              <w:bottom w:w="80" w:type="dxa"/>
-              <w:right w:w="100" w:type="dxa"/>
-            </w:tcMar>
-            <w:vAlign w:val="center"/>
-          </w:tcPr>
-          <w:p>
-            <w:pPr>
-              <w:spacing w:after="0"/>
-              <w:ind w:firstLine="0"/>
-              <w:jc w:val="center"/>
-              <w:rPr>
-                <w:color w:val="auto"/>
-              </w:rPr>
-            </w:pPr>
-            <w:r>
-              <w:rPr>
-                <w:rFonts w:eastAsia="Arial"/>
-                <w:color w:val="auto"/>
-                <w:sz w:val="17"/>
-              </w:rPr>
-              <w:t>1,33</w:t>
-            </w:r>
-          </w:p>
-        </w:tc>
-        <w:tc>
-          <w:tcPr>
-            <w:tcW w:w="1587" w:type="dxa"/>
-            <w:tcMar>
-              <w:top w:w="80" w:type="dxa"/>
-              <w:left w:w="100" w:type="dxa"/>
-              <w:bottom w:w="80" w:type="dxa"/>
-              <w:right w:w="100" w:type="dxa"/>
-            </w:tcMar>
-            <w:vAlign w:val="center"/>
-          </w:tcPr>
-          <w:p>
-            <w:pPr>
-              <w:spacing w:after="0"/>
-              <w:ind w:firstLine="0"/>
-              <w:jc w:val="center"/>
-              <w:rPr>
-                <w:color w:val="auto"/>
-              </w:rPr>
-            </w:pPr>
-            <w:r>
-              <w:rPr>
-                <w:rFonts w:eastAsia="Arial"/>
-                <w:color w:val="auto"/>
-                <w:sz w:val="17"/>
-              </w:rPr>
-              <w:t>204</w:t>
-            </w:r>
-          </w:p>
-        </w:tc>
-        <w:tc>
-          <w:tcPr>
-            <w:tcW w:w="1701" w:type="dxa"/>
-            <w:tcMar>
-              <w:top w:w="80" w:type="dxa"/>
-              <w:left w:w="100" w:type="dxa"/>
-              <w:bottom w:w="80" w:type="dxa"/>
-              <w:right w:w="100" w:type="dxa"/>
-            </w:tcMar>
-            <w:vAlign w:val="center"/>
-          </w:tcPr>
-          <w:p>
-            <w:pPr>
-              <w:spacing w:after="0"/>
-              <w:ind w:firstLine="0"/>
-              <w:jc w:val="center"/>
-              <w:rPr>
-                <w:color w:val="auto"/>
-              </w:rPr>
-            </w:pPr>
-            <w:r>
-              <w:rPr>
-                <w:rFonts w:eastAsia="Arial"/>
-                <w:color w:val="auto"/>
-                <w:sz w:val="17"/>
-              </w:rPr>
-              <w:t>1,17</w:t>
-            </w:r>
-          </w:p>
-        </w:tc>
-      </w:tr>
-      <w:tr>
-        <w:trPr>
-          <w:cantSplit/>
-          <w:jc w:val="center"/>
-        </w:trPr>
-        <w:tc>
-          <w:tcPr>
-            <w:tcW w:w="2494" w:type="dxa"/>
-            <w:shd w:val="clear" w:color="auto" w:fill="F3F6FA"/>
-            <w:tcMar>
-              <w:top w:w="80" w:type="dxa"/>
-              <w:left w:w="100" w:type="dxa"/>
-              <w:bottom w:w="80" w:type="dxa"/>
-              <w:right w:w="100" w:type="dxa"/>
-            </w:tcMar>
-            <w:vAlign w:val="center"/>
-          </w:tcPr>
-          <w:p>
-            <w:pPr>
-              <w:spacing w:after="0"/>
-              <w:ind w:firstLine="0"/>
-              <w:jc w:val="left"/>
-              <w:rPr>
-                <w:color w:val="auto"/>
-              </w:rPr>
-            </w:pPr>
-            <w:r>
-              <w:rPr>
-                <w:rFonts w:eastAsia="Arial"/>
-                <w:color w:val="auto"/>
-                <w:sz w:val="17"/>
-              </w:rPr>
-              <w:t>Projeto Captura</w:t>
-            </w:r>
-          </w:p>
-        </w:tc>
-        <w:tc>
-          <w:tcPr>
-            <w:tcW w:w="1701" w:type="dxa"/>
-            <w:shd w:val="clear" w:color="auto" w:fill="F3F6FA"/>
-            <w:tcMar>
-              <w:top w:w="80" w:type="dxa"/>
-              <w:left w:w="100" w:type="dxa"/>
-              <w:bottom w:w="80" w:type="dxa"/>
-              <w:right w:w="100" w:type="dxa"/>
-            </w:tcMar>
-            <w:vAlign w:val="center"/>
-          </w:tcPr>
-          <w:p>
-            <w:pPr>
-              <w:spacing w:after="0"/>
-              <w:ind w:firstLine="0"/>
-              <w:jc w:val="center"/>
-              <w:rPr>
-                <w:color w:val="auto"/>
-              </w:rPr>
-            </w:pPr>
-            <w:r>
-              <w:rPr>
-                <w:rFonts w:eastAsia="Arial"/>
-                <w:color w:val="auto"/>
-                <w:sz w:val="17"/>
-              </w:rPr>
-              <w:t>0</w:t>
-            </w:r>
-          </w:p>
-        </w:tc>
-        <w:tc>
-          <w:tcPr>
-            <w:tcW w:w="1757" w:type="dxa"/>
-            <w:shd w:val="clear" w:color="auto" w:fill="F3F6FA"/>
-            <w:tcMar>
-              <w:top w:w="80" w:type="dxa"/>
-              <w:left w:w="100" w:type="dxa"/>
-              <w:bottom w:w="80" w:type="dxa"/>
-              <w:right w:w="100" w:type="dxa"/>
-            </w:tcMar>
-            <w:vAlign w:val="center"/>
-          </w:tcPr>
-          <w:p>
-            <w:pPr>
-              <w:spacing w:after="0"/>
-              <w:ind w:firstLine="0"/>
-              <w:jc w:val="center"/>
-              <w:rPr>
-                <w:color w:val="auto"/>
-              </w:rPr>
-            </w:pPr>
-            <w:r>
-              <w:rPr>
-                <w:rFonts w:eastAsia="Arial"/>
-                <w:color w:val="auto"/>
-                <w:sz w:val="17"/>
-              </w:rPr>
-              <w:t>0,00</w:t>
-            </w:r>
-          </w:p>
-        </w:tc>
-        <w:tc>
-          <w:tcPr>
-            <w:tcW w:w="1587" w:type="dxa"/>
-            <w:shd w:val="clear" w:color="auto" w:fill="F3F6FA"/>
-            <w:tcMar>
-              <w:top w:w="80" w:type="dxa"/>
-              <w:left w:w="100" w:type="dxa"/>
-              <w:bottom w:w="80" w:type="dxa"/>
-              <w:right w:w="100" w:type="dxa"/>
-            </w:tcMar>
-            <w:vAlign w:val="center"/>
-          </w:tcPr>
-          <w:p>
-            <w:pPr>
-              <w:spacing w:after="0"/>
-              <w:ind w:firstLine="0"/>
-              <w:jc w:val="center"/>
-              <w:rPr>
-                <w:color w:val="auto"/>
-              </w:rPr>
-            </w:pPr>
-            <w:r>
-              <w:rPr>
-                <w:rFonts w:eastAsia="Arial"/>
-                <w:color w:val="auto"/>
-                <w:sz w:val="17"/>
-              </w:rPr>
-              <w:t>0</w:t>
-            </w:r>
-          </w:p>
-        </w:tc>
-        <w:tc>
-          <w:tcPr>
-            <w:tcW w:w="1701" w:type="dxa"/>
-            <w:shd w:val="clear" w:color="auto" w:fill="F3F6FA"/>
-            <w:tcMar>
-              <w:top w:w="80" w:type="dxa"/>
-              <w:left w:w="100" w:type="dxa"/>
-              <w:bottom w:w="80" w:type="dxa"/>
-              <w:right w:w="100" w:type="dxa"/>
-            </w:tcMar>
-            <w:vAlign w:val="center"/>
-          </w:tcPr>
-          <w:p>
-            <w:pPr>
-              <w:spacing w:after="0"/>
-              <w:ind w:firstLine="0"/>
-              <w:jc w:val="center"/>
-              <w:rPr>
-                <w:color w:val="auto"/>
-              </w:rPr>
-            </w:pPr>
-            <w:r>
-              <w:rPr>
-                <w:rFonts w:eastAsia="Arial"/>
-                <w:color w:val="auto"/>
-                <w:sz w:val="17"/>
-              </w:rPr>
-              <w:t>0,00</w:t>
-            </w:r>
+            <w:r/>
           </w:p>
         </w:tc>
       </w:tr>
     </w:tbl>
     <w:p>
       <w:pPr>
-        <w:spacing w:before="60" w:after="120"/>
-        <w:ind w:firstLine="0"/>
+        <w:keepNext w:val="0"/>
         <w:rPr>
           <w:color w:val="auto"/>
         </w:rPr>
       </w:pPr>
       <w:r>
-        <w:t>Razão de enriquecimento = proporção da fonte no alvo / proporção da fonte no conjunto válido. O conjunto válido contém 9.374 linhas com fonte atribuída; 210 linhas permaneceram sem fonte resolvida. Os alvos arquivado e contemporâneo somam, respectivamente, 269 e 237 registros nas categorias apresentadas. Valores acima de 1 indicam sobrerrepresentação exclusivamente descritiva e podem ser instáveis em fontes com baixa contagem.</w:t>
+        <w:t>Não é reportada AUC de previsibilidade por fonte ou variáveis técnicas como resultado final. Os valores anteriores dependiam de uma atribuição de fonte que não constitui campo documentado no manifesto auditado; mantê-los sugeriria uma precisão que os artefatos disponíveis não sustentam.</w:t>
       </w:r>
     </w:p>
     <w:p>
       <w:pPr>
+        <w:pStyle w:val="Heading2"/>
+        <w:keepNext/>
         <w:rPr>
           <w:color w:val="auto"/>
         </w:rPr>
       </w:pPr>
       <w:r>
-        <w:t>Fonte e variáveis técnicas predisseram o pertencimento ao cluster-alvo contemporâneo com AUC fora da amostra de 0,648. Separadamente, fonte alcançou 0,562 e qualidade/variáveis técnicas, 0,619. Trata-se de capacidade discriminativa modesta: o alvo carrega estrutura mensurável de proveniência e qualidade, mas os resultados não estabelecem que a fonte cause o agrupamento nem que a dependência seja racial.</w:t>
+        <w:t>3.3 Estados históricos e reprodução não controlável</w:t>
       </w:r>
     </w:p>
     <w:p>
       <w:pPr>
-        <w:pStyle w:val="Heading2"/>
+        <w:keepNext w:val="0"/>
         <w:rPr>
           <w:color w:val="auto"/>
         </w:rPr>
       </w:pPr>
       <w:r>
+        <w:t>Métricas históricas de ARI, NMI, pareamento húngaro e Jaccard aparecem em versões anteriores do manuscrito, mas não puderam ser reproduzidas de modo controlado nesta revisão. Faltam o estado histórico de agrupamento, a regra documentada de seleção do alvo e informações suficientes sobre o ambiente e os pesos de extração. Portanto, esses números são removidos como resultados finais e registrados no inventário como não reproduzidos.</w:t>
+      </w:r>
+    </w:p>
+    <w:p>
+      <w:pPr>
+        <w:pStyle w:val="Caption"/>
+        <w:keepNext/>
         <w:rPr>
           <w:color w:val="auto"/>
         </w:rPr>
-        <w:t>3.3 Comparação formal dos artefatos</w:t>
-      </w:r>
-    </w:p>
-    <w:p>
-      <w:pPr>
-        <w:rPr>
-          <w:color w:val="auto"/>
-        </w:rPr>
       </w:pPr>
       <w:r>
-        <w:rPr>
-          <w:rFonts w:eastAsia="Arial"/>
-          <w:color w:val="auto"/>
-        </w:rPr>
-        <w:t xml:space="preserve">O artefato arquivado continha 9,472 embeddings válidos e escolhia o cluster 40 como alvo; o corrente continha 9,482 e escolhia o cluster 30. Em 9,455 caminhos comuns, ARI=0,054, NMI=0,245 e a proporção máxima de itens alinhados pelo pareamento húngaro foi 13,9%. O cluster antigo teve </w:t>
-      </w:r>
-      <w:r>
-        <w:rPr>
-          <w:rFonts w:eastAsia="Arial"/>
-          <w:color w:val="auto"/>
-        </w:rPr>
-        <w:lastRenderedPageBreak/>
-        <w:t>como melhor correspondente o cluster 58, com 105 itens em comum e Jaccard=0,224; o Jaccard com o alvo efetivamente selecionado na versão corrente foi 0,000.</w:t>
-      </w:r>
-    </w:p>
-    <w:p>
-      <w:pPr>
-        <w:pStyle w:val="Caption"/>
-        <w:rPr>
-          <w:color w:val="auto"/>
-        </w:rPr>
-      </w:pPr>
-      <w:r>
-        <w:rPr>
-          <w:rFonts w:eastAsia="Arial"/>
-          <w:color w:val="auto"/>
-        </w:rPr>
-        <w:t>Tabela 5 — Concordância entre partições arquivada e contemporânea</w:t>
+        <w:t>Tabela 5 — Sensibilidades da partição e do cluster-alvo</w:t>
       </w:r>
     </w:p>
     <w:tbl>
@@ -4331,20 +3386,10 @@
           </w:tcPr>
           <w:p>
             <w:pPr>
-              <w:ind w:firstLine="0"/>
-              <w:jc w:val="center"/>
-              <w:rPr>
-                <w:color w:val="auto"/>
-              </w:rPr>
+              <w:spacing w:after="0"/>
             </w:pPr>
             <w:r>
-              <w:rPr>
-                <w:rFonts w:eastAsia="Arial"/>
-                <w:b/>
-                <w:color w:val="auto"/>
-                <w:sz w:val="17"/>
-              </w:rPr>
-              <w:t>Medida</w:t>
+              <w:t>Alteração</w:t>
             </w:r>
           </w:p>
         </w:tc>
@@ -4362,20 +3407,10 @@
           </w:tcPr>
           <w:p>
             <w:pPr>
-              <w:ind w:firstLine="0"/>
-              <w:jc w:val="center"/>
-              <w:rPr>
-                <w:color w:val="auto"/>
-              </w:rPr>
+              <w:spacing w:after="0"/>
             </w:pPr>
             <w:r>
-              <w:rPr>
-                <w:rFonts w:eastAsia="Arial"/>
-                <w:b/>
-                <w:color w:val="auto"/>
-                <w:sz w:val="17"/>
-              </w:rPr>
-              <w:t>Valor</w:t>
+              <w:t>ARI vs. referência</w:t>
             </w:r>
           </w:p>
         </w:tc>
@@ -4393,20 +3428,20 @@
           </w:tcPr>
           <w:p>
             <w:pPr>
-              <w:ind w:firstLine="0"/>
-              <w:jc w:val="center"/>
-              <w:rPr>
-                <w:color w:val="auto"/>
-              </w:rPr>
+              <w:spacing w:after="0"/>
             </w:pPr>
             <w:r>
-              <w:rPr>
-                <w:rFonts w:eastAsia="Arial"/>
-                <w:b/>
-                <w:color w:val="auto"/>
-                <w:sz w:val="17"/>
-              </w:rPr>
-              <w:t>Interpretação no desenho</w:t>
+              <w:t>Jaccard do alvo</w:t>
+            </w:r>
+          </w:p>
+        </w:tc>
+        <w:tc>
+          <w:p>
+            <w:pPr>
+              <w:spacing w:after="0"/>
+            </w:pPr>
+            <w:r>
+              <w:t>Classificação</w:t>
             </w:r>
           </w:p>
         </w:tc>
@@ -4430,19 +3465,9 @@
           <w:p>
             <w:pPr>
               <w:spacing w:after="0"/>
-              <w:ind w:firstLine="0"/>
-              <w:jc w:val="left"/>
-              <w:rPr>
-                <w:color w:val="auto"/>
-              </w:rPr>
             </w:pPr>
             <w:r>
-              <w:rPr>
-                <w:rFonts w:eastAsia="Arial"/>
-                <w:color w:val="auto"/>
-                <w:sz w:val="17"/>
-              </w:rPr>
-              <w:t>ARI global</w:t>
+              <w:t>Ordem aleatória</w:t>
             </w:r>
           </w:p>
         </w:tc>
@@ -4460,19 +3485,9 @@
           <w:p>
             <w:pPr>
               <w:spacing w:after="0"/>
-              <w:ind w:firstLine="0"/>
-              <w:jc w:val="center"/>
-              <w:rPr>
-                <w:color w:val="auto"/>
-              </w:rPr>
             </w:pPr>
             <w:r>
-              <w:rPr>
-                <w:rFonts w:eastAsia="Arial"/>
-                <w:color w:val="auto"/>
-                <w:sz w:val="17"/>
-              </w:rPr>
-              <w:t>0,054</w:t>
+              <w:t>0,092</w:t>
             </w:r>
           </w:p>
         </w:tc>
@@ -4490,19 +3505,19 @@
           <w:p>
             <w:pPr>
               <w:spacing w:after="0"/>
-              <w:ind w:firstLine="0"/>
-              <w:jc w:val="center"/>
-              <w:rPr>
-                <w:color w:val="auto"/>
-              </w:rPr>
             </w:pPr>
             <w:r>
-              <w:rPr>
-                <w:rFonts w:eastAsia="Arial"/>
-                <w:color w:val="auto"/>
-                <w:sz w:val="17"/>
-              </w:rPr>
-              <w:t>Baixa concordância corrigida ao acaso</w:t>
+              <w:t>0,007</w:t>
+            </w:r>
+          </w:p>
+        </w:tc>
+        <w:tc>
+          <w:p>
+            <w:pPr>
+              <w:spacing w:after="0"/>
+            </w:pPr>
+            <w:r>
+              <w:t>Sensibilidade</w:t>
             </w:r>
           </w:p>
         </w:tc>
@@ -4527,19 +3542,9 @@
           <w:p>
             <w:pPr>
               <w:spacing w:after="0"/>
-              <w:ind w:firstLine="0"/>
-              <w:jc w:val="left"/>
-              <w:rPr>
-                <w:color w:val="auto"/>
-              </w:rPr>
             </w:pPr>
             <w:r>
-              <w:rPr>
-                <w:rFonts w:eastAsia="Arial"/>
-                <w:color w:val="auto"/>
-                <w:sz w:val="17"/>
-              </w:rPr>
-              <w:t>NMI global</w:t>
+              <w:t>Ordem por record_id com hash</w:t>
             </w:r>
           </w:p>
         </w:tc>
@@ -4558,19 +3563,9 @@
           <w:p>
             <w:pPr>
               <w:spacing w:after="0"/>
-              <w:ind w:firstLine="0"/>
-              <w:jc w:val="center"/>
-              <w:rPr>
-                <w:color w:val="auto"/>
-              </w:rPr>
             </w:pPr>
             <w:r>
-              <w:rPr>
-                <w:rFonts w:eastAsia="Arial"/>
-                <w:color w:val="auto"/>
-                <w:sz w:val="17"/>
-              </w:rPr>
-              <w:t>0,245</w:t>
+              <w:t>0,113</w:t>
             </w:r>
           </w:p>
         </w:tc>
@@ -4589,19 +3584,19 @@
           <w:p>
             <w:pPr>
               <w:spacing w:after="0"/>
-              <w:ind w:firstLine="0"/>
-              <w:jc w:val="center"/>
-              <w:rPr>
-                <w:color w:val="auto"/>
-              </w:rPr>
             </w:pPr>
             <w:r>
-              <w:rPr>
-                <w:rFonts w:eastAsia="Arial"/>
-                <w:color w:val="auto"/>
-                <w:sz w:val="17"/>
-              </w:rPr>
-              <w:t>Baixa informação compartilhada</w:t>
+              <w:t>0,001</w:t>
+            </w:r>
+          </w:p>
+        </w:tc>
+        <w:tc>
+          <w:p>
+            <w:pPr>
+              <w:spacing w:after="0"/>
+            </w:pPr>
+            <w:r>
+              <w:t>Sensibilidade</w:t>
             </w:r>
           </w:p>
         </w:tc>
@@ -4625,19 +3620,9 @@
           <w:p>
             <w:pPr>
               <w:spacing w:after="0"/>
-              <w:ind w:firstLine="0"/>
-              <w:jc w:val="left"/>
-              <w:rPr>
-                <w:color w:val="auto"/>
-              </w:rPr>
             </w:pPr>
             <w:r>
-              <w:rPr>
-                <w:rFonts w:eastAsia="Arial"/>
-                <w:color w:val="auto"/>
-                <w:sz w:val="17"/>
-              </w:rPr>
-              <w:t>Pareamento húngaro</w:t>
+              <w:t>Ordem reversa</w:t>
             </w:r>
           </w:p>
         </w:tc>
@@ -4655,19 +3640,9 @@
           <w:p>
             <w:pPr>
               <w:spacing w:after="0"/>
-              <w:ind w:firstLine="0"/>
-              <w:jc w:val="center"/>
-              <w:rPr>
-                <w:color w:val="auto"/>
-              </w:rPr>
             </w:pPr>
             <w:r>
-              <w:rPr>
-                <w:rFonts w:eastAsia="Arial"/>
-                <w:color w:val="auto"/>
-                <w:sz w:val="17"/>
-              </w:rPr>
-              <w:t>13,9%</w:t>
+              <w:t>0,113</w:t>
             </w:r>
           </w:p>
         </w:tc>
@@ -4685,19 +3660,19 @@
           <w:p>
             <w:pPr>
               <w:spacing w:after="0"/>
-              <w:ind w:firstLine="0"/>
-              <w:jc w:val="center"/>
-              <w:rPr>
-                <w:color w:val="auto"/>
-              </w:rPr>
             </w:pPr>
             <w:r>
-              <w:rPr>
-                <w:rFonts w:eastAsia="Arial"/>
-                <w:color w:val="auto"/>
-                <w:sz w:val="17"/>
-              </w:rPr>
-              <w:t>Parcela máxima alinhável entre rótulos permutados</w:t>
+              <w:t>0,001</w:t>
+            </w:r>
+          </w:p>
+        </w:tc>
+        <w:tc>
+          <w:p>
+            <w:pPr>
+              <w:spacing w:after="0"/>
+            </w:pPr>
+            <w:r>
+              <w:t>Sensibilidade</w:t>
             </w:r>
           </w:p>
         </w:tc>
@@ -4722,19 +3697,9 @@
           <w:p>
             <w:pPr>
               <w:spacing w:after="0"/>
-              <w:ind w:firstLine="0"/>
-              <w:jc w:val="left"/>
-              <w:rPr>
-                <w:color w:val="auto"/>
-              </w:rPr>
             </w:pPr>
             <w:r>
-              <w:rPr>
-                <w:rFonts w:eastAsia="Arial"/>
-                <w:color w:val="auto"/>
-                <w:sz w:val="17"/>
-              </w:rPr>
-              <w:t>Jaccard do melhor alvo correspondente</w:t>
+              <w:t>batch_size=256</w:t>
             </w:r>
           </w:p>
         </w:tc>
@@ -4753,19 +3718,9 @@
           <w:p>
             <w:pPr>
               <w:spacing w:after="0"/>
-              <w:ind w:firstLine="0"/>
-              <w:jc w:val="center"/>
-              <w:rPr>
-                <w:color w:val="auto"/>
-              </w:rPr>
             </w:pPr>
             <w:r>
-              <w:rPr>
-                <w:rFonts w:eastAsia="Arial"/>
-                <w:color w:val="auto"/>
-                <w:sz w:val="17"/>
-              </w:rPr>
-              <w:t>0,224</w:t>
+              <w:t>0,086</w:t>
             </w:r>
           </w:p>
         </w:tc>
@@ -4784,19 +3739,19 @@
           <w:p>
             <w:pPr>
               <w:spacing w:after="0"/>
-              <w:ind w:firstLine="0"/>
-              <w:jc w:val="center"/>
-              <w:rPr>
-                <w:color w:val="auto"/>
-              </w:rPr>
             </w:pPr>
             <w:r>
-              <w:rPr>
-                <w:rFonts w:eastAsia="Arial"/>
-                <w:color w:val="auto"/>
-                <w:sz w:val="17"/>
-              </w:rPr>
-              <w:t>Sobreposição parcial do conjunto-alvo</w:t>
+              <w:t>0,071</w:t>
+            </w:r>
+          </w:p>
+        </w:tc>
+        <w:tc>
+          <w:p>
+            <w:pPr>
+              <w:spacing w:after="0"/>
+            </w:pPr>
+            <w:r>
+              <w:t>Sensibilidade</w:t>
             </w:r>
           </w:p>
         </w:tc>
@@ -4820,19 +3775,9 @@
           <w:p>
             <w:pPr>
               <w:spacing w:after="0"/>
-              <w:ind w:firstLine="0"/>
-              <w:jc w:val="left"/>
-              <w:rPr>
-                <w:color w:val="auto"/>
-              </w:rPr>
             </w:pPr>
             <w:r>
-              <w:rPr>
-                <w:rFonts w:eastAsia="Arial"/>
-                <w:color w:val="auto"/>
-                <w:sz w:val="17"/>
-              </w:rPr>
-              <w:t>Jaccard com o alvo corrente</w:t>
+              <w:t>batch_size=512</w:t>
             </w:r>
           </w:p>
         </w:tc>
@@ -4850,19 +3795,9 @@
           <w:p>
             <w:pPr>
               <w:spacing w:after="0"/>
-              <w:ind w:firstLine="0"/>
-              <w:jc w:val="center"/>
-              <w:rPr>
-                <w:color w:val="auto"/>
-              </w:rPr>
             </w:pPr>
             <w:r>
-              <w:rPr>
-                <w:rFonts w:eastAsia="Arial"/>
-                <w:color w:val="auto"/>
-                <w:sz w:val="17"/>
-              </w:rPr>
-              <w:t>0,000</w:t>
+              <w:t>0,092</w:t>
             </w:r>
           </w:p>
         </w:tc>
@@ -4880,19 +3815,172 @@
           <w:p>
             <w:pPr>
               <w:spacing w:after="0"/>
-              <w:ind w:firstLine="0"/>
-              <w:jc w:val="center"/>
-              <w:rPr>
-                <w:color w:val="auto"/>
-              </w:rPr>
             </w:pPr>
             <w:r>
-              <w:rPr>
-                <w:rFonts w:eastAsia="Arial"/>
-                <w:color w:val="auto"/>
-                <w:sz w:val="17"/>
-              </w:rPr>
-              <w:t>Alvos selecionados disjuntos</w:t>
+              <w:t>0,124</w:t>
+            </w:r>
+          </w:p>
+        </w:tc>
+        <w:tc>
+          <w:p>
+            <w:pPr>
+              <w:spacing w:after="0"/>
+            </w:pPr>
+            <w:r>
+              <w:t>Sensibilidade</w:t>
+            </w:r>
+          </w:p>
+        </w:tc>
+      </w:tr>
+      <w:tr>
+        <w:tc>
+          <w:tcPr>
+            <w:tcW w:type="dxa" w:w="2835"/>
+          </w:tcPr>
+          <w:p>
+            <w:pPr>
+              <w:spacing w:after="0"/>
+            </w:pPr>
+            <w:r>
+              <w:t>batch_size=2048</w:t>
+            </w:r>
+          </w:p>
+        </w:tc>
+        <w:tc>
+          <w:tcPr>
+            <w:tcW w:type="dxa" w:w="1587"/>
+          </w:tcPr>
+          <w:p>
+            <w:pPr>
+              <w:spacing w:after="0"/>
+            </w:pPr>
+            <w:r>
+              <w:t>0,087</w:t>
+            </w:r>
+          </w:p>
+        </w:tc>
+        <w:tc>
+          <w:tcPr>
+            <w:tcW w:type="dxa" w:w="4706"/>
+          </w:tcPr>
+          <w:p>
+            <w:pPr>
+              <w:spacing w:after="0"/>
+            </w:pPr>
+            <w:r>
+              <w:t>0,000</w:t>
+            </w:r>
+          </w:p>
+        </w:tc>
+        <w:tc>
+          <w:p>
+            <w:pPr>
+              <w:spacing w:after="0"/>
+            </w:pPr>
+            <w:r>
+              <w:t>Sensibilidade</w:t>
+            </w:r>
+          </w:p>
+        </w:tc>
+      </w:tr>
+      <w:tr>
+        <w:tc>
+          <w:tcPr>
+            <w:tcW w:type="dxa" w:w="2835"/>
+          </w:tcPr>
+          <w:p>
+            <w:pPr>
+              <w:spacing w:after="0"/>
+            </w:pPr>
+            <w:r>
+              <w:t>batch_size=4096</w:t>
+            </w:r>
+          </w:p>
+        </w:tc>
+        <w:tc>
+          <w:tcPr>
+            <w:tcW w:type="dxa" w:w="1587"/>
+          </w:tcPr>
+          <w:p>
+            <w:pPr>
+              <w:spacing w:after="0"/>
+            </w:pPr>
+            <w:r>
+              <w:t>0,072</w:t>
+            </w:r>
+          </w:p>
+        </w:tc>
+        <w:tc>
+          <w:tcPr>
+            <w:tcW w:type="dxa" w:w="4706"/>
+          </w:tcPr>
+          <w:p>
+            <w:pPr>
+              <w:spacing w:after="0"/>
+            </w:pPr>
+            <w:r>
+              <w:t>0,001</w:t>
+            </w:r>
+          </w:p>
+        </w:tc>
+        <w:tc>
+          <w:p>
+            <w:pPr>
+              <w:spacing w:after="0"/>
+            </w:pPr>
+            <w:r>
+              <w:t>Sensibilidade</w:t>
+            </w:r>
+          </w:p>
+        </w:tc>
+      </w:tr>
+      <w:tr>
+        <w:tc>
+          <w:tcPr>
+            <w:tcW w:type="dxa" w:w="2835"/>
+          </w:tcPr>
+          <w:p>
+            <w:pPr>
+              <w:spacing w:after="0"/>
+            </w:pPr>
+            <w:r>
+              <w:t>PCA-64</w:t>
+            </w:r>
+          </w:p>
+        </w:tc>
+        <w:tc>
+          <w:tcPr>
+            <w:tcW w:type="dxa" w:w="1587"/>
+          </w:tcPr>
+          <w:p>
+            <w:pPr>
+              <w:spacing w:after="0"/>
+            </w:pPr>
+            <w:r>
+              <w:t>0,109</w:t>
+            </w:r>
+          </w:p>
+        </w:tc>
+        <w:tc>
+          <w:tcPr>
+            <w:tcW w:type="dxa" w:w="4706"/>
+          </w:tcPr>
+          <w:p>
+            <w:pPr>
+              <w:spacing w:after="0"/>
+            </w:pPr>
+            <w:r>
+              <w:t>0,000</w:t>
+            </w:r>
+          </w:p>
+        </w:tc>
+        <w:tc>
+          <w:p>
+            <w:pPr>
+              <w:spacing w:after="0"/>
+            </w:pPr>
+            <w:r>
+              <w:t>Sensibilidade</w:t>
             </w:r>
           </w:p>
         </w:tc>
@@ -4900,6 +3988,7 @@
     </w:tbl>
     <w:p>
       <w:pPr>
+        <w:keepNext w:val="0"/>
         <w:spacing w:before="60" w:after="120"/>
         <w:ind w:firstLine="0"/>
         <w:rPr>
@@ -4907,126 +3996,54 @@
         </w:rPr>
       </w:pPr>
       <w:r>
-        <w:t>A comparação formal demonstra baixa concordância entre os estados preservados, sem permitir decompor a contribuição de pesos, dados, ambiente e agrupamento. O cosseno entre centroides é apenas descritivo porque os hashes dos pesos da extração arquivada não foram preservados.</w:t>
+        <w:t>A comparação entre estados preservados permanece uma hipótese metodologicamente relevante, mas não é tratada como evidência final de divergência histórica enquanto não houver estado histórico completo e verificável. A revisão não seleciona retrospectivamente as métricas mais favoráveis disponíveis.</w:t>
       </w:r>
     </w:p>
     <w:p>
       <w:pPr>
         <w:pStyle w:val="Heading2"/>
+        <w:keepNext/>
         <w:rPr>
           <w:color w:val="auto"/>
         </w:rPr>
       </w:pPr>
       <w:r>
+        <w:t>3.4 Sensibilidades computacionais da partição</w:t>
+      </w:r>
+    </w:p>
+    <w:p>
+      <w:pPr>
+        <w:keepNext w:val="0"/>
         <w:rPr>
           <w:color w:val="auto"/>
         </w:rPr>
-        <w:t>3.4 Estabilidade em múltiplas sementes</w:t>
+      </w:pPr>
+      <w:r>
+        <w:t>A estabilidade foi diretamente testada por sensibilidades controladas. Ao alterar a ordem dos registros, ARIs contra o método de referência ficaram entre 0,092 e 0,113, e o Jaccard do alvo variou de 0,001 a 0,007. Ao alterar batch_size, os ARIs ficaram entre 0,072 e 0,092 fora do valor de referência, e o Jaccard atingiu 0,000 em batch_size=2048. A representação PCA-64 obteve ARI=0,109 e Jaccard do alvo=0,000 contra a referência L2-normalizada. Esses resultados qualificam fortemente qualquer alegação de estabilidade; são sensibilidades condicionais aos registros observados, não incerteza populacional.</w:t>
       </w:r>
     </w:p>
     <w:p>
       <w:pPr>
+        <w:pStyle w:val="Heading2"/>
+        <w:keepNext/>
         <w:rPr>
           <w:color w:val="auto"/>
         </w:rPr>
       </w:pPr>
       <w:r>
-        <w:t>Contra a semente 42, o ARI global das dez execuções teve mediana 0,082 e intervalo observado de 0,073–0,091; a NMI mediana foi 0,283. Para o alvo de referência, o Jaccard do melhor correspondente variou de 0,263 a 0,543, mediana 0,428. O cluster que melhor correspondia ao alvo foi também o selecionado pela heurística em 6 de 10 execuções. Portanto, a mudança 40→30 não é usada isoladamente como prova: há evidência de sensibilidade à inicialização, ainda exploratória, que deve ser complementada por mais sementes e por análise de sensibilidade a k.</w:t>
+        <w:t>3.5 Circularidade e avaliação cross-fitted</w:t>
       </w:r>
     </w:p>
     <w:p>
       <w:pPr>
-        <w:ind w:firstLine="0"/>
-        <w:jc w:val="center"/>
+        <w:pStyle w:val="Caption"/>
+        <w:keepNext/>
         <w:rPr>
           <w:color w:val="auto"/>
         </w:rPr>
       </w:pPr>
       <w:r>
-        <w:rPr>
-          <w:noProof/>
-          <w:color w:val="auto"/>
-        </w:rPr>
-        <w:drawing>
-          <wp:inline distT="0" distB="0" distL="0" distR="0" wp14:anchorId="7968598F" wp14:editId="3340C8FF">
-            <wp:extent cx="5868000" cy="2472496"/>
-            <wp:effectExtent l="0" t="0" r="0" b="0"/>
-            <wp:docPr id="4" name="Picture 4" descr="À esquerda, matriz de contingência entre partições arquivada e atual. À direita, barras de Jaccard do melhor correspondente e pontos do alvo selecionado em dez sementes."/>
-            <wp:cNvGraphicFramePr>
-              <a:graphicFrameLocks xmlns:a="http://schemas.openxmlformats.org/drawingml/2006/main" noChangeAspect="1"/>
-            </wp:cNvGraphicFramePr>
-            <a:graphic xmlns:a="http://schemas.openxmlformats.org/drawingml/2006/main">
-              <a:graphicData uri="http://schemas.openxmlformats.org/drawingml/2006/picture">
-                <pic:pic xmlns:pic="http://schemas.openxmlformats.org/drawingml/2006/picture">
-                  <pic:nvPicPr>
-                    <pic:cNvPr id="0" name="partition_stability.png"/>
-                    <pic:cNvPicPr/>
-                  </pic:nvPicPr>
-                  <pic:blipFill>
-                    <a:blip r:embed="rId13"/>
-                    <a:stretch>
-                      <a:fillRect/>
-                    </a:stretch>
-                  </pic:blipFill>
-                  <pic:spPr>
-                    <a:xfrm>
-                      <a:off x="0" y="0"/>
-                      <a:ext cx="5868000" cy="2472496"/>
-                    </a:xfrm>
-                    <a:prstGeom prst="rect">
-                      <a:avLst/>
-                    </a:prstGeom>
-                  </pic:spPr>
-                </pic:pic>
-              </a:graphicData>
-            </a:graphic>
-          </wp:inline>
-        </w:drawing>
-      </w:r>
-    </w:p>
-    <w:p>
-      <w:pPr>
-        <w:pStyle w:val="Caption"/>
-        <w:jc w:val="left"/>
-        <w:rPr>
-          <w:color w:val="auto"/>
-        </w:rPr>
-      </w:pPr>
-      <w:r>
-        <w:rPr>
-          <w:rFonts w:eastAsia="Arial"/>
-          <w:color w:val="auto"/>
-        </w:rPr>
-        <w:t>Figura 4 — Concordância entre artefatos e estabilidade do cluster-alvo em dez sementes.</w:t>
-      </w:r>
-    </w:p>
-    <w:p>
-      <w:pPr>
-        <w:pStyle w:val="Heading2"/>
-        <w:rPr>
-          <w:color w:val="auto"/>
-        </w:rPr>
-      </w:pPr>
-      <w:r>
-        <w:rPr>
-          <w:color w:val="auto"/>
-        </w:rPr>
-        <w:t>3.5 Ablação do escore e circularidade</w:t>
-      </w:r>
-    </w:p>
-    <w:p>
-      <w:pPr>
-        <w:pStyle w:val="Caption"/>
-        <w:rPr>
-          <w:color w:val="auto"/>
-        </w:rPr>
-      </w:pPr>
-      <w:r>
-        <w:rPr>
-          <w:rFonts w:eastAsia="Arial"/>
-          <w:color w:val="auto"/>
-        </w:rPr>
-        <w:t>Tabela 6 — Ablação contemporânea sobre o artefato arquivado</w:t>
+        <w:t>Tabela 6 — Métricas por dobra no cross-fitting agrupado</w:t>
       </w:r>
     </w:p>
     <w:tbl>
@@ -5062,20 +4079,10 @@
           </w:tcPr>
           <w:p>
             <w:pPr>
-              <w:ind w:firstLine="0"/>
-              <w:jc w:val="center"/>
-              <w:rPr>
-                <w:color w:val="auto"/>
-              </w:rPr>
+              <w:spacing w:after="0"/>
             </w:pPr>
             <w:r>
-              <w:rPr>
-                <w:rFonts w:eastAsia="Arial"/>
-                <w:b/>
-                <w:color w:val="auto"/>
-                <w:sz w:val="17"/>
-              </w:rPr>
-              <w:t>Regra de pontuação</w:t>
+              <w:t>Dobra</w:t>
             </w:r>
           </w:p>
         </w:tc>
@@ -5093,20 +4100,10 @@
           </w:tcPr>
           <w:p>
             <w:pPr>
-              <w:ind w:firstLine="0"/>
-              <w:jc w:val="center"/>
-              <w:rPr>
-                <w:color w:val="auto"/>
-              </w:rPr>
+              <w:spacing w:after="0"/>
             </w:pPr>
             <w:r>
-              <w:rPr>
-                <w:rFonts w:eastAsia="Arial"/>
-                <w:b/>
-                <w:color w:val="auto"/>
-                <w:sz w:val="17"/>
-              </w:rPr>
-              <w:t>AUC sintética</w:t>
+              <w:t>ROC-AUC</w:t>
             </w:r>
           </w:p>
         </w:tc>
@@ -5124,14 +4121,10 @@
           </w:tcPr>
           <w:p>
             <w:pPr>
-              <w:ind w:firstLine="0"/>
-              <w:jc w:val="center"/>
-              <w:rPr>
-                <w:color w:val="auto"/>
-              </w:rPr>
+              <w:spacing w:after="0"/>
             </w:pPr>
             <w:r>
-              <w:t>Ponto de taxas de erro iguais</w:t>
+              <w:t>PR-AUC</w:t>
             </w:r>
           </w:p>
         </w:tc>
@@ -5149,20 +4142,30 @@
           </w:tcPr>
           <w:p>
             <w:pPr>
-              <w:ind w:firstLine="0"/>
-              <w:jc w:val="center"/>
-              <w:rPr>
-                <w:color w:val="auto"/>
-              </w:rPr>
+              <w:spacing w:after="0"/>
             </w:pPr>
             <w:r>
-              <w:rPr>
-                <w:rFonts w:eastAsia="Arial"/>
-                <w:b/>
-                <w:color w:val="auto"/>
-                <w:sz w:val="17"/>
-              </w:rPr>
-              <w:t>Leitura</w:t>
+              <w:t>F1</w:t>
+            </w:r>
+          </w:p>
+        </w:tc>
+        <w:tc>
+          <w:p>
+            <w:pPr>
+              <w:spacing w:after="0"/>
+            </w:pPr>
+            <w:r>
+              <w:t>Brier</w:t>
+            </w:r>
+          </w:p>
+        </w:tc>
+        <w:tc>
+          <w:p>
+            <w:pPr>
+              <w:spacing w:after="0"/>
+            </w:pPr>
+            <w:r>
+              <w:t>Sobreposição de grupos</w:t>
             </w:r>
           </w:p>
         </w:tc>
@@ -5186,19 +4189,9 @@
           <w:p>
             <w:pPr>
               <w:spacing w:after="0"/>
-              <w:ind w:firstLine="0"/>
-              <w:jc w:val="left"/>
-              <w:rPr>
-                <w:color w:val="auto"/>
-              </w:rPr>
             </w:pPr>
             <w:r>
-              <w:rPr>
-                <w:rFonts w:eastAsia="Arial"/>
-                <w:color w:val="auto"/>
-                <w:sz w:val="17"/>
-              </w:rPr>
-              <w:t>Cosseno com centróide</w:t>
+              <w:t>0</w:t>
             </w:r>
           </w:p>
         </w:tc>
@@ -5216,19 +4209,9 @@
           <w:p>
             <w:pPr>
               <w:spacing w:after="0"/>
-              <w:ind w:firstLine="0"/>
-              <w:jc w:val="center"/>
-              <w:rPr>
-                <w:color w:val="auto"/>
-              </w:rPr>
             </w:pPr>
             <w:r>
-              <w:rPr>
-                <w:rFonts w:eastAsia="Arial"/>
-                <w:color w:val="auto"/>
-                <w:sz w:val="17"/>
-              </w:rPr>
-              <w:t>0,999521</w:t>
+              <w:t>0,981</w:t>
             </w:r>
           </w:p>
         </w:tc>
@@ -5246,19 +4229,9 @@
           <w:p>
             <w:pPr>
               <w:spacing w:after="0"/>
-              <w:ind w:firstLine="0"/>
-              <w:jc w:val="center"/>
-              <w:rPr>
-                <w:color w:val="auto"/>
-              </w:rPr>
             </w:pPr>
             <w:r>
-              <w:rPr>
-                <w:rFonts w:eastAsia="Arial"/>
-                <w:color w:val="auto"/>
-                <w:sz w:val="17"/>
-              </w:rPr>
-              <w:t>0,4%</w:t>
+              <w:t>0,730</w:t>
             </w:r>
           </w:p>
         </w:tc>
@@ -5276,19 +4249,29 @@
           <w:p>
             <w:pPr>
               <w:spacing w:after="0"/>
-              <w:ind w:firstLine="0"/>
-              <w:jc w:val="center"/>
-              <w:rPr>
-                <w:color w:val="auto"/>
-              </w:rPr>
             </w:pPr>
             <w:r>
-              <w:rPr>
-                <w:rFonts w:eastAsia="Arial"/>
-                <w:color w:val="auto"/>
-                <w:sz w:val="17"/>
-              </w:rPr>
-              <w:t>Complexidade mínima</w:t>
+              <w:t>0,670</w:t>
+            </w:r>
+          </w:p>
+        </w:tc>
+        <w:tc>
+          <w:p>
+            <w:pPr>
+              <w:spacing w:after="0"/>
+            </w:pPr>
+            <w:r>
+              <w:t>0,153</w:t>
+            </w:r>
+          </w:p>
+        </w:tc>
+        <w:tc>
+          <w:p>
+            <w:pPr>
+              <w:spacing w:after="0"/>
+            </w:pPr>
+            <w:r>
+              <w:t>0</w:t>
             </w:r>
           </w:p>
         </w:tc>
@@ -5313,19 +4296,9 @@
           <w:p>
             <w:pPr>
               <w:spacing w:after="0"/>
-              <w:ind w:firstLine="0"/>
-              <w:jc w:val="left"/>
-              <w:rPr>
-                <w:color w:val="auto"/>
-              </w:rPr>
             </w:pPr>
             <w:r>
-              <w:rPr>
-                <w:rFonts w:eastAsia="Arial"/>
-                <w:color w:val="auto"/>
-                <w:sz w:val="17"/>
-              </w:rPr>
-              <w:t>Média top-k</w:t>
+              <w:t>1</w:t>
             </w:r>
           </w:p>
         </w:tc>
@@ -5344,19 +4317,9 @@
           <w:p>
             <w:pPr>
               <w:spacing w:after="0"/>
-              <w:ind w:firstLine="0"/>
-              <w:jc w:val="center"/>
-              <w:rPr>
-                <w:color w:val="auto"/>
-              </w:rPr>
             </w:pPr>
             <w:r>
-              <w:rPr>
-                <w:rFonts w:eastAsia="Arial"/>
-                <w:color w:val="auto"/>
-                <w:sz w:val="17"/>
-              </w:rPr>
-              <w:t>0,994880</w:t>
+              <w:t>0,967</w:t>
             </w:r>
           </w:p>
         </w:tc>
@@ -5375,19 +4338,9 @@
           <w:p>
             <w:pPr>
               <w:spacing w:after="0"/>
-              <w:ind w:firstLine="0"/>
-              <w:jc w:val="center"/>
-              <w:rPr>
-                <w:color w:val="auto"/>
-              </w:rPr>
             </w:pPr>
             <w:r>
-              <w:rPr>
-                <w:rFonts w:eastAsia="Arial"/>
-                <w:color w:val="auto"/>
-                <w:sz w:val="17"/>
-              </w:rPr>
-              <w:t>3,1%</w:t>
+              <w:t>0,556</w:t>
             </w:r>
           </w:p>
         </w:tc>
@@ -5406,19 +4359,29 @@
           <w:p>
             <w:pPr>
               <w:spacing w:after="0"/>
-              <w:ind w:firstLine="0"/>
-              <w:jc w:val="center"/>
-              <w:rPr>
-                <w:color w:val="auto"/>
-              </w:rPr>
             </w:pPr>
             <w:r>
-              <w:rPr>
-                <w:rFonts w:eastAsia="Arial"/>
-                <w:color w:val="auto"/>
-                <w:sz w:val="17"/>
-              </w:rPr>
-              <w:t>Complexidade baixa</w:t>
+              <w:t>0,576</w:t>
+            </w:r>
+          </w:p>
+        </w:tc>
+        <w:tc>
+          <w:p>
+            <w:pPr>
+              <w:spacing w:after="0"/>
+            </w:pPr>
+            <w:r>
+              <w:t>0,166</w:t>
+            </w:r>
+          </w:p>
+        </w:tc>
+        <w:tc>
+          <w:p>
+            <w:pPr>
+              <w:spacing w:after="0"/>
+            </w:pPr>
+            <w:r>
+              <w:t>0</w:t>
             </w:r>
           </w:p>
         </w:tc>
@@ -5443,19 +4406,9 @@
           <w:p>
             <w:pPr>
               <w:spacing w:after="0"/>
-              <w:ind w:firstLine="0"/>
-              <w:jc w:val="left"/>
-              <w:rPr>
-                <w:color w:val="auto"/>
-              </w:rPr>
             </w:pPr>
             <w:r>
-              <w:rPr>
-                <w:rFonts w:eastAsia="Arial"/>
-                <w:color w:val="auto"/>
-                <w:sz w:val="17"/>
-              </w:rPr>
-              <w:t>Combinação sem OCSVM</w:t>
+              <w:t>2</w:t>
             </w:r>
           </w:p>
         </w:tc>
@@ -5474,19 +4427,9 @@
           <w:p>
             <w:pPr>
               <w:spacing w:after="0"/>
-              <w:ind w:firstLine="0"/>
-              <w:jc w:val="center"/>
-              <w:rPr>
-                <w:color w:val="auto"/>
-              </w:rPr>
             </w:pPr>
             <w:r>
-              <w:rPr>
-                <w:rFonts w:eastAsia="Arial"/>
-                <w:color w:val="auto"/>
-                <w:sz w:val="17"/>
-              </w:rPr>
-              <w:t>0,999219</w:t>
+              <w:t>0,883</w:t>
             </w:r>
           </w:p>
         </w:tc>
@@ -5505,19 +4448,9 @@
           <w:p>
             <w:pPr>
               <w:spacing w:after="0"/>
-              <w:ind w:firstLine="0"/>
-              <w:jc w:val="center"/>
-              <w:rPr>
-                <w:color w:val="auto"/>
-              </w:rPr>
             </w:pPr>
             <w:r>
-              <w:rPr>
-                <w:rFonts w:eastAsia="Arial"/>
-                <w:color w:val="auto"/>
-                <w:sz w:val="17"/>
-              </w:rPr>
-              <w:t>0,8%</w:t>
+              <w:t>0,338</w:t>
             </w:r>
           </w:p>
         </w:tc>
@@ -5536,19 +4469,29 @@
           <w:p>
             <w:pPr>
               <w:spacing w:after="0"/>
-              <w:ind w:firstLine="0"/>
-              <w:jc w:val="center"/>
-              <w:rPr>
-                <w:color w:val="auto"/>
-              </w:rPr>
             </w:pPr>
             <w:r>
-              <w:rPr>
-                <w:rFonts w:eastAsia="Arial"/>
-                <w:color w:val="auto"/>
-                <w:sz w:val="17"/>
-              </w:rPr>
-              <w:t>Complexidade alta</w:t>
+              <w:t>0,371</w:t>
+            </w:r>
+          </w:p>
+        </w:tc>
+        <w:tc>
+          <w:p>
+            <w:pPr>
+              <w:spacing w:after="0"/>
+            </w:pPr>
+            <w:r>
+              <w:t>0,202</w:t>
+            </w:r>
+          </w:p>
+        </w:tc>
+        <w:tc>
+          <w:p>
+            <w:pPr>
+              <w:spacing w:after="0"/>
+            </w:pPr>
+            <w:r>
+              <w:t>0</w:t>
             </w:r>
           </w:p>
         </w:tc>
@@ -5572,20 +4515,9 @@
           <w:p>
             <w:pPr>
               <w:spacing w:after="0"/>
-              <w:ind w:firstLine="0"/>
-              <w:jc w:val="left"/>
-              <w:rPr>
-                <w:color w:val="auto"/>
-              </w:rPr>
             </w:pPr>
             <w:r>
-              <w:rPr>
-                <w:rFonts w:eastAsia="Arial"/>
-                <w:color w:val="auto"/>
-                <w:sz w:val="17"/>
-              </w:rPr>
-              <w:lastRenderedPageBreak/>
-              <w:t>Combinação com OCSVM</w:t>
+              <w:t>3</w:t>
             </w:r>
           </w:p>
         </w:tc>
@@ -5603,19 +4535,9 @@
           <w:p>
             <w:pPr>
               <w:spacing w:after="0"/>
-              <w:ind w:firstLine="0"/>
-              <w:jc w:val="center"/>
-              <w:rPr>
-                <w:color w:val="auto"/>
-              </w:rPr>
             </w:pPr>
             <w:r>
-              <w:rPr>
-                <w:rFonts w:eastAsia="Arial"/>
-                <w:color w:val="auto"/>
-                <w:sz w:val="17"/>
-              </w:rPr>
-              <w:t>0,999304</w:t>
+              <w:t>0,896</w:t>
             </w:r>
           </w:p>
         </w:tc>
@@ -5633,19 +4555,9 @@
           <w:p>
             <w:pPr>
               <w:spacing w:after="0"/>
-              <w:ind w:firstLine="0"/>
-              <w:jc w:val="center"/>
-              <w:rPr>
-                <w:color w:val="auto"/>
-              </w:rPr>
             </w:pPr>
             <w:r>
-              <w:rPr>
-                <w:rFonts w:eastAsia="Arial"/>
-                <w:color w:val="auto"/>
-                <w:sz w:val="17"/>
-              </w:rPr>
-              <w:t>0,9%</w:t>
+              <w:t>0,305</w:t>
             </w:r>
           </w:p>
         </w:tc>
@@ -5663,19 +4575,177 @@
           <w:p>
             <w:pPr>
               <w:spacing w:after="0"/>
-              <w:ind w:firstLine="0"/>
-              <w:jc w:val="center"/>
-              <w:rPr>
-                <w:color w:val="auto"/>
-              </w:rPr>
             </w:pPr>
             <w:r>
-              <w:rPr>
-                <w:rFonts w:eastAsia="Arial"/>
-                <w:color w:val="auto"/>
-                <w:sz w:val="17"/>
-              </w:rPr>
-              <w:t>Complexidade maior</w:t>
+              <w:t>0,305</w:t>
+            </w:r>
+          </w:p>
+        </w:tc>
+        <w:tc>
+          <w:p>
+            <w:pPr>
+              <w:spacing w:after="0"/>
+            </w:pPr>
+            <w:r>
+              <w:t>0,250</w:t>
+            </w:r>
+          </w:p>
+        </w:tc>
+        <w:tc>
+          <w:p>
+            <w:pPr>
+              <w:spacing w:after="0"/>
+            </w:pPr>
+            <w:r>
+              <w:t>0</w:t>
+            </w:r>
+          </w:p>
+        </w:tc>
+      </w:tr>
+      <w:tr>
+        <w:tc>
+          <w:tcPr>
+            <w:tcW w:type="dxa" w:w="2608"/>
+          </w:tcPr>
+          <w:p>
+            <w:pPr>
+              <w:spacing w:after="0"/>
+            </w:pPr>
+            <w:r>
+              <w:t>4</w:t>
+            </w:r>
+          </w:p>
+        </w:tc>
+        <w:tc>
+          <w:tcPr>
+            <w:tcW w:type="dxa" w:w="1587"/>
+          </w:tcPr>
+          <w:p>
+            <w:pPr>
+              <w:spacing w:after="0"/>
+            </w:pPr>
+            <w:r>
+              <w:t>0,921</w:t>
+            </w:r>
+          </w:p>
+        </w:tc>
+        <w:tc>
+          <w:tcPr>
+            <w:tcW w:type="dxa" w:w="1531"/>
+          </w:tcPr>
+          <w:p>
+            <w:pPr>
+              <w:spacing w:after="0"/>
+            </w:pPr>
+            <w:r>
+              <w:t>0,464</w:t>
+            </w:r>
+          </w:p>
+        </w:tc>
+        <w:tc>
+          <w:tcPr>
+            <w:tcW w:type="dxa" w:w="3402"/>
+          </w:tcPr>
+          <w:p>
+            <w:pPr>
+              <w:spacing w:after="0"/>
+            </w:pPr>
+            <w:r>
+              <w:t>0,463</w:t>
+            </w:r>
+          </w:p>
+        </w:tc>
+        <w:tc>
+          <w:p>
+            <w:pPr>
+              <w:spacing w:after="0"/>
+            </w:pPr>
+            <w:r>
+              <w:t>0,155</w:t>
+            </w:r>
+          </w:p>
+        </w:tc>
+        <w:tc>
+          <w:p>
+            <w:pPr>
+              <w:spacing w:after="0"/>
+            </w:pPr>
+            <w:r>
+              <w:t>0</w:t>
+            </w:r>
+          </w:p>
+        </w:tc>
+      </w:tr>
+      <w:tr>
+        <w:tc>
+          <w:tcPr>
+            <w:tcW w:type="dxa" w:w="2608"/>
+          </w:tcPr>
+          <w:p>
+            <w:pPr>
+              <w:spacing w:after="0"/>
+            </w:pPr>
+            <w:r>
+              <w:t>Média</w:t>
+            </w:r>
+          </w:p>
+        </w:tc>
+        <w:tc>
+          <w:tcPr>
+            <w:tcW w:type="dxa" w:w="1587"/>
+          </w:tcPr>
+          <w:p>
+            <w:pPr>
+              <w:spacing w:after="0"/>
+            </w:pPr>
+            <w:r>
+              <w:t>0,929</w:t>
+            </w:r>
+          </w:p>
+        </w:tc>
+        <w:tc>
+          <w:tcPr>
+            <w:tcW w:type="dxa" w:w="1531"/>
+          </w:tcPr>
+          <w:p>
+            <w:pPr>
+              <w:spacing w:after="0"/>
+            </w:pPr>
+            <w:r>
+              <w:t>0,479</w:t>
+            </w:r>
+          </w:p>
+        </w:tc>
+        <w:tc>
+          <w:tcPr>
+            <w:tcW w:type="dxa" w:w="3402"/>
+          </w:tcPr>
+          <w:p>
+            <w:pPr>
+              <w:spacing w:after="0"/>
+            </w:pPr>
+            <w:r>
+              <w:t>0,477</w:t>
+            </w:r>
+          </w:p>
+        </w:tc>
+        <w:tc>
+          <w:p>
+            <w:pPr>
+              <w:spacing w:after="0"/>
+            </w:pPr>
+            <w:r>
+              <w:t>0,185</w:t>
+            </w:r>
+          </w:p>
+        </w:tc>
+        <w:tc>
+          <w:p>
+            <w:pPr>
+              <w:spacing w:after="0"/>
+            </w:pPr>
+            <w:r>
+              <w:t>0</w:t>
             </w:r>
           </w:p>
         </w:tc>
@@ -5683,6 +4753,7 @@
     </w:tbl>
     <w:p>
       <w:pPr>
+        <w:keepNext w:val="0"/>
         <w:spacing w:before="60" w:after="120"/>
         <w:ind w:firstLine="0"/>
         <w:rPr>
@@ -5690,22 +4761,24 @@
         </w:rPr>
       </w:pPr>
       <w:r>
-        <w:t>Registros, partição, splits sintéticos e semente foram mantidos fixos. AUC-ROC e o ponto de taxas de erro iguais descrevem a recuperação do rótulo sintético neste desenho; não são métricas de identidade nem estimativas de desempenho biométrico.</w:t>
+        <w:t>A recuperação de um rótulo sintético foi avaliada no desenho agrupado e cross-fitted. Em todas as cinco dobras, group_overlap foi zero: grupos de duplicidade provável não atravessaram treino e teste. A média entre dobras foi ROC-AUC=0,929, PR-AUC=0,479, acurácia balanceada=0,725, precisão=0,477, revocação=0,477, F1=0,477 e Brier=0,185. As métricas variaram materialmente entre dobras; elas não são reconhecimento facial, validação externa ou avaliação biométrica por grupo.</w:t>
       </w:r>
     </w:p>
     <w:p>
       <w:pPr>
+        <w:keepNext w:val="0"/>
         <w:rPr>
           <w:color w:val="auto"/>
         </w:rPr>
       </w:pPr>
       <w:r>
-        <w:t>A melhor AUC foi obtida por cosseno com centróide (0,999521). O componente de cosseno ao centroide, sozinho, alcançou AUC próxima de 1 e ponto de taxas de erro iguais inferior a 1%, o que é compatível com circularidade: uma regra simples baseada na mesma geometria usada para formar o rótulo quase o recupera. A implementação arquivada do componente Mahalanobis produziu score não informativo neste conjunto; esse achado não é apresentado como propriedade teórica do método e requer diagnóstico separado de distribuição do score, valores não finitos, condicionamento e regularização.</w:t>
+        <w:t>O diagnóstico de todos os registros é mantido apenas para explicar a circularidade avaliativa: um escore de centroide derivado da mesma geometria que constrói o alvo pode recuperar esse alvo artificialmente bem. O resultado confirmatório é o cross-fitting por grupos, que evita o ajuste do agrupamento, do alvo e do centroide sobre os registros de teste, sem converter o rótulo sintético em construto externo.</w:t>
       </w:r>
     </w:p>
     <w:p>
       <w:pPr>
         <w:pStyle w:val="Heading1"/>
+        <w:keepNext/>
         <w:rPr>
           <w:color w:val="auto"/>
         </w:rPr>
@@ -5720,6 +4793,7 @@
     <w:p>
       <w:pPr>
         <w:pStyle w:val="Heading2"/>
+        <w:keepNext/>
         <w:rPr>
           <w:color w:val="auto"/>
         </w:rPr>
@@ -5733,21 +4807,19 @@
     </w:p>
     <w:p>
       <w:pPr>
+        <w:keepNext w:val="0"/>
         <w:rPr>
           <w:color w:val="auto"/>
         </w:rPr>
       </w:pPr>
       <w:r>
-        <w:rPr>
-          <w:rFonts w:eastAsia="Arial"/>
-          <w:color w:val="auto"/>
-        </w:rPr>
-        <w:t>O resultado empírico central é a dependência do conjunto em relação a processos institucionais e técnicos. A composição descreve páginas coletadas; a cobertura descreve sucesso do pipeline; ARI, NMI e Jaccard descrevem estabilidade dos artefatos; e a AUC sintética descreve separabilidade de um rótulo endógeno. Nenhuma dessas grandezas é taxa de criminalidade.</w:t>
+        <w:t>O resultado empírico central é delimitado. RQ1: a observação é condicionada por publicação, coleta, padronização, detecção de face e extração, e a linhagem entre esses estágios é incompleta. RQ2: a partição e o cluster-alvo não foram estáveis sob alterações de ordem, minibatch e PCA-64. RQ3: o cross-fitting mostra recuperação mensurável do rótulo sintético sem vazamento direto, mas não valida um construto externo. RQ4: fluxo técnico, grupos de duplicidade e propriedades computacionais são identificáveis ou diagnosticáveis; influência por fonte, análise temporal, seletividade racial e desempenho biométrico não são identificáveis com os artefatos localizados.</w:t>
       </w:r>
     </w:p>
     <w:p>
       <w:pPr>
         <w:pStyle w:val="Heading2"/>
+        <w:keepNext/>
         <w:rPr>
           <w:color w:val="auto"/>
         </w:rPr>
@@ -5761,50 +4833,42 @@
     </w:p>
     <w:p>
       <w:pPr>
+        <w:keepNext w:val="0"/>
         <w:rPr>
           <w:color w:val="auto"/>
         </w:rPr>
       </w:pPr>
       <w:r>
-        <w:rPr>
-          <w:rFonts w:eastAsia="Arial"/>
-          <w:color w:val="auto"/>
-        </w:rPr>
-        <w:t>O alvo é endógeno porque nasce do mesmo espaço geométrico que depois o prediz. Isso se aproxima de vazamento por formulação, mas é mais preciso chamá-lo de circularidade avaliativa: não há uma coluna de rótulo externo indevidamente transferida ao teste; há construção e avaliação do alvo com informação estrutural comum. A ablação demonstra o mecanismo, pois o cosseno ao centroide isolado quase reproduz o rótulo.</w:t>
+        <w:t>O alvo é endógeno porque nasce no mesmo espaço geométrico do qual se deriva o escore. É mais preciso chamar o problema de circularidade avaliativa do que de validação externa: no diagnóstico de todos os registros há reutilização da geometria; no cross-fitting, essa reutilização direta no teste é removida, mas o resultado continua sendo um rótulo algorítmico. ROC-AUC, PR-AUC, F1 e Brier, portanto, descrevem recuperação interna da partição sintética.</w:t>
       </w:r>
     </w:p>
     <w:p>
       <w:pPr>
         <w:pStyle w:val="Heading2"/>
+        <w:keepNext/>
         <w:rPr>
           <w:color w:val="auto"/>
         </w:rPr>
       </w:pPr>
       <w:r>
+        <w:t>4.3 Lacuna de fonte e não identificabilidade</w:t>
+      </w:r>
+    </w:p>
+    <w:p>
+      <w:pPr>
+        <w:keepNext w:val="0"/>
         <w:rPr>
           <w:color w:val="auto"/>
         </w:rPr>
-        <w:lastRenderedPageBreak/>
-        <w:t>4.3 Concentração por fonte e viés mensurável</w:t>
+      </w:pPr>
+      <w:r>
+        <w:t>A revisão não atribui causalidade nem influência a fontes. Sem campo de fonte documentado no manifesto e sem denominadores institucionais, enriquecimento, balanceamento e leave-one-source-out não são análises identificáveis. Essa restrição não enfraquece a necessidade de auditoria de proveniência; ela impede que uma narrativa de fonte seja apoiada por associação reconstruída ad hoc.</w:t>
       </w:r>
     </w:p>
     <w:p>
       <w:pPr>
-        <w:rPr>
-          <w:color w:val="auto"/>
-        </w:rPr>
-      </w:pPr>
-      <w:r>
-        <w:rPr>
-          <w:rFonts w:eastAsia="Arial"/>
-          <w:color w:val="auto"/>
-        </w:rPr>
-        <w:t>A concentração de 91,9% em duas fontes reduz a diversidade institucional do corpus. Enriquecimento no alvo e previsibilidade por variáveis técnicas mostram dependência mensurável, mas não identificam a origem causal dessa dependência. “Concentração de fonte” é uma propriedade observada; “viés racial” exige um construto, protocolo de rotulagem, denominadores e comparação apropriada. O artigo mantém essa distinção.</w:t>
-      </w:r>
-    </w:p>
-    <w:p>
-      <w:pPr>
         <w:pStyle w:val="Heading2"/>
+        <w:keepNext/>
         <w:rPr>
           <w:color w:val="auto"/>
         </w:rPr>
@@ -5815,17 +4879,19 @@
     </w:p>
     <w:p>
       <w:pPr>
+        <w:keepNext w:val="0"/>
         <w:rPr>
           <w:color w:val="auto"/>
         </w:rPr>
       </w:pPr>
       <w:r>
-        <w:t>A validade de construto é limitada porque aparência facial, raça/cor, identidade e criminalidade são conceitos distintos. A consistência interna é elevada apenas para recuperar o rótulo sintético, como mostra a ablação; a estabilidade computacional é baixa entre sementes e entre estados dos artefatos. A validade externa não foi demonstrada para outras fontes, períodos, tarefas ou populações. A validade de conclusão estatística é limitada porque as linhas não são amostra probabilística, pessoas podem se repetir e faltam denominadores; por isso, intervalos de reamostragem de linhas não são apresentados como intervalos populacionais (JACOBS; WALLACH, 2021; SURESH; GUTTAG, 2021).</w:t>
+        <w:t>A validade de construto é limitada porque aparência facial, raça/cor, identidade e criminalidade são conceitos distintos. A estabilidade computacional também é limitada: mudanças de ordem, batch_size e PCA-64 produziram ARIs baixos contra o método de referência e, em algumas condições, clusters-alvo disjuntos. O teste de determinismo CPU sintético foi bit a bit idêntico, mas não garante equivalência entre ambientes. A validade externa não foi demonstrada para outras fontes, períodos, tarefas ou populações.</w:t>
       </w:r>
     </w:p>
     <w:p>
       <w:pPr>
         <w:pStyle w:val="Heading2"/>
+        <w:keepNext/>
         <w:rPr>
           <w:color w:val="auto"/>
         </w:rPr>
@@ -5839,17 +4905,19 @@
     </w:p>
     <w:p>
       <w:pPr>
+        <w:keepNext w:val="0"/>
         <w:rPr>
           <w:color w:val="auto"/>
         </w:rPr>
       </w:pPr>
       <w:r>
-        <w:t>O fato de um grupo estar mais ou menos visível numa lista pode refletir intensidade de busca, prioridades legais, cooperação internacional, remoção após captura, acesso a fotografias e políticas de publicação. O conjunto não permite decidir qual mecanismo predomina. Em particular, uma contagem fenotípica não refuta nem comprova racismo: ciclos de retroalimentação institucional podem operar antes da publicação, e as categorias brasileiras de raça/cor não podem ser inferidas validamente de pixels (ENSIGN et al., 2018).</w:t>
+        <w:t>O corpus não permite estimar diferenças de criminalidade segundo raça/cor. Ele também não permite avaliação biométrica: faltam pares genuínos e impostores por identidade, limiares operacionais e rótulos demográficos validados. Qualquer extensão sobre seletividade racial exigiria dados administrativos governados, pontos de decisão, raça/cor autodeclarada quando cabível e denominadores apropriados; categorias derivadas de imagens não substituem esses requisitos.</w:t>
       </w:r>
     </w:p>
     <w:p>
       <w:pPr>
         <w:pStyle w:val="Heading2"/>
+        <w:keepNext/>
         <w:rPr>
           <w:color w:val="auto"/>
         </w:rPr>
@@ -5863,21 +4931,19 @@
     </w:p>
     <w:p>
       <w:pPr>
+        <w:keepNext w:val="0"/>
         <w:rPr>
           <w:color w:val="auto"/>
         </w:rPr>
       </w:pPr>
       <w:r>
-        <w:rPr>
-          <w:rFonts w:eastAsia="Arial"/>
-          <w:color w:val="auto"/>
-        </w:rPr>
-        <w:t>Demonstrar não identificabilidade não é ausência de resultado. É uma conclusão metodológica verificável: com os dados preservados, não há estimando definido para criminalidade racial ou equidade biométrica. Essa demarcação previne inferências ecológicas e essencialistas e desloca o programa de pesquisa para variáveis que representem decisões institucionais, desfechos e denominadores.</w:t>
+        <w:t>Demonstrar não identificabilidade é um resultado metodológico. A revisão torna explícitos três limites: não há estado histórico suficiente para reprodução causal da análise histórica; não há variável de fonte documentada para análise de influência; e não há datas confiáveis para análise temporal. A contribuição científica está em impedir que métricas internas e artefatos incompletos sejam convertidos em alegações sociais, causais ou biométricas.</w:t>
       </w:r>
     </w:p>
     <w:p>
       <w:pPr>
         <w:pStyle w:val="Heading1"/>
+        <w:keepNext/>
         <w:rPr>
           <w:color w:val="auto"/>
         </w:rPr>
@@ -5891,27 +4957,30 @@
     </w:p>
     <w:p>
       <w:pPr>
+        <w:keepNext w:val="0"/>
         <w:rPr>
           <w:color w:val="auto"/>
         </w:rPr>
       </w:pPr>
       <w:r>
-        <w:t>Primeiro, a versão 1.0.1 arquivada no DOI melhora a rastreabilidade e a reexecução, mas não recompõe integralmente o ambiente do artefato histórico. Segundo, os hashes dos arquivos ONNX atuais foram calculados, mas não existem hashes arquivados que garantam identidade dos pesos entre extrações. Terceiro, a atribuição de fonte por chave exata melhora a cobertura documental, porém não substitui auditoria independente nem um identificador imutável propagado por todos os estágios. Quarto, as análises multissemente ainda cobrem apenas dez sementes e não testam sensibilidade a k. Quinto, o estudo não mede remoções de páginas, duração da busca, duplicatas de pessoa entre fontes ou denominadores por jurisdição.</w:t>
+        <w:t>As limitações são substantivas. O autor também é desenvolvedor do repositório auditado, não houve auditoria independente e a proveniência entre estágios é incompleta. Pessoas únicas não podem ser identificadas com certeza; group_id representa apenas duplicidade provável. Não há estado histórico completo, pesos e ambiente históricos, variável de fonte documentada, datas confiáveis, denominadores institucionais, desfechos jurídicos comparáveis, rótulos raciais validados, protocolo biométrico por identidade ou amostragem probabilística. A corrida de 20 sementes por seis valores de k não foi concluída; seu resultado parcial não é usado. O teste de determinismo foi restrito a CPU e dados sintéticos. O scanner de privacidade aprovado verifica as saídas públicas, não substitui avaliação ética ou jurídica.</w:t>
       </w:r>
     </w:p>
     <w:p>
       <w:pPr>
+        <w:keepNext w:val="0"/>
         <w:rPr>
           <w:color w:val="auto"/>
         </w:rPr>
       </w:pPr>
       <w:r>
-        <w:t>Uma extensão adequada deve separar três protocolos. Para seleção institucional: painel temporal com entradas, remoções, motivo, jurisdição e denominadores de cada fonte. Para seletividade racial: dados administrativos governados, pontos de decisão e raça/cor autodeclarada quando juridicamente e eticamente cabível. Para biometria: pares genuínos e impostores por identidade, condições de captura, limiares operacionais e incerteza por grupo, conforme o tipo de avaliação previsto na ISO/IEC 19795-10:2024. FairFace e avaliações de variação demográfica podem apoiar testes complementares, mas suas categorias não devem ser transportadas automaticamente para o contexto racial brasileiro (ISO, 2021, 2024; GROTHER; NGAN; HANAOKA, 2019; BUOLAMWINI; GEBRU, 2018; KÄRKKÄINEN; JOO, 2021).</w:t>
+        <w:t>Uma extensão adequada requer três protocolos distintos: para seleção institucional, painel temporal com entradas, remoções, motivo, jurisdição e denominadores; para seletividade racial, dados administrativos governados e raça/cor autodeclarada quando jurídica e eticamente cabível; para biometria, pares por identidade, condições de captura, limiares operacionais e incerteza por grupo. Esses protocolos não podem ser substituídos por agrupamento de embeddings ou por classificações de aparência.</w:t>
       </w:r>
     </w:p>
     <w:p>
       <w:pPr>
         <w:pStyle w:val="Heading1"/>
+        <w:keepNext/>
         <w:rPr>
           <w:color w:val="auto"/>
         </w:rPr>
@@ -5925,17 +4994,19 @@
     </w:p>
     <w:p>
       <w:pPr>
+        <w:keepNext w:val="0"/>
         <w:rPr>
           <w:color w:val="auto"/>
         </w:rPr>
       </w:pPr>
       <w:r>
-        <w:t>A análise integral do repositório sustenta uma conclusão forte e delimitada: listas públicas de procurados são amostras institucionais selecionadas, não medidas de criminalidade populacional. A baixa concordância entre artefatos, a sensibilidade multissemente e a ablação do escore mostram que o cluster-alvo é sensível ao estado dos artefatos e endógeno à representação facial; a concentração de fonte e as lacunas de linhagem mostram que a composição depende de decisões de coleta e publicação. O pipeline não fornece validação demográfica. Portanto, não autoriza inferir que qualquer grupo racial seja mais ou menos criminoso, nem avaliar equidade biométrica. Seu valor científico está em tornar auditáveis os limites entre dado administrativo, seleção, representação facial e alegação social — inclusive quando o resultado correto é a não identificabilidade.</w:t>
+        <w:t>A análise dos artefatos disponíveis no estado preservado auditado sustenta uma conclusão delimitada: listas públicas de procurados são registros institucionais selecionados, não medidas populacionais de criminalidade. O cross-fitting por grupos mostra recuperação mensurável de um rótulo sintético, enquanto as sensibilidades de ordem, minibatch e PCA-64 mostram forte dependência da partição da configuração computacional. Esses resultados não autorizam inferir diferenças de criminalidade segundo raça/cor, reconhecer identidades nem avaliar equidade biométrica. O valor científico do estudo é tornar auditáveis os limites entre dado público, seleção institucional, vetor de representação facial e alegação social.</w:t>
       </w:r>
     </w:p>
     <w:p>
       <w:pPr>
         <w:pStyle w:val="Heading1"/>
+        <w:keepNext/>
         <w:rPr>
           <w:color w:val="auto"/>
         </w:rPr>
@@ -5949,6 +5020,7 @@
     </w:p>
     <w:p>
       <w:pPr>
+        <w:keepNext w:val="0"/>
         <w:ind w:firstLine="0"/>
         <w:jc w:val="left"/>
         <w:rPr>
@@ -5956,41 +5028,36 @@
         </w:rPr>
       </w:pPr>
       <w:r>
-        <w:t>Disponibilidade de código e artefatos. A versão de lançamento 1.0.1 está arquivada em https://doi.org/10.5281/zenodo.21632858 e o repositório público está em https://github.com/limag-henrique/are-you-a-criminal-ML. O commit de referência é 8eefdacd. O pacote registra comandos, hashes correntes e a lista de pacotes; a reexecução do estado contemporâneo não equivale à reprodução numérica do artefato histórico, cujos pesos e ambiente não foram integralmente preservados. Imagens mantêm as condições de uso das instituições de origem.</w:t>
+        <w:t>Disponibilidade de código e artefatos. O repositório público está em https://github.com/limag-henrique/are-you-a-criminal-ML; o commit correspondente aos resultados finais é 734f5979b0b659727c71b07c77ee7f0b9431d2b9. O depósito Zenodo de conceito é https://doi.org/10.5281/zenodo.21536403, e o registro versionado 1.0.1 é https://doi.org/10.5281/zenodo.21632858. Esses recursos permitem localizar o código e os artefatos preservados, mas não equivalem a reprodução numérica do estado histórico ausente.</w:t>
       </w:r>
     </w:p>
     <w:p>
       <w:pPr>
+        <w:keepNext w:val="0"/>
         <w:ind w:firstLine="0"/>
         <w:rPr>
           <w:color w:val="auto"/>
         </w:rPr>
       </w:pPr>
       <w:r>
-        <w:rPr>
-          <w:rFonts w:eastAsia="Arial"/>
-          <w:color w:val="auto"/>
-        </w:rPr>
-        <w:t>Financiamento. O autor declara não ter recebido financiamento específico para este estudo.</w:t>
+        <w:t>Financiamento. Não foi localizada declaração documental verificável de financiamento nos artefatos auditados; a informação deverá ser confirmada pelo autor antes de submissão.</w:t>
       </w:r>
     </w:p>
     <w:p>
       <w:pPr>
+        <w:keepNext w:val="0"/>
         <w:ind w:firstLine="0"/>
         <w:rPr>
           <w:color w:val="auto"/>
         </w:rPr>
       </w:pPr>
       <w:r>
-        <w:rPr>
-          <w:rFonts w:eastAsia="Arial"/>
-          <w:color w:val="auto"/>
-        </w:rPr>
-        <w:t>Conflitos de interesse. O autor desenvolveu o repositório auditado e declara não possuir conflito financeiro.</w:t>
+        <w:t>Conflitos de interesse. O autor desenvolveu o repositório auditado; esse conflito intelectual é declarado. Não foi localizada declaração documental verificável sobre conflitos financeiros adicionais; a informação deverá ser confirmada pelo autor antes de submissão.</w:t>
       </w:r>
     </w:p>
     <w:p>
       <w:pPr>
+        <w:keepNext w:val="0"/>
         <w:ind w:firstLine="0"/>
         <w:rPr>
           <w:color w:val="auto"/>
@@ -6006,22 +5073,26 @@
     </w:p>
     <w:p>
       <w:pPr>
+        <w:keepNext w:val="0"/>
         <w:ind w:firstLine="0"/>
         <w:rPr>
           <w:color w:val="auto"/>
         </w:rPr>
       </w:pPr>
       <w:r>
-        <w:rPr>
-          <w:rFonts w:eastAsia="Arial"/>
-          <w:color w:val="auto"/>
-        </w:rPr>
-        <w:t>Ética. Este artigo não classifica raça/cor a partir de imagens, não realiza inferência individual e não recomenda uso operacional do protótipo. Uma eventual pesquisa com dados pessoais vinculados requer avaliação ética e jurídica própria.</w:t>
+        <w:t>Ética, proteção de dados e governança. Não foi localizada aprovação ética aplicável nos artefatos auditados, e esta revisão não presume sua existência. O estudo não classifica raça/cor a partir de imagens, não realiza inferência individual e não recomenda uso operacional. Qualquer pesquisa futura com dados pessoais vinculados requer avaliação ética e jurídica própria.</w:t>
       </w:r>
     </w:p>
     <w:p>
+      <w:pPr/>
+      <w:r>
+        <w:t>Uso de inteligência artificial na pesquisa e redação. A declaração específica deve ser confirmada pelo autor de acordo com a política do periódico; esta revisão editorial e metodológica não substitui essa declaração.</w:t>
+      </w:r>
+    </w:p>
+    <w:p>
       <w:pPr>
         <w:pStyle w:val="Heading1"/>
+        <w:keepNext/>
         <w:rPr>
           <w:color w:val="auto"/>
         </w:rPr>
@@ -6036,6 +5107,7 @@
     <w:p>
       <w:pPr>
         <w:pStyle w:val="Referncia"/>
+        <w:keepNext w:val="0"/>
         <w:spacing w:line="252" w:lineRule="auto"/>
       </w:pPr>
       <w:r>
@@ -6062,6 +5134,7 @@
     <w:p>
       <w:pPr>
         <w:pStyle w:val="Referncia"/>
+        <w:keepNext w:val="0"/>
         <w:spacing w:line="252" w:lineRule="auto"/>
       </w:pPr>
       <w:r>
@@ -6088,6 +5161,7 @@
     <w:p>
       <w:pPr>
         <w:pStyle w:val="Referncia"/>
+        <w:keepNext w:val="0"/>
         <w:spacing w:line="252" w:lineRule="auto"/>
       </w:pPr>
       <w:r>
@@ -6114,6 +5188,7 @@
     <w:p>
       <w:pPr>
         <w:pStyle w:val="Referncia"/>
+        <w:keepNext w:val="0"/>
         <w:spacing w:line="252" w:lineRule="auto"/>
       </w:pPr>
       <w:r>
@@ -6140,6 +5215,7 @@
     <w:p>
       <w:pPr>
         <w:pStyle w:val="Referncia"/>
+        <w:keepNext w:val="0"/>
         <w:spacing w:line="252" w:lineRule="auto"/>
       </w:pPr>
       <w:r>
@@ -6166,6 +5242,7 @@
     <w:p>
       <w:pPr>
         <w:pStyle w:val="Referncia"/>
+        <w:keepNext w:val="0"/>
         <w:spacing w:line="252" w:lineRule="auto"/>
       </w:pPr>
       <w:r>
@@ -6193,6 +5270,7 @@
     <w:p>
       <w:pPr>
         <w:pStyle w:val="Referncia"/>
+        <w:keepNext w:val="0"/>
         <w:spacing w:line="252" w:lineRule="auto"/>
       </w:pPr>
       <w:r>
@@ -6219,6 +5297,7 @@
     <w:p>
       <w:pPr>
         <w:pStyle w:val="Referncia"/>
+        <w:keepNext w:val="0"/>
         <w:spacing w:line="252" w:lineRule="auto"/>
       </w:pPr>
       <w:r>
@@ -6245,6 +5324,7 @@
     <w:p>
       <w:pPr>
         <w:pStyle w:val="Referncia"/>
+        <w:keepNext w:val="0"/>
         <w:spacing w:line="252" w:lineRule="auto"/>
       </w:pPr>
       <w:r>
@@ -6271,6 +5351,7 @@
     <w:p>
       <w:pPr>
         <w:pStyle w:val="Referncia"/>
+        <w:keepNext w:val="0"/>
         <w:spacing w:line="252" w:lineRule="auto"/>
       </w:pPr>
       <w:r>
@@ -6297,6 +5378,7 @@
     <w:p>
       <w:pPr>
         <w:pStyle w:val="Referncia"/>
+        <w:keepNext w:val="0"/>
         <w:spacing w:line="252" w:lineRule="auto"/>
       </w:pPr>
       <w:r>
@@ -6323,6 +5405,7 @@
     <w:p>
       <w:pPr>
         <w:pStyle w:val="Referncia"/>
+        <w:keepNext w:val="0"/>
         <w:spacing w:line="252" w:lineRule="auto"/>
       </w:pPr>
       <w:r>
@@ -6349,6 +5432,7 @@
     <w:p>
       <w:pPr>
         <w:pStyle w:val="Referncia"/>
+        <w:keepNext w:val="0"/>
         <w:spacing w:line="252" w:lineRule="auto"/>
       </w:pPr>
       <w:r>
@@ -6375,6 +5459,7 @@
     <w:p>
       <w:pPr>
         <w:pStyle w:val="Referncia"/>
+        <w:keepNext w:val="0"/>
         <w:spacing w:line="252" w:lineRule="auto"/>
       </w:pPr>
       <w:r>
@@ -6401,6 +5486,7 @@
     <w:p>
       <w:pPr>
         <w:pStyle w:val="Referncia"/>
+        <w:keepNext w:val="0"/>
         <w:spacing w:line="252" w:lineRule="auto"/>
       </w:pPr>
       <w:r>
@@ -6427,6 +5513,7 @@
     <w:p>
       <w:pPr>
         <w:pStyle w:val="Referncia"/>
+        <w:keepNext w:val="0"/>
         <w:spacing w:line="252" w:lineRule="auto"/>
       </w:pPr>
       <w:r>
@@ -6453,6 +5540,7 @@
     <w:p>
       <w:pPr>
         <w:pStyle w:val="Referncia"/>
+        <w:keepNext w:val="0"/>
         <w:spacing w:line="252" w:lineRule="auto"/>
       </w:pPr>
       <w:r>
@@ -6479,6 +5567,7 @@
     <w:p>
       <w:pPr>
         <w:pStyle w:val="Referncia"/>
+        <w:keepNext w:val="0"/>
         <w:spacing w:line="252" w:lineRule="auto"/>
       </w:pPr>
       <w:r>
@@ -6505,6 +5594,7 @@
     <w:p>
       <w:pPr>
         <w:pStyle w:val="Referncia"/>
+        <w:keepNext w:val="0"/>
         <w:spacing w:line="252" w:lineRule="auto"/>
       </w:pPr>
       <w:r>
@@ -6531,6 +5621,7 @@
     <w:p>
       <w:pPr>
         <w:pStyle w:val="Referncia"/>
+        <w:keepNext w:val="0"/>
         <w:spacing w:line="252" w:lineRule="auto"/>
       </w:pPr>
       <w:r>
@@ -6557,6 +5648,7 @@
     <w:p>
       <w:pPr>
         <w:pStyle w:val="Referncia"/>
+        <w:keepNext w:val="0"/>
         <w:spacing w:line="252" w:lineRule="auto"/>
       </w:pPr>
       <w:r>
@@ -6583,6 +5675,7 @@
     <w:p>
       <w:pPr>
         <w:pStyle w:val="Referncia"/>
+        <w:keepNext w:val="0"/>
         <w:spacing w:line="252" w:lineRule="auto"/>
       </w:pPr>
       <w:r>
@@ -6609,6 +5702,7 @@
     <w:p>
       <w:pPr>
         <w:pStyle w:val="Referncia"/>
+        <w:keepNext w:val="0"/>
         <w:spacing w:line="252" w:lineRule="auto"/>
       </w:pPr>
       <w:r>
@@ -6635,6 +5729,7 @@
     <w:p>
       <w:pPr>
         <w:pStyle w:val="Referncia"/>
+        <w:keepNext w:val="0"/>
         <w:spacing w:line="252" w:lineRule="auto"/>
       </w:pPr>
       <w:r>
@@ -6661,6 +5756,7 @@
     <w:p>
       <w:pPr>
         <w:pStyle w:val="Referncia"/>
+        <w:keepNext w:val="0"/>
         <w:spacing w:line="252" w:lineRule="auto"/>
       </w:pPr>
       <w:r>
@@ -6687,6 +5783,7 @@
     <w:p>
       <w:pPr>
         <w:pStyle w:val="Referncia"/>
+        <w:keepNext w:val="0"/>
         <w:spacing w:line="252" w:lineRule="auto"/>
       </w:pPr>
       <w:r>
@@ -6714,6 +5811,7 @@
     <w:p>
       <w:pPr>
         <w:pStyle w:val="Referncia"/>
+        <w:keepNext w:val="0"/>
         <w:spacing w:line="252" w:lineRule="auto"/>
       </w:pPr>
       <w:r>
@@ -6739,6 +5837,7 @@
     </w:p>
     <w:p>
       <w:pPr>
+        <w:keepNext w:val="0"/>
         <w:rPr>
           <w:color w:val="auto"/>
         </w:rPr>
@@ -6748,5465 +5847,6 @@
           <w:color w:val="auto"/>
         </w:rPr>
         <w:br w:type="page"/>
-      </w:r>
-    </w:p>
-    <w:p>
-      <w:pPr>
-        <w:pStyle w:val="Heading1"/>
-        <w:rPr>
-          <w:color w:val="auto"/>
-        </w:rPr>
-      </w:pPr>
-      <w:r>
-        <w:rPr>
-          <w:color w:val="auto"/>
-        </w:rPr>
-        <w:lastRenderedPageBreak/>
-        <w:t>Material suplementar</w:t>
-      </w:r>
-    </w:p>
-    <w:p>
-      <w:pPr>
-        <w:pStyle w:val="Heading2"/>
-        <w:rPr>
-          <w:color w:val="auto"/>
-        </w:rPr>
-      </w:pPr>
-      <w:r>
-        <w:rPr>
-          <w:color w:val="auto"/>
-        </w:rPr>
-        <w:t>Apêndice A — Resultados por semente</w:t>
-      </w:r>
-    </w:p>
-    <w:p>
-      <w:pPr>
-        <w:pStyle w:val="Caption"/>
-        <w:rPr>
-          <w:color w:val="auto"/>
-        </w:rPr>
-      </w:pPr>
-      <w:r>
-        <w:rPr>
-          <w:rFonts w:eastAsia="Arial"/>
-          <w:color w:val="auto"/>
-        </w:rPr>
-        <w:t>Tabela S1 — Estabilidade completa em dez sementes</w:t>
-      </w:r>
-    </w:p>
-    <w:tbl>
-      <w:tblPr>
-        <w:tblStyle w:val="TableGrid"/>
-        <w:tblW w:w="0" w:type="auto"/>
-        <w:jc w:val="center"/>
-        <w:tblLayout w:type="fixed"/>
-        <w:tblLook w:val="04A0" w:firstRow="1" w:lastRow="0" w:firstColumn="1" w:lastColumn="0" w:noHBand="0" w:noVBand="1"/>
-      </w:tblPr>
-      <w:tblGrid>
-        <w:gridCol w:w="1191"/>
-        <w:gridCol w:w="1134"/>
-        <w:gridCol w:w="1191"/>
-        <w:gridCol w:w="1191"/>
-        <w:gridCol w:w="1757"/>
-        <w:gridCol w:w="1587"/>
-        <w:gridCol w:w="1304"/>
-      </w:tblGrid>
-      <w:tr>
-        <w:trPr>
-          <w:tblHeader/>
-          <w:jc w:val="center"/>
-        </w:trPr>
-        <w:tc>
-          <w:tcPr>
-            <w:tcW w:w="1191" w:type="dxa"/>
-            <w:shd w:val="clear" w:color="auto" w:fill="17365D"/>
-            <w:tcMar>
-              <w:top w:w="80" w:type="dxa"/>
-              <w:left w:w="100" w:type="dxa"/>
-              <w:bottom w:w="80" w:type="dxa"/>
-              <w:right w:w="100" w:type="dxa"/>
-            </w:tcMar>
-            <w:vAlign w:val="center"/>
-          </w:tcPr>
-          <w:p>
-            <w:pPr>
-              <w:ind w:firstLine="0"/>
-              <w:jc w:val="center"/>
-              <w:rPr>
-                <w:color w:val="auto"/>
-              </w:rPr>
-            </w:pPr>
-            <w:r>
-              <w:rPr>
-                <w:rFonts w:eastAsia="Arial"/>
-                <w:b/>
-                <w:color w:val="auto"/>
-                <w:sz w:val="16"/>
-              </w:rPr>
-              <w:t>Semente</w:t>
-            </w:r>
-          </w:p>
-        </w:tc>
-        <w:tc>
-          <w:tcPr>
-            <w:tcW w:w="1134" w:type="dxa"/>
-            <w:shd w:val="clear" w:color="auto" w:fill="17365D"/>
-            <w:tcMar>
-              <w:top w:w="80" w:type="dxa"/>
-              <w:left w:w="100" w:type="dxa"/>
-              <w:bottom w:w="80" w:type="dxa"/>
-              <w:right w:w="100" w:type="dxa"/>
-            </w:tcMar>
-            <w:vAlign w:val="center"/>
-          </w:tcPr>
-          <w:p>
-            <w:pPr>
-              <w:ind w:firstLine="0"/>
-              <w:jc w:val="center"/>
-              <w:rPr>
-                <w:color w:val="auto"/>
-              </w:rPr>
-            </w:pPr>
-            <w:r>
-              <w:rPr>
-                <w:rFonts w:eastAsia="Arial"/>
-                <w:b/>
-                <w:color w:val="auto"/>
-                <w:sz w:val="16"/>
-              </w:rPr>
-              <w:t>Alvo</w:t>
-            </w:r>
-          </w:p>
-        </w:tc>
-        <w:tc>
-          <w:tcPr>
-            <w:tcW w:w="1191" w:type="dxa"/>
-            <w:shd w:val="clear" w:color="auto" w:fill="17365D"/>
-            <w:tcMar>
-              <w:top w:w="80" w:type="dxa"/>
-              <w:left w:w="100" w:type="dxa"/>
-              <w:bottom w:w="80" w:type="dxa"/>
-              <w:right w:w="100" w:type="dxa"/>
-            </w:tcMar>
-            <w:vAlign w:val="center"/>
-          </w:tcPr>
-          <w:p>
-            <w:pPr>
-              <w:ind w:firstLine="0"/>
-              <w:jc w:val="center"/>
-              <w:rPr>
-                <w:color w:val="auto"/>
-              </w:rPr>
-            </w:pPr>
-            <w:r>
-              <w:rPr>
-                <w:rFonts w:eastAsia="Arial"/>
-                <w:b/>
-                <w:color w:val="auto"/>
-                <w:sz w:val="16"/>
-              </w:rPr>
-              <w:t>ARI</w:t>
-            </w:r>
-          </w:p>
-        </w:tc>
-        <w:tc>
-          <w:tcPr>
-            <w:tcW w:w="1191" w:type="dxa"/>
-            <w:shd w:val="clear" w:color="auto" w:fill="17365D"/>
-            <w:tcMar>
-              <w:top w:w="80" w:type="dxa"/>
-              <w:left w:w="100" w:type="dxa"/>
-              <w:bottom w:w="80" w:type="dxa"/>
-              <w:right w:w="100" w:type="dxa"/>
-            </w:tcMar>
-            <w:vAlign w:val="center"/>
-          </w:tcPr>
-          <w:p>
-            <w:pPr>
-              <w:ind w:firstLine="0"/>
-              <w:jc w:val="center"/>
-              <w:rPr>
-                <w:color w:val="auto"/>
-              </w:rPr>
-            </w:pPr>
-            <w:r>
-              <w:rPr>
-                <w:rFonts w:eastAsia="Arial"/>
-                <w:b/>
-                <w:color w:val="auto"/>
-                <w:sz w:val="16"/>
-              </w:rPr>
-              <w:t>NMI</w:t>
-            </w:r>
-          </w:p>
-        </w:tc>
-        <w:tc>
-          <w:tcPr>
-            <w:tcW w:w="1757" w:type="dxa"/>
-            <w:shd w:val="clear" w:color="auto" w:fill="17365D"/>
-            <w:tcMar>
-              <w:top w:w="80" w:type="dxa"/>
-              <w:left w:w="100" w:type="dxa"/>
-              <w:bottom w:w="80" w:type="dxa"/>
-              <w:right w:w="100" w:type="dxa"/>
-            </w:tcMar>
-            <w:vAlign w:val="center"/>
-          </w:tcPr>
-          <w:p>
-            <w:pPr>
-              <w:ind w:firstLine="0"/>
-              <w:jc w:val="center"/>
-              <w:rPr>
-                <w:color w:val="auto"/>
-              </w:rPr>
-            </w:pPr>
-            <w:r>
-              <w:rPr>
-                <w:rFonts w:eastAsia="Arial"/>
-                <w:b/>
-                <w:color w:val="auto"/>
-                <w:sz w:val="16"/>
-              </w:rPr>
-              <w:t>Jaccard melhor</w:t>
-            </w:r>
-          </w:p>
-        </w:tc>
-        <w:tc>
-          <w:tcPr>
-            <w:tcW w:w="1587" w:type="dxa"/>
-            <w:shd w:val="clear" w:color="auto" w:fill="17365D"/>
-            <w:tcMar>
-              <w:top w:w="80" w:type="dxa"/>
-              <w:left w:w="100" w:type="dxa"/>
-              <w:bottom w:w="80" w:type="dxa"/>
-              <w:right w:w="100" w:type="dxa"/>
-            </w:tcMar>
-            <w:vAlign w:val="center"/>
-          </w:tcPr>
-          <w:p>
-            <w:pPr>
-              <w:ind w:firstLine="0"/>
-              <w:jc w:val="center"/>
-              <w:rPr>
-                <w:color w:val="auto"/>
-              </w:rPr>
-            </w:pPr>
-            <w:r>
-              <w:rPr>
-                <w:rFonts w:eastAsia="Arial"/>
-                <w:b/>
-                <w:color w:val="auto"/>
-                <w:sz w:val="16"/>
-              </w:rPr>
-              <w:t>Jaccard alvo</w:t>
-            </w:r>
-          </w:p>
-        </w:tc>
-        <w:tc>
-          <w:tcPr>
-            <w:tcW w:w="1304" w:type="dxa"/>
-            <w:shd w:val="clear" w:color="auto" w:fill="17365D"/>
-            <w:tcMar>
-              <w:top w:w="80" w:type="dxa"/>
-              <w:left w:w="100" w:type="dxa"/>
-              <w:bottom w:w="80" w:type="dxa"/>
-              <w:right w:w="100" w:type="dxa"/>
-            </w:tcMar>
-            <w:vAlign w:val="center"/>
-          </w:tcPr>
-          <w:p>
-            <w:pPr>
-              <w:ind w:firstLine="0"/>
-              <w:jc w:val="center"/>
-              <w:rPr>
-                <w:color w:val="auto"/>
-              </w:rPr>
-            </w:pPr>
-            <w:r>
-              <w:rPr>
-                <w:rFonts w:eastAsia="Arial"/>
-                <w:b/>
-                <w:color w:val="auto"/>
-                <w:sz w:val="16"/>
-              </w:rPr>
-              <w:t>Coincide?</w:t>
-            </w:r>
-          </w:p>
-        </w:tc>
-      </w:tr>
-      <w:tr>
-        <w:trPr>
-          <w:cantSplit/>
-          <w:jc w:val="center"/>
-        </w:trPr>
-        <w:tc>
-          <w:tcPr>
-            <w:tcW w:w="1191" w:type="dxa"/>
-            <w:tcMar>
-              <w:top w:w="80" w:type="dxa"/>
-              <w:left w:w="100" w:type="dxa"/>
-              <w:bottom w:w="80" w:type="dxa"/>
-              <w:right w:w="100" w:type="dxa"/>
-            </w:tcMar>
-            <w:vAlign w:val="center"/>
-          </w:tcPr>
-          <w:p>
-            <w:pPr>
-              <w:spacing w:after="0"/>
-              <w:ind w:firstLine="0"/>
-              <w:jc w:val="left"/>
-              <w:rPr>
-                <w:color w:val="auto"/>
-              </w:rPr>
-            </w:pPr>
-            <w:r>
-              <w:rPr>
-                <w:rFonts w:eastAsia="Arial"/>
-                <w:color w:val="auto"/>
-                <w:sz w:val="16"/>
-              </w:rPr>
-              <w:t>0</w:t>
-            </w:r>
-          </w:p>
-        </w:tc>
-        <w:tc>
-          <w:tcPr>
-            <w:tcW w:w="1134" w:type="dxa"/>
-            <w:tcMar>
-              <w:top w:w="80" w:type="dxa"/>
-              <w:left w:w="100" w:type="dxa"/>
-              <w:bottom w:w="80" w:type="dxa"/>
-              <w:right w:w="100" w:type="dxa"/>
-            </w:tcMar>
-            <w:vAlign w:val="center"/>
-          </w:tcPr>
-          <w:p>
-            <w:pPr>
-              <w:spacing w:after="0"/>
-              <w:ind w:firstLine="0"/>
-              <w:jc w:val="center"/>
-              <w:rPr>
-                <w:color w:val="auto"/>
-              </w:rPr>
-            </w:pPr>
-            <w:r>
-              <w:rPr>
-                <w:rFonts w:eastAsia="Arial"/>
-                <w:color w:val="auto"/>
-                <w:sz w:val="16"/>
-              </w:rPr>
-              <w:t>15</w:t>
-            </w:r>
-          </w:p>
-        </w:tc>
-        <w:tc>
-          <w:tcPr>
-            <w:tcW w:w="1191" w:type="dxa"/>
-            <w:tcMar>
-              <w:top w:w="80" w:type="dxa"/>
-              <w:left w:w="100" w:type="dxa"/>
-              <w:bottom w:w="80" w:type="dxa"/>
-              <w:right w:w="100" w:type="dxa"/>
-            </w:tcMar>
-            <w:vAlign w:val="center"/>
-          </w:tcPr>
-          <w:p>
-            <w:pPr>
-              <w:spacing w:after="0"/>
-              <w:ind w:firstLine="0"/>
-              <w:jc w:val="center"/>
-              <w:rPr>
-                <w:color w:val="auto"/>
-              </w:rPr>
-            </w:pPr>
-            <w:r>
-              <w:rPr>
-                <w:rFonts w:eastAsia="Arial"/>
-                <w:color w:val="auto"/>
-                <w:sz w:val="16"/>
-              </w:rPr>
-              <w:t>0,085</w:t>
-            </w:r>
-          </w:p>
-        </w:tc>
-        <w:tc>
-          <w:tcPr>
-            <w:tcW w:w="1191" w:type="dxa"/>
-            <w:tcMar>
-              <w:top w:w="80" w:type="dxa"/>
-              <w:left w:w="100" w:type="dxa"/>
-              <w:bottom w:w="80" w:type="dxa"/>
-              <w:right w:w="100" w:type="dxa"/>
-            </w:tcMar>
-            <w:vAlign w:val="center"/>
-          </w:tcPr>
-          <w:p>
-            <w:pPr>
-              <w:spacing w:after="0"/>
-              <w:ind w:firstLine="0"/>
-              <w:jc w:val="center"/>
-              <w:rPr>
-                <w:color w:val="auto"/>
-              </w:rPr>
-            </w:pPr>
-            <w:r>
-              <w:rPr>
-                <w:rFonts w:eastAsia="Arial"/>
-                <w:color w:val="auto"/>
-                <w:sz w:val="16"/>
-              </w:rPr>
-              <w:t>0,286</w:t>
-            </w:r>
-          </w:p>
-        </w:tc>
-        <w:tc>
-          <w:tcPr>
-            <w:tcW w:w="1757" w:type="dxa"/>
-            <w:tcMar>
-              <w:top w:w="80" w:type="dxa"/>
-              <w:left w:w="100" w:type="dxa"/>
-              <w:bottom w:w="80" w:type="dxa"/>
-              <w:right w:w="100" w:type="dxa"/>
-            </w:tcMar>
-            <w:vAlign w:val="center"/>
-          </w:tcPr>
-          <w:p>
-            <w:pPr>
-              <w:spacing w:after="0"/>
-              <w:ind w:firstLine="0"/>
-              <w:jc w:val="center"/>
-              <w:rPr>
-                <w:color w:val="auto"/>
-              </w:rPr>
-            </w:pPr>
-            <w:r>
-              <w:rPr>
-                <w:rFonts w:eastAsia="Arial"/>
-                <w:color w:val="auto"/>
-                <w:sz w:val="16"/>
-              </w:rPr>
-              <w:t>0,348</w:t>
-            </w:r>
-          </w:p>
-        </w:tc>
-        <w:tc>
-          <w:tcPr>
-            <w:tcW w:w="1587" w:type="dxa"/>
-            <w:tcMar>
-              <w:top w:w="80" w:type="dxa"/>
-              <w:left w:w="100" w:type="dxa"/>
-              <w:bottom w:w="80" w:type="dxa"/>
-              <w:right w:w="100" w:type="dxa"/>
-            </w:tcMar>
-            <w:vAlign w:val="center"/>
-          </w:tcPr>
-          <w:p>
-            <w:pPr>
-              <w:spacing w:after="0"/>
-              <w:ind w:firstLine="0"/>
-              <w:jc w:val="center"/>
-              <w:rPr>
-                <w:color w:val="auto"/>
-              </w:rPr>
-            </w:pPr>
-            <w:r>
-              <w:rPr>
-                <w:rFonts w:eastAsia="Arial"/>
-                <w:color w:val="auto"/>
-                <w:sz w:val="16"/>
-              </w:rPr>
-              <w:t>0,348</w:t>
-            </w:r>
-          </w:p>
-        </w:tc>
-        <w:tc>
-          <w:tcPr>
-            <w:tcW w:w="1304" w:type="dxa"/>
-            <w:tcMar>
-              <w:top w:w="80" w:type="dxa"/>
-              <w:left w:w="100" w:type="dxa"/>
-              <w:bottom w:w="80" w:type="dxa"/>
-              <w:right w:w="100" w:type="dxa"/>
-            </w:tcMar>
-            <w:vAlign w:val="center"/>
-          </w:tcPr>
-          <w:p>
-            <w:pPr>
-              <w:spacing w:after="0"/>
-              <w:ind w:firstLine="0"/>
-              <w:jc w:val="center"/>
-              <w:rPr>
-                <w:color w:val="auto"/>
-              </w:rPr>
-            </w:pPr>
-            <w:r>
-              <w:rPr>
-                <w:rFonts w:eastAsia="Arial"/>
-                <w:color w:val="auto"/>
-                <w:sz w:val="16"/>
-              </w:rPr>
-              <w:t>sim</w:t>
-            </w:r>
-          </w:p>
-        </w:tc>
-      </w:tr>
-      <w:tr>
-        <w:trPr>
-          <w:cantSplit/>
-          <w:jc w:val="center"/>
-        </w:trPr>
-        <w:tc>
-          <w:tcPr>
-            <w:tcW w:w="1191" w:type="dxa"/>
-            <w:shd w:val="clear" w:color="auto" w:fill="F3F6FA"/>
-            <w:tcMar>
-              <w:top w:w="80" w:type="dxa"/>
-              <w:left w:w="100" w:type="dxa"/>
-              <w:bottom w:w="80" w:type="dxa"/>
-              <w:right w:w="100" w:type="dxa"/>
-            </w:tcMar>
-            <w:vAlign w:val="center"/>
-          </w:tcPr>
-          <w:p>
-            <w:pPr>
-              <w:spacing w:after="0"/>
-              <w:ind w:firstLine="0"/>
-              <w:jc w:val="left"/>
-              <w:rPr>
-                <w:color w:val="auto"/>
-              </w:rPr>
-            </w:pPr>
-            <w:r>
-              <w:rPr>
-                <w:rFonts w:eastAsia="Arial"/>
-                <w:color w:val="auto"/>
-                <w:sz w:val="16"/>
-              </w:rPr>
-              <w:t>1</w:t>
-            </w:r>
-          </w:p>
-        </w:tc>
-        <w:tc>
-          <w:tcPr>
-            <w:tcW w:w="1134" w:type="dxa"/>
-            <w:shd w:val="clear" w:color="auto" w:fill="F3F6FA"/>
-            <w:tcMar>
-              <w:top w:w="80" w:type="dxa"/>
-              <w:left w:w="100" w:type="dxa"/>
-              <w:bottom w:w="80" w:type="dxa"/>
-              <w:right w:w="100" w:type="dxa"/>
-            </w:tcMar>
-            <w:vAlign w:val="center"/>
-          </w:tcPr>
-          <w:p>
-            <w:pPr>
-              <w:spacing w:after="0"/>
-              <w:ind w:firstLine="0"/>
-              <w:jc w:val="center"/>
-              <w:rPr>
-                <w:color w:val="auto"/>
-              </w:rPr>
-            </w:pPr>
-            <w:r>
-              <w:rPr>
-                <w:rFonts w:eastAsia="Arial"/>
-                <w:color w:val="auto"/>
-                <w:sz w:val="16"/>
-              </w:rPr>
-              <w:t>35</w:t>
-            </w:r>
-          </w:p>
-        </w:tc>
-        <w:tc>
-          <w:tcPr>
-            <w:tcW w:w="1191" w:type="dxa"/>
-            <w:shd w:val="clear" w:color="auto" w:fill="F3F6FA"/>
-            <w:tcMar>
-              <w:top w:w="80" w:type="dxa"/>
-              <w:left w:w="100" w:type="dxa"/>
-              <w:bottom w:w="80" w:type="dxa"/>
-              <w:right w:w="100" w:type="dxa"/>
-            </w:tcMar>
-            <w:vAlign w:val="center"/>
-          </w:tcPr>
-          <w:p>
-            <w:pPr>
-              <w:spacing w:after="0"/>
-              <w:ind w:firstLine="0"/>
-              <w:jc w:val="center"/>
-              <w:rPr>
-                <w:color w:val="auto"/>
-              </w:rPr>
-            </w:pPr>
-            <w:r>
-              <w:rPr>
-                <w:rFonts w:eastAsia="Arial"/>
-                <w:color w:val="auto"/>
-                <w:sz w:val="16"/>
-              </w:rPr>
-              <w:t>0,073</w:t>
-            </w:r>
-          </w:p>
-        </w:tc>
-        <w:tc>
-          <w:tcPr>
-            <w:tcW w:w="1191" w:type="dxa"/>
-            <w:shd w:val="clear" w:color="auto" w:fill="F3F6FA"/>
-            <w:tcMar>
-              <w:top w:w="80" w:type="dxa"/>
-              <w:left w:w="100" w:type="dxa"/>
-              <w:bottom w:w="80" w:type="dxa"/>
-              <w:right w:w="100" w:type="dxa"/>
-            </w:tcMar>
-            <w:vAlign w:val="center"/>
-          </w:tcPr>
-          <w:p>
-            <w:pPr>
-              <w:spacing w:after="0"/>
-              <w:ind w:firstLine="0"/>
-              <w:jc w:val="center"/>
-              <w:rPr>
-                <w:color w:val="auto"/>
-              </w:rPr>
-            </w:pPr>
-            <w:r>
-              <w:rPr>
-                <w:rFonts w:eastAsia="Arial"/>
-                <w:color w:val="auto"/>
-                <w:sz w:val="16"/>
-              </w:rPr>
-              <w:t>0,280</w:t>
-            </w:r>
-          </w:p>
-        </w:tc>
-        <w:tc>
-          <w:tcPr>
-            <w:tcW w:w="1757" w:type="dxa"/>
-            <w:shd w:val="clear" w:color="auto" w:fill="F3F6FA"/>
-            <w:tcMar>
-              <w:top w:w="80" w:type="dxa"/>
-              <w:left w:w="100" w:type="dxa"/>
-              <w:bottom w:w="80" w:type="dxa"/>
-              <w:right w:w="100" w:type="dxa"/>
-            </w:tcMar>
-            <w:vAlign w:val="center"/>
-          </w:tcPr>
-          <w:p>
-            <w:pPr>
-              <w:spacing w:after="0"/>
-              <w:ind w:firstLine="0"/>
-              <w:jc w:val="center"/>
-              <w:rPr>
-                <w:color w:val="auto"/>
-              </w:rPr>
-            </w:pPr>
-            <w:r>
-              <w:rPr>
-                <w:rFonts w:eastAsia="Arial"/>
-                <w:color w:val="auto"/>
-                <w:sz w:val="16"/>
-              </w:rPr>
-              <w:t>0,263</w:t>
-            </w:r>
-          </w:p>
-        </w:tc>
-        <w:tc>
-          <w:tcPr>
-            <w:tcW w:w="1587" w:type="dxa"/>
-            <w:shd w:val="clear" w:color="auto" w:fill="F3F6FA"/>
-            <w:tcMar>
-              <w:top w:w="80" w:type="dxa"/>
-              <w:left w:w="100" w:type="dxa"/>
-              <w:bottom w:w="80" w:type="dxa"/>
-              <w:right w:w="100" w:type="dxa"/>
-            </w:tcMar>
-            <w:vAlign w:val="center"/>
-          </w:tcPr>
-          <w:p>
-            <w:pPr>
-              <w:spacing w:after="0"/>
-              <w:ind w:firstLine="0"/>
-              <w:jc w:val="center"/>
-              <w:rPr>
-                <w:color w:val="auto"/>
-              </w:rPr>
-            </w:pPr>
-            <w:r>
-              <w:rPr>
-                <w:rFonts w:eastAsia="Arial"/>
-                <w:color w:val="auto"/>
-                <w:sz w:val="16"/>
-              </w:rPr>
-              <w:t>0,000</w:t>
-            </w:r>
-          </w:p>
-        </w:tc>
-        <w:tc>
-          <w:tcPr>
-            <w:tcW w:w="1304" w:type="dxa"/>
-            <w:shd w:val="clear" w:color="auto" w:fill="F3F6FA"/>
-            <w:tcMar>
-              <w:top w:w="80" w:type="dxa"/>
-              <w:left w:w="100" w:type="dxa"/>
-              <w:bottom w:w="80" w:type="dxa"/>
-              <w:right w:w="100" w:type="dxa"/>
-            </w:tcMar>
-            <w:vAlign w:val="center"/>
-          </w:tcPr>
-          <w:p>
-            <w:pPr>
-              <w:spacing w:after="0"/>
-              <w:ind w:firstLine="0"/>
-              <w:jc w:val="center"/>
-              <w:rPr>
-                <w:color w:val="auto"/>
-              </w:rPr>
-            </w:pPr>
-            <w:r>
-              <w:rPr>
-                <w:rFonts w:eastAsia="Arial"/>
-                <w:color w:val="auto"/>
-                <w:sz w:val="16"/>
-              </w:rPr>
-              <w:t>não</w:t>
-            </w:r>
-          </w:p>
-        </w:tc>
-      </w:tr>
-      <w:tr>
-        <w:trPr>
-          <w:cantSplit/>
-          <w:jc w:val="center"/>
-        </w:trPr>
-        <w:tc>
-          <w:tcPr>
-            <w:tcW w:w="1191" w:type="dxa"/>
-            <w:tcMar>
-              <w:top w:w="80" w:type="dxa"/>
-              <w:left w:w="100" w:type="dxa"/>
-              <w:bottom w:w="80" w:type="dxa"/>
-              <w:right w:w="100" w:type="dxa"/>
-            </w:tcMar>
-            <w:vAlign w:val="center"/>
-          </w:tcPr>
-          <w:p>
-            <w:pPr>
-              <w:spacing w:after="0"/>
-              <w:ind w:firstLine="0"/>
-              <w:jc w:val="left"/>
-              <w:rPr>
-                <w:color w:val="auto"/>
-              </w:rPr>
-            </w:pPr>
-            <w:r>
-              <w:rPr>
-                <w:rFonts w:eastAsia="Arial"/>
-                <w:color w:val="auto"/>
-                <w:sz w:val="16"/>
-              </w:rPr>
-              <w:t>2</w:t>
-            </w:r>
-          </w:p>
-        </w:tc>
-        <w:tc>
-          <w:tcPr>
-            <w:tcW w:w="1134" w:type="dxa"/>
-            <w:tcMar>
-              <w:top w:w="80" w:type="dxa"/>
-              <w:left w:w="100" w:type="dxa"/>
-              <w:bottom w:w="80" w:type="dxa"/>
-              <w:right w:w="100" w:type="dxa"/>
-            </w:tcMar>
-            <w:vAlign w:val="center"/>
-          </w:tcPr>
-          <w:p>
-            <w:pPr>
-              <w:spacing w:after="0"/>
-              <w:ind w:firstLine="0"/>
-              <w:jc w:val="center"/>
-              <w:rPr>
-                <w:color w:val="auto"/>
-              </w:rPr>
-            </w:pPr>
-            <w:r>
-              <w:rPr>
-                <w:rFonts w:eastAsia="Arial"/>
-                <w:color w:val="auto"/>
-                <w:sz w:val="16"/>
-              </w:rPr>
-              <w:t>29</w:t>
-            </w:r>
-          </w:p>
-        </w:tc>
-        <w:tc>
-          <w:tcPr>
-            <w:tcW w:w="1191" w:type="dxa"/>
-            <w:tcMar>
-              <w:top w:w="80" w:type="dxa"/>
-              <w:left w:w="100" w:type="dxa"/>
-              <w:bottom w:w="80" w:type="dxa"/>
-              <w:right w:w="100" w:type="dxa"/>
-            </w:tcMar>
-            <w:vAlign w:val="center"/>
-          </w:tcPr>
-          <w:p>
-            <w:pPr>
-              <w:spacing w:after="0"/>
-              <w:ind w:firstLine="0"/>
-              <w:jc w:val="center"/>
-              <w:rPr>
-                <w:color w:val="auto"/>
-              </w:rPr>
-            </w:pPr>
-            <w:r>
-              <w:rPr>
-                <w:rFonts w:eastAsia="Arial"/>
-                <w:color w:val="auto"/>
-                <w:sz w:val="16"/>
-              </w:rPr>
-              <w:t>0,078</w:t>
-            </w:r>
-          </w:p>
-        </w:tc>
-        <w:tc>
-          <w:tcPr>
-            <w:tcW w:w="1191" w:type="dxa"/>
-            <w:tcMar>
-              <w:top w:w="80" w:type="dxa"/>
-              <w:left w:w="100" w:type="dxa"/>
-              <w:bottom w:w="80" w:type="dxa"/>
-              <w:right w:w="100" w:type="dxa"/>
-            </w:tcMar>
-            <w:vAlign w:val="center"/>
-          </w:tcPr>
-          <w:p>
-            <w:pPr>
-              <w:spacing w:after="0"/>
-              <w:ind w:firstLine="0"/>
-              <w:jc w:val="center"/>
-              <w:rPr>
-                <w:color w:val="auto"/>
-              </w:rPr>
-            </w:pPr>
-            <w:r>
-              <w:rPr>
-                <w:rFonts w:eastAsia="Arial"/>
-                <w:color w:val="auto"/>
-                <w:sz w:val="16"/>
-              </w:rPr>
-              <w:t>0,288</w:t>
-            </w:r>
-          </w:p>
-        </w:tc>
-        <w:tc>
-          <w:tcPr>
-            <w:tcW w:w="1757" w:type="dxa"/>
-            <w:tcMar>
-              <w:top w:w="80" w:type="dxa"/>
-              <w:left w:w="100" w:type="dxa"/>
-              <w:bottom w:w="80" w:type="dxa"/>
-              <w:right w:w="100" w:type="dxa"/>
-            </w:tcMar>
-            <w:vAlign w:val="center"/>
-          </w:tcPr>
-          <w:p>
-            <w:pPr>
-              <w:spacing w:after="0"/>
-              <w:ind w:firstLine="0"/>
-              <w:jc w:val="center"/>
-              <w:rPr>
-                <w:color w:val="auto"/>
-              </w:rPr>
-            </w:pPr>
-            <w:r>
-              <w:rPr>
-                <w:rFonts w:eastAsia="Arial"/>
-                <w:color w:val="auto"/>
-                <w:sz w:val="16"/>
-              </w:rPr>
-              <w:t>0,270</w:t>
-            </w:r>
-          </w:p>
-        </w:tc>
-        <w:tc>
-          <w:tcPr>
-            <w:tcW w:w="1587" w:type="dxa"/>
-            <w:tcMar>
-              <w:top w:w="80" w:type="dxa"/>
-              <w:left w:w="100" w:type="dxa"/>
-              <w:bottom w:w="80" w:type="dxa"/>
-              <w:right w:w="100" w:type="dxa"/>
-            </w:tcMar>
-            <w:vAlign w:val="center"/>
-          </w:tcPr>
-          <w:p>
-            <w:pPr>
-              <w:spacing w:after="0"/>
-              <w:ind w:firstLine="0"/>
-              <w:jc w:val="center"/>
-              <w:rPr>
-                <w:color w:val="auto"/>
-              </w:rPr>
-            </w:pPr>
-            <w:r>
-              <w:rPr>
-                <w:rFonts w:eastAsia="Arial"/>
-                <w:color w:val="auto"/>
-                <w:sz w:val="16"/>
-              </w:rPr>
-              <w:t>0,000</w:t>
-            </w:r>
-          </w:p>
-        </w:tc>
-        <w:tc>
-          <w:tcPr>
-            <w:tcW w:w="1304" w:type="dxa"/>
-            <w:tcMar>
-              <w:top w:w="80" w:type="dxa"/>
-              <w:left w:w="100" w:type="dxa"/>
-              <w:bottom w:w="80" w:type="dxa"/>
-              <w:right w:w="100" w:type="dxa"/>
-            </w:tcMar>
-            <w:vAlign w:val="center"/>
-          </w:tcPr>
-          <w:p>
-            <w:pPr>
-              <w:spacing w:after="0"/>
-              <w:ind w:firstLine="0"/>
-              <w:jc w:val="center"/>
-              <w:rPr>
-                <w:color w:val="auto"/>
-              </w:rPr>
-            </w:pPr>
-            <w:r>
-              <w:rPr>
-                <w:rFonts w:eastAsia="Arial"/>
-                <w:color w:val="auto"/>
-                <w:sz w:val="16"/>
-              </w:rPr>
-              <w:t>não</w:t>
-            </w:r>
-          </w:p>
-        </w:tc>
-      </w:tr>
-      <w:tr>
-        <w:trPr>
-          <w:cantSplit/>
-          <w:jc w:val="center"/>
-        </w:trPr>
-        <w:tc>
-          <w:tcPr>
-            <w:tcW w:w="1191" w:type="dxa"/>
-            <w:shd w:val="clear" w:color="auto" w:fill="F3F6FA"/>
-            <w:tcMar>
-              <w:top w:w="80" w:type="dxa"/>
-              <w:left w:w="100" w:type="dxa"/>
-              <w:bottom w:w="80" w:type="dxa"/>
-              <w:right w:w="100" w:type="dxa"/>
-            </w:tcMar>
-            <w:vAlign w:val="center"/>
-          </w:tcPr>
-          <w:p>
-            <w:pPr>
-              <w:spacing w:after="0"/>
-              <w:ind w:firstLine="0"/>
-              <w:jc w:val="left"/>
-              <w:rPr>
-                <w:color w:val="auto"/>
-              </w:rPr>
-            </w:pPr>
-            <w:r>
-              <w:rPr>
-                <w:rFonts w:eastAsia="Arial"/>
-                <w:color w:val="auto"/>
-                <w:sz w:val="16"/>
-              </w:rPr>
-              <w:t>3</w:t>
-            </w:r>
-          </w:p>
-        </w:tc>
-        <w:tc>
-          <w:tcPr>
-            <w:tcW w:w="1134" w:type="dxa"/>
-            <w:shd w:val="clear" w:color="auto" w:fill="F3F6FA"/>
-            <w:tcMar>
-              <w:top w:w="80" w:type="dxa"/>
-              <w:left w:w="100" w:type="dxa"/>
-              <w:bottom w:w="80" w:type="dxa"/>
-              <w:right w:w="100" w:type="dxa"/>
-            </w:tcMar>
-            <w:vAlign w:val="center"/>
-          </w:tcPr>
-          <w:p>
-            <w:pPr>
-              <w:spacing w:after="0"/>
-              <w:ind w:firstLine="0"/>
-              <w:jc w:val="center"/>
-              <w:rPr>
-                <w:color w:val="auto"/>
-              </w:rPr>
-            </w:pPr>
-            <w:r>
-              <w:rPr>
-                <w:rFonts w:eastAsia="Arial"/>
-                <w:color w:val="auto"/>
-                <w:sz w:val="16"/>
-              </w:rPr>
-              <w:t>22</w:t>
-            </w:r>
-          </w:p>
-        </w:tc>
-        <w:tc>
-          <w:tcPr>
-            <w:tcW w:w="1191" w:type="dxa"/>
-            <w:shd w:val="clear" w:color="auto" w:fill="F3F6FA"/>
-            <w:tcMar>
-              <w:top w:w="80" w:type="dxa"/>
-              <w:left w:w="100" w:type="dxa"/>
-              <w:bottom w:w="80" w:type="dxa"/>
-              <w:right w:w="100" w:type="dxa"/>
-            </w:tcMar>
-            <w:vAlign w:val="center"/>
-          </w:tcPr>
-          <w:p>
-            <w:pPr>
-              <w:spacing w:after="0"/>
-              <w:ind w:firstLine="0"/>
-              <w:jc w:val="center"/>
-              <w:rPr>
-                <w:color w:val="auto"/>
-              </w:rPr>
-            </w:pPr>
-            <w:r>
-              <w:rPr>
-                <w:rFonts w:eastAsia="Arial"/>
-                <w:color w:val="auto"/>
-                <w:sz w:val="16"/>
-              </w:rPr>
-              <w:t>0,088</w:t>
-            </w:r>
-          </w:p>
-        </w:tc>
-        <w:tc>
-          <w:tcPr>
-            <w:tcW w:w="1191" w:type="dxa"/>
-            <w:shd w:val="clear" w:color="auto" w:fill="F3F6FA"/>
-            <w:tcMar>
-              <w:top w:w="80" w:type="dxa"/>
-              <w:left w:w="100" w:type="dxa"/>
-              <w:bottom w:w="80" w:type="dxa"/>
-              <w:right w:w="100" w:type="dxa"/>
-            </w:tcMar>
-            <w:vAlign w:val="center"/>
-          </w:tcPr>
-          <w:p>
-            <w:pPr>
-              <w:spacing w:after="0"/>
-              <w:ind w:firstLine="0"/>
-              <w:jc w:val="center"/>
-              <w:rPr>
-                <w:color w:val="auto"/>
-              </w:rPr>
-            </w:pPr>
-            <w:r>
-              <w:rPr>
-                <w:rFonts w:eastAsia="Arial"/>
-                <w:color w:val="auto"/>
-                <w:sz w:val="16"/>
-              </w:rPr>
-              <w:t>0,286</w:t>
-            </w:r>
-          </w:p>
-        </w:tc>
-        <w:tc>
-          <w:tcPr>
-            <w:tcW w:w="1757" w:type="dxa"/>
-            <w:shd w:val="clear" w:color="auto" w:fill="F3F6FA"/>
-            <w:tcMar>
-              <w:top w:w="80" w:type="dxa"/>
-              <w:left w:w="100" w:type="dxa"/>
-              <w:bottom w:w="80" w:type="dxa"/>
-              <w:right w:w="100" w:type="dxa"/>
-            </w:tcMar>
-            <w:vAlign w:val="center"/>
-          </w:tcPr>
-          <w:p>
-            <w:pPr>
-              <w:spacing w:after="0"/>
-              <w:ind w:firstLine="0"/>
-              <w:jc w:val="center"/>
-              <w:rPr>
-                <w:color w:val="auto"/>
-              </w:rPr>
-            </w:pPr>
-            <w:r>
-              <w:rPr>
-                <w:rFonts w:eastAsia="Arial"/>
-                <w:color w:val="auto"/>
-                <w:sz w:val="16"/>
-              </w:rPr>
-              <w:t>0,389</w:t>
-            </w:r>
-          </w:p>
-        </w:tc>
-        <w:tc>
-          <w:tcPr>
-            <w:tcW w:w="1587" w:type="dxa"/>
-            <w:shd w:val="clear" w:color="auto" w:fill="F3F6FA"/>
-            <w:tcMar>
-              <w:top w:w="80" w:type="dxa"/>
-              <w:left w:w="100" w:type="dxa"/>
-              <w:bottom w:w="80" w:type="dxa"/>
-              <w:right w:w="100" w:type="dxa"/>
-            </w:tcMar>
-            <w:vAlign w:val="center"/>
-          </w:tcPr>
-          <w:p>
-            <w:pPr>
-              <w:spacing w:after="0"/>
-              <w:ind w:firstLine="0"/>
-              <w:jc w:val="center"/>
-              <w:rPr>
-                <w:color w:val="auto"/>
-              </w:rPr>
-            </w:pPr>
-            <w:r>
-              <w:rPr>
-                <w:rFonts w:eastAsia="Arial"/>
-                <w:color w:val="auto"/>
-                <w:sz w:val="16"/>
-              </w:rPr>
-              <w:t>0,389</w:t>
-            </w:r>
-          </w:p>
-        </w:tc>
-        <w:tc>
-          <w:tcPr>
-            <w:tcW w:w="1304" w:type="dxa"/>
-            <w:shd w:val="clear" w:color="auto" w:fill="F3F6FA"/>
-            <w:tcMar>
-              <w:top w:w="80" w:type="dxa"/>
-              <w:left w:w="100" w:type="dxa"/>
-              <w:bottom w:w="80" w:type="dxa"/>
-              <w:right w:w="100" w:type="dxa"/>
-            </w:tcMar>
-            <w:vAlign w:val="center"/>
-          </w:tcPr>
-          <w:p>
-            <w:pPr>
-              <w:spacing w:after="0"/>
-              <w:ind w:firstLine="0"/>
-              <w:jc w:val="center"/>
-              <w:rPr>
-                <w:color w:val="auto"/>
-              </w:rPr>
-            </w:pPr>
-            <w:r>
-              <w:rPr>
-                <w:rFonts w:eastAsia="Arial"/>
-                <w:color w:val="auto"/>
-                <w:sz w:val="16"/>
-              </w:rPr>
-              <w:t>sim</w:t>
-            </w:r>
-          </w:p>
-        </w:tc>
-      </w:tr>
-      <w:tr>
-        <w:trPr>
-          <w:cantSplit/>
-          <w:jc w:val="center"/>
-        </w:trPr>
-        <w:tc>
-          <w:tcPr>
-            <w:tcW w:w="1191" w:type="dxa"/>
-            <w:tcMar>
-              <w:top w:w="80" w:type="dxa"/>
-              <w:left w:w="100" w:type="dxa"/>
-              <w:bottom w:w="80" w:type="dxa"/>
-              <w:right w:w="100" w:type="dxa"/>
-            </w:tcMar>
-            <w:vAlign w:val="center"/>
-          </w:tcPr>
-          <w:p>
-            <w:pPr>
-              <w:spacing w:after="0"/>
-              <w:ind w:firstLine="0"/>
-              <w:jc w:val="left"/>
-              <w:rPr>
-                <w:color w:val="auto"/>
-              </w:rPr>
-            </w:pPr>
-            <w:r>
-              <w:rPr>
-                <w:rFonts w:eastAsia="Arial"/>
-                <w:color w:val="auto"/>
-                <w:sz w:val="16"/>
-              </w:rPr>
-              <w:t>4</w:t>
-            </w:r>
-          </w:p>
-        </w:tc>
-        <w:tc>
-          <w:tcPr>
-            <w:tcW w:w="1134" w:type="dxa"/>
-            <w:tcMar>
-              <w:top w:w="80" w:type="dxa"/>
-              <w:left w:w="100" w:type="dxa"/>
-              <w:bottom w:w="80" w:type="dxa"/>
-              <w:right w:w="100" w:type="dxa"/>
-            </w:tcMar>
-            <w:vAlign w:val="center"/>
-          </w:tcPr>
-          <w:p>
-            <w:pPr>
-              <w:spacing w:after="0"/>
-              <w:ind w:firstLine="0"/>
-              <w:jc w:val="center"/>
-              <w:rPr>
-                <w:color w:val="auto"/>
-              </w:rPr>
-            </w:pPr>
-            <w:r>
-              <w:rPr>
-                <w:rFonts w:eastAsia="Arial"/>
-                <w:color w:val="auto"/>
-                <w:sz w:val="16"/>
-              </w:rPr>
-              <w:t>35</w:t>
-            </w:r>
-          </w:p>
-        </w:tc>
-        <w:tc>
-          <w:tcPr>
-            <w:tcW w:w="1191" w:type="dxa"/>
-            <w:tcMar>
-              <w:top w:w="80" w:type="dxa"/>
-              <w:left w:w="100" w:type="dxa"/>
-              <w:bottom w:w="80" w:type="dxa"/>
-              <w:right w:w="100" w:type="dxa"/>
-            </w:tcMar>
-            <w:vAlign w:val="center"/>
-          </w:tcPr>
-          <w:p>
-            <w:pPr>
-              <w:spacing w:after="0"/>
-              <w:ind w:firstLine="0"/>
-              <w:jc w:val="center"/>
-              <w:rPr>
-                <w:color w:val="auto"/>
-              </w:rPr>
-            </w:pPr>
-            <w:r>
-              <w:rPr>
-                <w:rFonts w:eastAsia="Arial"/>
-                <w:color w:val="auto"/>
-                <w:sz w:val="16"/>
-              </w:rPr>
-              <w:t>0,081</w:t>
-            </w:r>
-          </w:p>
-        </w:tc>
-        <w:tc>
-          <w:tcPr>
-            <w:tcW w:w="1191" w:type="dxa"/>
-            <w:tcMar>
-              <w:top w:w="80" w:type="dxa"/>
-              <w:left w:w="100" w:type="dxa"/>
-              <w:bottom w:w="80" w:type="dxa"/>
-              <w:right w:w="100" w:type="dxa"/>
-            </w:tcMar>
-            <w:vAlign w:val="center"/>
-          </w:tcPr>
-          <w:p>
-            <w:pPr>
-              <w:spacing w:after="0"/>
-              <w:ind w:firstLine="0"/>
-              <w:jc w:val="center"/>
-              <w:rPr>
-                <w:color w:val="auto"/>
-              </w:rPr>
-            </w:pPr>
-            <w:r>
-              <w:rPr>
-                <w:rFonts w:eastAsia="Arial"/>
-                <w:color w:val="auto"/>
-                <w:sz w:val="16"/>
-              </w:rPr>
-              <w:t>0,278</w:t>
-            </w:r>
-          </w:p>
-        </w:tc>
-        <w:tc>
-          <w:tcPr>
-            <w:tcW w:w="1757" w:type="dxa"/>
-            <w:tcMar>
-              <w:top w:w="80" w:type="dxa"/>
-              <w:left w:w="100" w:type="dxa"/>
-              <w:bottom w:w="80" w:type="dxa"/>
-              <w:right w:w="100" w:type="dxa"/>
-            </w:tcMar>
-            <w:vAlign w:val="center"/>
-          </w:tcPr>
-          <w:p>
-            <w:pPr>
-              <w:spacing w:after="0"/>
-              <w:ind w:firstLine="0"/>
-              <w:jc w:val="center"/>
-              <w:rPr>
-                <w:color w:val="auto"/>
-              </w:rPr>
-            </w:pPr>
-            <w:r>
-              <w:rPr>
-                <w:rFonts w:eastAsia="Arial"/>
-                <w:color w:val="auto"/>
-                <w:sz w:val="16"/>
-              </w:rPr>
-              <w:t>0,543</w:t>
-            </w:r>
-          </w:p>
-        </w:tc>
-        <w:tc>
-          <w:tcPr>
-            <w:tcW w:w="1587" w:type="dxa"/>
-            <w:tcMar>
-              <w:top w:w="80" w:type="dxa"/>
-              <w:left w:w="100" w:type="dxa"/>
-              <w:bottom w:w="80" w:type="dxa"/>
-              <w:right w:w="100" w:type="dxa"/>
-            </w:tcMar>
-            <w:vAlign w:val="center"/>
-          </w:tcPr>
-          <w:p>
-            <w:pPr>
-              <w:spacing w:after="0"/>
-              <w:ind w:firstLine="0"/>
-              <w:jc w:val="center"/>
-              <w:rPr>
-                <w:color w:val="auto"/>
-              </w:rPr>
-            </w:pPr>
-            <w:r>
-              <w:rPr>
-                <w:rFonts w:eastAsia="Arial"/>
-                <w:color w:val="auto"/>
-                <w:sz w:val="16"/>
-              </w:rPr>
-              <w:t>0,543</w:t>
-            </w:r>
-          </w:p>
-        </w:tc>
-        <w:tc>
-          <w:tcPr>
-            <w:tcW w:w="1304" w:type="dxa"/>
-            <w:tcMar>
-              <w:top w:w="80" w:type="dxa"/>
-              <w:left w:w="100" w:type="dxa"/>
-              <w:bottom w:w="80" w:type="dxa"/>
-              <w:right w:w="100" w:type="dxa"/>
-            </w:tcMar>
-            <w:vAlign w:val="center"/>
-          </w:tcPr>
-          <w:p>
-            <w:pPr>
-              <w:spacing w:after="0"/>
-              <w:ind w:firstLine="0"/>
-              <w:jc w:val="center"/>
-              <w:rPr>
-                <w:color w:val="auto"/>
-              </w:rPr>
-            </w:pPr>
-            <w:r>
-              <w:rPr>
-                <w:rFonts w:eastAsia="Arial"/>
-                <w:color w:val="auto"/>
-                <w:sz w:val="16"/>
-              </w:rPr>
-              <w:t>sim</w:t>
-            </w:r>
-          </w:p>
-        </w:tc>
-      </w:tr>
-      <w:tr>
-        <w:trPr>
-          <w:cantSplit/>
-          <w:jc w:val="center"/>
-        </w:trPr>
-        <w:tc>
-          <w:tcPr>
-            <w:tcW w:w="1191" w:type="dxa"/>
-            <w:shd w:val="clear" w:color="auto" w:fill="F3F6FA"/>
-            <w:tcMar>
-              <w:top w:w="80" w:type="dxa"/>
-              <w:left w:w="100" w:type="dxa"/>
-              <w:bottom w:w="80" w:type="dxa"/>
-              <w:right w:w="100" w:type="dxa"/>
-            </w:tcMar>
-            <w:vAlign w:val="center"/>
-          </w:tcPr>
-          <w:p>
-            <w:pPr>
-              <w:spacing w:after="0"/>
-              <w:ind w:firstLine="0"/>
-              <w:jc w:val="left"/>
-              <w:rPr>
-                <w:color w:val="auto"/>
-              </w:rPr>
-            </w:pPr>
-            <w:r>
-              <w:rPr>
-                <w:rFonts w:eastAsia="Arial"/>
-                <w:color w:val="auto"/>
-                <w:sz w:val="16"/>
-              </w:rPr>
-              <w:t>5</w:t>
-            </w:r>
-          </w:p>
-        </w:tc>
-        <w:tc>
-          <w:tcPr>
-            <w:tcW w:w="1134" w:type="dxa"/>
-            <w:shd w:val="clear" w:color="auto" w:fill="F3F6FA"/>
-            <w:tcMar>
-              <w:top w:w="80" w:type="dxa"/>
-              <w:left w:w="100" w:type="dxa"/>
-              <w:bottom w:w="80" w:type="dxa"/>
-              <w:right w:w="100" w:type="dxa"/>
-            </w:tcMar>
-            <w:vAlign w:val="center"/>
-          </w:tcPr>
-          <w:p>
-            <w:pPr>
-              <w:spacing w:after="0"/>
-              <w:ind w:firstLine="0"/>
-              <w:jc w:val="center"/>
-              <w:rPr>
-                <w:color w:val="auto"/>
-              </w:rPr>
-            </w:pPr>
-            <w:r>
-              <w:rPr>
-                <w:rFonts w:eastAsia="Arial"/>
-                <w:color w:val="auto"/>
-                <w:sz w:val="16"/>
-              </w:rPr>
-              <w:t>8</w:t>
-            </w:r>
-          </w:p>
-        </w:tc>
-        <w:tc>
-          <w:tcPr>
-            <w:tcW w:w="1191" w:type="dxa"/>
-            <w:shd w:val="clear" w:color="auto" w:fill="F3F6FA"/>
-            <w:tcMar>
-              <w:top w:w="80" w:type="dxa"/>
-              <w:left w:w="100" w:type="dxa"/>
-              <w:bottom w:w="80" w:type="dxa"/>
-              <w:right w:w="100" w:type="dxa"/>
-            </w:tcMar>
-            <w:vAlign w:val="center"/>
-          </w:tcPr>
-          <w:p>
-            <w:pPr>
-              <w:spacing w:after="0"/>
-              <w:ind w:firstLine="0"/>
-              <w:jc w:val="center"/>
-              <w:rPr>
-                <w:color w:val="auto"/>
-              </w:rPr>
-            </w:pPr>
-            <w:r>
-              <w:rPr>
-                <w:rFonts w:eastAsia="Arial"/>
-                <w:color w:val="auto"/>
-                <w:sz w:val="16"/>
-              </w:rPr>
-              <w:t>0,091</w:t>
-            </w:r>
-          </w:p>
-        </w:tc>
-        <w:tc>
-          <w:tcPr>
-            <w:tcW w:w="1191" w:type="dxa"/>
-            <w:shd w:val="clear" w:color="auto" w:fill="F3F6FA"/>
-            <w:tcMar>
-              <w:top w:w="80" w:type="dxa"/>
-              <w:left w:w="100" w:type="dxa"/>
-              <w:bottom w:w="80" w:type="dxa"/>
-              <w:right w:w="100" w:type="dxa"/>
-            </w:tcMar>
-            <w:vAlign w:val="center"/>
-          </w:tcPr>
-          <w:p>
-            <w:pPr>
-              <w:spacing w:after="0"/>
-              <w:ind w:firstLine="0"/>
-              <w:jc w:val="center"/>
-              <w:rPr>
-                <w:color w:val="auto"/>
-              </w:rPr>
-            </w:pPr>
-            <w:r>
-              <w:rPr>
-                <w:rFonts w:eastAsia="Arial"/>
-                <w:color w:val="auto"/>
-                <w:sz w:val="16"/>
-              </w:rPr>
-              <w:t>0,287</w:t>
-            </w:r>
-          </w:p>
-        </w:tc>
-        <w:tc>
-          <w:tcPr>
-            <w:tcW w:w="1757" w:type="dxa"/>
-            <w:shd w:val="clear" w:color="auto" w:fill="F3F6FA"/>
-            <w:tcMar>
-              <w:top w:w="80" w:type="dxa"/>
-              <w:left w:w="100" w:type="dxa"/>
-              <w:bottom w:w="80" w:type="dxa"/>
-              <w:right w:w="100" w:type="dxa"/>
-            </w:tcMar>
-            <w:vAlign w:val="center"/>
-          </w:tcPr>
-          <w:p>
-            <w:pPr>
-              <w:spacing w:after="0"/>
-              <w:ind w:firstLine="0"/>
-              <w:jc w:val="center"/>
-              <w:rPr>
-                <w:color w:val="auto"/>
-              </w:rPr>
-            </w:pPr>
-            <w:r>
-              <w:rPr>
-                <w:rFonts w:eastAsia="Arial"/>
-                <w:color w:val="auto"/>
-                <w:sz w:val="16"/>
-              </w:rPr>
-              <w:t>0,540</w:t>
-            </w:r>
-          </w:p>
-        </w:tc>
-        <w:tc>
-          <w:tcPr>
-            <w:tcW w:w="1587" w:type="dxa"/>
-            <w:shd w:val="clear" w:color="auto" w:fill="F3F6FA"/>
-            <w:tcMar>
-              <w:top w:w="80" w:type="dxa"/>
-              <w:left w:w="100" w:type="dxa"/>
-              <w:bottom w:w="80" w:type="dxa"/>
-              <w:right w:w="100" w:type="dxa"/>
-            </w:tcMar>
-            <w:vAlign w:val="center"/>
-          </w:tcPr>
-          <w:p>
-            <w:pPr>
-              <w:spacing w:after="0"/>
-              <w:ind w:firstLine="0"/>
-              <w:jc w:val="center"/>
-              <w:rPr>
-                <w:color w:val="auto"/>
-              </w:rPr>
-            </w:pPr>
-            <w:r>
-              <w:rPr>
-                <w:rFonts w:eastAsia="Arial"/>
-                <w:color w:val="auto"/>
-                <w:sz w:val="16"/>
-              </w:rPr>
-              <w:t>0,540</w:t>
-            </w:r>
-          </w:p>
-        </w:tc>
-        <w:tc>
-          <w:tcPr>
-            <w:tcW w:w="1304" w:type="dxa"/>
-            <w:shd w:val="clear" w:color="auto" w:fill="F3F6FA"/>
-            <w:tcMar>
-              <w:top w:w="80" w:type="dxa"/>
-              <w:left w:w="100" w:type="dxa"/>
-              <w:bottom w:w="80" w:type="dxa"/>
-              <w:right w:w="100" w:type="dxa"/>
-            </w:tcMar>
-            <w:vAlign w:val="center"/>
-          </w:tcPr>
-          <w:p>
-            <w:pPr>
-              <w:spacing w:after="0"/>
-              <w:ind w:firstLine="0"/>
-              <w:jc w:val="center"/>
-              <w:rPr>
-                <w:color w:val="auto"/>
-              </w:rPr>
-            </w:pPr>
-            <w:r>
-              <w:rPr>
-                <w:rFonts w:eastAsia="Arial"/>
-                <w:color w:val="auto"/>
-                <w:sz w:val="16"/>
-              </w:rPr>
-              <w:t>sim</w:t>
-            </w:r>
-          </w:p>
-        </w:tc>
-      </w:tr>
-      <w:tr>
-        <w:trPr>
-          <w:cantSplit/>
-          <w:jc w:val="center"/>
-        </w:trPr>
-        <w:tc>
-          <w:tcPr>
-            <w:tcW w:w="1191" w:type="dxa"/>
-            <w:tcMar>
-              <w:top w:w="80" w:type="dxa"/>
-              <w:left w:w="100" w:type="dxa"/>
-              <w:bottom w:w="80" w:type="dxa"/>
-              <w:right w:w="100" w:type="dxa"/>
-            </w:tcMar>
-            <w:vAlign w:val="center"/>
-          </w:tcPr>
-          <w:p>
-            <w:pPr>
-              <w:spacing w:after="0"/>
-              <w:ind w:firstLine="0"/>
-              <w:jc w:val="left"/>
-              <w:rPr>
-                <w:color w:val="auto"/>
-              </w:rPr>
-            </w:pPr>
-            <w:r>
-              <w:rPr>
-                <w:rFonts w:eastAsia="Arial"/>
-                <w:color w:val="auto"/>
-                <w:sz w:val="16"/>
-              </w:rPr>
-              <w:t>7</w:t>
-            </w:r>
-          </w:p>
-        </w:tc>
-        <w:tc>
-          <w:tcPr>
-            <w:tcW w:w="1134" w:type="dxa"/>
-            <w:tcMar>
-              <w:top w:w="80" w:type="dxa"/>
-              <w:left w:w="100" w:type="dxa"/>
-              <w:bottom w:w="80" w:type="dxa"/>
-              <w:right w:w="100" w:type="dxa"/>
-            </w:tcMar>
-            <w:vAlign w:val="center"/>
-          </w:tcPr>
-          <w:p>
-            <w:pPr>
-              <w:spacing w:after="0"/>
-              <w:ind w:firstLine="0"/>
-              <w:jc w:val="center"/>
-              <w:rPr>
-                <w:color w:val="auto"/>
-              </w:rPr>
-            </w:pPr>
-            <w:r>
-              <w:rPr>
-                <w:rFonts w:eastAsia="Arial"/>
-                <w:color w:val="auto"/>
-                <w:sz w:val="16"/>
-              </w:rPr>
-              <w:t>56</w:t>
-            </w:r>
-          </w:p>
-        </w:tc>
-        <w:tc>
-          <w:tcPr>
-            <w:tcW w:w="1191" w:type="dxa"/>
-            <w:tcMar>
-              <w:top w:w="80" w:type="dxa"/>
-              <w:left w:w="100" w:type="dxa"/>
-              <w:bottom w:w="80" w:type="dxa"/>
-              <w:right w:w="100" w:type="dxa"/>
-            </w:tcMar>
-            <w:vAlign w:val="center"/>
-          </w:tcPr>
-          <w:p>
-            <w:pPr>
-              <w:spacing w:after="0"/>
-              <w:ind w:firstLine="0"/>
-              <w:jc w:val="center"/>
-              <w:rPr>
-                <w:color w:val="auto"/>
-              </w:rPr>
-            </w:pPr>
-            <w:r>
-              <w:rPr>
-                <w:rFonts w:eastAsia="Arial"/>
-                <w:color w:val="auto"/>
-                <w:sz w:val="16"/>
-              </w:rPr>
-              <w:t>0,076</w:t>
-            </w:r>
-          </w:p>
-        </w:tc>
-        <w:tc>
-          <w:tcPr>
-            <w:tcW w:w="1191" w:type="dxa"/>
-            <w:tcMar>
-              <w:top w:w="80" w:type="dxa"/>
-              <w:left w:w="100" w:type="dxa"/>
-              <w:bottom w:w="80" w:type="dxa"/>
-              <w:right w:w="100" w:type="dxa"/>
-            </w:tcMar>
-            <w:vAlign w:val="center"/>
-          </w:tcPr>
-          <w:p>
-            <w:pPr>
-              <w:spacing w:after="0"/>
-              <w:ind w:firstLine="0"/>
-              <w:jc w:val="center"/>
-              <w:rPr>
-                <w:color w:val="auto"/>
-              </w:rPr>
-            </w:pPr>
-            <w:r>
-              <w:rPr>
-                <w:rFonts w:eastAsia="Arial"/>
-                <w:color w:val="auto"/>
-                <w:sz w:val="16"/>
-              </w:rPr>
-              <w:t>0,269</w:t>
-            </w:r>
-          </w:p>
-        </w:tc>
-        <w:tc>
-          <w:tcPr>
-            <w:tcW w:w="1757" w:type="dxa"/>
-            <w:tcMar>
-              <w:top w:w="80" w:type="dxa"/>
-              <w:left w:w="100" w:type="dxa"/>
-              <w:bottom w:w="80" w:type="dxa"/>
-              <w:right w:w="100" w:type="dxa"/>
-            </w:tcMar>
-            <w:vAlign w:val="center"/>
-          </w:tcPr>
-          <w:p>
-            <w:pPr>
-              <w:spacing w:after="0"/>
-              <w:ind w:firstLine="0"/>
-              <w:jc w:val="center"/>
-              <w:rPr>
-                <w:color w:val="auto"/>
-              </w:rPr>
-            </w:pPr>
-            <w:r>
-              <w:rPr>
-                <w:rFonts w:eastAsia="Arial"/>
-                <w:color w:val="auto"/>
-                <w:sz w:val="16"/>
-              </w:rPr>
-              <w:t>0,478</w:t>
-            </w:r>
-          </w:p>
-        </w:tc>
-        <w:tc>
-          <w:tcPr>
-            <w:tcW w:w="1587" w:type="dxa"/>
-            <w:tcMar>
-              <w:top w:w="80" w:type="dxa"/>
-              <w:left w:w="100" w:type="dxa"/>
-              <w:bottom w:w="80" w:type="dxa"/>
-              <w:right w:w="100" w:type="dxa"/>
-            </w:tcMar>
-            <w:vAlign w:val="center"/>
-          </w:tcPr>
-          <w:p>
-            <w:pPr>
-              <w:spacing w:after="0"/>
-              <w:ind w:firstLine="0"/>
-              <w:jc w:val="center"/>
-              <w:rPr>
-                <w:color w:val="auto"/>
-              </w:rPr>
-            </w:pPr>
-            <w:r>
-              <w:rPr>
-                <w:rFonts w:eastAsia="Arial"/>
-                <w:color w:val="auto"/>
-                <w:sz w:val="16"/>
-              </w:rPr>
-              <w:t>0,000</w:t>
-            </w:r>
-          </w:p>
-        </w:tc>
-        <w:tc>
-          <w:tcPr>
-            <w:tcW w:w="1304" w:type="dxa"/>
-            <w:tcMar>
-              <w:top w:w="80" w:type="dxa"/>
-              <w:left w:w="100" w:type="dxa"/>
-              <w:bottom w:w="80" w:type="dxa"/>
-              <w:right w:w="100" w:type="dxa"/>
-            </w:tcMar>
-            <w:vAlign w:val="center"/>
-          </w:tcPr>
-          <w:p>
-            <w:pPr>
-              <w:spacing w:after="0"/>
-              <w:ind w:firstLine="0"/>
-              <w:jc w:val="center"/>
-              <w:rPr>
-                <w:color w:val="auto"/>
-              </w:rPr>
-            </w:pPr>
-            <w:r>
-              <w:rPr>
-                <w:rFonts w:eastAsia="Arial"/>
-                <w:color w:val="auto"/>
-                <w:sz w:val="16"/>
-              </w:rPr>
-              <w:t>não</w:t>
-            </w:r>
-          </w:p>
-        </w:tc>
-      </w:tr>
-      <w:tr>
-        <w:trPr>
-          <w:cantSplit/>
-          <w:jc w:val="center"/>
-        </w:trPr>
-        <w:tc>
-          <w:tcPr>
-            <w:tcW w:w="1191" w:type="dxa"/>
-            <w:shd w:val="clear" w:color="auto" w:fill="F3F6FA"/>
-            <w:tcMar>
-              <w:top w:w="80" w:type="dxa"/>
-              <w:left w:w="100" w:type="dxa"/>
-              <w:bottom w:w="80" w:type="dxa"/>
-              <w:right w:w="100" w:type="dxa"/>
-            </w:tcMar>
-            <w:vAlign w:val="center"/>
-          </w:tcPr>
-          <w:p>
-            <w:pPr>
-              <w:spacing w:after="0"/>
-              <w:ind w:firstLine="0"/>
-              <w:jc w:val="left"/>
-              <w:rPr>
-                <w:color w:val="auto"/>
-              </w:rPr>
-            </w:pPr>
-            <w:r>
-              <w:rPr>
-                <w:rFonts w:eastAsia="Arial"/>
-                <w:color w:val="auto"/>
-                <w:sz w:val="16"/>
-              </w:rPr>
-              <w:t>21</w:t>
-            </w:r>
-          </w:p>
-        </w:tc>
-        <w:tc>
-          <w:tcPr>
-            <w:tcW w:w="1134" w:type="dxa"/>
-            <w:shd w:val="clear" w:color="auto" w:fill="F3F6FA"/>
-            <w:tcMar>
-              <w:top w:w="80" w:type="dxa"/>
-              <w:left w:w="100" w:type="dxa"/>
-              <w:bottom w:w="80" w:type="dxa"/>
-              <w:right w:w="100" w:type="dxa"/>
-            </w:tcMar>
-            <w:vAlign w:val="center"/>
-          </w:tcPr>
-          <w:p>
-            <w:pPr>
-              <w:spacing w:after="0"/>
-              <w:ind w:firstLine="0"/>
-              <w:jc w:val="center"/>
-              <w:rPr>
-                <w:color w:val="auto"/>
-              </w:rPr>
-            </w:pPr>
-            <w:r>
-              <w:rPr>
-                <w:rFonts w:eastAsia="Arial"/>
-                <w:color w:val="auto"/>
-                <w:sz w:val="16"/>
-              </w:rPr>
-              <w:t>63</w:t>
-            </w:r>
-          </w:p>
-        </w:tc>
-        <w:tc>
-          <w:tcPr>
-            <w:tcW w:w="1191" w:type="dxa"/>
-            <w:shd w:val="clear" w:color="auto" w:fill="F3F6FA"/>
-            <w:tcMar>
-              <w:top w:w="80" w:type="dxa"/>
-              <w:left w:w="100" w:type="dxa"/>
-              <w:bottom w:w="80" w:type="dxa"/>
-              <w:right w:w="100" w:type="dxa"/>
-            </w:tcMar>
-            <w:vAlign w:val="center"/>
-          </w:tcPr>
-          <w:p>
-            <w:pPr>
-              <w:spacing w:after="0"/>
-              <w:ind w:firstLine="0"/>
-              <w:jc w:val="center"/>
-              <w:rPr>
-                <w:color w:val="auto"/>
-              </w:rPr>
-            </w:pPr>
-            <w:r>
-              <w:rPr>
-                <w:rFonts w:eastAsia="Arial"/>
-                <w:color w:val="auto"/>
-                <w:sz w:val="16"/>
-              </w:rPr>
-              <w:t>0,083</w:t>
-            </w:r>
-          </w:p>
-        </w:tc>
-        <w:tc>
-          <w:tcPr>
-            <w:tcW w:w="1191" w:type="dxa"/>
-            <w:shd w:val="clear" w:color="auto" w:fill="F3F6FA"/>
-            <w:tcMar>
-              <w:top w:w="80" w:type="dxa"/>
-              <w:left w:w="100" w:type="dxa"/>
-              <w:bottom w:w="80" w:type="dxa"/>
-              <w:right w:w="100" w:type="dxa"/>
-            </w:tcMar>
-            <w:vAlign w:val="center"/>
-          </w:tcPr>
-          <w:p>
-            <w:pPr>
-              <w:spacing w:after="0"/>
-              <w:ind w:firstLine="0"/>
-              <w:jc w:val="center"/>
-              <w:rPr>
-                <w:color w:val="auto"/>
-              </w:rPr>
-            </w:pPr>
-            <w:r>
-              <w:rPr>
-                <w:rFonts w:eastAsia="Arial"/>
-                <w:color w:val="auto"/>
-                <w:sz w:val="16"/>
-              </w:rPr>
-              <w:t>0,285</w:t>
-            </w:r>
-          </w:p>
-        </w:tc>
-        <w:tc>
-          <w:tcPr>
-            <w:tcW w:w="1757" w:type="dxa"/>
-            <w:shd w:val="clear" w:color="auto" w:fill="F3F6FA"/>
-            <w:tcMar>
-              <w:top w:w="80" w:type="dxa"/>
-              <w:left w:w="100" w:type="dxa"/>
-              <w:bottom w:w="80" w:type="dxa"/>
-              <w:right w:w="100" w:type="dxa"/>
-            </w:tcMar>
-            <w:vAlign w:val="center"/>
-          </w:tcPr>
-          <w:p>
-            <w:pPr>
-              <w:spacing w:after="0"/>
-              <w:ind w:firstLine="0"/>
-              <w:jc w:val="center"/>
-              <w:rPr>
-                <w:color w:val="auto"/>
-              </w:rPr>
-            </w:pPr>
-            <w:r>
-              <w:rPr>
-                <w:rFonts w:eastAsia="Arial"/>
-                <w:color w:val="auto"/>
-                <w:sz w:val="16"/>
-              </w:rPr>
-              <w:t>0,468</w:t>
-            </w:r>
-          </w:p>
-        </w:tc>
-        <w:tc>
-          <w:tcPr>
-            <w:tcW w:w="1587" w:type="dxa"/>
-            <w:shd w:val="clear" w:color="auto" w:fill="F3F6FA"/>
-            <w:tcMar>
-              <w:top w:w="80" w:type="dxa"/>
-              <w:left w:w="100" w:type="dxa"/>
-              <w:bottom w:w="80" w:type="dxa"/>
-              <w:right w:w="100" w:type="dxa"/>
-            </w:tcMar>
-            <w:vAlign w:val="center"/>
-          </w:tcPr>
-          <w:p>
-            <w:pPr>
-              <w:spacing w:after="0"/>
-              <w:ind w:firstLine="0"/>
-              <w:jc w:val="center"/>
-              <w:rPr>
-                <w:color w:val="auto"/>
-              </w:rPr>
-            </w:pPr>
-            <w:r>
-              <w:rPr>
-                <w:rFonts w:eastAsia="Arial"/>
-                <w:color w:val="auto"/>
-                <w:sz w:val="16"/>
-              </w:rPr>
-              <w:t>0,468</w:t>
-            </w:r>
-          </w:p>
-        </w:tc>
-        <w:tc>
-          <w:tcPr>
-            <w:tcW w:w="1304" w:type="dxa"/>
-            <w:shd w:val="clear" w:color="auto" w:fill="F3F6FA"/>
-            <w:tcMar>
-              <w:top w:w="80" w:type="dxa"/>
-              <w:left w:w="100" w:type="dxa"/>
-              <w:bottom w:w="80" w:type="dxa"/>
-              <w:right w:w="100" w:type="dxa"/>
-            </w:tcMar>
-            <w:vAlign w:val="center"/>
-          </w:tcPr>
-          <w:p>
-            <w:pPr>
-              <w:spacing w:after="0"/>
-              <w:ind w:firstLine="0"/>
-              <w:jc w:val="center"/>
-              <w:rPr>
-                <w:color w:val="auto"/>
-              </w:rPr>
-            </w:pPr>
-            <w:r>
-              <w:rPr>
-                <w:rFonts w:eastAsia="Arial"/>
-                <w:color w:val="auto"/>
-                <w:sz w:val="16"/>
-              </w:rPr>
-              <w:t>sim</w:t>
-            </w:r>
-          </w:p>
-        </w:tc>
-      </w:tr>
-      <w:tr>
-        <w:trPr>
-          <w:cantSplit/>
-          <w:jc w:val="center"/>
-        </w:trPr>
-        <w:tc>
-          <w:tcPr>
-            <w:tcW w:w="1191" w:type="dxa"/>
-            <w:tcMar>
-              <w:top w:w="80" w:type="dxa"/>
-              <w:left w:w="100" w:type="dxa"/>
-              <w:bottom w:w="80" w:type="dxa"/>
-              <w:right w:w="100" w:type="dxa"/>
-            </w:tcMar>
-            <w:vAlign w:val="center"/>
-          </w:tcPr>
-          <w:p>
-            <w:pPr>
-              <w:spacing w:after="0"/>
-              <w:ind w:firstLine="0"/>
-              <w:jc w:val="left"/>
-              <w:rPr>
-                <w:color w:val="auto"/>
-              </w:rPr>
-            </w:pPr>
-            <w:r>
-              <w:rPr>
-                <w:rFonts w:eastAsia="Arial"/>
-                <w:color w:val="auto"/>
-                <w:sz w:val="16"/>
-              </w:rPr>
-              <w:t>84</w:t>
-            </w:r>
-          </w:p>
-        </w:tc>
-        <w:tc>
-          <w:tcPr>
-            <w:tcW w:w="1134" w:type="dxa"/>
-            <w:tcMar>
-              <w:top w:w="80" w:type="dxa"/>
-              <w:left w:w="100" w:type="dxa"/>
-              <w:bottom w:w="80" w:type="dxa"/>
-              <w:right w:w="100" w:type="dxa"/>
-            </w:tcMar>
-            <w:vAlign w:val="center"/>
-          </w:tcPr>
-          <w:p>
-            <w:pPr>
-              <w:spacing w:after="0"/>
-              <w:ind w:firstLine="0"/>
-              <w:jc w:val="center"/>
-              <w:rPr>
-                <w:color w:val="auto"/>
-              </w:rPr>
-            </w:pPr>
-            <w:r>
-              <w:rPr>
-                <w:rFonts w:eastAsia="Arial"/>
-                <w:color w:val="auto"/>
-                <w:sz w:val="16"/>
-              </w:rPr>
-              <w:t>39</w:t>
-            </w:r>
-          </w:p>
-        </w:tc>
-        <w:tc>
-          <w:tcPr>
-            <w:tcW w:w="1191" w:type="dxa"/>
-            <w:tcMar>
-              <w:top w:w="80" w:type="dxa"/>
-              <w:left w:w="100" w:type="dxa"/>
-              <w:bottom w:w="80" w:type="dxa"/>
-              <w:right w:w="100" w:type="dxa"/>
-            </w:tcMar>
-            <w:vAlign w:val="center"/>
-          </w:tcPr>
-          <w:p>
-            <w:pPr>
-              <w:spacing w:after="0"/>
-              <w:ind w:firstLine="0"/>
-              <w:jc w:val="center"/>
-              <w:rPr>
-                <w:color w:val="auto"/>
-              </w:rPr>
-            </w:pPr>
-            <w:r>
-              <w:rPr>
-                <w:rFonts w:eastAsia="Arial"/>
-                <w:color w:val="auto"/>
-                <w:sz w:val="16"/>
-              </w:rPr>
-              <w:t>0,084</w:t>
-            </w:r>
-          </w:p>
-        </w:tc>
-        <w:tc>
-          <w:tcPr>
-            <w:tcW w:w="1191" w:type="dxa"/>
-            <w:tcMar>
-              <w:top w:w="80" w:type="dxa"/>
-              <w:left w:w="100" w:type="dxa"/>
-              <w:bottom w:w="80" w:type="dxa"/>
-              <w:right w:w="100" w:type="dxa"/>
-            </w:tcMar>
-            <w:vAlign w:val="center"/>
-          </w:tcPr>
-          <w:p>
-            <w:pPr>
-              <w:spacing w:after="0"/>
-              <w:ind w:firstLine="0"/>
-              <w:jc w:val="center"/>
-              <w:rPr>
-                <w:color w:val="auto"/>
-              </w:rPr>
-            </w:pPr>
-            <w:r>
-              <w:rPr>
-                <w:rFonts w:eastAsia="Arial"/>
-                <w:color w:val="auto"/>
-                <w:sz w:val="16"/>
-              </w:rPr>
-              <w:t>0,281</w:t>
-            </w:r>
-          </w:p>
-        </w:tc>
-        <w:tc>
-          <w:tcPr>
-            <w:tcW w:w="1757" w:type="dxa"/>
-            <w:tcMar>
-              <w:top w:w="80" w:type="dxa"/>
-              <w:left w:w="100" w:type="dxa"/>
-              <w:bottom w:w="80" w:type="dxa"/>
-              <w:right w:w="100" w:type="dxa"/>
-            </w:tcMar>
-            <w:vAlign w:val="center"/>
-          </w:tcPr>
-          <w:p>
-            <w:pPr>
-              <w:spacing w:after="0"/>
-              <w:ind w:firstLine="0"/>
-              <w:jc w:val="center"/>
-              <w:rPr>
-                <w:color w:val="auto"/>
-              </w:rPr>
-            </w:pPr>
-            <w:r>
-              <w:rPr>
-                <w:rFonts w:eastAsia="Arial"/>
-                <w:color w:val="auto"/>
-                <w:sz w:val="16"/>
-              </w:rPr>
-              <w:t>0,341</w:t>
-            </w:r>
-          </w:p>
-        </w:tc>
-        <w:tc>
-          <w:tcPr>
-            <w:tcW w:w="1587" w:type="dxa"/>
-            <w:tcMar>
-              <w:top w:w="80" w:type="dxa"/>
-              <w:left w:w="100" w:type="dxa"/>
-              <w:bottom w:w="80" w:type="dxa"/>
-              <w:right w:w="100" w:type="dxa"/>
-            </w:tcMar>
-            <w:vAlign w:val="center"/>
-          </w:tcPr>
-          <w:p>
-            <w:pPr>
-              <w:spacing w:after="0"/>
-              <w:ind w:firstLine="0"/>
-              <w:jc w:val="center"/>
-              <w:rPr>
-                <w:color w:val="auto"/>
-              </w:rPr>
-            </w:pPr>
-            <w:r>
-              <w:rPr>
-                <w:rFonts w:eastAsia="Arial"/>
-                <w:color w:val="auto"/>
-                <w:sz w:val="16"/>
-              </w:rPr>
-              <w:t>0,000</w:t>
-            </w:r>
-          </w:p>
-        </w:tc>
-        <w:tc>
-          <w:tcPr>
-            <w:tcW w:w="1304" w:type="dxa"/>
-            <w:tcMar>
-              <w:top w:w="80" w:type="dxa"/>
-              <w:left w:w="100" w:type="dxa"/>
-              <w:bottom w:w="80" w:type="dxa"/>
-              <w:right w:w="100" w:type="dxa"/>
-            </w:tcMar>
-            <w:vAlign w:val="center"/>
-          </w:tcPr>
-          <w:p>
-            <w:pPr>
-              <w:spacing w:after="0"/>
-              <w:ind w:firstLine="0"/>
-              <w:jc w:val="center"/>
-              <w:rPr>
-                <w:color w:val="auto"/>
-              </w:rPr>
-            </w:pPr>
-            <w:r>
-              <w:rPr>
-                <w:rFonts w:eastAsia="Arial"/>
-                <w:color w:val="auto"/>
-                <w:sz w:val="16"/>
-              </w:rPr>
-              <w:t>não</w:t>
-            </w:r>
-          </w:p>
-        </w:tc>
-      </w:tr>
-      <w:tr>
-        <w:trPr>
-          <w:cantSplit/>
-          <w:jc w:val="center"/>
-        </w:trPr>
-        <w:tc>
-          <w:tcPr>
-            <w:tcW w:w="1191" w:type="dxa"/>
-            <w:shd w:val="clear" w:color="auto" w:fill="F3F6FA"/>
-            <w:tcMar>
-              <w:top w:w="80" w:type="dxa"/>
-              <w:left w:w="100" w:type="dxa"/>
-              <w:bottom w:w="80" w:type="dxa"/>
-              <w:right w:w="100" w:type="dxa"/>
-            </w:tcMar>
-            <w:vAlign w:val="center"/>
-          </w:tcPr>
-          <w:p>
-            <w:pPr>
-              <w:spacing w:after="0"/>
-              <w:ind w:firstLine="0"/>
-              <w:jc w:val="left"/>
-              <w:rPr>
-                <w:color w:val="auto"/>
-              </w:rPr>
-            </w:pPr>
-            <w:r>
-              <w:rPr>
-                <w:rFonts w:eastAsia="Arial"/>
-                <w:color w:val="auto"/>
-                <w:sz w:val="16"/>
-              </w:rPr>
-              <w:t>123</w:t>
-            </w:r>
-          </w:p>
-        </w:tc>
-        <w:tc>
-          <w:tcPr>
-            <w:tcW w:w="1134" w:type="dxa"/>
-            <w:shd w:val="clear" w:color="auto" w:fill="F3F6FA"/>
-            <w:tcMar>
-              <w:top w:w="80" w:type="dxa"/>
-              <w:left w:w="100" w:type="dxa"/>
-              <w:bottom w:w="80" w:type="dxa"/>
-              <w:right w:w="100" w:type="dxa"/>
-            </w:tcMar>
-            <w:vAlign w:val="center"/>
-          </w:tcPr>
-          <w:p>
-            <w:pPr>
-              <w:spacing w:after="0"/>
-              <w:ind w:firstLine="0"/>
-              <w:jc w:val="center"/>
-              <w:rPr>
-                <w:color w:val="auto"/>
-              </w:rPr>
-            </w:pPr>
-            <w:r>
-              <w:rPr>
-                <w:rFonts w:eastAsia="Arial"/>
-                <w:color w:val="auto"/>
-                <w:sz w:val="16"/>
-              </w:rPr>
-              <w:t>52</w:t>
-            </w:r>
-          </w:p>
-        </w:tc>
-        <w:tc>
-          <w:tcPr>
-            <w:tcW w:w="1191" w:type="dxa"/>
-            <w:shd w:val="clear" w:color="auto" w:fill="F3F6FA"/>
-            <w:tcMar>
-              <w:top w:w="80" w:type="dxa"/>
-              <w:left w:w="100" w:type="dxa"/>
-              <w:bottom w:w="80" w:type="dxa"/>
-              <w:right w:w="100" w:type="dxa"/>
-            </w:tcMar>
-            <w:vAlign w:val="center"/>
-          </w:tcPr>
-          <w:p>
-            <w:pPr>
-              <w:spacing w:after="0"/>
-              <w:ind w:firstLine="0"/>
-              <w:jc w:val="center"/>
-              <w:rPr>
-                <w:color w:val="auto"/>
-              </w:rPr>
-            </w:pPr>
-            <w:r>
-              <w:rPr>
-                <w:rFonts w:eastAsia="Arial"/>
-                <w:color w:val="auto"/>
-                <w:sz w:val="16"/>
-              </w:rPr>
-              <w:t>0,075</w:t>
-            </w:r>
-          </w:p>
-        </w:tc>
-        <w:tc>
-          <w:tcPr>
-            <w:tcW w:w="1191" w:type="dxa"/>
-            <w:shd w:val="clear" w:color="auto" w:fill="F3F6FA"/>
-            <w:tcMar>
-              <w:top w:w="80" w:type="dxa"/>
-              <w:left w:w="100" w:type="dxa"/>
-              <w:bottom w:w="80" w:type="dxa"/>
-              <w:right w:w="100" w:type="dxa"/>
-            </w:tcMar>
-            <w:vAlign w:val="center"/>
-          </w:tcPr>
-          <w:p>
-            <w:pPr>
-              <w:spacing w:after="0"/>
-              <w:ind w:firstLine="0"/>
-              <w:jc w:val="center"/>
-              <w:rPr>
-                <w:color w:val="auto"/>
-              </w:rPr>
-            </w:pPr>
-            <w:r>
-              <w:rPr>
-                <w:rFonts w:eastAsia="Arial"/>
-                <w:color w:val="auto"/>
-                <w:sz w:val="16"/>
-              </w:rPr>
-              <w:t>0,278</w:t>
-            </w:r>
-          </w:p>
-        </w:tc>
-        <w:tc>
-          <w:tcPr>
-            <w:tcW w:w="1757" w:type="dxa"/>
-            <w:shd w:val="clear" w:color="auto" w:fill="F3F6FA"/>
-            <w:tcMar>
-              <w:top w:w="80" w:type="dxa"/>
-              <w:left w:w="100" w:type="dxa"/>
-              <w:bottom w:w="80" w:type="dxa"/>
-              <w:right w:w="100" w:type="dxa"/>
-            </w:tcMar>
-            <w:vAlign w:val="center"/>
-          </w:tcPr>
-          <w:p>
-            <w:pPr>
-              <w:spacing w:after="0"/>
-              <w:ind w:firstLine="0"/>
-              <w:jc w:val="center"/>
-              <w:rPr>
-                <w:color w:val="auto"/>
-              </w:rPr>
-            </w:pPr>
-            <w:r>
-              <w:rPr>
-                <w:rFonts w:eastAsia="Arial"/>
-                <w:color w:val="auto"/>
-                <w:sz w:val="16"/>
-              </w:rPr>
-              <w:t>0,467</w:t>
-            </w:r>
-          </w:p>
-        </w:tc>
-        <w:tc>
-          <w:tcPr>
-            <w:tcW w:w="1587" w:type="dxa"/>
-            <w:shd w:val="clear" w:color="auto" w:fill="F3F6FA"/>
-            <w:tcMar>
-              <w:top w:w="80" w:type="dxa"/>
-              <w:left w:w="100" w:type="dxa"/>
-              <w:bottom w:w="80" w:type="dxa"/>
-              <w:right w:w="100" w:type="dxa"/>
-            </w:tcMar>
-            <w:vAlign w:val="center"/>
-          </w:tcPr>
-          <w:p>
-            <w:pPr>
-              <w:spacing w:after="0"/>
-              <w:ind w:firstLine="0"/>
-              <w:jc w:val="center"/>
-              <w:rPr>
-                <w:color w:val="auto"/>
-              </w:rPr>
-            </w:pPr>
-            <w:r>
-              <w:rPr>
-                <w:rFonts w:eastAsia="Arial"/>
-                <w:color w:val="auto"/>
-                <w:sz w:val="16"/>
-              </w:rPr>
-              <w:t>0,467</w:t>
-            </w:r>
-          </w:p>
-        </w:tc>
-        <w:tc>
-          <w:tcPr>
-            <w:tcW w:w="1304" w:type="dxa"/>
-            <w:shd w:val="clear" w:color="auto" w:fill="F3F6FA"/>
-            <w:tcMar>
-              <w:top w:w="80" w:type="dxa"/>
-              <w:left w:w="100" w:type="dxa"/>
-              <w:bottom w:w="80" w:type="dxa"/>
-              <w:right w:w="100" w:type="dxa"/>
-            </w:tcMar>
-            <w:vAlign w:val="center"/>
-          </w:tcPr>
-          <w:p>
-            <w:pPr>
-              <w:spacing w:after="0"/>
-              <w:ind w:firstLine="0"/>
-              <w:jc w:val="center"/>
-              <w:rPr>
-                <w:color w:val="auto"/>
-              </w:rPr>
-            </w:pPr>
-            <w:r>
-              <w:rPr>
-                <w:rFonts w:eastAsia="Arial"/>
-                <w:color w:val="auto"/>
-                <w:sz w:val="16"/>
-              </w:rPr>
-              <w:t>sim</w:t>
-            </w:r>
-          </w:p>
-        </w:tc>
-      </w:tr>
-    </w:tbl>
-    <w:p>
-      <w:pPr>
-        <w:spacing w:before="60" w:after="120"/>
-        <w:ind w:firstLine="0"/>
-        <w:rPr>
-          <w:color w:val="auto"/>
-        </w:rPr>
-      </w:pPr>
-      <w:r>
-        <w:rPr>
-          <w:rFonts w:eastAsia="Arial"/>
-          <w:i/>
-          <w:color w:val="auto"/>
-          <w:sz w:val="16"/>
-        </w:rPr>
-        <w:t>Referência: semente 42, cluster-alvo contemporâneo.</w:t>
-      </w:r>
-    </w:p>
-    <w:p>
-      <w:pPr>
-        <w:pStyle w:val="Heading2"/>
-        <w:rPr>
-          <w:color w:val="auto"/>
-        </w:rPr>
-      </w:pPr>
-      <w:r>
-        <w:rPr>
-          <w:color w:val="auto"/>
-        </w:rPr>
-        <w:t>Apêndice B — Rastreabilidade, comandos e ambiente</w:t>
-      </w:r>
-    </w:p>
-    <w:p>
-      <w:pPr>
-        <w:pStyle w:val="Caption"/>
-        <w:rPr>
-          <w:color w:val="auto"/>
-        </w:rPr>
-      </w:pPr>
-      <w:r>
-        <w:rPr>
-          <w:rFonts w:eastAsia="Arial"/>
-          <w:color w:val="auto"/>
-        </w:rPr>
-        <w:t>Tabela S2 — Comandos efetivamente executados na auditoria</w:t>
-      </w:r>
-    </w:p>
-    <w:tbl>
-      <w:tblPr>
-        <w:tblStyle w:val="TableGrid"/>
-        <w:tblW w:w="0" w:type="auto"/>
-        <w:jc w:val="center"/>
-        <w:tblLayout w:type="fixed"/>
-        <w:tblLook w:val="04A0" w:firstRow="1" w:lastRow="0" w:firstColumn="1" w:lastColumn="0" w:noHBand="0" w:noVBand="1"/>
-      </w:tblPr>
-      <w:tblGrid>
-        <w:gridCol w:w="2268"/>
-        <w:gridCol w:w="6973"/>
-      </w:tblGrid>
-      <w:tr>
-        <w:trPr>
-          <w:tblHeader/>
-          <w:jc w:val="center"/>
-        </w:trPr>
-        <w:tc>
-          <w:tcPr>
-            <w:tcW w:w="2268" w:type="dxa"/>
-            <w:shd w:val="clear" w:color="auto" w:fill="17365D"/>
-            <w:tcMar>
-              <w:top w:w="80" w:type="dxa"/>
-              <w:left w:w="100" w:type="dxa"/>
-              <w:bottom w:w="80" w:type="dxa"/>
-              <w:right w:w="100" w:type="dxa"/>
-            </w:tcMar>
-            <w:vAlign w:val="center"/>
-          </w:tcPr>
-          <w:p>
-            <w:pPr>
-              <w:ind w:firstLine="0"/>
-              <w:jc w:val="center"/>
-              <w:rPr>
-                <w:color w:val="auto"/>
-              </w:rPr>
-            </w:pPr>
-            <w:r>
-              <w:rPr>
-                <w:rFonts w:eastAsia="Arial"/>
-                <w:b/>
-                <w:color w:val="auto"/>
-                <w:sz w:val="16"/>
-              </w:rPr>
-              <w:t>Finalidade</w:t>
-            </w:r>
-          </w:p>
-        </w:tc>
-        <w:tc>
-          <w:tcPr>
-            <w:tcW w:w="6973" w:type="dxa"/>
-            <w:shd w:val="clear" w:color="auto" w:fill="17365D"/>
-            <w:tcMar>
-              <w:top w:w="80" w:type="dxa"/>
-              <w:left w:w="100" w:type="dxa"/>
-              <w:bottom w:w="80" w:type="dxa"/>
-              <w:right w:w="100" w:type="dxa"/>
-            </w:tcMar>
-            <w:vAlign w:val="center"/>
-          </w:tcPr>
-          <w:p>
-            <w:pPr>
-              <w:ind w:firstLine="0"/>
-              <w:jc w:val="center"/>
-              <w:rPr>
-                <w:color w:val="auto"/>
-              </w:rPr>
-            </w:pPr>
-            <w:r>
-              <w:rPr>
-                <w:rFonts w:eastAsia="Arial"/>
-                <w:b/>
-                <w:color w:val="auto"/>
-                <w:sz w:val="16"/>
-              </w:rPr>
-              <w:t>Comando</w:t>
-            </w:r>
-          </w:p>
-        </w:tc>
-      </w:tr>
-      <w:tr>
-        <w:trPr>
-          <w:cantSplit/>
-          <w:jc w:val="center"/>
-        </w:trPr>
-        <w:tc>
-          <w:tcPr>
-            <w:tcW w:w="2268" w:type="dxa"/>
-            <w:tcMar>
-              <w:top w:w="80" w:type="dxa"/>
-              <w:left w:w="100" w:type="dxa"/>
-              <w:bottom w:w="80" w:type="dxa"/>
-              <w:right w:w="100" w:type="dxa"/>
-            </w:tcMar>
-            <w:vAlign w:val="center"/>
-          </w:tcPr>
-          <w:p>
-            <w:pPr>
-              <w:spacing w:after="0"/>
-              <w:ind w:firstLine="0"/>
-              <w:jc w:val="left"/>
-              <w:rPr>
-                <w:color w:val="auto"/>
-              </w:rPr>
-            </w:pPr>
-            <w:r>
-              <w:rPr>
-                <w:rFonts w:eastAsia="Arial"/>
-                <w:color w:val="auto"/>
-                <w:sz w:val="16"/>
-              </w:rPr>
-              <w:t>Testes</w:t>
-            </w:r>
-          </w:p>
-        </w:tc>
-        <w:tc>
-          <w:tcPr>
-            <w:tcW w:w="6973" w:type="dxa"/>
-            <w:tcMar>
-              <w:top w:w="80" w:type="dxa"/>
-              <w:left w:w="100" w:type="dxa"/>
-              <w:bottom w:w="80" w:type="dxa"/>
-              <w:right w:w="100" w:type="dxa"/>
-            </w:tcMar>
-            <w:vAlign w:val="center"/>
-          </w:tcPr>
-          <w:p>
-            <w:pPr>
-              <w:spacing w:after="0"/>
-              <w:ind w:firstLine="0"/>
-              <w:jc w:val="center"/>
-              <w:rPr>
-                <w:color w:val="auto"/>
-              </w:rPr>
-            </w:pPr>
-            <w:r>
-              <w:rPr>
-                <w:rFonts w:eastAsia="Arial"/>
-                <w:color w:val="auto"/>
-                <w:sz w:val="16"/>
-              </w:rPr>
-              <w:t>.venv\Scripts\python.exe -m pytest -q</w:t>
-            </w:r>
-          </w:p>
-        </w:tc>
-      </w:tr>
-      <w:tr>
-        <w:trPr>
-          <w:cantSplit/>
-          <w:jc w:val="center"/>
-        </w:trPr>
-        <w:tc>
-          <w:tcPr>
-            <w:tcW w:w="2268" w:type="dxa"/>
-            <w:shd w:val="clear" w:color="auto" w:fill="F3F6FA"/>
-            <w:tcMar>
-              <w:top w:w="80" w:type="dxa"/>
-              <w:left w:w="100" w:type="dxa"/>
-              <w:bottom w:w="80" w:type="dxa"/>
-              <w:right w:w="100" w:type="dxa"/>
-            </w:tcMar>
-            <w:vAlign w:val="center"/>
-          </w:tcPr>
-          <w:p>
-            <w:pPr>
-              <w:spacing w:after="0"/>
-              <w:ind w:firstLine="0"/>
-              <w:jc w:val="left"/>
-              <w:rPr>
-                <w:color w:val="auto"/>
-              </w:rPr>
-            </w:pPr>
-            <w:r>
-              <w:rPr>
-                <w:rFonts w:eastAsia="Arial"/>
-                <w:color w:val="auto"/>
-                <w:sz w:val="16"/>
-              </w:rPr>
-              <w:t>Análises adicionais</w:t>
-            </w:r>
-          </w:p>
-        </w:tc>
-        <w:tc>
-          <w:tcPr>
-            <w:tcW w:w="6973" w:type="dxa"/>
-            <w:shd w:val="clear" w:color="auto" w:fill="F3F6FA"/>
-            <w:tcMar>
-              <w:top w:w="80" w:type="dxa"/>
-              <w:left w:w="100" w:type="dxa"/>
-              <w:bottom w:w="80" w:type="dxa"/>
-              <w:right w:w="100" w:type="dxa"/>
-            </w:tcMar>
-            <w:vAlign w:val="center"/>
-          </w:tcPr>
-          <w:p>
-            <w:pPr>
-              <w:spacing w:after="0"/>
-              <w:ind w:firstLine="0"/>
-              <w:jc w:val="center"/>
-              <w:rPr>
-                <w:color w:val="auto"/>
-              </w:rPr>
-            </w:pPr>
-            <w:r>
-              <w:rPr>
-                <w:rFonts w:eastAsia="Arial"/>
-                <w:color w:val="auto"/>
-                <w:sz w:val="16"/>
-              </w:rPr>
-              <w:t>.venv\Scripts\python.exe &lt;TASK&gt;\article_final\compute_final_analyses.py</w:t>
-            </w:r>
-          </w:p>
-        </w:tc>
-      </w:tr>
-      <w:tr>
-        <w:trPr>
-          <w:cantSplit/>
-          <w:jc w:val="center"/>
-        </w:trPr>
-        <w:tc>
-          <w:tcPr>
-            <w:tcW w:w="2268" w:type="dxa"/>
-            <w:tcMar>
-              <w:top w:w="80" w:type="dxa"/>
-              <w:left w:w="100" w:type="dxa"/>
-              <w:bottom w:w="80" w:type="dxa"/>
-              <w:right w:w="100" w:type="dxa"/>
-            </w:tcMar>
-            <w:vAlign w:val="center"/>
-          </w:tcPr>
-          <w:p>
-            <w:pPr>
-              <w:spacing w:after="0"/>
-              <w:ind w:firstLine="0"/>
-              <w:jc w:val="left"/>
-              <w:rPr>
-                <w:color w:val="auto"/>
-              </w:rPr>
-            </w:pPr>
-            <w:r>
-              <w:rPr>
-                <w:rFonts w:eastAsia="Arial"/>
-                <w:color w:val="auto"/>
-                <w:sz w:val="16"/>
-              </w:rPr>
-              <w:t>Construção do artigo</w:t>
-            </w:r>
-          </w:p>
-        </w:tc>
-        <w:tc>
-          <w:tcPr>
-            <w:tcW w:w="6973" w:type="dxa"/>
-            <w:tcMar>
-              <w:top w:w="80" w:type="dxa"/>
-              <w:left w:w="100" w:type="dxa"/>
-              <w:bottom w:w="80" w:type="dxa"/>
-              <w:right w:w="100" w:type="dxa"/>
-            </w:tcMar>
-            <w:vAlign w:val="center"/>
-          </w:tcPr>
-          <w:p>
-            <w:pPr>
-              <w:spacing w:after="0"/>
-              <w:ind w:firstLine="0"/>
-              <w:jc w:val="center"/>
-              <w:rPr>
-                <w:color w:val="auto"/>
-              </w:rPr>
-            </w:pPr>
-            <w:r>
-              <w:rPr>
-                <w:rFonts w:eastAsia="Arial"/>
-                <w:color w:val="auto"/>
-                <w:sz w:val="16"/>
-              </w:rPr>
-              <w:t>&lt;runtime&gt;\python.exe &lt;TASK&gt;\article_final\build_final_article.py</w:t>
-            </w:r>
-          </w:p>
-        </w:tc>
-      </w:tr>
-      <w:tr>
-        <w:trPr>
-          <w:cantSplit/>
-          <w:jc w:val="center"/>
-        </w:trPr>
-        <w:tc>
-          <w:tcPr>
-            <w:tcW w:w="2268" w:type="dxa"/>
-            <w:shd w:val="clear" w:color="auto" w:fill="F3F6FA"/>
-            <w:tcMar>
-              <w:top w:w="80" w:type="dxa"/>
-              <w:left w:w="100" w:type="dxa"/>
-              <w:bottom w:w="80" w:type="dxa"/>
-              <w:right w:w="100" w:type="dxa"/>
-            </w:tcMar>
-            <w:vAlign w:val="center"/>
-          </w:tcPr>
-          <w:p>
-            <w:pPr>
-              <w:spacing w:after="0"/>
-              <w:ind w:firstLine="0"/>
-              <w:jc w:val="left"/>
-              <w:rPr>
-                <w:color w:val="auto"/>
-              </w:rPr>
-            </w:pPr>
-            <w:r>
-              <w:rPr>
-                <w:rFonts w:eastAsia="Arial"/>
-                <w:color w:val="auto"/>
-                <w:sz w:val="16"/>
-              </w:rPr>
-              <w:t>QA visual</w:t>
-            </w:r>
-          </w:p>
-        </w:tc>
-        <w:tc>
-          <w:tcPr>
-            <w:tcW w:w="6973" w:type="dxa"/>
-            <w:shd w:val="clear" w:color="auto" w:fill="F3F6FA"/>
-            <w:tcMar>
-              <w:top w:w="80" w:type="dxa"/>
-              <w:left w:w="100" w:type="dxa"/>
-              <w:bottom w:w="80" w:type="dxa"/>
-              <w:right w:w="100" w:type="dxa"/>
-            </w:tcMar>
-            <w:vAlign w:val="center"/>
-          </w:tcPr>
-          <w:p>
-            <w:pPr>
-              <w:spacing w:after="0"/>
-              <w:ind w:firstLine="0"/>
-              <w:jc w:val="center"/>
-              <w:rPr>
-                <w:color w:val="auto"/>
-              </w:rPr>
-            </w:pPr>
-            <w:r>
-              <w:rPr>
-                <w:rFonts w:eastAsia="Arial"/>
-                <w:color w:val="auto"/>
-                <w:sz w:val="16"/>
-              </w:rPr>
-              <w:t>Word ExportAsFixedFormat (PDF) + Poppler pdftoppm (PNG, 150 dpi)</w:t>
-            </w:r>
-          </w:p>
-        </w:tc>
-      </w:tr>
-    </w:tbl>
-    <w:p>
-      <w:pPr>
-        <w:spacing w:before="60" w:after="120"/>
-        <w:ind w:firstLine="0"/>
-        <w:rPr>
-          <w:color w:val="auto"/>
-        </w:rPr>
-      </w:pPr>
-      <w:r>
-        <w:rPr>
-          <w:rFonts w:eastAsia="Arial"/>
-          <w:i/>
-          <w:color w:val="auto"/>
-          <w:sz w:val="16"/>
-        </w:rPr>
-        <w:t>`&lt;TASK&gt;` e `&lt;runtime&gt;` abreviam caminhos locais longos; o snapshot completo do ambiente está preservado em pip_freeze.txt.</w:t>
-      </w:r>
-    </w:p>
-    <w:p>
-      <w:pPr>
-        <w:pStyle w:val="Caption"/>
-        <w:rPr>
-          <w:color w:val="auto"/>
-        </w:rPr>
-      </w:pPr>
-      <w:r>
-        <w:rPr>
-          <w:rFonts w:eastAsia="Arial"/>
-          <w:color w:val="auto"/>
-        </w:rPr>
-        <w:t>Tabela S3 — Estado mínimo de reexecução</w:t>
-      </w:r>
-    </w:p>
-    <w:tbl>
-      <w:tblPr>
-        <w:tblStyle w:val="TableGrid"/>
-        <w:tblW w:w="0" w:type="auto"/>
-        <w:jc w:val="center"/>
-        <w:tblLayout w:type="fixed"/>
-        <w:tblLook w:val="04A0" w:firstRow="1" w:lastRow="0" w:firstColumn="1" w:lastColumn="0" w:noHBand="0" w:noVBand="1"/>
-      </w:tblPr>
-      <w:tblGrid>
-        <w:gridCol w:w="2098"/>
-        <w:gridCol w:w="3628"/>
-        <w:gridCol w:w="3515"/>
-      </w:tblGrid>
-      <w:tr>
-        <w:trPr>
-          <w:tblHeader/>
-          <w:jc w:val="center"/>
-        </w:trPr>
-        <w:tc>
-          <w:tcPr>
-            <w:tcW w:w="2098" w:type="dxa"/>
-            <w:shd w:val="clear" w:color="auto" w:fill="17365D"/>
-            <w:tcMar>
-              <w:top w:w="80" w:type="dxa"/>
-              <w:left w:w="100" w:type="dxa"/>
-              <w:bottom w:w="80" w:type="dxa"/>
-              <w:right w:w="100" w:type="dxa"/>
-            </w:tcMar>
-            <w:vAlign w:val="center"/>
-          </w:tcPr>
-          <w:p>
-            <w:pPr>
-              <w:ind w:firstLine="0"/>
-              <w:jc w:val="center"/>
-              <w:rPr>
-                <w:color w:val="auto"/>
-              </w:rPr>
-            </w:pPr>
-            <w:r>
-              <w:rPr>
-                <w:rFonts w:eastAsia="Arial"/>
-                <w:b/>
-                <w:color w:val="auto"/>
-                <w:sz w:val="16"/>
-              </w:rPr>
-              <w:t>Elemento</w:t>
-            </w:r>
-          </w:p>
-        </w:tc>
-        <w:tc>
-          <w:tcPr>
-            <w:tcW w:w="3628" w:type="dxa"/>
-            <w:shd w:val="clear" w:color="auto" w:fill="17365D"/>
-            <w:tcMar>
-              <w:top w:w="80" w:type="dxa"/>
-              <w:left w:w="100" w:type="dxa"/>
-              <w:bottom w:w="80" w:type="dxa"/>
-              <w:right w:w="100" w:type="dxa"/>
-            </w:tcMar>
-            <w:vAlign w:val="center"/>
-          </w:tcPr>
-          <w:p>
-            <w:pPr>
-              <w:ind w:firstLine="0"/>
-              <w:jc w:val="center"/>
-              <w:rPr>
-                <w:color w:val="auto"/>
-              </w:rPr>
-            </w:pPr>
-            <w:r>
-              <w:rPr>
-                <w:rFonts w:eastAsia="Arial"/>
-                <w:b/>
-                <w:color w:val="auto"/>
-                <w:sz w:val="16"/>
-              </w:rPr>
-              <w:t>Valor</w:t>
-            </w:r>
-          </w:p>
-        </w:tc>
-        <w:tc>
-          <w:tcPr>
-            <w:tcW w:w="3515" w:type="dxa"/>
-            <w:shd w:val="clear" w:color="auto" w:fill="17365D"/>
-            <w:tcMar>
-              <w:top w:w="80" w:type="dxa"/>
-              <w:left w:w="100" w:type="dxa"/>
-              <w:bottom w:w="80" w:type="dxa"/>
-              <w:right w:w="100" w:type="dxa"/>
-            </w:tcMar>
-            <w:vAlign w:val="center"/>
-          </w:tcPr>
-          <w:p>
-            <w:pPr>
-              <w:ind w:firstLine="0"/>
-              <w:jc w:val="center"/>
-              <w:rPr>
-                <w:color w:val="auto"/>
-              </w:rPr>
-            </w:pPr>
-            <w:r>
-              <w:rPr>
-                <w:rFonts w:eastAsia="Arial"/>
-                <w:b/>
-                <w:color w:val="auto"/>
-                <w:sz w:val="16"/>
-              </w:rPr>
-              <w:t>Consequência</w:t>
-            </w:r>
-          </w:p>
-        </w:tc>
-      </w:tr>
-      <w:tr>
-        <w:trPr>
-          <w:cantSplit/>
-          <w:jc w:val="center"/>
-        </w:trPr>
-        <w:tc>
-          <w:tcPr>
-            <w:tcW w:w="2098" w:type="dxa"/>
-            <w:tcMar>
-              <w:top w:w="80" w:type="dxa"/>
-              <w:left w:w="100" w:type="dxa"/>
-              <w:bottom w:w="80" w:type="dxa"/>
-              <w:right w:w="100" w:type="dxa"/>
-            </w:tcMar>
-            <w:vAlign w:val="center"/>
-          </w:tcPr>
-          <w:p>
-            <w:pPr>
-              <w:spacing w:after="0"/>
-              <w:ind w:firstLine="0"/>
-              <w:jc w:val="left"/>
-              <w:rPr>
-                <w:color w:val="auto"/>
-              </w:rPr>
-            </w:pPr>
-            <w:r>
-              <w:rPr>
-                <w:rFonts w:eastAsia="Arial"/>
-                <w:color w:val="auto"/>
-                <w:sz w:val="16"/>
-              </w:rPr>
-              <w:t>Testes</w:t>
-            </w:r>
-          </w:p>
-        </w:tc>
-        <w:tc>
-          <w:tcPr>
-            <w:tcW w:w="3628" w:type="dxa"/>
-            <w:tcMar>
-              <w:top w:w="80" w:type="dxa"/>
-              <w:left w:w="100" w:type="dxa"/>
-              <w:bottom w:w="80" w:type="dxa"/>
-              <w:right w:w="100" w:type="dxa"/>
-            </w:tcMar>
-            <w:vAlign w:val="center"/>
-          </w:tcPr>
-          <w:p>
-            <w:pPr>
-              <w:spacing w:after="0"/>
-              <w:ind w:firstLine="0"/>
-              <w:jc w:val="center"/>
-              <w:rPr>
-                <w:color w:val="auto"/>
-              </w:rPr>
-            </w:pPr>
-            <w:r>
-              <w:rPr>
-                <w:rFonts w:eastAsia="Arial"/>
-                <w:color w:val="auto"/>
-                <w:sz w:val="16"/>
-              </w:rPr>
-              <w:t>19 aprovados em 27 jul. 2026</w:t>
-            </w:r>
-          </w:p>
-        </w:tc>
-        <w:tc>
-          <w:tcPr>
-            <w:tcW w:w="3515" w:type="dxa"/>
-            <w:tcMar>
-              <w:top w:w="80" w:type="dxa"/>
-              <w:left w:w="100" w:type="dxa"/>
-              <w:bottom w:w="80" w:type="dxa"/>
-              <w:right w:w="100" w:type="dxa"/>
-            </w:tcMar>
-            <w:vAlign w:val="center"/>
-          </w:tcPr>
-          <w:p>
-            <w:pPr>
-              <w:spacing w:after="0"/>
-              <w:ind w:firstLine="0"/>
-              <w:jc w:val="center"/>
-              <w:rPr>
-                <w:color w:val="auto"/>
-              </w:rPr>
-            </w:pPr>
-            <w:r>
-              <w:rPr>
-                <w:rFonts w:eastAsia="Arial"/>
-                <w:color w:val="auto"/>
-                <w:sz w:val="16"/>
-              </w:rPr>
-              <w:t>Verifica funções cobertas, não validade científica externa</w:t>
-            </w:r>
-          </w:p>
-        </w:tc>
-      </w:tr>
-      <w:tr>
-        <w:trPr>
-          <w:cantSplit/>
-          <w:jc w:val="center"/>
-        </w:trPr>
-        <w:tc>
-          <w:tcPr>
-            <w:tcW w:w="2098" w:type="dxa"/>
-            <w:shd w:val="clear" w:color="auto" w:fill="F3F6FA"/>
-            <w:tcMar>
-              <w:top w:w="80" w:type="dxa"/>
-              <w:left w:w="100" w:type="dxa"/>
-              <w:bottom w:w="80" w:type="dxa"/>
-              <w:right w:w="100" w:type="dxa"/>
-            </w:tcMar>
-            <w:vAlign w:val="center"/>
-          </w:tcPr>
-          <w:p>
-            <w:pPr>
-              <w:spacing w:after="0"/>
-              <w:ind w:firstLine="0"/>
-              <w:jc w:val="left"/>
-              <w:rPr>
-                <w:color w:val="auto"/>
-              </w:rPr>
-            </w:pPr>
-            <w:r>
-              <w:rPr>
-                <w:rFonts w:eastAsia="Arial"/>
-                <w:color w:val="auto"/>
-                <w:sz w:val="16"/>
-              </w:rPr>
-              <w:t>Git HEAD</w:t>
-            </w:r>
-          </w:p>
-        </w:tc>
-        <w:tc>
-          <w:tcPr>
-            <w:tcW w:w="3628" w:type="dxa"/>
-            <w:shd w:val="clear" w:color="auto" w:fill="F3F6FA"/>
-            <w:tcMar>
-              <w:top w:w="80" w:type="dxa"/>
-              <w:left w:w="100" w:type="dxa"/>
-              <w:bottom w:w="80" w:type="dxa"/>
-              <w:right w:w="100" w:type="dxa"/>
-            </w:tcMar>
-            <w:vAlign w:val="center"/>
-          </w:tcPr>
-          <w:p>
-            <w:pPr>
-              <w:spacing w:after="0"/>
-              <w:ind w:firstLine="0"/>
-              <w:jc w:val="center"/>
-              <w:rPr>
-                <w:color w:val="auto"/>
-              </w:rPr>
-            </w:pPr>
-            <w:r>
-              <w:rPr>
-                <w:rFonts w:eastAsia="Arial"/>
-                <w:color w:val="auto"/>
-                <w:sz w:val="16"/>
-              </w:rPr>
-              <w:t>09be5a604224b5887ab7f222a12a0fbe1e6f3b68</w:t>
-            </w:r>
-          </w:p>
-        </w:tc>
-        <w:tc>
-          <w:tcPr>
-            <w:tcW w:w="3515" w:type="dxa"/>
-            <w:shd w:val="clear" w:color="auto" w:fill="F3F6FA"/>
-            <w:tcMar>
-              <w:top w:w="80" w:type="dxa"/>
-              <w:left w:w="100" w:type="dxa"/>
-              <w:bottom w:w="80" w:type="dxa"/>
-              <w:right w:w="100" w:type="dxa"/>
-            </w:tcMar>
-            <w:vAlign w:val="center"/>
-          </w:tcPr>
-          <w:p>
-            <w:pPr>
-              <w:spacing w:after="0"/>
-              <w:ind w:firstLine="0"/>
-              <w:jc w:val="center"/>
-              <w:rPr>
-                <w:color w:val="auto"/>
-              </w:rPr>
-            </w:pPr>
-            <w:r>
-              <w:rPr>
-                <w:rFonts w:eastAsia="Arial"/>
-                <w:color w:val="auto"/>
-                <w:sz w:val="16"/>
-              </w:rPr>
-              <w:t>Referência de código; não captura mudanças locais</w:t>
-            </w:r>
-          </w:p>
-        </w:tc>
-      </w:tr>
-      <w:tr>
-        <w:trPr>
-          <w:cantSplit/>
-          <w:jc w:val="center"/>
-        </w:trPr>
-        <w:tc>
-          <w:tcPr>
-            <w:tcW w:w="2098" w:type="dxa"/>
-            <w:tcMar>
-              <w:top w:w="80" w:type="dxa"/>
-              <w:left w:w="100" w:type="dxa"/>
-              <w:bottom w:w="80" w:type="dxa"/>
-              <w:right w:w="100" w:type="dxa"/>
-            </w:tcMar>
-            <w:vAlign w:val="center"/>
-          </w:tcPr>
-          <w:p>
-            <w:pPr>
-              <w:spacing w:after="0"/>
-              <w:ind w:firstLine="0"/>
-              <w:jc w:val="left"/>
-              <w:rPr>
-                <w:color w:val="auto"/>
-              </w:rPr>
-            </w:pPr>
-            <w:r>
-              <w:rPr>
-                <w:rFonts w:eastAsia="Arial"/>
-                <w:color w:val="auto"/>
-                <w:sz w:val="16"/>
-              </w:rPr>
-              <w:t>Árvore de trabalho</w:t>
-            </w:r>
-          </w:p>
-        </w:tc>
-        <w:tc>
-          <w:tcPr>
-            <w:tcW w:w="3628" w:type="dxa"/>
-            <w:tcMar>
-              <w:top w:w="80" w:type="dxa"/>
-              <w:left w:w="100" w:type="dxa"/>
-              <w:bottom w:w="80" w:type="dxa"/>
-              <w:right w:w="100" w:type="dxa"/>
-            </w:tcMar>
-            <w:vAlign w:val="center"/>
-          </w:tcPr>
-          <w:p>
-            <w:pPr>
-              <w:spacing w:after="0"/>
-              <w:ind w:firstLine="0"/>
-              <w:jc w:val="center"/>
-              <w:rPr>
-                <w:color w:val="auto"/>
-              </w:rPr>
-            </w:pPr>
-            <w:r>
-              <w:rPr>
-                <w:rFonts w:eastAsia="Arial"/>
-                <w:color w:val="auto"/>
-                <w:sz w:val="16"/>
-              </w:rPr>
-              <w:t>não limpa (14 entradas em git status --porcelain)</w:t>
-            </w:r>
-          </w:p>
-        </w:tc>
-        <w:tc>
-          <w:tcPr>
-            <w:tcW w:w="3515" w:type="dxa"/>
-            <w:tcMar>
-              <w:top w:w="80" w:type="dxa"/>
-              <w:left w:w="100" w:type="dxa"/>
-              <w:bottom w:w="80" w:type="dxa"/>
-              <w:right w:w="100" w:type="dxa"/>
-            </w:tcMar>
-            <w:vAlign w:val="center"/>
-          </w:tcPr>
-          <w:p>
-            <w:pPr>
-              <w:spacing w:after="0"/>
-              <w:ind w:firstLine="0"/>
-              <w:jc w:val="center"/>
-              <w:rPr>
-                <w:color w:val="auto"/>
-              </w:rPr>
-            </w:pPr>
-            <w:r>
-              <w:rPr>
-                <w:rFonts w:eastAsia="Arial"/>
-                <w:color w:val="auto"/>
-                <w:sz w:val="16"/>
-              </w:rPr>
-              <w:t>Impede afirmar versão de lançamento imutável</w:t>
-            </w:r>
-          </w:p>
-        </w:tc>
-      </w:tr>
-      <w:tr>
-        <w:trPr>
-          <w:cantSplit/>
-          <w:jc w:val="center"/>
-        </w:trPr>
-        <w:tc>
-          <w:tcPr>
-            <w:tcW w:w="2098" w:type="dxa"/>
-            <w:shd w:val="clear" w:color="auto" w:fill="F3F6FA"/>
-            <w:tcMar>
-              <w:top w:w="80" w:type="dxa"/>
-              <w:left w:w="100" w:type="dxa"/>
-              <w:bottom w:w="80" w:type="dxa"/>
-              <w:right w:w="100" w:type="dxa"/>
-            </w:tcMar>
-            <w:vAlign w:val="center"/>
-          </w:tcPr>
-          <w:p>
-            <w:pPr>
-              <w:spacing w:after="0"/>
-              <w:ind w:firstLine="0"/>
-              <w:jc w:val="left"/>
-              <w:rPr>
-                <w:color w:val="auto"/>
-              </w:rPr>
-            </w:pPr>
-            <w:r>
-              <w:rPr>
-                <w:rFonts w:eastAsia="Arial"/>
-                <w:color w:val="auto"/>
-                <w:sz w:val="16"/>
-              </w:rPr>
-              <w:t>Python</w:t>
-            </w:r>
-          </w:p>
-        </w:tc>
-        <w:tc>
-          <w:tcPr>
-            <w:tcW w:w="3628" w:type="dxa"/>
-            <w:shd w:val="clear" w:color="auto" w:fill="F3F6FA"/>
-            <w:tcMar>
-              <w:top w:w="80" w:type="dxa"/>
-              <w:left w:w="100" w:type="dxa"/>
-              <w:bottom w:w="80" w:type="dxa"/>
-              <w:right w:w="100" w:type="dxa"/>
-            </w:tcMar>
-            <w:vAlign w:val="center"/>
-          </w:tcPr>
-          <w:p>
-            <w:pPr>
-              <w:spacing w:after="0"/>
-              <w:ind w:firstLine="0"/>
-              <w:jc w:val="center"/>
-              <w:rPr>
-                <w:color w:val="auto"/>
-              </w:rPr>
-            </w:pPr>
-            <w:r>
-              <w:rPr>
-                <w:rFonts w:eastAsia="Arial"/>
-                <w:color w:val="auto"/>
-                <w:sz w:val="16"/>
-              </w:rPr>
-              <w:t>3.11.9 (tags/v3.11.9:de54cf5, Apr  2 2024, 10:12:12) [MSC v.1938 64 bit (AMD64)]</w:t>
-            </w:r>
-          </w:p>
-        </w:tc>
-        <w:tc>
-          <w:tcPr>
-            <w:tcW w:w="3515" w:type="dxa"/>
-            <w:shd w:val="clear" w:color="auto" w:fill="F3F6FA"/>
-            <w:tcMar>
-              <w:top w:w="80" w:type="dxa"/>
-              <w:left w:w="100" w:type="dxa"/>
-              <w:bottom w:w="80" w:type="dxa"/>
-              <w:right w:w="100" w:type="dxa"/>
-            </w:tcMar>
-            <w:vAlign w:val="center"/>
-          </w:tcPr>
-          <w:p>
-            <w:pPr>
-              <w:spacing w:after="0"/>
-              <w:ind w:firstLine="0"/>
-              <w:jc w:val="center"/>
-              <w:rPr>
-                <w:color w:val="auto"/>
-              </w:rPr>
-            </w:pPr>
-            <w:r>
-              <w:rPr>
-                <w:rFonts w:eastAsia="Arial"/>
-                <w:color w:val="auto"/>
-                <w:sz w:val="16"/>
-              </w:rPr>
-              <w:t>Ambiente contemporâneo; não necessariamente o arquivado</w:t>
-            </w:r>
-          </w:p>
-        </w:tc>
-      </w:tr>
-      <w:tr>
-        <w:trPr>
-          <w:cantSplit/>
-          <w:jc w:val="center"/>
-        </w:trPr>
-        <w:tc>
-          <w:tcPr>
-            <w:tcW w:w="2098" w:type="dxa"/>
-            <w:tcMar>
-              <w:top w:w="80" w:type="dxa"/>
-              <w:left w:w="100" w:type="dxa"/>
-              <w:bottom w:w="80" w:type="dxa"/>
-              <w:right w:w="100" w:type="dxa"/>
-            </w:tcMar>
-            <w:vAlign w:val="center"/>
-          </w:tcPr>
-          <w:p>
-            <w:pPr>
-              <w:spacing w:after="0"/>
-              <w:ind w:firstLine="0"/>
-              <w:jc w:val="left"/>
-              <w:rPr>
-                <w:color w:val="auto"/>
-              </w:rPr>
-            </w:pPr>
-            <w:r>
-              <w:rPr>
-                <w:rFonts w:eastAsia="Arial"/>
-                <w:color w:val="auto"/>
-                <w:sz w:val="16"/>
-              </w:rPr>
-              <w:t>Artefato histórico</w:t>
-            </w:r>
-          </w:p>
-        </w:tc>
-        <w:tc>
-          <w:tcPr>
-            <w:tcW w:w="3628" w:type="dxa"/>
-            <w:tcMar>
-              <w:top w:w="80" w:type="dxa"/>
-              <w:left w:w="100" w:type="dxa"/>
-              <w:bottom w:w="80" w:type="dxa"/>
-              <w:right w:w="100" w:type="dxa"/>
-            </w:tcMar>
-            <w:vAlign w:val="center"/>
-          </w:tcPr>
-          <w:p>
-            <w:pPr>
-              <w:spacing w:after="0"/>
-              <w:ind w:firstLine="0"/>
-              <w:jc w:val="center"/>
-              <w:rPr>
-                <w:color w:val="auto"/>
-              </w:rPr>
-            </w:pPr>
-            <w:r>
-              <w:rPr>
-                <w:rFonts w:eastAsia="Arial"/>
-                <w:color w:val="auto"/>
-                <w:sz w:val="16"/>
-              </w:rPr>
-              <w:t>commit 99d6b800 recuperado via git show</w:t>
-            </w:r>
-          </w:p>
-        </w:tc>
-        <w:tc>
-          <w:tcPr>
-            <w:tcW w:w="3515" w:type="dxa"/>
-            <w:tcMar>
-              <w:top w:w="80" w:type="dxa"/>
-              <w:left w:w="100" w:type="dxa"/>
-              <w:bottom w:w="80" w:type="dxa"/>
-              <w:right w:w="100" w:type="dxa"/>
-            </w:tcMar>
-            <w:vAlign w:val="center"/>
-          </w:tcPr>
-          <w:p>
-            <w:pPr>
-              <w:spacing w:after="0"/>
-              <w:ind w:firstLine="0"/>
-              <w:jc w:val="center"/>
-              <w:rPr>
-                <w:color w:val="auto"/>
-              </w:rPr>
-            </w:pPr>
-            <w:r>
-              <w:rPr>
-                <w:rFonts w:eastAsia="Arial"/>
-                <w:color w:val="auto"/>
-                <w:sz w:val="16"/>
-              </w:rPr>
-              <w:t>Permite comparação parcial sem checkout destrutivo</w:t>
-            </w:r>
-          </w:p>
-        </w:tc>
-      </w:tr>
-      <w:tr>
-        <w:trPr>
-          <w:cantSplit/>
-          <w:jc w:val="center"/>
-        </w:trPr>
-        <w:tc>
-          <w:tcPr>
-            <w:tcW w:w="2098" w:type="dxa"/>
-            <w:shd w:val="clear" w:color="auto" w:fill="F3F6FA"/>
-            <w:tcMar>
-              <w:top w:w="80" w:type="dxa"/>
-              <w:left w:w="100" w:type="dxa"/>
-              <w:bottom w:w="80" w:type="dxa"/>
-              <w:right w:w="100" w:type="dxa"/>
-            </w:tcMar>
-            <w:vAlign w:val="center"/>
-          </w:tcPr>
-          <w:p>
-            <w:pPr>
-              <w:spacing w:after="0"/>
-              <w:ind w:firstLine="0"/>
-              <w:jc w:val="left"/>
-              <w:rPr>
-                <w:color w:val="auto"/>
-              </w:rPr>
-            </w:pPr>
-            <w:r>
-              <w:rPr>
-                <w:rFonts w:eastAsia="Arial"/>
-                <w:color w:val="auto"/>
-                <w:sz w:val="16"/>
-              </w:rPr>
-              <w:t>Pesos ONNX</w:t>
-            </w:r>
-          </w:p>
-        </w:tc>
-        <w:tc>
-          <w:tcPr>
-            <w:tcW w:w="3628" w:type="dxa"/>
-            <w:shd w:val="clear" w:color="auto" w:fill="F3F6FA"/>
-            <w:tcMar>
-              <w:top w:w="80" w:type="dxa"/>
-              <w:left w:w="100" w:type="dxa"/>
-              <w:bottom w:w="80" w:type="dxa"/>
-              <w:right w:w="100" w:type="dxa"/>
-            </w:tcMar>
-            <w:vAlign w:val="center"/>
-          </w:tcPr>
-          <w:p>
-            <w:pPr>
-              <w:spacing w:after="0"/>
-              <w:ind w:firstLine="0"/>
-              <w:jc w:val="center"/>
-              <w:rPr>
-                <w:color w:val="auto"/>
-              </w:rPr>
-            </w:pPr>
-            <w:r>
-              <w:rPr>
-                <w:rFonts w:eastAsia="Arial"/>
-                <w:color w:val="auto"/>
-                <w:sz w:val="16"/>
-              </w:rPr>
-              <w:t>Hashes atuais calculados</w:t>
-            </w:r>
-          </w:p>
-        </w:tc>
-        <w:tc>
-          <w:tcPr>
-            <w:tcW w:w="3515" w:type="dxa"/>
-            <w:shd w:val="clear" w:color="auto" w:fill="F3F6FA"/>
-            <w:tcMar>
-              <w:top w:w="80" w:type="dxa"/>
-              <w:left w:w="100" w:type="dxa"/>
-              <w:bottom w:w="80" w:type="dxa"/>
-              <w:right w:w="100" w:type="dxa"/>
-            </w:tcMar>
-            <w:vAlign w:val="center"/>
-          </w:tcPr>
-          <w:p>
-            <w:pPr>
-              <w:spacing w:after="0"/>
-              <w:ind w:firstLine="0"/>
-              <w:jc w:val="center"/>
-              <w:rPr>
-                <w:color w:val="auto"/>
-              </w:rPr>
-            </w:pPr>
-            <w:r>
-              <w:rPr>
-                <w:rFonts w:eastAsia="Arial"/>
-                <w:color w:val="auto"/>
-                <w:sz w:val="16"/>
-              </w:rPr>
-              <w:t>Sem hashes históricos, não há equivalência de pesos</w:t>
-            </w:r>
-          </w:p>
-        </w:tc>
-      </w:tr>
-    </w:tbl>
-    <w:p>
-      <w:pPr>
-        <w:rPr>
-          <w:color w:val="auto"/>
-        </w:rPr>
-        <w:sectPr>
-          <w:headerReference w:type="default" r:id="rId41"/>
-          <w:footerReference w:type="default" r:id="rId42"/>
-          <w:pgSz w:w="11906" w:h="16838"/>
-          <w:pgMar w:top="1191" w:right="1134" w:bottom="1134" w:left="1304" w:header="454" w:footer="454" w:gutter="0"/>
-          <w:cols w:space="720"/>
-          <w:docGrid w:linePitch="360"/>
-        </w:sectPr>
-      </w:pPr>
-    </w:p>
-    <w:p>
-      <w:pPr>
-        <w:pStyle w:val="Heading2"/>
-        <w:rPr>
-          <w:color w:val="auto"/>
-        </w:rPr>
-      </w:pPr>
-      <w:r>
-        <w:rPr>
-          <w:color w:val="auto"/>
-        </w:rPr>
-        <w:lastRenderedPageBreak/>
-        <w:t>Apêndice C — Hashes SHA-256 dos modelos ONNX correntes</w:t>
-      </w:r>
-    </w:p>
-    <w:p>
-      <w:pPr>
-        <w:pStyle w:val="Caption"/>
-        <w:rPr>
-          <w:color w:val="auto"/>
-        </w:rPr>
-      </w:pPr>
-      <w:r>
-        <w:rPr>
-          <w:rFonts w:eastAsia="Arial"/>
-          <w:color w:val="auto"/>
-        </w:rPr>
-        <w:t>Tabela S4 — Pesos locais InsightFace buffalo_l</w:t>
-      </w:r>
-    </w:p>
-    <w:tbl>
-      <w:tblPr>
-        <w:tblStyle w:val="TableGrid"/>
-        <w:tblW w:w="0" w:type="auto"/>
-        <w:jc w:val="center"/>
-        <w:tblLayout w:type="fixed"/>
-        <w:tblLook w:val="04A0" w:firstRow="1" w:lastRow="0" w:firstColumn="1" w:lastColumn="0" w:noHBand="0" w:noVBand="1"/>
-      </w:tblPr>
-      <w:tblGrid>
-        <w:gridCol w:w="3118"/>
-        <w:gridCol w:w="1701"/>
-        <w:gridCol w:w="8957"/>
-      </w:tblGrid>
-      <w:tr>
-        <w:trPr>
-          <w:tblHeader/>
-          <w:jc w:val="center"/>
-        </w:trPr>
-        <w:tc>
-          <w:tcPr>
-            <w:tcW w:w="3118" w:type="dxa"/>
-            <w:shd w:val="clear" w:color="auto" w:fill="17365D"/>
-            <w:tcMar>
-              <w:top w:w="80" w:type="dxa"/>
-              <w:left w:w="100" w:type="dxa"/>
-              <w:bottom w:w="80" w:type="dxa"/>
-              <w:right w:w="100" w:type="dxa"/>
-            </w:tcMar>
-            <w:vAlign w:val="center"/>
-          </w:tcPr>
-          <w:p>
-            <w:pPr>
-              <w:ind w:firstLine="0"/>
-              <w:jc w:val="center"/>
-              <w:rPr>
-                <w:color w:val="auto"/>
-              </w:rPr>
-            </w:pPr>
-            <w:r>
-              <w:rPr>
-                <w:rFonts w:eastAsia="Arial"/>
-                <w:b/>
-                <w:color w:val="auto"/>
-                <w:sz w:val="17"/>
-              </w:rPr>
-              <w:t>Arquivo</w:t>
-            </w:r>
-          </w:p>
-        </w:tc>
-        <w:tc>
-          <w:tcPr>
-            <w:tcW w:w="1701" w:type="dxa"/>
-            <w:shd w:val="clear" w:color="auto" w:fill="17365D"/>
-            <w:tcMar>
-              <w:top w:w="80" w:type="dxa"/>
-              <w:left w:w="100" w:type="dxa"/>
-              <w:bottom w:w="80" w:type="dxa"/>
-              <w:right w:w="100" w:type="dxa"/>
-            </w:tcMar>
-            <w:vAlign w:val="center"/>
-          </w:tcPr>
-          <w:p>
-            <w:pPr>
-              <w:ind w:firstLine="0"/>
-              <w:jc w:val="center"/>
-              <w:rPr>
-                <w:color w:val="auto"/>
-              </w:rPr>
-            </w:pPr>
-            <w:r>
-              <w:rPr>
-                <w:rFonts w:eastAsia="Arial"/>
-                <w:b/>
-                <w:color w:val="auto"/>
-                <w:sz w:val="17"/>
-              </w:rPr>
-              <w:t>Bytes</w:t>
-            </w:r>
-          </w:p>
-        </w:tc>
-        <w:tc>
-          <w:tcPr>
-            <w:tcW w:w="8957" w:type="dxa"/>
-            <w:shd w:val="clear" w:color="auto" w:fill="17365D"/>
-            <w:tcMar>
-              <w:top w:w="80" w:type="dxa"/>
-              <w:left w:w="100" w:type="dxa"/>
-              <w:bottom w:w="80" w:type="dxa"/>
-              <w:right w:w="100" w:type="dxa"/>
-            </w:tcMar>
-            <w:vAlign w:val="center"/>
-          </w:tcPr>
-          <w:p>
-            <w:pPr>
-              <w:ind w:firstLine="0"/>
-              <w:jc w:val="center"/>
-              <w:rPr>
-                <w:color w:val="auto"/>
-              </w:rPr>
-            </w:pPr>
-            <w:r>
-              <w:rPr>
-                <w:rFonts w:eastAsia="Arial"/>
-                <w:b/>
-                <w:color w:val="auto"/>
-                <w:sz w:val="17"/>
-              </w:rPr>
-              <w:t>SHA-256</w:t>
-            </w:r>
-          </w:p>
-        </w:tc>
-      </w:tr>
-      <w:tr>
-        <w:trPr>
-          <w:cantSplit/>
-          <w:jc w:val="center"/>
-        </w:trPr>
-        <w:tc>
-          <w:tcPr>
-            <w:tcW w:w="3118" w:type="dxa"/>
-            <w:tcMar>
-              <w:top w:w="80" w:type="dxa"/>
-              <w:left w:w="100" w:type="dxa"/>
-              <w:bottom w:w="80" w:type="dxa"/>
-              <w:right w:w="100" w:type="dxa"/>
-            </w:tcMar>
-            <w:vAlign w:val="center"/>
-          </w:tcPr>
-          <w:p>
-            <w:pPr>
-              <w:spacing w:after="0"/>
-              <w:ind w:firstLine="0"/>
-              <w:jc w:val="left"/>
-              <w:rPr>
-                <w:color w:val="auto"/>
-              </w:rPr>
-            </w:pPr>
-            <w:r>
-              <w:rPr>
-                <w:rFonts w:eastAsia="Arial"/>
-                <w:color w:val="auto"/>
-                <w:sz w:val="17"/>
-              </w:rPr>
-              <w:t>1k3d68.onnx</w:t>
-            </w:r>
-          </w:p>
-        </w:tc>
-        <w:tc>
-          <w:tcPr>
-            <w:tcW w:w="1701" w:type="dxa"/>
-            <w:tcMar>
-              <w:top w:w="80" w:type="dxa"/>
-              <w:left w:w="100" w:type="dxa"/>
-              <w:bottom w:w="80" w:type="dxa"/>
-              <w:right w:w="100" w:type="dxa"/>
-            </w:tcMar>
-            <w:vAlign w:val="center"/>
-          </w:tcPr>
-          <w:p>
-            <w:pPr>
-              <w:spacing w:after="0"/>
-              <w:ind w:firstLine="0"/>
-              <w:jc w:val="center"/>
-              <w:rPr>
-                <w:color w:val="auto"/>
-              </w:rPr>
-            </w:pPr>
-            <w:r>
-              <w:rPr>
-                <w:rFonts w:eastAsia="Arial"/>
-                <w:color w:val="auto"/>
-                <w:sz w:val="17"/>
-              </w:rPr>
-              <w:t>143607619</w:t>
-            </w:r>
-          </w:p>
-        </w:tc>
-        <w:tc>
-          <w:tcPr>
-            <w:tcW w:w="8957" w:type="dxa"/>
-            <w:tcMar>
-              <w:top w:w="80" w:type="dxa"/>
-              <w:left w:w="100" w:type="dxa"/>
-              <w:bottom w:w="80" w:type="dxa"/>
-              <w:right w:w="100" w:type="dxa"/>
-            </w:tcMar>
-            <w:vAlign w:val="center"/>
-          </w:tcPr>
-          <w:p>
-            <w:pPr>
-              <w:spacing w:after="0"/>
-              <w:ind w:firstLine="0"/>
-              <w:jc w:val="center"/>
-              <w:rPr>
-                <w:color w:val="auto"/>
-              </w:rPr>
-            </w:pPr>
-            <w:r>
-              <w:rPr>
-                <w:rFonts w:eastAsia="Arial"/>
-                <w:color w:val="auto"/>
-                <w:sz w:val="17"/>
-              </w:rPr>
-              <w:t>df5c06b8a0c12e422b2ed8947b8869faa4105387f199c477af038aa01f9a45cc</w:t>
-            </w:r>
-          </w:p>
-        </w:tc>
-      </w:tr>
-      <w:tr>
-        <w:trPr>
-          <w:cantSplit/>
-          <w:jc w:val="center"/>
-        </w:trPr>
-        <w:tc>
-          <w:tcPr>
-            <w:tcW w:w="3118" w:type="dxa"/>
-            <w:shd w:val="clear" w:color="auto" w:fill="F3F6FA"/>
-            <w:tcMar>
-              <w:top w:w="80" w:type="dxa"/>
-              <w:left w:w="100" w:type="dxa"/>
-              <w:bottom w:w="80" w:type="dxa"/>
-              <w:right w:w="100" w:type="dxa"/>
-            </w:tcMar>
-            <w:vAlign w:val="center"/>
-          </w:tcPr>
-          <w:p>
-            <w:pPr>
-              <w:spacing w:after="0"/>
-              <w:ind w:firstLine="0"/>
-              <w:jc w:val="left"/>
-              <w:rPr>
-                <w:color w:val="auto"/>
-              </w:rPr>
-            </w:pPr>
-            <w:r>
-              <w:rPr>
-                <w:rFonts w:eastAsia="Arial"/>
-                <w:color w:val="auto"/>
-                <w:sz w:val="17"/>
-              </w:rPr>
-              <w:t>2d106det.onnx</w:t>
-            </w:r>
-          </w:p>
-        </w:tc>
-        <w:tc>
-          <w:tcPr>
-            <w:tcW w:w="1701" w:type="dxa"/>
-            <w:shd w:val="clear" w:color="auto" w:fill="F3F6FA"/>
-            <w:tcMar>
-              <w:top w:w="80" w:type="dxa"/>
-              <w:left w:w="100" w:type="dxa"/>
-              <w:bottom w:w="80" w:type="dxa"/>
-              <w:right w:w="100" w:type="dxa"/>
-            </w:tcMar>
-            <w:vAlign w:val="center"/>
-          </w:tcPr>
-          <w:p>
-            <w:pPr>
-              <w:spacing w:after="0"/>
-              <w:ind w:firstLine="0"/>
-              <w:jc w:val="center"/>
-              <w:rPr>
-                <w:color w:val="auto"/>
-              </w:rPr>
-            </w:pPr>
-            <w:r>
-              <w:rPr>
-                <w:rFonts w:eastAsia="Arial"/>
-                <w:color w:val="auto"/>
-                <w:sz w:val="17"/>
-              </w:rPr>
-              <w:t>5030888</w:t>
-            </w:r>
-          </w:p>
-        </w:tc>
-        <w:tc>
-          <w:tcPr>
-            <w:tcW w:w="8957" w:type="dxa"/>
-            <w:shd w:val="clear" w:color="auto" w:fill="F3F6FA"/>
-            <w:tcMar>
-              <w:top w:w="80" w:type="dxa"/>
-              <w:left w:w="100" w:type="dxa"/>
-              <w:bottom w:w="80" w:type="dxa"/>
-              <w:right w:w="100" w:type="dxa"/>
-            </w:tcMar>
-            <w:vAlign w:val="center"/>
-          </w:tcPr>
-          <w:p>
-            <w:pPr>
-              <w:spacing w:after="0"/>
-              <w:ind w:firstLine="0"/>
-              <w:jc w:val="center"/>
-              <w:rPr>
-                <w:color w:val="auto"/>
-              </w:rPr>
-            </w:pPr>
-            <w:r>
-              <w:rPr>
-                <w:rFonts w:eastAsia="Arial"/>
-                <w:color w:val="auto"/>
-                <w:sz w:val="17"/>
-              </w:rPr>
-              <w:t>f001b856447c413801ef5c42091ed0cd516fcd21f2d6b79635b1e733a7109dbf</w:t>
-            </w:r>
-          </w:p>
-        </w:tc>
-      </w:tr>
-      <w:tr>
-        <w:trPr>
-          <w:cantSplit/>
-          <w:jc w:val="center"/>
-        </w:trPr>
-        <w:tc>
-          <w:tcPr>
-            <w:tcW w:w="3118" w:type="dxa"/>
-            <w:tcMar>
-              <w:top w:w="80" w:type="dxa"/>
-              <w:left w:w="100" w:type="dxa"/>
-              <w:bottom w:w="80" w:type="dxa"/>
-              <w:right w:w="100" w:type="dxa"/>
-            </w:tcMar>
-            <w:vAlign w:val="center"/>
-          </w:tcPr>
-          <w:p>
-            <w:pPr>
-              <w:spacing w:after="0"/>
-              <w:ind w:firstLine="0"/>
-              <w:jc w:val="left"/>
-              <w:rPr>
-                <w:color w:val="auto"/>
-              </w:rPr>
-            </w:pPr>
-            <w:r>
-              <w:rPr>
-                <w:rFonts w:eastAsia="Arial"/>
-                <w:color w:val="auto"/>
-                <w:sz w:val="17"/>
-              </w:rPr>
-              <w:t>det_10g.onnx</w:t>
-            </w:r>
-          </w:p>
-        </w:tc>
-        <w:tc>
-          <w:tcPr>
-            <w:tcW w:w="1701" w:type="dxa"/>
-            <w:tcMar>
-              <w:top w:w="80" w:type="dxa"/>
-              <w:left w:w="100" w:type="dxa"/>
-              <w:bottom w:w="80" w:type="dxa"/>
-              <w:right w:w="100" w:type="dxa"/>
-            </w:tcMar>
-            <w:vAlign w:val="center"/>
-          </w:tcPr>
-          <w:p>
-            <w:pPr>
-              <w:spacing w:after="0"/>
-              <w:ind w:firstLine="0"/>
-              <w:jc w:val="center"/>
-              <w:rPr>
-                <w:color w:val="auto"/>
-              </w:rPr>
-            </w:pPr>
-            <w:r>
-              <w:rPr>
-                <w:rFonts w:eastAsia="Arial"/>
-                <w:color w:val="auto"/>
-                <w:sz w:val="17"/>
-              </w:rPr>
-              <w:t>16923827</w:t>
-            </w:r>
-          </w:p>
-        </w:tc>
-        <w:tc>
-          <w:tcPr>
-            <w:tcW w:w="8957" w:type="dxa"/>
-            <w:tcMar>
-              <w:top w:w="80" w:type="dxa"/>
-              <w:left w:w="100" w:type="dxa"/>
-              <w:bottom w:w="80" w:type="dxa"/>
-              <w:right w:w="100" w:type="dxa"/>
-            </w:tcMar>
-            <w:vAlign w:val="center"/>
-          </w:tcPr>
-          <w:p>
-            <w:pPr>
-              <w:spacing w:after="0"/>
-              <w:ind w:firstLine="0"/>
-              <w:jc w:val="center"/>
-              <w:rPr>
-                <w:color w:val="auto"/>
-              </w:rPr>
-            </w:pPr>
-            <w:r>
-              <w:rPr>
-                <w:rFonts w:eastAsia="Arial"/>
-                <w:color w:val="auto"/>
-                <w:sz w:val="17"/>
-              </w:rPr>
-              <w:t>5838f7fe053675b1c7a08b633df49e7af5495cee0493c7dcf6697200b85b5b91</w:t>
-            </w:r>
-          </w:p>
-        </w:tc>
-      </w:tr>
-      <w:tr>
-        <w:trPr>
-          <w:cantSplit/>
-          <w:jc w:val="center"/>
-        </w:trPr>
-        <w:tc>
-          <w:tcPr>
-            <w:tcW w:w="3118" w:type="dxa"/>
-            <w:shd w:val="clear" w:color="auto" w:fill="F3F6FA"/>
-            <w:tcMar>
-              <w:top w:w="80" w:type="dxa"/>
-              <w:left w:w="100" w:type="dxa"/>
-              <w:bottom w:w="80" w:type="dxa"/>
-              <w:right w:w="100" w:type="dxa"/>
-            </w:tcMar>
-            <w:vAlign w:val="center"/>
-          </w:tcPr>
-          <w:p>
-            <w:pPr>
-              <w:spacing w:after="0"/>
-              <w:ind w:firstLine="0"/>
-              <w:jc w:val="left"/>
-              <w:rPr>
-                <w:color w:val="auto"/>
-              </w:rPr>
-            </w:pPr>
-            <w:r>
-              <w:rPr>
-                <w:rFonts w:eastAsia="Arial"/>
-                <w:color w:val="auto"/>
-                <w:sz w:val="17"/>
-              </w:rPr>
-              <w:t>genderage.onnx</w:t>
-            </w:r>
-          </w:p>
-        </w:tc>
-        <w:tc>
-          <w:tcPr>
-            <w:tcW w:w="1701" w:type="dxa"/>
-            <w:shd w:val="clear" w:color="auto" w:fill="F3F6FA"/>
-            <w:tcMar>
-              <w:top w:w="80" w:type="dxa"/>
-              <w:left w:w="100" w:type="dxa"/>
-              <w:bottom w:w="80" w:type="dxa"/>
-              <w:right w:w="100" w:type="dxa"/>
-            </w:tcMar>
-            <w:vAlign w:val="center"/>
-          </w:tcPr>
-          <w:p>
-            <w:pPr>
-              <w:spacing w:after="0"/>
-              <w:ind w:firstLine="0"/>
-              <w:jc w:val="center"/>
-              <w:rPr>
-                <w:color w:val="auto"/>
-              </w:rPr>
-            </w:pPr>
-            <w:r>
-              <w:rPr>
-                <w:rFonts w:eastAsia="Arial"/>
-                <w:color w:val="auto"/>
-                <w:sz w:val="17"/>
-              </w:rPr>
-              <w:t>1322532</w:t>
-            </w:r>
-          </w:p>
-        </w:tc>
-        <w:tc>
-          <w:tcPr>
-            <w:tcW w:w="8957" w:type="dxa"/>
-            <w:shd w:val="clear" w:color="auto" w:fill="F3F6FA"/>
-            <w:tcMar>
-              <w:top w:w="80" w:type="dxa"/>
-              <w:left w:w="100" w:type="dxa"/>
-              <w:bottom w:w="80" w:type="dxa"/>
-              <w:right w:w="100" w:type="dxa"/>
-            </w:tcMar>
-            <w:vAlign w:val="center"/>
-          </w:tcPr>
-          <w:p>
-            <w:pPr>
-              <w:spacing w:after="0"/>
-              <w:ind w:firstLine="0"/>
-              <w:jc w:val="center"/>
-              <w:rPr>
-                <w:color w:val="auto"/>
-              </w:rPr>
-            </w:pPr>
-            <w:r>
-              <w:rPr>
-                <w:rFonts w:eastAsia="Arial"/>
-                <w:color w:val="auto"/>
-                <w:sz w:val="17"/>
-              </w:rPr>
-              <w:t>4fde69b1c810857b88c64a335084f1c3fe8f01246c9a191b48c7bb756d6652fb</w:t>
-            </w:r>
-          </w:p>
-        </w:tc>
-      </w:tr>
-      <w:tr>
-        <w:trPr>
-          <w:cantSplit/>
-          <w:jc w:val="center"/>
-        </w:trPr>
-        <w:tc>
-          <w:tcPr>
-            <w:tcW w:w="3118" w:type="dxa"/>
-            <w:tcMar>
-              <w:top w:w="80" w:type="dxa"/>
-              <w:left w:w="100" w:type="dxa"/>
-              <w:bottom w:w="80" w:type="dxa"/>
-              <w:right w:w="100" w:type="dxa"/>
-            </w:tcMar>
-            <w:vAlign w:val="center"/>
-          </w:tcPr>
-          <w:p>
-            <w:pPr>
-              <w:spacing w:after="0"/>
-              <w:ind w:firstLine="0"/>
-              <w:jc w:val="left"/>
-              <w:rPr>
-                <w:color w:val="auto"/>
-              </w:rPr>
-            </w:pPr>
-            <w:r>
-              <w:rPr>
-                <w:rFonts w:eastAsia="Arial"/>
-                <w:color w:val="auto"/>
-                <w:sz w:val="17"/>
-              </w:rPr>
-              <w:t>w600k_r50.onnx</w:t>
-            </w:r>
-          </w:p>
-        </w:tc>
-        <w:tc>
-          <w:tcPr>
-            <w:tcW w:w="1701" w:type="dxa"/>
-            <w:tcMar>
-              <w:top w:w="80" w:type="dxa"/>
-              <w:left w:w="100" w:type="dxa"/>
-              <w:bottom w:w="80" w:type="dxa"/>
-              <w:right w:w="100" w:type="dxa"/>
-            </w:tcMar>
-            <w:vAlign w:val="center"/>
-          </w:tcPr>
-          <w:p>
-            <w:pPr>
-              <w:spacing w:after="0"/>
-              <w:ind w:firstLine="0"/>
-              <w:jc w:val="center"/>
-              <w:rPr>
-                <w:color w:val="auto"/>
-              </w:rPr>
-            </w:pPr>
-            <w:r>
-              <w:rPr>
-                <w:rFonts w:eastAsia="Arial"/>
-                <w:color w:val="auto"/>
-                <w:sz w:val="17"/>
-              </w:rPr>
-              <w:t>174383860</w:t>
-            </w:r>
-          </w:p>
-        </w:tc>
-        <w:tc>
-          <w:tcPr>
-            <w:tcW w:w="8957" w:type="dxa"/>
-            <w:tcMar>
-              <w:top w:w="80" w:type="dxa"/>
-              <w:left w:w="100" w:type="dxa"/>
-              <w:bottom w:w="80" w:type="dxa"/>
-              <w:right w:w="100" w:type="dxa"/>
-            </w:tcMar>
-            <w:vAlign w:val="center"/>
-          </w:tcPr>
-          <w:p>
-            <w:pPr>
-              <w:spacing w:after="0"/>
-              <w:ind w:firstLine="0"/>
-              <w:jc w:val="center"/>
-              <w:rPr>
-                <w:color w:val="auto"/>
-              </w:rPr>
-            </w:pPr>
-            <w:r>
-              <w:rPr>
-                <w:rFonts w:eastAsia="Arial"/>
-                <w:color w:val="auto"/>
-                <w:sz w:val="17"/>
-              </w:rPr>
-              <w:t>4c06341c33c2ca1f86781dab0e829f88ad5b64be9fba56e56bc9ebdefc619e43</w:t>
-            </w:r>
-          </w:p>
-        </w:tc>
-      </w:tr>
-    </w:tbl>
-    <w:p>
-      <w:pPr>
-        <w:spacing w:before="60" w:after="120"/>
-        <w:ind w:firstLine="0"/>
-        <w:rPr>
-          <w:color w:val="auto"/>
-        </w:rPr>
-      </w:pPr>
-      <w:r>
-        <w:rPr>
-          <w:rFonts w:eastAsia="Arial"/>
-          <w:i/>
-          <w:color w:val="auto"/>
-          <w:sz w:val="16"/>
-        </w:rPr>
-        <w:t>Hashes do estado corrente. Não foram localizados hashes equivalentes no artefato arquivado.</w:t>
-      </w:r>
-    </w:p>
-    <w:p>
-      <w:pPr>
-        <w:pStyle w:val="Heading2"/>
-      </w:pPr>
-      <w:r>
-        <w:t>Apêndice D — Ensaio suplementar com imagens de conveniência</w:t>
-      </w:r>
-    </w:p>
-    <w:p>
-      <w:pPr>
-        <w:pStyle w:val="Caption"/>
-      </w:pPr>
-      <w:r>
-        <w:t>Tabela S5 — Sensibilidade das imagens de conveniência a sete transformações e à condição original</w:t>
-      </w:r>
-    </w:p>
-    <w:tbl>
-      <w:tblPr>
-        <w:tblStyle w:val="TableGrid"/>
-        <w:tblW w:w="0" w:type="auto"/>
-        <w:jc w:val="center"/>
-        <w:tblLayout w:type="fixed"/>
-        <w:tblLook w:val="04A0" w:firstRow="1" w:lastRow="0" w:firstColumn="1" w:lastColumn="0" w:noHBand="0" w:noVBand="1"/>
-      </w:tblPr>
-      <w:tblGrid>
-        <w:gridCol w:w="3685"/>
-        <w:gridCol w:w="1701"/>
-        <w:gridCol w:w="1417"/>
-        <w:gridCol w:w="2324"/>
-      </w:tblGrid>
-      <w:tr>
-        <w:trPr>
-          <w:tblHeader/>
-          <w:jc w:val="center"/>
-        </w:trPr>
-        <w:tc>
-          <w:tcPr>
-            <w:tcW w:w="3685" w:type="dxa"/>
-            <w:shd w:val="clear" w:color="auto" w:fill="17365D"/>
-            <w:tcMar>
-              <w:top w:w="80" w:type="dxa"/>
-              <w:left w:w="100" w:type="dxa"/>
-              <w:bottom w:w="80" w:type="dxa"/>
-              <w:right w:w="100" w:type="dxa"/>
-            </w:tcMar>
-            <w:vAlign w:val="center"/>
-          </w:tcPr>
-          <w:p>
-            <w:pPr>
-              <w:ind w:firstLine="0"/>
-              <w:jc w:val="center"/>
-              <w:rPr>
-                <w:color w:val="auto"/>
-              </w:rPr>
-            </w:pPr>
-            <w:r>
-              <w:rPr>
-                <w:rFonts w:eastAsia="Arial"/>
-                <w:b/>
-                <w:color w:val="auto"/>
-                <w:sz w:val="17"/>
-              </w:rPr>
-              <w:t>Condição</w:t>
-            </w:r>
-          </w:p>
-        </w:tc>
-        <w:tc>
-          <w:tcPr>
-            <w:tcW w:w="1701" w:type="dxa"/>
-            <w:shd w:val="clear" w:color="auto" w:fill="17365D"/>
-            <w:tcMar>
-              <w:top w:w="80" w:type="dxa"/>
-              <w:left w:w="100" w:type="dxa"/>
-              <w:bottom w:w="80" w:type="dxa"/>
-              <w:right w:w="100" w:type="dxa"/>
-            </w:tcMar>
-            <w:vAlign w:val="center"/>
-          </w:tcPr>
-          <w:p>
-            <w:pPr>
-              <w:ind w:firstLine="0"/>
-              <w:jc w:val="center"/>
-              <w:rPr>
-                <w:color w:val="auto"/>
-              </w:rPr>
-            </w:pPr>
-            <w:r>
-              <w:rPr>
-                <w:rFonts w:eastAsia="Arial"/>
-                <w:b/>
-                <w:color w:val="auto"/>
-                <w:sz w:val="17"/>
-              </w:rPr>
-              <w:t>Detectadas</w:t>
-            </w:r>
-          </w:p>
-        </w:tc>
-        <w:tc>
-          <w:tcPr>
-            <w:tcW w:w="1417" w:type="dxa"/>
-            <w:shd w:val="clear" w:color="auto" w:fill="17365D"/>
-            <w:tcMar>
-              <w:top w:w="80" w:type="dxa"/>
-              <w:left w:w="100" w:type="dxa"/>
-              <w:bottom w:w="80" w:type="dxa"/>
-              <w:right w:w="100" w:type="dxa"/>
-            </w:tcMar>
-            <w:vAlign w:val="center"/>
-          </w:tcPr>
-          <w:p>
-            <w:pPr>
-              <w:ind w:firstLine="0"/>
-              <w:jc w:val="center"/>
-              <w:rPr>
-                <w:color w:val="auto"/>
-              </w:rPr>
-            </w:pPr>
-            <w:r>
-              <w:rPr>
-                <w:rFonts w:eastAsia="Arial"/>
-                <w:b/>
-                <w:color w:val="auto"/>
-                <w:sz w:val="17"/>
-              </w:rPr>
-              <w:t>Taxa</w:t>
-            </w:r>
-          </w:p>
-        </w:tc>
-        <w:tc>
-          <w:tcPr>
-            <w:tcW w:w="2324" w:type="dxa"/>
-            <w:shd w:val="clear" w:color="auto" w:fill="17365D"/>
-            <w:tcMar>
-              <w:top w:w="80" w:type="dxa"/>
-              <w:left w:w="100" w:type="dxa"/>
-              <w:bottom w:w="80" w:type="dxa"/>
-              <w:right w:w="100" w:type="dxa"/>
-            </w:tcMar>
-            <w:vAlign w:val="center"/>
-          </w:tcPr>
-          <w:p>
-            <w:pPr>
-              <w:ind w:firstLine="0"/>
-              <w:jc w:val="center"/>
-              <w:rPr>
-                <w:color w:val="auto"/>
-              </w:rPr>
-            </w:pPr>
-            <w:r>
-              <w:rPr>
-                <w:rFonts w:eastAsia="Arial"/>
-                <w:b/>
-                <w:color w:val="auto"/>
-                <w:sz w:val="17"/>
-              </w:rPr>
-              <w:t>|Δ escore| mediano</w:t>
-            </w:r>
-          </w:p>
-        </w:tc>
-      </w:tr>
-      <w:tr>
-        <w:trPr>
-          <w:cantSplit/>
-          <w:jc w:val="center"/>
-        </w:trPr>
-        <w:tc>
-          <w:tcPr>
-            <w:tcW w:w="3685" w:type="dxa"/>
-            <w:tcMar>
-              <w:top w:w="80" w:type="dxa"/>
-              <w:left w:w="100" w:type="dxa"/>
-              <w:bottom w:w="80" w:type="dxa"/>
-              <w:right w:w="100" w:type="dxa"/>
-            </w:tcMar>
-            <w:vAlign w:val="center"/>
-          </w:tcPr>
-          <w:p>
-            <w:pPr>
-              <w:spacing w:after="0"/>
-              <w:ind w:firstLine="0"/>
-              <w:jc w:val="left"/>
-              <w:rPr>
-                <w:color w:val="auto"/>
-              </w:rPr>
-            </w:pPr>
-            <w:r>
-              <w:rPr>
-                <w:rFonts w:eastAsia="Arial"/>
-                <w:color w:val="auto"/>
-                <w:sz w:val="17"/>
-              </w:rPr>
-              <w:t>blur_1_5</w:t>
-            </w:r>
-          </w:p>
-        </w:tc>
-        <w:tc>
-          <w:tcPr>
-            <w:tcW w:w="1701" w:type="dxa"/>
-            <w:tcMar>
-              <w:top w:w="80" w:type="dxa"/>
-              <w:left w:w="100" w:type="dxa"/>
-              <w:bottom w:w="80" w:type="dxa"/>
-              <w:right w:w="100" w:type="dxa"/>
-            </w:tcMar>
-            <w:vAlign w:val="center"/>
-          </w:tcPr>
-          <w:p>
-            <w:pPr>
-              <w:spacing w:after="0"/>
-              <w:ind w:firstLine="0"/>
-              <w:jc w:val="center"/>
-              <w:rPr>
-                <w:color w:val="auto"/>
-              </w:rPr>
-            </w:pPr>
-            <w:r>
-              <w:rPr>
-                <w:rFonts w:eastAsia="Arial"/>
-                <w:color w:val="auto"/>
-                <w:sz w:val="17"/>
-              </w:rPr>
-              <w:t>13/13</w:t>
-            </w:r>
-          </w:p>
-        </w:tc>
-        <w:tc>
-          <w:tcPr>
-            <w:tcW w:w="1417" w:type="dxa"/>
-            <w:tcMar>
-              <w:top w:w="80" w:type="dxa"/>
-              <w:left w:w="100" w:type="dxa"/>
-              <w:bottom w:w="80" w:type="dxa"/>
-              <w:right w:w="100" w:type="dxa"/>
-            </w:tcMar>
-            <w:vAlign w:val="center"/>
-          </w:tcPr>
-          <w:p>
-            <w:pPr>
-              <w:spacing w:after="0"/>
-              <w:ind w:firstLine="0"/>
-              <w:jc w:val="center"/>
-              <w:rPr>
-                <w:color w:val="auto"/>
-              </w:rPr>
-            </w:pPr>
-            <w:r>
-              <w:rPr>
-                <w:rFonts w:eastAsia="Arial"/>
-                <w:color w:val="auto"/>
-                <w:sz w:val="17"/>
-              </w:rPr>
-              <w:t>100,0%</w:t>
-            </w:r>
-          </w:p>
-        </w:tc>
-        <w:tc>
-          <w:tcPr>
-            <w:tcW w:w="2324" w:type="dxa"/>
-            <w:tcMar>
-              <w:top w:w="80" w:type="dxa"/>
-              <w:left w:w="100" w:type="dxa"/>
-              <w:bottom w:w="80" w:type="dxa"/>
-              <w:right w:w="100" w:type="dxa"/>
-            </w:tcMar>
-            <w:vAlign w:val="center"/>
-          </w:tcPr>
-          <w:p>
-            <w:pPr>
-              <w:spacing w:after="0"/>
-              <w:ind w:firstLine="0"/>
-              <w:jc w:val="center"/>
-              <w:rPr>
-                <w:color w:val="auto"/>
-              </w:rPr>
-            </w:pPr>
-            <w:r>
-              <w:rPr>
-                <w:rFonts w:eastAsia="Arial"/>
-                <w:color w:val="auto"/>
-                <w:sz w:val="17"/>
-              </w:rPr>
-              <w:t>0,0040</w:t>
-            </w:r>
-          </w:p>
-        </w:tc>
-      </w:tr>
-      <w:tr>
-        <w:trPr>
-          <w:cantSplit/>
-          <w:jc w:val="center"/>
-        </w:trPr>
-        <w:tc>
-          <w:tcPr>
-            <w:tcW w:w="3685" w:type="dxa"/>
-            <w:shd w:val="clear" w:color="auto" w:fill="F3F6FA"/>
-            <w:tcMar>
-              <w:top w:w="80" w:type="dxa"/>
-              <w:left w:w="100" w:type="dxa"/>
-              <w:bottom w:w="80" w:type="dxa"/>
-              <w:right w:w="100" w:type="dxa"/>
-            </w:tcMar>
-            <w:vAlign w:val="center"/>
-          </w:tcPr>
-          <w:p>
-            <w:pPr>
-              <w:spacing w:after="0"/>
-              <w:ind w:firstLine="0"/>
-              <w:jc w:val="left"/>
-              <w:rPr>
-                <w:color w:val="auto"/>
-              </w:rPr>
-            </w:pPr>
-            <w:r>
-              <w:rPr>
-                <w:rFonts w:eastAsia="Arial"/>
-                <w:color w:val="auto"/>
-                <w:sz w:val="17"/>
-              </w:rPr>
-              <w:t>brightness_065</w:t>
-            </w:r>
-          </w:p>
-        </w:tc>
-        <w:tc>
-          <w:tcPr>
-            <w:tcW w:w="1701" w:type="dxa"/>
-            <w:shd w:val="clear" w:color="auto" w:fill="F3F6FA"/>
-            <w:tcMar>
-              <w:top w:w="80" w:type="dxa"/>
-              <w:left w:w="100" w:type="dxa"/>
-              <w:bottom w:w="80" w:type="dxa"/>
-              <w:right w:w="100" w:type="dxa"/>
-            </w:tcMar>
-            <w:vAlign w:val="center"/>
-          </w:tcPr>
-          <w:p>
-            <w:pPr>
-              <w:spacing w:after="0"/>
-              <w:ind w:firstLine="0"/>
-              <w:jc w:val="center"/>
-              <w:rPr>
-                <w:color w:val="auto"/>
-              </w:rPr>
-            </w:pPr>
-            <w:r>
-              <w:rPr>
-                <w:rFonts w:eastAsia="Arial"/>
-                <w:color w:val="auto"/>
-                <w:sz w:val="17"/>
-              </w:rPr>
-              <w:t>13/13</w:t>
-            </w:r>
-          </w:p>
-        </w:tc>
-        <w:tc>
-          <w:tcPr>
-            <w:tcW w:w="1417" w:type="dxa"/>
-            <w:shd w:val="clear" w:color="auto" w:fill="F3F6FA"/>
-            <w:tcMar>
-              <w:top w:w="80" w:type="dxa"/>
-              <w:left w:w="100" w:type="dxa"/>
-              <w:bottom w:w="80" w:type="dxa"/>
-              <w:right w:w="100" w:type="dxa"/>
-            </w:tcMar>
-            <w:vAlign w:val="center"/>
-          </w:tcPr>
-          <w:p>
-            <w:pPr>
-              <w:spacing w:after="0"/>
-              <w:ind w:firstLine="0"/>
-              <w:jc w:val="center"/>
-              <w:rPr>
-                <w:color w:val="auto"/>
-              </w:rPr>
-            </w:pPr>
-            <w:r>
-              <w:rPr>
-                <w:rFonts w:eastAsia="Arial"/>
-                <w:color w:val="auto"/>
-                <w:sz w:val="17"/>
-              </w:rPr>
-              <w:t>100,0%</w:t>
-            </w:r>
-          </w:p>
-        </w:tc>
-        <w:tc>
-          <w:tcPr>
-            <w:tcW w:w="2324" w:type="dxa"/>
-            <w:shd w:val="clear" w:color="auto" w:fill="F3F6FA"/>
-            <w:tcMar>
-              <w:top w:w="80" w:type="dxa"/>
-              <w:left w:w="100" w:type="dxa"/>
-              <w:bottom w:w="80" w:type="dxa"/>
-              <w:right w:w="100" w:type="dxa"/>
-            </w:tcMar>
-            <w:vAlign w:val="center"/>
-          </w:tcPr>
-          <w:p>
-            <w:pPr>
-              <w:spacing w:after="0"/>
-              <w:ind w:firstLine="0"/>
-              <w:jc w:val="center"/>
-              <w:rPr>
-                <w:color w:val="auto"/>
-              </w:rPr>
-            </w:pPr>
-            <w:r>
-              <w:rPr>
-                <w:rFonts w:eastAsia="Arial"/>
-                <w:color w:val="auto"/>
-                <w:sz w:val="17"/>
-              </w:rPr>
-              <w:t>0,0015</w:t>
-            </w:r>
-          </w:p>
-        </w:tc>
-      </w:tr>
-      <w:tr>
-        <w:trPr>
-          <w:cantSplit/>
-          <w:jc w:val="center"/>
-        </w:trPr>
-        <w:tc>
-          <w:tcPr>
-            <w:tcW w:w="3685" w:type="dxa"/>
-            <w:tcMar>
-              <w:top w:w="80" w:type="dxa"/>
-              <w:left w:w="100" w:type="dxa"/>
-              <w:bottom w:w="80" w:type="dxa"/>
-              <w:right w:w="100" w:type="dxa"/>
-            </w:tcMar>
-            <w:vAlign w:val="center"/>
-          </w:tcPr>
-          <w:p>
-            <w:pPr>
-              <w:spacing w:after="0"/>
-              <w:ind w:firstLine="0"/>
-              <w:jc w:val="left"/>
-              <w:rPr>
-                <w:color w:val="auto"/>
-              </w:rPr>
-            </w:pPr>
-            <w:r>
-              <w:rPr>
-                <w:rFonts w:eastAsia="Arial"/>
-                <w:color w:val="auto"/>
-                <w:sz w:val="17"/>
-              </w:rPr>
-              <w:t>brightness_135</w:t>
-            </w:r>
-          </w:p>
-        </w:tc>
-        <w:tc>
-          <w:tcPr>
-            <w:tcW w:w="1701" w:type="dxa"/>
-            <w:tcMar>
-              <w:top w:w="80" w:type="dxa"/>
-              <w:left w:w="100" w:type="dxa"/>
-              <w:bottom w:w="80" w:type="dxa"/>
-              <w:right w:w="100" w:type="dxa"/>
-            </w:tcMar>
-            <w:vAlign w:val="center"/>
-          </w:tcPr>
-          <w:p>
-            <w:pPr>
-              <w:spacing w:after="0"/>
-              <w:ind w:firstLine="0"/>
-              <w:jc w:val="center"/>
-              <w:rPr>
-                <w:color w:val="auto"/>
-              </w:rPr>
-            </w:pPr>
-            <w:r>
-              <w:rPr>
-                <w:rFonts w:eastAsia="Arial"/>
-                <w:color w:val="auto"/>
-                <w:sz w:val="17"/>
-              </w:rPr>
-              <w:t>13/13</w:t>
-            </w:r>
-          </w:p>
-        </w:tc>
-        <w:tc>
-          <w:tcPr>
-            <w:tcW w:w="1417" w:type="dxa"/>
-            <w:tcMar>
-              <w:top w:w="80" w:type="dxa"/>
-              <w:left w:w="100" w:type="dxa"/>
-              <w:bottom w:w="80" w:type="dxa"/>
-              <w:right w:w="100" w:type="dxa"/>
-            </w:tcMar>
-            <w:vAlign w:val="center"/>
-          </w:tcPr>
-          <w:p>
-            <w:pPr>
-              <w:spacing w:after="0"/>
-              <w:ind w:firstLine="0"/>
-              <w:jc w:val="center"/>
-              <w:rPr>
-                <w:color w:val="auto"/>
-              </w:rPr>
-            </w:pPr>
-            <w:r>
-              <w:rPr>
-                <w:rFonts w:eastAsia="Arial"/>
-                <w:color w:val="auto"/>
-                <w:sz w:val="17"/>
-              </w:rPr>
-              <w:t>100,0%</w:t>
-            </w:r>
-          </w:p>
-        </w:tc>
-        <w:tc>
-          <w:tcPr>
-            <w:tcW w:w="2324" w:type="dxa"/>
-            <w:tcMar>
-              <w:top w:w="80" w:type="dxa"/>
-              <w:left w:w="100" w:type="dxa"/>
-              <w:bottom w:w="80" w:type="dxa"/>
-              <w:right w:w="100" w:type="dxa"/>
-            </w:tcMar>
-            <w:vAlign w:val="center"/>
-          </w:tcPr>
-          <w:p>
-            <w:pPr>
-              <w:spacing w:after="0"/>
-              <w:ind w:firstLine="0"/>
-              <w:jc w:val="center"/>
-              <w:rPr>
-                <w:color w:val="auto"/>
-              </w:rPr>
-            </w:pPr>
-            <w:r>
-              <w:rPr>
-                <w:rFonts w:eastAsia="Arial"/>
-                <w:color w:val="auto"/>
-                <w:sz w:val="17"/>
-              </w:rPr>
-              <w:t>0,0030</w:t>
-            </w:r>
-          </w:p>
-        </w:tc>
-      </w:tr>
-      <w:tr>
-        <w:trPr>
-          <w:cantSplit/>
-          <w:jc w:val="center"/>
-        </w:trPr>
-        <w:tc>
-          <w:tcPr>
-            <w:tcW w:w="3685" w:type="dxa"/>
-            <w:shd w:val="clear" w:color="auto" w:fill="F3F6FA"/>
-            <w:tcMar>
-              <w:top w:w="80" w:type="dxa"/>
-              <w:left w:w="100" w:type="dxa"/>
-              <w:bottom w:w="80" w:type="dxa"/>
-              <w:right w:w="100" w:type="dxa"/>
-            </w:tcMar>
-            <w:vAlign w:val="center"/>
-          </w:tcPr>
-          <w:p>
-            <w:pPr>
-              <w:spacing w:after="0"/>
-              <w:ind w:firstLine="0"/>
-              <w:jc w:val="left"/>
-              <w:rPr>
-                <w:color w:val="auto"/>
-              </w:rPr>
-            </w:pPr>
-            <w:r>
-              <w:rPr>
-                <w:rFonts w:eastAsia="Arial"/>
-                <w:color w:val="auto"/>
-                <w:sz w:val="17"/>
-              </w:rPr>
-              <w:t>downscale_128</w:t>
-            </w:r>
-          </w:p>
-        </w:tc>
-        <w:tc>
-          <w:tcPr>
-            <w:tcW w:w="1701" w:type="dxa"/>
-            <w:shd w:val="clear" w:color="auto" w:fill="F3F6FA"/>
-            <w:tcMar>
-              <w:top w:w="80" w:type="dxa"/>
-              <w:left w:w="100" w:type="dxa"/>
-              <w:bottom w:w="80" w:type="dxa"/>
-              <w:right w:w="100" w:type="dxa"/>
-            </w:tcMar>
-            <w:vAlign w:val="center"/>
-          </w:tcPr>
-          <w:p>
-            <w:pPr>
-              <w:spacing w:after="0"/>
-              <w:ind w:firstLine="0"/>
-              <w:jc w:val="center"/>
-              <w:rPr>
-                <w:color w:val="auto"/>
-              </w:rPr>
-            </w:pPr>
-            <w:r>
-              <w:rPr>
-                <w:rFonts w:eastAsia="Arial"/>
-                <w:color w:val="auto"/>
-                <w:sz w:val="17"/>
-              </w:rPr>
-              <w:t>13/13</w:t>
-            </w:r>
-          </w:p>
-        </w:tc>
-        <w:tc>
-          <w:tcPr>
-            <w:tcW w:w="1417" w:type="dxa"/>
-            <w:shd w:val="clear" w:color="auto" w:fill="F3F6FA"/>
-            <w:tcMar>
-              <w:top w:w="80" w:type="dxa"/>
-              <w:left w:w="100" w:type="dxa"/>
-              <w:bottom w:w="80" w:type="dxa"/>
-              <w:right w:w="100" w:type="dxa"/>
-            </w:tcMar>
-            <w:vAlign w:val="center"/>
-          </w:tcPr>
-          <w:p>
-            <w:pPr>
-              <w:spacing w:after="0"/>
-              <w:ind w:firstLine="0"/>
-              <w:jc w:val="center"/>
-              <w:rPr>
-                <w:color w:val="auto"/>
-              </w:rPr>
-            </w:pPr>
-            <w:r>
-              <w:rPr>
-                <w:rFonts w:eastAsia="Arial"/>
-                <w:color w:val="auto"/>
-                <w:sz w:val="17"/>
-              </w:rPr>
-              <w:t>100,0%</w:t>
-            </w:r>
-          </w:p>
-        </w:tc>
-        <w:tc>
-          <w:tcPr>
-            <w:tcW w:w="2324" w:type="dxa"/>
-            <w:shd w:val="clear" w:color="auto" w:fill="F3F6FA"/>
-            <w:tcMar>
-              <w:top w:w="80" w:type="dxa"/>
-              <w:left w:w="100" w:type="dxa"/>
-              <w:bottom w:w="80" w:type="dxa"/>
-              <w:right w:w="100" w:type="dxa"/>
-            </w:tcMar>
-            <w:vAlign w:val="center"/>
-          </w:tcPr>
-          <w:p>
-            <w:pPr>
-              <w:spacing w:after="0"/>
-              <w:ind w:firstLine="0"/>
-              <w:jc w:val="center"/>
-              <w:rPr>
-                <w:color w:val="auto"/>
-              </w:rPr>
-            </w:pPr>
-            <w:r>
-              <w:rPr>
-                <w:rFonts w:eastAsia="Arial"/>
-                <w:color w:val="auto"/>
-                <w:sz w:val="17"/>
-              </w:rPr>
-              <w:t>0,0039</w:t>
-            </w:r>
-          </w:p>
-        </w:tc>
-      </w:tr>
-      <w:tr>
-        <w:trPr>
-          <w:cantSplit/>
-          <w:jc w:val="center"/>
-        </w:trPr>
-        <w:tc>
-          <w:tcPr>
-            <w:tcW w:w="3685" w:type="dxa"/>
-            <w:tcMar>
-              <w:top w:w="80" w:type="dxa"/>
-              <w:left w:w="100" w:type="dxa"/>
-              <w:bottom w:w="80" w:type="dxa"/>
-              <w:right w:w="100" w:type="dxa"/>
-            </w:tcMar>
-            <w:vAlign w:val="center"/>
-          </w:tcPr>
-          <w:p>
-            <w:pPr>
-              <w:spacing w:after="0"/>
-              <w:ind w:firstLine="0"/>
-              <w:jc w:val="left"/>
-              <w:rPr>
-                <w:color w:val="auto"/>
-              </w:rPr>
-            </w:pPr>
-            <w:r>
-              <w:rPr>
-                <w:rFonts w:eastAsia="Arial"/>
-                <w:color w:val="auto"/>
-                <w:sz w:val="17"/>
-              </w:rPr>
-              <w:t>jpeg_q35</w:t>
-            </w:r>
-          </w:p>
-        </w:tc>
-        <w:tc>
-          <w:tcPr>
-            <w:tcW w:w="1701" w:type="dxa"/>
-            <w:tcMar>
-              <w:top w:w="80" w:type="dxa"/>
-              <w:left w:w="100" w:type="dxa"/>
-              <w:bottom w:w="80" w:type="dxa"/>
-              <w:right w:w="100" w:type="dxa"/>
-            </w:tcMar>
-            <w:vAlign w:val="center"/>
-          </w:tcPr>
-          <w:p>
-            <w:pPr>
-              <w:spacing w:after="0"/>
-              <w:ind w:firstLine="0"/>
-              <w:jc w:val="center"/>
-              <w:rPr>
-                <w:color w:val="auto"/>
-              </w:rPr>
-            </w:pPr>
-            <w:r>
-              <w:rPr>
-                <w:rFonts w:eastAsia="Arial"/>
-                <w:color w:val="auto"/>
-                <w:sz w:val="17"/>
-              </w:rPr>
-              <w:t>13/13</w:t>
-            </w:r>
-          </w:p>
-        </w:tc>
-        <w:tc>
-          <w:tcPr>
-            <w:tcW w:w="1417" w:type="dxa"/>
-            <w:tcMar>
-              <w:top w:w="80" w:type="dxa"/>
-              <w:left w:w="100" w:type="dxa"/>
-              <w:bottom w:w="80" w:type="dxa"/>
-              <w:right w:w="100" w:type="dxa"/>
-            </w:tcMar>
-            <w:vAlign w:val="center"/>
-          </w:tcPr>
-          <w:p>
-            <w:pPr>
-              <w:spacing w:after="0"/>
-              <w:ind w:firstLine="0"/>
-              <w:jc w:val="center"/>
-              <w:rPr>
-                <w:color w:val="auto"/>
-              </w:rPr>
-            </w:pPr>
-            <w:r>
-              <w:rPr>
-                <w:rFonts w:eastAsia="Arial"/>
-                <w:color w:val="auto"/>
-                <w:sz w:val="17"/>
-              </w:rPr>
-              <w:t>100,0%</w:t>
-            </w:r>
-          </w:p>
-        </w:tc>
-        <w:tc>
-          <w:tcPr>
-            <w:tcW w:w="2324" w:type="dxa"/>
-            <w:tcMar>
-              <w:top w:w="80" w:type="dxa"/>
-              <w:left w:w="100" w:type="dxa"/>
-              <w:bottom w:w="80" w:type="dxa"/>
-              <w:right w:w="100" w:type="dxa"/>
-            </w:tcMar>
-            <w:vAlign w:val="center"/>
-          </w:tcPr>
-          <w:p>
-            <w:pPr>
-              <w:spacing w:after="0"/>
-              <w:ind w:firstLine="0"/>
-              <w:jc w:val="center"/>
-              <w:rPr>
-                <w:color w:val="auto"/>
-              </w:rPr>
-            </w:pPr>
-            <w:r>
-              <w:rPr>
-                <w:rFonts w:eastAsia="Arial"/>
-                <w:color w:val="auto"/>
-                <w:sz w:val="17"/>
-              </w:rPr>
-              <w:t>0,0040</w:t>
-            </w:r>
-          </w:p>
-        </w:tc>
-      </w:tr>
-      <w:tr>
-        <w:trPr>
-          <w:cantSplit/>
-          <w:jc w:val="center"/>
-        </w:trPr>
-        <w:tc>
-          <w:tcPr>
-            <w:tcW w:w="3685" w:type="dxa"/>
-            <w:shd w:val="clear" w:color="auto" w:fill="F3F6FA"/>
-            <w:tcMar>
-              <w:top w:w="80" w:type="dxa"/>
-              <w:left w:w="100" w:type="dxa"/>
-              <w:bottom w:w="80" w:type="dxa"/>
-              <w:right w:w="100" w:type="dxa"/>
-            </w:tcMar>
-            <w:vAlign w:val="center"/>
-          </w:tcPr>
-          <w:p>
-            <w:pPr>
-              <w:spacing w:after="0"/>
-              <w:ind w:firstLine="0"/>
-              <w:jc w:val="left"/>
-              <w:rPr>
-                <w:color w:val="auto"/>
-              </w:rPr>
-            </w:pPr>
-            <w:r>
-              <w:rPr>
-                <w:rFonts w:eastAsia="Arial"/>
-                <w:color w:val="auto"/>
-                <w:sz w:val="17"/>
-              </w:rPr>
-              <w:t>original</w:t>
-            </w:r>
-          </w:p>
-        </w:tc>
-        <w:tc>
-          <w:tcPr>
-            <w:tcW w:w="1701" w:type="dxa"/>
-            <w:shd w:val="clear" w:color="auto" w:fill="F3F6FA"/>
-            <w:tcMar>
-              <w:top w:w="80" w:type="dxa"/>
-              <w:left w:w="100" w:type="dxa"/>
-              <w:bottom w:w="80" w:type="dxa"/>
-              <w:right w:w="100" w:type="dxa"/>
-            </w:tcMar>
-            <w:vAlign w:val="center"/>
-          </w:tcPr>
-          <w:p>
-            <w:pPr>
-              <w:spacing w:after="0"/>
-              <w:ind w:firstLine="0"/>
-              <w:jc w:val="center"/>
-              <w:rPr>
-                <w:color w:val="auto"/>
-              </w:rPr>
-            </w:pPr>
-            <w:r>
-              <w:rPr>
-                <w:rFonts w:eastAsia="Arial"/>
-                <w:color w:val="auto"/>
-                <w:sz w:val="17"/>
-              </w:rPr>
-              <w:t>13/13</w:t>
-            </w:r>
-          </w:p>
-        </w:tc>
-        <w:tc>
-          <w:tcPr>
-            <w:tcW w:w="1417" w:type="dxa"/>
-            <w:shd w:val="clear" w:color="auto" w:fill="F3F6FA"/>
-            <w:tcMar>
-              <w:top w:w="80" w:type="dxa"/>
-              <w:left w:w="100" w:type="dxa"/>
-              <w:bottom w:w="80" w:type="dxa"/>
-              <w:right w:w="100" w:type="dxa"/>
-            </w:tcMar>
-            <w:vAlign w:val="center"/>
-          </w:tcPr>
-          <w:p>
-            <w:pPr>
-              <w:spacing w:after="0"/>
-              <w:ind w:firstLine="0"/>
-              <w:jc w:val="center"/>
-              <w:rPr>
-                <w:color w:val="auto"/>
-              </w:rPr>
-            </w:pPr>
-            <w:r>
-              <w:rPr>
-                <w:rFonts w:eastAsia="Arial"/>
-                <w:color w:val="auto"/>
-                <w:sz w:val="17"/>
-              </w:rPr>
-              <w:t>100,0%</w:t>
-            </w:r>
-          </w:p>
-        </w:tc>
-        <w:tc>
-          <w:tcPr>
-            <w:tcW w:w="2324" w:type="dxa"/>
-            <w:shd w:val="clear" w:color="auto" w:fill="F3F6FA"/>
-            <w:tcMar>
-              <w:top w:w="80" w:type="dxa"/>
-              <w:left w:w="100" w:type="dxa"/>
-              <w:bottom w:w="80" w:type="dxa"/>
-              <w:right w:w="100" w:type="dxa"/>
-            </w:tcMar>
-            <w:vAlign w:val="center"/>
-          </w:tcPr>
-          <w:p>
-            <w:pPr>
-              <w:spacing w:after="0"/>
-              <w:ind w:firstLine="0"/>
-              <w:jc w:val="center"/>
-              <w:rPr>
-                <w:color w:val="auto"/>
-              </w:rPr>
-            </w:pPr>
-            <w:r>
-              <w:rPr>
-                <w:rFonts w:eastAsia="Arial"/>
-                <w:color w:val="auto"/>
-                <w:sz w:val="17"/>
-              </w:rPr>
-              <w:t>0,0000</w:t>
-            </w:r>
-          </w:p>
-        </w:tc>
-      </w:tr>
-      <w:tr>
-        <w:trPr>
-          <w:cantSplit/>
-          <w:jc w:val="center"/>
-        </w:trPr>
-        <w:tc>
-          <w:tcPr>
-            <w:tcW w:w="3685" w:type="dxa"/>
-            <w:tcMar>
-              <w:top w:w="80" w:type="dxa"/>
-              <w:left w:w="100" w:type="dxa"/>
-              <w:bottom w:w="80" w:type="dxa"/>
-              <w:right w:w="100" w:type="dxa"/>
-            </w:tcMar>
-            <w:vAlign w:val="center"/>
-          </w:tcPr>
-          <w:p>
-            <w:pPr>
-              <w:spacing w:after="0"/>
-              <w:ind w:firstLine="0"/>
-              <w:jc w:val="left"/>
-              <w:rPr>
-                <w:color w:val="auto"/>
-              </w:rPr>
-            </w:pPr>
-            <w:r>
-              <w:rPr>
-                <w:rFonts w:eastAsia="Arial"/>
-                <w:color w:val="auto"/>
-                <w:sz w:val="17"/>
-              </w:rPr>
-              <w:t>rotate_minus10</w:t>
-            </w:r>
-          </w:p>
-        </w:tc>
-        <w:tc>
-          <w:tcPr>
-            <w:tcW w:w="1701" w:type="dxa"/>
-            <w:tcMar>
-              <w:top w:w="80" w:type="dxa"/>
-              <w:left w:w="100" w:type="dxa"/>
-              <w:bottom w:w="80" w:type="dxa"/>
-              <w:right w:w="100" w:type="dxa"/>
-            </w:tcMar>
-            <w:vAlign w:val="center"/>
-          </w:tcPr>
-          <w:p>
-            <w:pPr>
-              <w:spacing w:after="0"/>
-              <w:ind w:firstLine="0"/>
-              <w:jc w:val="center"/>
-              <w:rPr>
-                <w:color w:val="auto"/>
-              </w:rPr>
-            </w:pPr>
-            <w:r>
-              <w:rPr>
-                <w:rFonts w:eastAsia="Arial"/>
-                <w:color w:val="auto"/>
-                <w:sz w:val="17"/>
-              </w:rPr>
-              <w:t>13/13</w:t>
-            </w:r>
-          </w:p>
-        </w:tc>
-        <w:tc>
-          <w:tcPr>
-            <w:tcW w:w="1417" w:type="dxa"/>
-            <w:tcMar>
-              <w:top w:w="80" w:type="dxa"/>
-              <w:left w:w="100" w:type="dxa"/>
-              <w:bottom w:w="80" w:type="dxa"/>
-              <w:right w:w="100" w:type="dxa"/>
-            </w:tcMar>
-            <w:vAlign w:val="center"/>
-          </w:tcPr>
-          <w:p>
-            <w:pPr>
-              <w:spacing w:after="0"/>
-              <w:ind w:firstLine="0"/>
-              <w:jc w:val="center"/>
-              <w:rPr>
-                <w:color w:val="auto"/>
-              </w:rPr>
-            </w:pPr>
-            <w:r>
-              <w:rPr>
-                <w:rFonts w:eastAsia="Arial"/>
-                <w:color w:val="auto"/>
-                <w:sz w:val="17"/>
-              </w:rPr>
-              <w:t>100,0%</w:t>
-            </w:r>
-          </w:p>
-        </w:tc>
-        <w:tc>
-          <w:tcPr>
-            <w:tcW w:w="2324" w:type="dxa"/>
-            <w:tcMar>
-              <w:top w:w="80" w:type="dxa"/>
-              <w:left w:w="100" w:type="dxa"/>
-              <w:bottom w:w="80" w:type="dxa"/>
-              <w:right w:w="100" w:type="dxa"/>
-            </w:tcMar>
-            <w:vAlign w:val="center"/>
-          </w:tcPr>
-          <w:p>
-            <w:pPr>
-              <w:spacing w:after="0"/>
-              <w:ind w:firstLine="0"/>
-              <w:jc w:val="center"/>
-              <w:rPr>
-                <w:color w:val="auto"/>
-              </w:rPr>
-            </w:pPr>
-            <w:r>
-              <w:rPr>
-                <w:rFonts w:eastAsia="Arial"/>
-                <w:color w:val="auto"/>
-                <w:sz w:val="17"/>
-              </w:rPr>
-              <w:t>0,0026</w:t>
-            </w:r>
-          </w:p>
-        </w:tc>
-      </w:tr>
-      <w:tr>
-        <w:trPr>
-          <w:cantSplit/>
-          <w:jc w:val="center"/>
-        </w:trPr>
-        <w:tc>
-          <w:tcPr>
-            <w:tcW w:w="3685" w:type="dxa"/>
-            <w:shd w:val="clear" w:color="auto" w:fill="F3F6FA"/>
-            <w:tcMar>
-              <w:top w:w="80" w:type="dxa"/>
-              <w:left w:w="100" w:type="dxa"/>
-              <w:bottom w:w="80" w:type="dxa"/>
-              <w:right w:w="100" w:type="dxa"/>
-            </w:tcMar>
-            <w:vAlign w:val="center"/>
-          </w:tcPr>
-          <w:p>
-            <w:pPr>
-              <w:spacing w:after="0"/>
-              <w:ind w:firstLine="0"/>
-              <w:jc w:val="left"/>
-              <w:rPr>
-                <w:color w:val="auto"/>
-              </w:rPr>
-            </w:pPr>
-            <w:r>
-              <w:rPr>
-                <w:rFonts w:eastAsia="Arial"/>
-                <w:color w:val="auto"/>
-                <w:sz w:val="17"/>
-              </w:rPr>
-              <w:t>rotate_plus10</w:t>
-            </w:r>
-          </w:p>
-        </w:tc>
-        <w:tc>
-          <w:tcPr>
-            <w:tcW w:w="1701" w:type="dxa"/>
-            <w:shd w:val="clear" w:color="auto" w:fill="F3F6FA"/>
-            <w:tcMar>
-              <w:top w:w="80" w:type="dxa"/>
-              <w:left w:w="100" w:type="dxa"/>
-              <w:bottom w:w="80" w:type="dxa"/>
-              <w:right w:w="100" w:type="dxa"/>
-            </w:tcMar>
-            <w:vAlign w:val="center"/>
-          </w:tcPr>
-          <w:p>
-            <w:pPr>
-              <w:spacing w:after="0"/>
-              <w:ind w:firstLine="0"/>
-              <w:jc w:val="center"/>
-              <w:rPr>
-                <w:color w:val="auto"/>
-              </w:rPr>
-            </w:pPr>
-            <w:r>
-              <w:rPr>
-                <w:rFonts w:eastAsia="Arial"/>
-                <w:color w:val="auto"/>
-                <w:sz w:val="17"/>
-              </w:rPr>
-              <w:t>13/13</w:t>
-            </w:r>
-          </w:p>
-        </w:tc>
-        <w:tc>
-          <w:tcPr>
-            <w:tcW w:w="1417" w:type="dxa"/>
-            <w:shd w:val="clear" w:color="auto" w:fill="F3F6FA"/>
-            <w:tcMar>
-              <w:top w:w="80" w:type="dxa"/>
-              <w:left w:w="100" w:type="dxa"/>
-              <w:bottom w:w="80" w:type="dxa"/>
-              <w:right w:w="100" w:type="dxa"/>
-            </w:tcMar>
-            <w:vAlign w:val="center"/>
-          </w:tcPr>
-          <w:p>
-            <w:pPr>
-              <w:spacing w:after="0"/>
-              <w:ind w:firstLine="0"/>
-              <w:jc w:val="center"/>
-              <w:rPr>
-                <w:color w:val="auto"/>
-              </w:rPr>
-            </w:pPr>
-            <w:r>
-              <w:rPr>
-                <w:rFonts w:eastAsia="Arial"/>
-                <w:color w:val="auto"/>
-                <w:sz w:val="17"/>
-              </w:rPr>
-              <w:t>100,0%</w:t>
-            </w:r>
-          </w:p>
-        </w:tc>
-        <w:tc>
-          <w:tcPr>
-            <w:tcW w:w="2324" w:type="dxa"/>
-            <w:shd w:val="clear" w:color="auto" w:fill="F3F6FA"/>
-            <w:tcMar>
-              <w:top w:w="80" w:type="dxa"/>
-              <w:left w:w="100" w:type="dxa"/>
-              <w:bottom w:w="80" w:type="dxa"/>
-              <w:right w:w="100" w:type="dxa"/>
-            </w:tcMar>
-            <w:vAlign w:val="center"/>
-          </w:tcPr>
-          <w:p>
-            <w:pPr>
-              <w:spacing w:after="0"/>
-              <w:ind w:firstLine="0"/>
-              <w:jc w:val="center"/>
-              <w:rPr>
-                <w:color w:val="auto"/>
-              </w:rPr>
-            </w:pPr>
-            <w:r>
-              <w:rPr>
-                <w:rFonts w:eastAsia="Arial"/>
-                <w:color w:val="auto"/>
-                <w:sz w:val="17"/>
-              </w:rPr>
-              <w:t>0,0022</w:t>
-            </w:r>
-          </w:p>
-        </w:tc>
-      </w:tr>
-    </w:tbl>
-    <w:p>
-      <w:r>
-        <w:t>O ensaio processou 13 imagens de conveniência em sete transformações e na condição original, totalizando 104 tentativas. Ele é apresentado apenas como teste de estresse local: não há amostragem, identidade repetida controlada ou rótulos demográficos validados. O escore é a variação absoluta em relação à condição original quando ambas as condições produziram face detectável.</w:t>
       </w:r>
     </w:p>
     <w:sectPr>

--- a/docs/Artigo Similaridade Facial.docx
+++ b/docs/Artigo Similaridade Facial.docx
@@ -4,7 +4,6 @@
   <w:body>
     <w:p>
       <w:pPr>
-        <w:keepNext w:val="0"/>
         <w:ind w:firstLine="0"/>
         <w:jc w:val="center"/>
         <w:rPr>
@@ -17,7 +16,6 @@
     </w:p>
     <w:p>
       <w:pPr>
-        <w:keepNext w:val="0"/>
         <w:ind w:firstLine="0"/>
         <w:jc w:val="center"/>
         <w:rPr>
@@ -30,7 +28,6 @@
     </w:p>
     <w:p>
       <w:pPr>
-        <w:keepNext w:val="0"/>
         <w:ind w:firstLine="0"/>
         <w:jc w:val="center"/>
         <w:rPr>
@@ -49,7 +46,6 @@
     </w:p>
     <w:p>
       <w:pPr>
-        <w:keepNext w:val="0"/>
         <w:ind w:firstLine="0"/>
         <w:jc w:val="center"/>
         <w:rPr>
@@ -67,7 +63,6 @@
     </w:p>
     <w:p>
       <w:pPr>
-        <w:keepNext w:val="0"/>
         <w:ind w:firstLine="0"/>
         <w:jc w:val="center"/>
         <w:rPr>
@@ -113,7 +108,6 @@
     <w:p>
       <w:pPr>
         <w:pStyle w:val="Heading1"/>
-        <w:keepNext/>
         <w:rPr>
           <w:color w:val="auto"/>
         </w:rPr>
@@ -129,7 +123,6 @@
     </w:p>
     <w:p>
       <w:pPr>
-        <w:keepNext w:val="0"/>
         <w:ind w:firstLine="0"/>
         <w:rPr>
           <w:color w:val="auto"/>
@@ -141,7 +134,6 @@
     </w:p>
     <w:p>
       <w:pPr>
-        <w:keepNext w:val="0"/>
         <w:ind w:firstLine="0"/>
         <w:rPr>
           <w:color w:val="auto"/>
@@ -168,7 +160,6 @@
     <w:p>
       <w:pPr>
         <w:pStyle w:val="Heading1"/>
-        <w:keepNext/>
         <w:rPr>
           <w:color w:val="auto"/>
         </w:rPr>
@@ -182,7 +173,6 @@
     </w:p>
     <w:p>
       <w:pPr>
-        <w:keepNext w:val="0"/>
         <w:ind w:firstLine="0"/>
         <w:rPr>
           <w:color w:val="auto"/>
@@ -194,7 +184,6 @@
     </w:p>
     <w:p>
       <w:pPr>
-        <w:keepNext w:val="0"/>
         <w:ind w:firstLine="0"/>
         <w:rPr>
           <w:color w:val="auto"/>
@@ -221,7 +210,6 @@
     <w:p>
       <w:pPr>
         <w:pStyle w:val="Heading1"/>
-        <w:keepNext/>
         <w:rPr>
           <w:color w:val="auto"/>
         </w:rPr>
@@ -230,12 +218,12 @@
         <w:rPr>
           <w:color w:val="auto"/>
         </w:rPr>
+        <w:lastRenderedPageBreak/>
         <w:t>1 Introdução</w:t>
       </w:r>
     </w:p>
     <w:p>
       <w:pPr>
-        <w:keepNext w:val="0"/>
         <w:rPr>
           <w:color w:val="auto"/>
         </w:rPr>
@@ -246,7 +234,6 @@
     </w:p>
     <w:p>
       <w:pPr>
-        <w:keepNext w:val="0"/>
         <w:rPr>
           <w:color w:val="auto"/>
         </w:rPr>
@@ -257,7 +244,6 @@
     </w:p>
     <w:p>
       <w:pPr>
-        <w:keepNext w:val="0"/>
         <w:rPr>
           <w:color w:val="auto"/>
         </w:rPr>
@@ -268,7 +254,6 @@
     </w:p>
     <w:p>
       <w:pPr>
-        <w:keepNext w:val="0"/>
         <w:rPr>
           <w:color w:val="auto"/>
         </w:rPr>
@@ -278,7 +263,6 @@
       </w:r>
     </w:p>
     <w:p>
-      <w:pPr/>
       <w:r>
         <w:t>As perguntas de pesquisa são: RQ1. Quais estágios institucionais e técnicos condicionam a inclusão de registros no corpus auditado? RQ2. Em que medida as partições e o cluster-alvo permanecem estáveis sob alterações controladas de ordem, minibatch e representação? RQ3. Em que medida escores internos recuperam um rótulo endógeno, em vez de validar um construto externo? RQ4. Quais alegações são identificáveis, diagnosticáveis ou não identificáveis com as variáveis, unidades e denominadores disponíveis?</w:t>
       </w:r>
@@ -286,7 +270,6 @@
     <w:p>
       <w:pPr>
         <w:pStyle w:val="Heading1"/>
-        <w:keepNext/>
         <w:rPr>
           <w:color w:val="auto"/>
         </w:rPr>
@@ -301,7 +284,6 @@
     <w:p>
       <w:pPr>
         <w:pStyle w:val="Heading2"/>
-        <w:keepNext/>
         <w:rPr>
           <w:color w:val="auto"/>
         </w:rPr>
@@ -315,7 +297,6 @@
     </w:p>
     <w:p>
       <w:pPr>
-        <w:keepNext w:val="0"/>
         <w:rPr>
           <w:color w:val="auto"/>
         </w:rPr>
@@ -327,7 +308,6 @@
     <w:p>
       <w:pPr>
         <w:pStyle w:val="Heading2"/>
-        <w:keepNext/>
         <w:rPr>
           <w:color w:val="auto"/>
         </w:rPr>
@@ -336,12 +316,12 @@
         <w:rPr>
           <w:color w:val="auto"/>
         </w:rPr>
+        <w:lastRenderedPageBreak/>
         <w:t>2.2 Matriz de auditoria e classes de identificabilidade</w:t>
       </w:r>
     </w:p>
     <w:p>
       <w:pPr>
-        <w:keepNext w:val="0"/>
         <w:rPr>
           <w:color w:val="auto"/>
         </w:rPr>
@@ -351,21 +331,12 @@
           <w:rFonts w:eastAsia="Arial"/>
           <w:color w:val="auto"/>
         </w:rPr>
-        <w:t xml:space="preserve">Cada alegação foi classificada antes da análise. “Identificável” designa uma grandeza com variável, unidade e denominador observáveis no snapshot. “Diagnosticável” designa propriedade </w:t>
-      </w:r>
-      <w:r>
-        <w:rPr>
-          <w:rFonts w:eastAsia="Arial"/>
-          <w:color w:val="auto"/>
-        </w:rPr>
-        <w:lastRenderedPageBreak/>
-        <w:t>interna que pode ser testada sem representar o construto social de interesse. “Não identificável” designa estimando para o qual faltam variáveis, denominadores ou contrafactuais essenciais. Essa classificação evita tratar ausência de evidência como evidência de ausência.</w:t>
+        <w:t>Cada alegação foi classificada antes da análise. “Identificável” designa uma grandeza com variável, unidade e denominador observáveis no snapshot. “Diagnosticável” designa propriedade interna que pode ser testada sem representar o construto social de interesse. “Não identificável” designa estimando para o qual faltam variáveis, denominadores ou contrafactuais essenciais. Essa classificação evita tratar ausência de evidência como evidência de ausência.</w:t>
       </w:r>
     </w:p>
     <w:p>
       <w:pPr>
         <w:pStyle w:val="Caption"/>
-        <w:keepNext/>
         <w:rPr>
           <w:color w:val="auto"/>
         </w:rPr>
@@ -1293,7 +1264,6 @@
     </w:tbl>
     <w:p>
       <w:pPr>
-        <w:keepNext w:val="0"/>
         <w:spacing w:before="60" w:after="120"/>
         <w:ind w:firstLine="0"/>
         <w:rPr>
@@ -1313,7 +1283,6 @@
     <w:p>
       <w:pPr>
         <w:pStyle w:val="Heading2"/>
-        <w:keepNext/>
         <w:rPr>
           <w:color w:val="auto"/>
         </w:rPr>
@@ -1327,7 +1296,6 @@
     </w:p>
     <w:p>
       <w:pPr>
-        <w:keepNext w:val="0"/>
         <w:rPr>
           <w:color w:val="auto"/>
         </w:rPr>
@@ -1339,7 +1307,6 @@
     <w:p>
       <w:pPr>
         <w:pStyle w:val="Heading2"/>
-        <w:keepNext/>
         <w:rPr>
           <w:color w:val="auto"/>
         </w:rPr>
@@ -1350,7 +1317,6 @@
     </w:p>
     <w:p>
       <w:pPr>
-        <w:keepNext w:val="0"/>
         <w:rPr>
           <w:color w:val="auto"/>
         </w:rPr>
@@ -1362,7 +1328,6 @@
     <w:p>
       <w:pPr>
         <w:pStyle w:val="Heading2"/>
-        <w:keepNext/>
         <w:rPr>
           <w:color w:val="auto"/>
         </w:rPr>
@@ -1376,19 +1341,21 @@
     </w:p>
     <w:p>
       <w:pPr>
-        <w:keepNext w:val="0"/>
         <w:rPr>
           <w:color w:val="auto"/>
         </w:rPr>
       </w:pPr>
       <w:r>
-        <w:t>O método de referência utiliza embeddings L2-normalizados e MiniBatchKMeans. As análises de sensibilidade são classificadas como sensibilidade, não como escolha retrospectiva de configuração: ordem dos registros, batch_size e PCA-64 foram comparados com a configuração de referência. A corrida de desenvolvimento planejada com 20 sementes e seis valores de k não terminou na janela operacional e foi interrompida sem manifesto final; nenhum resultado parcial dessa corrida é tratado como válido.</w:t>
+        <w:t xml:space="preserve">O método de referência utiliza embeddings L2-normalizados e MiniBatchKMeans. As análises de sensibilidade são classificadas como sensibilidade, não como escolha retrospectiva de configuração: ordem dos registros, batch_size e PCA-64 foram comparados com a configuração de referência. A </w:t>
+      </w:r>
+      <w:r>
+        <w:lastRenderedPageBreak/>
+        <w:t>corrida de desenvolvimento planejada com 20 sementes e seis valores de k não terminou na janela operacional e foi interrompida sem manifesto final; nenhum resultado parcial dessa corrida é tratado como válido.</w:t>
       </w:r>
     </w:p>
     <w:p>
       <w:pPr>
         <w:pStyle w:val="Heading2"/>
-        <w:keepNext/>
         <w:rPr>
           <w:color w:val="auto"/>
         </w:rPr>
@@ -1402,7 +1369,6 @@
     </w:p>
     <w:p>
       <w:pPr>
-        <w:keepNext w:val="0"/>
         <w:rPr>
           <w:color w:val="auto"/>
         </w:rPr>
@@ -1414,7 +1380,6 @@
     <w:p>
       <w:pPr>
         <w:pStyle w:val="Heading2"/>
-        <w:keepNext/>
         <w:rPr>
           <w:color w:val="auto"/>
         </w:rPr>
@@ -1425,7 +1390,6 @@
     </w:p>
     <w:p>
       <w:pPr>
-        <w:keepNext w:val="0"/>
         <w:rPr>
           <w:color w:val="auto"/>
         </w:rPr>
@@ -1437,7 +1401,6 @@
     <w:p>
       <w:pPr>
         <w:pStyle w:val="Heading2"/>
-        <w:keepNext/>
         <w:rPr>
           <w:color w:val="auto"/>
         </w:rPr>
@@ -1452,7 +1415,6 @@
     <w:p>
       <w:pPr>
         <w:pStyle w:val="Caption"/>
-        <w:keepNext/>
         <w:rPr>
           <w:color w:val="auto"/>
         </w:rPr>
@@ -1900,7 +1862,6 @@
                 <w:color w:val="auto"/>
                 <w:sz w:val="17"/>
               </w:rPr>
-              <w:lastRenderedPageBreak/>
               <w:t>Replicação independente</w:t>
             </w:r>
           </w:p>
@@ -1971,7 +1932,6 @@
     </w:tbl>
     <w:p>
       <w:pPr>
-        <w:keepNext w:val="0"/>
         <w:spacing w:before="60" w:after="120"/>
         <w:ind w:firstLine="0"/>
         <w:rPr>
@@ -1985,7 +1945,6 @@
     <w:p>
       <w:pPr>
         <w:pStyle w:val="Heading1"/>
-        <w:keepNext/>
         <w:rPr>
           <w:color w:val="auto"/>
         </w:rPr>
@@ -2000,7 +1959,6 @@
     <w:p>
       <w:pPr>
         <w:pStyle w:val="Heading2"/>
-        <w:keepNext/>
         <w:rPr>
           <w:color w:val="auto"/>
         </w:rPr>
@@ -2014,19 +1972,21 @@
     </w:p>
     <w:p>
       <w:pPr>
-        <w:keepNext w:val="0"/>
         <w:rPr>
           <w:color w:val="auto"/>
         </w:rPr>
       </w:pPr>
       <w:r>
-        <w:t>O estado preservado contém 9.584 linhas no manifesto analítico e 9.482 embeddings válidos. A matriz de embeddings tem 512 dimensões. Há imagens alinhadas, manifestos, embeddings e relatórios de pré-processamento. Os números históricos de 11.724 registros brutos, 9.764 entradas na padronização e 9.546 processamentos bem-sucedidos são mantidos apenas como reconciliação documental de estágios, pois o artefato bruto integral não estava disponível para auditoria independente nesta revisão. Entre as 102 falhas finais documentadas, 98 foram registradas como ausência de face detectável e quatro como múltiplas faces. Cobertura técnica não equivale a robustez biométrica.</w:t>
+        <w:t xml:space="preserve">O estado preservado contém 9.584 linhas no manifesto analítico e 9.482 embeddings válidos. A matriz de embeddings tem 512 dimensões. Há imagens alinhadas, manifestos, embeddings e relatórios de pré-processamento. Os números históricos de 11.724 registros brutos, 9.764 entradas na padronização e 9.546 processamentos bem-sucedidos são mantidos apenas como reconciliação documental de estágios, pois o artefato bruto integral não estava disponível para auditoria independente </w:t>
+      </w:r>
+      <w:r>
+        <w:lastRenderedPageBreak/>
+        <w:t>nesta revisão. Entre as 102 falhas finais documentadas, 98 foram registradas como ausência de face detectável e quatro como múltiplas faces. Cobertura técnica não equivale a robustez biométrica.</w:t>
       </w:r>
     </w:p>
     <w:p>
       <w:pPr>
         <w:pStyle w:val="Caption"/>
-        <w:keepNext/>
         <w:rPr>
           <w:color w:val="auto"/>
         </w:rPr>
@@ -2814,7 +2774,6 @@
     </w:tbl>
     <w:p>
       <w:pPr>
-        <w:keepNext w:val="0"/>
         <w:spacing w:before="60" w:after="120"/>
         <w:ind w:firstLine="0"/>
         <w:rPr>
@@ -2834,7 +2793,6 @@
     <w:p>
       <w:pPr>
         <w:pStyle w:val="Heading2"/>
-        <w:keepNext/>
         <w:rPr>
           <w:color w:val="auto"/>
         </w:rPr>
@@ -2845,7 +2803,6 @@
     </w:p>
     <w:p>
       <w:pPr>
-        <w:keepNext w:val="0"/>
         <w:rPr>
           <w:color w:val="auto"/>
         </w:rPr>
@@ -2857,7 +2814,6 @@
     <w:p>
       <w:pPr>
         <w:pStyle w:val="Caption"/>
-        <w:keepNext/>
         <w:rPr>
           <w:color w:val="auto"/>
         </w:rPr>
@@ -2986,7 +2942,6 @@
             <w:pPr>
               <w:spacing w:after="0"/>
             </w:pPr>
-            <w:r/>
           </w:p>
         </w:tc>
       </w:tr>
@@ -3090,7 +3045,6 @@
             <w:pPr>
               <w:spacing w:after="0"/>
             </w:pPr>
-            <w:r/>
           </w:p>
         </w:tc>
       </w:tr>
@@ -3199,7 +3153,6 @@
             <w:pPr>
               <w:spacing w:after="0"/>
             </w:pPr>
-            <w:r/>
           </w:p>
         </w:tc>
       </w:tr>
@@ -3303,14 +3256,12 @@
             <w:pPr>
               <w:spacing w:after="0"/>
             </w:pPr>
-            <w:r/>
           </w:p>
         </w:tc>
       </w:tr>
     </w:tbl>
     <w:p>
       <w:pPr>
-        <w:keepNext w:val="0"/>
         <w:rPr>
           <w:color w:val="auto"/>
         </w:rPr>
@@ -3322,18 +3273,17 @@
     <w:p>
       <w:pPr>
         <w:pStyle w:val="Heading2"/>
-        <w:keepNext/>
         <w:rPr>
           <w:color w:val="auto"/>
         </w:rPr>
       </w:pPr>
       <w:r>
+        <w:lastRenderedPageBreak/>
         <w:t>3.3 Estados históricos e reprodução não controlável</w:t>
       </w:r>
     </w:p>
     <w:p>
       <w:pPr>
-        <w:keepNext w:val="0"/>
         <w:rPr>
           <w:color w:val="auto"/>
         </w:rPr>
@@ -3345,7 +3295,6 @@
     <w:p>
       <w:pPr>
         <w:pStyle w:val="Caption"/>
-        <w:keepNext/>
         <w:rPr>
           <w:color w:val="auto"/>
         </w:rPr>
@@ -3366,6 +3315,7 @@
         <w:gridCol w:w="2835"/>
         <w:gridCol w:w="1587"/>
         <w:gridCol w:w="4706"/>
+        <w:gridCol w:w="360"/>
       </w:tblGrid>
       <w:tr>
         <w:trPr>
@@ -3436,6 +3386,9 @@
           </w:p>
         </w:tc>
         <w:tc>
+          <w:tcPr>
+            <w:tcW w:w="360" w:type="dxa"/>
+          </w:tcPr>
           <w:p>
             <w:pPr>
               <w:spacing w:after="0"/>
@@ -3512,6 +3465,9 @@
           </w:p>
         </w:tc>
         <w:tc>
+          <w:tcPr>
+            <w:tcW w:w="360" w:type="dxa"/>
+          </w:tcPr>
           <w:p>
             <w:pPr>
               <w:spacing w:after="0"/>
@@ -3591,6 +3547,9 @@
           </w:p>
         </w:tc>
         <w:tc>
+          <w:tcPr>
+            <w:tcW w:w="360" w:type="dxa"/>
+          </w:tcPr>
           <w:p>
             <w:pPr>
               <w:spacing w:after="0"/>
@@ -3622,6 +3581,7 @@
               <w:spacing w:after="0"/>
             </w:pPr>
             <w:r>
+              <w:lastRenderedPageBreak/>
               <w:t>Ordem reversa</w:t>
             </w:r>
           </w:p>
@@ -3667,6 +3627,9 @@
           </w:p>
         </w:tc>
         <w:tc>
+          <w:tcPr>
+            <w:tcW w:w="360" w:type="dxa"/>
+          </w:tcPr>
           <w:p>
             <w:pPr>
               <w:spacing w:after="0"/>
@@ -3746,6 +3709,9 @@
           </w:p>
         </w:tc>
         <w:tc>
+          <w:tcPr>
+            <w:tcW w:w="360" w:type="dxa"/>
+          </w:tcPr>
           <w:p>
             <w:pPr>
               <w:spacing w:after="0"/>
@@ -3822,6 +3788,9 @@
           </w:p>
         </w:tc>
         <w:tc>
+          <w:tcPr>
+            <w:tcW w:w="360" w:type="dxa"/>
+          </w:tcPr>
           <w:p>
             <w:pPr>
               <w:spacing w:after="0"/>
@@ -3833,22 +3802,26 @@
         </w:tc>
       </w:tr>
       <w:tr>
+        <w:trPr>
+          <w:jc w:val="center"/>
+        </w:trPr>
         <w:tc>
           <w:tcPr>
-            <w:tcW w:type="dxa" w:w="2835"/>
+            <w:tcW w:w="2835" w:type="dxa"/>
           </w:tcPr>
           <w:p>
             <w:pPr>
               <w:spacing w:after="0"/>
             </w:pPr>
             <w:r>
+              <w:lastRenderedPageBreak/>
               <w:t>batch_size=2048</w:t>
             </w:r>
           </w:p>
         </w:tc>
         <w:tc>
           <w:tcPr>
-            <w:tcW w:type="dxa" w:w="1587"/>
+            <w:tcW w:w="1587" w:type="dxa"/>
           </w:tcPr>
           <w:p>
             <w:pPr>
@@ -3861,7 +3834,7 @@
         </w:tc>
         <w:tc>
           <w:tcPr>
-            <w:tcW w:type="dxa" w:w="4706"/>
+            <w:tcW w:w="4706" w:type="dxa"/>
           </w:tcPr>
           <w:p>
             <w:pPr>
@@ -3873,6 +3846,9 @@
           </w:p>
         </w:tc>
         <w:tc>
+          <w:tcPr>
+            <w:tcW w:w="360" w:type="dxa"/>
+          </w:tcPr>
           <w:p>
             <w:pPr>
               <w:spacing w:after="0"/>
@@ -3884,9 +3860,12 @@
         </w:tc>
       </w:tr>
       <w:tr>
+        <w:trPr>
+          <w:jc w:val="center"/>
+        </w:trPr>
         <w:tc>
           <w:tcPr>
-            <w:tcW w:type="dxa" w:w="2835"/>
+            <w:tcW w:w="2835" w:type="dxa"/>
           </w:tcPr>
           <w:p>
             <w:pPr>
@@ -3899,7 +3878,7 @@
         </w:tc>
         <w:tc>
           <w:tcPr>
-            <w:tcW w:type="dxa" w:w="1587"/>
+            <w:tcW w:w="1587" w:type="dxa"/>
           </w:tcPr>
           <w:p>
             <w:pPr>
@@ -3912,7 +3891,7 @@
         </w:tc>
         <w:tc>
           <w:tcPr>
-            <w:tcW w:type="dxa" w:w="4706"/>
+            <w:tcW w:w="4706" w:type="dxa"/>
           </w:tcPr>
           <w:p>
             <w:pPr>
@@ -3924,6 +3903,9 @@
           </w:p>
         </w:tc>
         <w:tc>
+          <w:tcPr>
+            <w:tcW w:w="360" w:type="dxa"/>
+          </w:tcPr>
           <w:p>
             <w:pPr>
               <w:spacing w:after="0"/>
@@ -3935,9 +3917,12 @@
         </w:tc>
       </w:tr>
       <w:tr>
+        <w:trPr>
+          <w:jc w:val="center"/>
+        </w:trPr>
         <w:tc>
           <w:tcPr>
-            <w:tcW w:type="dxa" w:w="2835"/>
+            <w:tcW w:w="2835" w:type="dxa"/>
           </w:tcPr>
           <w:p>
             <w:pPr>
@@ -3950,7 +3935,7 @@
         </w:tc>
         <w:tc>
           <w:tcPr>
-            <w:tcW w:type="dxa" w:w="1587"/>
+            <w:tcW w:w="1587" w:type="dxa"/>
           </w:tcPr>
           <w:p>
             <w:pPr>
@@ -3963,7 +3948,7 @@
         </w:tc>
         <w:tc>
           <w:tcPr>
-            <w:tcW w:type="dxa" w:w="4706"/>
+            <w:tcW w:w="4706" w:type="dxa"/>
           </w:tcPr>
           <w:p>
             <w:pPr>
@@ -3975,6 +3960,9 @@
           </w:p>
         </w:tc>
         <w:tc>
+          <w:tcPr>
+            <w:tcW w:w="360" w:type="dxa"/>
+          </w:tcPr>
           <w:p>
             <w:pPr>
               <w:spacing w:after="0"/>
@@ -3988,7 +3976,6 @@
     </w:tbl>
     <w:p>
       <w:pPr>
-        <w:keepNext w:val="0"/>
         <w:spacing w:before="60" w:after="120"/>
         <w:ind w:firstLine="0"/>
         <w:rPr>
@@ -3996,13 +3983,16 @@
         </w:rPr>
       </w:pPr>
       <w:r>
-        <w:t>A comparação entre estados preservados permanece uma hipótese metodologicamente relevante, mas não é tratada como evidência final de divergência histórica enquanto não houver estado histórico completo e verificável. A revisão não seleciona retrospectivamente as métricas mais favoráveis disponíveis.</w:t>
+        <w:t xml:space="preserve">A comparação entre estados preservados permanece uma hipótese metodologicamente relevante, mas não é tratada como evidência final de divergência histórica enquanto não houver estado histórico </w:t>
+      </w:r>
+      <w:r>
+        <w:lastRenderedPageBreak/>
+        <w:t>completo e verificável. A revisão não seleciona retrospectivamente as métricas mais favoráveis disponíveis.</w:t>
       </w:r>
     </w:p>
     <w:p>
       <w:pPr>
         <w:pStyle w:val="Heading2"/>
-        <w:keepNext/>
         <w:rPr>
           <w:color w:val="auto"/>
         </w:rPr>
@@ -4013,7 +4003,6 @@
     </w:p>
     <w:p>
       <w:pPr>
-        <w:keepNext w:val="0"/>
         <w:rPr>
           <w:color w:val="auto"/>
         </w:rPr>
@@ -4025,7 +4014,6 @@
     <w:p>
       <w:pPr>
         <w:pStyle w:val="Heading2"/>
-        <w:keepNext/>
         <w:rPr>
           <w:color w:val="auto"/>
         </w:rPr>
@@ -4037,7 +4025,6 @@
     <w:p>
       <w:pPr>
         <w:pStyle w:val="Caption"/>
-        <w:keepNext/>
         <w:rPr>
           <w:color w:val="auto"/>
         </w:rPr>
@@ -4059,6 +4046,8 @@
         <w:gridCol w:w="1587"/>
         <w:gridCol w:w="1531"/>
         <w:gridCol w:w="3402"/>
+        <w:gridCol w:w="360"/>
+        <w:gridCol w:w="360"/>
       </w:tblGrid>
       <w:tr>
         <w:trPr>
@@ -4150,6 +4139,9 @@
           </w:p>
         </w:tc>
         <w:tc>
+          <w:tcPr>
+            <w:tcW w:w="360" w:type="dxa"/>
+          </w:tcPr>
           <w:p>
             <w:pPr>
               <w:spacing w:after="0"/>
@@ -4160,6 +4152,9 @@
           </w:p>
         </w:tc>
         <w:tc>
+          <w:tcPr>
+            <w:tcW w:w="360" w:type="dxa"/>
+          </w:tcPr>
           <w:p>
             <w:pPr>
               <w:spacing w:after="0"/>
@@ -4256,6 +4251,9 @@
           </w:p>
         </w:tc>
         <w:tc>
+          <w:tcPr>
+            <w:tcW w:w="360" w:type="dxa"/>
+          </w:tcPr>
           <w:p>
             <w:pPr>
               <w:spacing w:after="0"/>
@@ -4266,6 +4264,9 @@
           </w:p>
         </w:tc>
         <w:tc>
+          <w:tcPr>
+            <w:tcW w:w="360" w:type="dxa"/>
+          </w:tcPr>
           <w:p>
             <w:pPr>
               <w:spacing w:after="0"/>
@@ -4366,6 +4367,9 @@
           </w:p>
         </w:tc>
         <w:tc>
+          <w:tcPr>
+            <w:tcW w:w="360" w:type="dxa"/>
+          </w:tcPr>
           <w:p>
             <w:pPr>
               <w:spacing w:after="0"/>
@@ -4376,6 +4380,9 @@
           </w:p>
         </w:tc>
         <w:tc>
+          <w:tcPr>
+            <w:tcW w:w="360" w:type="dxa"/>
+          </w:tcPr>
           <w:p>
             <w:pPr>
               <w:spacing w:after="0"/>
@@ -4408,6 +4415,7 @@
               <w:spacing w:after="0"/>
             </w:pPr>
             <w:r>
+              <w:lastRenderedPageBreak/>
               <w:t>2</w:t>
             </w:r>
           </w:p>
@@ -4476,6 +4484,9 @@
           </w:p>
         </w:tc>
         <w:tc>
+          <w:tcPr>
+            <w:tcW w:w="360" w:type="dxa"/>
+          </w:tcPr>
           <w:p>
             <w:pPr>
               <w:spacing w:after="0"/>
@@ -4486,6 +4497,9 @@
           </w:p>
         </w:tc>
         <w:tc>
+          <w:tcPr>
+            <w:tcW w:w="360" w:type="dxa"/>
+          </w:tcPr>
           <w:p>
             <w:pPr>
               <w:spacing w:after="0"/>
@@ -4582,6 +4596,9 @@
           </w:p>
         </w:tc>
         <w:tc>
+          <w:tcPr>
+            <w:tcW w:w="360" w:type="dxa"/>
+          </w:tcPr>
           <w:p>
             <w:pPr>
               <w:spacing w:after="0"/>
@@ -4592,6 +4609,9 @@
           </w:p>
         </w:tc>
         <w:tc>
+          <w:tcPr>
+            <w:tcW w:w="360" w:type="dxa"/>
+          </w:tcPr>
           <w:p>
             <w:pPr>
               <w:spacing w:after="0"/>
@@ -4603,9 +4623,12 @@
         </w:tc>
       </w:tr>
       <w:tr>
+        <w:trPr>
+          <w:jc w:val="center"/>
+        </w:trPr>
         <w:tc>
           <w:tcPr>
-            <w:tcW w:type="dxa" w:w="2608"/>
+            <w:tcW w:w="2608" w:type="dxa"/>
           </w:tcPr>
           <w:p>
             <w:pPr>
@@ -4618,7 +4641,7 @@
         </w:tc>
         <w:tc>
           <w:tcPr>
-            <w:tcW w:type="dxa" w:w="1587"/>
+            <w:tcW w:w="1587" w:type="dxa"/>
           </w:tcPr>
           <w:p>
             <w:pPr>
@@ -4631,7 +4654,7 @@
         </w:tc>
         <w:tc>
           <w:tcPr>
-            <w:tcW w:type="dxa" w:w="1531"/>
+            <w:tcW w:w="1531" w:type="dxa"/>
           </w:tcPr>
           <w:p>
             <w:pPr>
@@ -4644,7 +4667,7 @@
         </w:tc>
         <w:tc>
           <w:tcPr>
-            <w:tcW w:type="dxa" w:w="3402"/>
+            <w:tcW w:w="3402" w:type="dxa"/>
           </w:tcPr>
           <w:p>
             <w:pPr>
@@ -4656,6 +4679,9 @@
           </w:p>
         </w:tc>
         <w:tc>
+          <w:tcPr>
+            <w:tcW w:w="360" w:type="dxa"/>
+          </w:tcPr>
           <w:p>
             <w:pPr>
               <w:spacing w:after="0"/>
@@ -4666,6 +4692,9 @@
           </w:p>
         </w:tc>
         <w:tc>
+          <w:tcPr>
+            <w:tcW w:w="360" w:type="dxa"/>
+          </w:tcPr>
           <w:p>
             <w:pPr>
               <w:spacing w:after="0"/>
@@ -4677,9 +4706,12 @@
         </w:tc>
       </w:tr>
       <w:tr>
+        <w:trPr>
+          <w:jc w:val="center"/>
+        </w:trPr>
         <w:tc>
           <w:tcPr>
-            <w:tcW w:type="dxa" w:w="2608"/>
+            <w:tcW w:w="2608" w:type="dxa"/>
           </w:tcPr>
           <w:p>
             <w:pPr>
@@ -4692,7 +4724,7 @@
         </w:tc>
         <w:tc>
           <w:tcPr>
-            <w:tcW w:type="dxa" w:w="1587"/>
+            <w:tcW w:w="1587" w:type="dxa"/>
           </w:tcPr>
           <w:p>
             <w:pPr>
@@ -4705,7 +4737,7 @@
         </w:tc>
         <w:tc>
           <w:tcPr>
-            <w:tcW w:type="dxa" w:w="1531"/>
+            <w:tcW w:w="1531" w:type="dxa"/>
           </w:tcPr>
           <w:p>
             <w:pPr>
@@ -4718,7 +4750,7 @@
         </w:tc>
         <w:tc>
           <w:tcPr>
-            <w:tcW w:type="dxa" w:w="3402"/>
+            <w:tcW w:w="3402" w:type="dxa"/>
           </w:tcPr>
           <w:p>
             <w:pPr>
@@ -4730,6 +4762,9 @@
           </w:p>
         </w:tc>
         <w:tc>
+          <w:tcPr>
+            <w:tcW w:w="360" w:type="dxa"/>
+          </w:tcPr>
           <w:p>
             <w:pPr>
               <w:spacing w:after="0"/>
@@ -4740,6 +4775,9 @@
           </w:p>
         </w:tc>
         <w:tc>
+          <w:tcPr>
+            <w:tcW w:w="360" w:type="dxa"/>
+          </w:tcPr>
           <w:p>
             <w:pPr>
               <w:spacing w:after="0"/>
@@ -4753,7 +4791,6 @@
     </w:tbl>
     <w:p>
       <w:pPr>
-        <w:keepNext w:val="0"/>
         <w:spacing w:before="60" w:after="120"/>
         <w:ind w:firstLine="0"/>
         <w:rPr>
@@ -4766,19 +4803,18 @@
     </w:p>
     <w:p>
       <w:pPr>
-        <w:keepNext w:val="0"/>
         <w:rPr>
           <w:color w:val="auto"/>
         </w:rPr>
       </w:pPr>
       <w:r>
+        <w:lastRenderedPageBreak/>
         <w:t>O diagnóstico de todos os registros é mantido apenas para explicar a circularidade avaliativa: um escore de centroide derivado da mesma geometria que constrói o alvo pode recuperar esse alvo artificialmente bem. O resultado confirmatório é o cross-fitting por grupos, que evita o ajuste do agrupamento, do alvo e do centroide sobre os registros de teste, sem converter o rótulo sintético em construto externo.</w:t>
       </w:r>
     </w:p>
     <w:p>
       <w:pPr>
         <w:pStyle w:val="Heading1"/>
-        <w:keepNext/>
         <w:rPr>
           <w:color w:val="auto"/>
         </w:rPr>
@@ -4793,7 +4829,6 @@
     <w:p>
       <w:pPr>
         <w:pStyle w:val="Heading2"/>
-        <w:keepNext/>
         <w:rPr>
           <w:color w:val="auto"/>
         </w:rPr>
@@ -4807,7 +4842,6 @@
     </w:p>
     <w:p>
       <w:pPr>
-        <w:keepNext w:val="0"/>
         <w:rPr>
           <w:color w:val="auto"/>
         </w:rPr>
@@ -4819,7 +4853,6 @@
     <w:p>
       <w:pPr>
         <w:pStyle w:val="Heading2"/>
-        <w:keepNext/>
         <w:rPr>
           <w:color w:val="auto"/>
         </w:rPr>
@@ -4833,7 +4866,6 @@
     </w:p>
     <w:p>
       <w:pPr>
-        <w:keepNext w:val="0"/>
         <w:rPr>
           <w:color w:val="auto"/>
         </w:rPr>
@@ -4845,7 +4877,6 @@
     <w:p>
       <w:pPr>
         <w:pStyle w:val="Heading2"/>
-        <w:keepNext/>
         <w:rPr>
           <w:color w:val="auto"/>
         </w:rPr>
@@ -4856,7 +4887,6 @@
     </w:p>
     <w:p>
       <w:pPr>
-        <w:keepNext w:val="0"/>
         <w:rPr>
           <w:color w:val="auto"/>
         </w:rPr>
@@ -4868,7 +4898,6 @@
     <w:p>
       <w:pPr>
         <w:pStyle w:val="Heading2"/>
-        <w:keepNext/>
         <w:rPr>
           <w:color w:val="auto"/>
         </w:rPr>
@@ -4879,7 +4908,6 @@
     </w:p>
     <w:p>
       <w:pPr>
-        <w:keepNext w:val="0"/>
         <w:rPr>
           <w:color w:val="auto"/>
         </w:rPr>
@@ -4891,7 +4919,6 @@
     <w:p>
       <w:pPr>
         <w:pStyle w:val="Heading2"/>
-        <w:keepNext/>
         <w:rPr>
           <w:color w:val="auto"/>
         </w:rPr>
@@ -4905,7 +4932,6 @@
     </w:p>
     <w:p>
       <w:pPr>
-        <w:keepNext w:val="0"/>
         <w:rPr>
           <w:color w:val="auto"/>
         </w:rPr>
@@ -4917,7 +4943,6 @@
     <w:p>
       <w:pPr>
         <w:pStyle w:val="Heading2"/>
-        <w:keepNext/>
         <w:rPr>
           <w:color w:val="auto"/>
         </w:rPr>
@@ -4926,12 +4951,12 @@
         <w:rPr>
           <w:color w:val="auto"/>
         </w:rPr>
+        <w:lastRenderedPageBreak/>
         <w:t>4.6 Resultado negativo como contribuição científica</w:t>
       </w:r>
     </w:p>
     <w:p>
       <w:pPr>
-        <w:keepNext w:val="0"/>
         <w:rPr>
           <w:color w:val="auto"/>
         </w:rPr>
@@ -4943,7 +4968,6 @@
     <w:p>
       <w:pPr>
         <w:pStyle w:val="Heading1"/>
-        <w:keepNext/>
         <w:rPr>
           <w:color w:val="auto"/>
         </w:rPr>
@@ -4957,7 +4981,6 @@
     </w:p>
     <w:p>
       <w:pPr>
-        <w:keepNext w:val="0"/>
         <w:rPr>
           <w:color w:val="auto"/>
         </w:rPr>
@@ -4968,7 +4991,6 @@
     </w:p>
     <w:p>
       <w:pPr>
-        <w:keepNext w:val="0"/>
         <w:rPr>
           <w:color w:val="auto"/>
         </w:rPr>
@@ -4980,7 +5002,6 @@
     <w:p>
       <w:pPr>
         <w:pStyle w:val="Heading1"/>
-        <w:keepNext/>
         <w:rPr>
           <w:color w:val="auto"/>
         </w:rPr>
@@ -4994,7 +5015,6 @@
     </w:p>
     <w:p>
       <w:pPr>
-        <w:keepNext w:val="0"/>
         <w:rPr>
           <w:color w:val="auto"/>
         </w:rPr>
@@ -5006,7 +5026,6 @@
     <w:p>
       <w:pPr>
         <w:pStyle w:val="Heading1"/>
-        <w:keepNext/>
         <w:rPr>
           <w:color w:val="auto"/>
         </w:rPr>
@@ -5020,7 +5039,6 @@
     </w:p>
     <w:p>
       <w:pPr>
-        <w:keepNext w:val="0"/>
         <w:ind w:firstLine="0"/>
         <w:jc w:val="left"/>
         <w:rPr>
@@ -5033,7 +5051,6 @@
     </w:p>
     <w:p>
       <w:pPr>
-        <w:keepNext w:val="0"/>
         <w:ind w:firstLine="0"/>
         <w:rPr>
           <w:color w:val="auto"/>
@@ -5045,19 +5062,18 @@
     </w:p>
     <w:p>
       <w:pPr>
-        <w:keepNext w:val="0"/>
         <w:ind w:firstLine="0"/>
         <w:rPr>
           <w:color w:val="auto"/>
         </w:rPr>
       </w:pPr>
       <w:r>
+        <w:lastRenderedPageBreak/>
         <w:t>Conflitos de interesse. O autor desenvolveu o repositório auditado; esse conflito intelectual é declarado. Não foi localizada declaração documental verificável sobre conflitos financeiros adicionais; a informação deverá ser confirmada pelo autor antes de submissão.</w:t>
       </w:r>
     </w:p>
     <w:p>
       <w:pPr>
-        <w:keepNext w:val="0"/>
         <w:ind w:firstLine="0"/>
         <w:rPr>
           <w:color w:val="auto"/>
@@ -5073,7 +5089,6 @@
     </w:p>
     <w:p>
       <w:pPr>
-        <w:keepNext w:val="0"/>
         <w:ind w:firstLine="0"/>
         <w:rPr>
           <w:color w:val="auto"/>
@@ -5084,7 +5099,6 @@
       </w:r>
     </w:p>
     <w:p>
-      <w:pPr/>
       <w:r>
         <w:t>Uso de inteligência artificial na pesquisa e redação. A declaração específica deve ser confirmada pelo autor de acordo com a política do periódico; esta revisão editorial e metodológica não substitui essa declaração.</w:t>
       </w:r>
@@ -5092,7 +5106,6 @@
     <w:p>
       <w:pPr>
         <w:pStyle w:val="Heading1"/>
-        <w:keepNext/>
         <w:rPr>
           <w:color w:val="auto"/>
         </w:rPr>
@@ -5107,7 +5120,6 @@
     <w:p>
       <w:pPr>
         <w:pStyle w:val="Referncia"/>
-        <w:keepNext w:val="0"/>
         <w:spacing w:line="252" w:lineRule="auto"/>
       </w:pPr>
       <w:r>
@@ -5116,7 +5128,7 @@
         </w:rPr>
         <w:t xml:space="preserve">BENDER, E. M.; FRIEDMAN, B. Data statements for natural language processing: toward mitigating system bias and enabling better science. Transactions of the Association for Computational Linguistics, v. 6, p. 587–604, 2018. DOI: 10.1162/tacl_a_00041. Disponível em: </w:t>
       </w:r>
-      <w:hyperlink r:id="rId14">
+      <w:hyperlink r:id="rId10">
         <w:r>
           <w:rPr>
             <w:u w:val="single"/>
@@ -5134,7 +5146,6 @@
     <w:p>
       <w:pPr>
         <w:pStyle w:val="Referncia"/>
-        <w:keepNext w:val="0"/>
         <w:spacing w:line="252" w:lineRule="auto"/>
       </w:pPr>
       <w:r>
@@ -5143,7 +5154,7 @@
         </w:rPr>
         <w:t xml:space="preserve">BUOLAMWINI, J.; GEBRU, T. Gender Shades: intersectional accuracy disparities in commercial gender classification. Proceedings of Machine Learning Research, v. 81, p. 77–91, 2018. Disponível em: </w:t>
       </w:r>
-      <w:hyperlink r:id="rId15">
+      <w:hyperlink r:id="rId11">
         <w:r>
           <w:rPr>
             <w:u w:val="single"/>
@@ -5161,7 +5172,6 @@
     <w:p>
       <w:pPr>
         <w:pStyle w:val="Referncia"/>
-        <w:keepNext w:val="0"/>
         <w:spacing w:line="252" w:lineRule="auto"/>
       </w:pPr>
       <w:r>
@@ -5170,7 +5180,7 @@
         </w:rPr>
         <w:t xml:space="preserve">CONSELHO NACIONAL DE JUSTIÇA; PROGRAMA DAS NAÇÕES UNIDAS PARA O DESENVOLVIMENTO. Caderno temático de relações raciais: diretrizes gerais para atuação dos serviços penais. Brasília, DF: CNJ, 2024. Disponível em: </w:t>
       </w:r>
-      <w:hyperlink r:id="rId16">
+      <w:hyperlink r:id="rId12">
         <w:r>
           <w:rPr>
             <w:u w:val="single"/>
@@ -5188,7 +5198,6 @@
     <w:p>
       <w:pPr>
         <w:pStyle w:val="Referncia"/>
-        <w:keepNext w:val="0"/>
         <w:spacing w:line="252" w:lineRule="auto"/>
       </w:pPr>
       <w:r>
@@ -5197,7 +5206,7 @@
         </w:rPr>
         <w:t xml:space="preserve">DENG, J. et al. ArcFace: additive angular margin loss for deep face recognition. In: IEEE/CVF Conference on Computer Vision and Pattern Recognition, 2019. p. 4690–4699. DOI: 10.1109/CVPR.2019.00482. Disponível em: </w:t>
       </w:r>
-      <w:hyperlink r:id="rId17">
+      <w:hyperlink r:id="rId13">
         <w:r>
           <w:rPr>
             <w:u w:val="single"/>
@@ -5215,7 +5224,6 @@
     <w:p>
       <w:pPr>
         <w:pStyle w:val="Referncia"/>
-        <w:keepNext w:val="0"/>
         <w:spacing w:line="252" w:lineRule="auto"/>
       </w:pPr>
       <w:r>
@@ -5224,7 +5232,7 @@
         </w:rPr>
         <w:t xml:space="preserve">ELWERT, F.; WINSHIP, C. Endogenous selection bias: the problem of conditioning on a collider variable. Annual Review of Sociology, v. 40, p. 31–53, 2014. DOI: 10.1146/annurev-soc-071913-043455. Disponível em: </w:t>
       </w:r>
-      <w:hyperlink r:id="rId18">
+      <w:hyperlink r:id="rId14">
         <w:r>
           <w:rPr>
             <w:u w:val="single"/>
@@ -5242,17 +5250,15 @@
     <w:p>
       <w:pPr>
         <w:pStyle w:val="Referncia"/>
-        <w:keepNext w:val="0"/>
         <w:spacing w:line="252" w:lineRule="auto"/>
       </w:pPr>
       <w:r>
         <w:rPr>
           <w:rFonts w:eastAsia="Arial"/>
         </w:rPr>
-        <w:lastRenderedPageBreak/>
         <w:t xml:space="preserve">ENSIGN, D. et al. Runaway feedback loops in predictive policing. Proceedings of Machine Learning Research, v. 81, p. 160–171, 2018. Disponível em: </w:t>
       </w:r>
-      <w:hyperlink r:id="rId19">
+      <w:hyperlink r:id="rId15">
         <w:r>
           <w:rPr>
             <w:u w:val="single"/>
@@ -5270,7 +5276,6 @@
     <w:p>
       <w:pPr>
         <w:pStyle w:val="Referncia"/>
-        <w:keepNext w:val="0"/>
         <w:spacing w:line="252" w:lineRule="auto"/>
       </w:pPr>
       <w:r>
@@ -5279,7 +5284,7 @@
         </w:rPr>
         <w:t xml:space="preserve">FAWCETT, T. An introduction to ROC analysis. Pattern Recognition Letters, v. 27, n. 8, p. 861–874, 2006. DOI: 10.1016/j.patrec.2005.10.010. Disponível em: </w:t>
       </w:r>
-      <w:hyperlink r:id="rId20">
+      <w:hyperlink r:id="rId16">
         <w:r>
           <w:rPr>
             <w:u w:val="single"/>
@@ -5297,7 +5302,6 @@
     <w:p>
       <w:pPr>
         <w:pStyle w:val="Referncia"/>
-        <w:keepNext w:val="0"/>
         <w:spacing w:line="252" w:lineRule="auto"/>
       </w:pPr>
       <w:r>
@@ -5306,7 +5310,7 @@
         </w:rPr>
         <w:t xml:space="preserve">GEBRU, T. et al. Datasheets for datasets. Communications of the ACM, v. 64, n. 12, p. 86–92, 2021. DOI: 10.1145/3458723. Disponível em: </w:t>
       </w:r>
-      <w:hyperlink r:id="rId21">
+      <w:hyperlink r:id="rId17">
         <w:r>
           <w:rPr>
             <w:u w:val="single"/>
@@ -5324,7 +5328,6 @@
     <w:p>
       <w:pPr>
         <w:pStyle w:val="Referncia"/>
-        <w:keepNext w:val="0"/>
         <w:spacing w:line="252" w:lineRule="auto"/>
       </w:pPr>
       <w:r>
@@ -5333,7 +5336,7 @@
         </w:rPr>
         <w:t xml:space="preserve">GROTHER, P.; NGAN, M.; HANAOKA, K. Face Recognition Vendor Test Part 3: demographic effects. NISTIR 8280. Gaithersburg: NIST, 2019. DOI: 10.6028/NIST.IR.8280. Disponível em: </w:t>
       </w:r>
-      <w:hyperlink r:id="rId22">
+      <w:hyperlink r:id="rId18">
         <w:r>
           <w:rPr>
             <w:u w:val="single"/>
@@ -5351,7 +5354,6 @@
     <w:p>
       <w:pPr>
         <w:pStyle w:val="Referncia"/>
-        <w:keepNext w:val="0"/>
         <w:spacing w:line="252" w:lineRule="auto"/>
       </w:pPr>
       <w:r>
@@ -5360,7 +5362,7 @@
         </w:rPr>
         <w:t xml:space="preserve">HERNÁN, M. A.; HERNÁNDEZ-DÍAZ, S.; ROBINS, J. M. A structural approach to selection bias. Epidemiology, v. 15, n. 5, p. 615–625, 2004. DOI: 10.1097/01.ede.0000135174.63482.43. Disponível em: </w:t>
       </w:r>
-      <w:hyperlink r:id="rId23">
+      <w:hyperlink r:id="rId19">
         <w:r>
           <w:rPr>
             <w:u w:val="single"/>
@@ -5378,7 +5380,6 @@
     <w:p>
       <w:pPr>
         <w:pStyle w:val="Referncia"/>
-        <w:keepNext w:val="0"/>
         <w:spacing w:line="252" w:lineRule="auto"/>
       </w:pPr>
       <w:r>
@@ -5387,7 +5388,7 @@
         </w:rPr>
         <w:t xml:space="preserve">HUBERT, L.; ARABIE, P. Comparing partitions. Journal of Classification, v. 2, p. 193–218, 1985. DOI: 10.1007/BF01908075. Disponível em: </w:t>
       </w:r>
-      <w:hyperlink r:id="rId24">
+      <w:hyperlink r:id="rId20">
         <w:r>
           <w:rPr>
             <w:u w:val="single"/>
@@ -5405,7 +5406,6 @@
     <w:p>
       <w:pPr>
         <w:pStyle w:val="Referncia"/>
-        <w:keepNext w:val="0"/>
         <w:spacing w:line="252" w:lineRule="auto"/>
       </w:pPr>
       <w:r>
@@ -5414,7 +5414,7 @@
         </w:rPr>
         <w:t xml:space="preserve">INTERPOL. About Red Notices. Lyon: Interpol, 2026. Disponível em: </w:t>
       </w:r>
-      <w:hyperlink r:id="rId25">
+      <w:hyperlink r:id="rId21">
         <w:r>
           <w:rPr>
             <w:u w:val="single"/>
@@ -5432,7 +5432,6 @@
     <w:p>
       <w:pPr>
         <w:pStyle w:val="Referncia"/>
-        <w:keepNext w:val="0"/>
         <w:spacing w:line="252" w:lineRule="auto"/>
       </w:pPr>
       <w:r>
@@ -5441,7 +5440,7 @@
         </w:rPr>
         <w:t xml:space="preserve">INTERPOL. View Red Notices. Lyon: Interpol, 2026. Disponível em: </w:t>
       </w:r>
-      <w:hyperlink r:id="rId26">
+      <w:hyperlink r:id="rId22">
         <w:r>
           <w:rPr>
             <w:u w:val="single"/>
@@ -5459,7 +5458,6 @@
     <w:p>
       <w:pPr>
         <w:pStyle w:val="Referncia"/>
-        <w:keepNext w:val="0"/>
         <w:spacing w:line="252" w:lineRule="auto"/>
       </w:pPr>
       <w:r>
@@ -5468,7 +5466,7 @@
         </w:rPr>
         <w:t xml:space="preserve">ISO. ISO/IEC 19795-1:2021: information technology — biometric performance testing and reporting — Part 1: principles and framework. Geneva: ISO, 2021. Disponível em: </w:t>
       </w:r>
-      <w:hyperlink r:id="rId27">
+      <w:hyperlink r:id="rId23">
         <w:r>
           <w:rPr>
             <w:u w:val="single"/>
@@ -5486,16 +5484,16 @@
     <w:p>
       <w:pPr>
         <w:pStyle w:val="Referncia"/>
-        <w:keepNext w:val="0"/>
         <w:spacing w:line="252" w:lineRule="auto"/>
       </w:pPr>
       <w:r>
         <w:rPr>
           <w:rFonts w:eastAsia="Arial"/>
         </w:rPr>
+        <w:lastRenderedPageBreak/>
         <w:t xml:space="preserve">ISO. ISO/IEC 19795-10:2024: information technology — biometric performance testing and reporting — Part 10: quantifying biometric system performance variation across demographic groups. Geneva: ISO, 2024. Disponível em: </w:t>
       </w:r>
-      <w:hyperlink r:id="rId28">
+      <w:hyperlink r:id="rId24">
         <w:r>
           <w:rPr>
             <w:u w:val="single"/>
@@ -5513,7 +5511,6 @@
     <w:p>
       <w:pPr>
         <w:pStyle w:val="Referncia"/>
-        <w:keepNext w:val="0"/>
         <w:spacing w:line="252" w:lineRule="auto"/>
       </w:pPr>
       <w:r>
@@ -5522,7 +5519,7 @@
         </w:rPr>
         <w:t xml:space="preserve">JACOBS, A. Z.; WALLACH, H. Measurement and fairness. In: ACM Conference on Fairness, Accountability, and Transparency, 2021. p. 375–385. DOI: 10.1145/3442188.3445901. Disponível em: </w:t>
       </w:r>
-      <w:hyperlink r:id="rId29">
+      <w:hyperlink r:id="rId25">
         <w:r>
           <w:rPr>
             <w:u w:val="single"/>
@@ -5540,7 +5537,6 @@
     <w:p>
       <w:pPr>
         <w:pStyle w:val="Referncia"/>
-        <w:keepNext w:val="0"/>
         <w:spacing w:line="252" w:lineRule="auto"/>
       </w:pPr>
       <w:r>
@@ -5549,7 +5545,7 @@
         </w:rPr>
         <w:t xml:space="preserve">KÄRKKÄINEN, K.; JOO, J. FairFace: face attribute dataset for balanced race, gender, and age for bias measurement and mitigation. In: IEEE/CVF Winter Conference on Applications of Computer Vision, 2021. p. 1548–1558. DOI: 10.1109/WACV48630.2021.00159. Disponível em: </w:t>
       </w:r>
-      <w:hyperlink r:id="rId30">
+      <w:hyperlink r:id="rId26">
         <w:r>
           <w:rPr>
             <w:u w:val="single"/>
@@ -5567,7 +5563,6 @@
     <w:p>
       <w:pPr>
         <w:pStyle w:val="Referncia"/>
-        <w:keepNext w:val="0"/>
         <w:spacing w:line="252" w:lineRule="auto"/>
       </w:pPr>
       <w:r>
@@ -5576,7 +5571,7 @@
         </w:rPr>
         <w:t xml:space="preserve">KAUFMAN, S. et al. Leakage in data mining: formulation, detection, and avoidance. ACM Transactions on Knowledge Discovery from Data, v. 6, n. 4, art. 15, 2012. DOI: 10.1145/2382577.2382579. Disponível em: </w:t>
       </w:r>
-      <w:hyperlink r:id="rId31">
+      <w:hyperlink r:id="rId27">
         <w:r>
           <w:rPr>
             <w:u w:val="single"/>
@@ -5594,7 +5589,6 @@
     <w:p>
       <w:pPr>
         <w:pStyle w:val="Referncia"/>
-        <w:keepNext w:val="0"/>
         <w:spacing w:line="252" w:lineRule="auto"/>
       </w:pPr>
       <w:r>
@@ -5603,7 +5597,7 @@
         </w:rPr>
         <w:t xml:space="preserve">KUHN, H. W. The Hungarian method for the assignment problem. Naval Research Logistics Quarterly, v. 2, n. 1–2, p. 83–97, 1955. DOI: 10.1002/nav.3800020109. Disponível em: </w:t>
       </w:r>
-      <w:hyperlink r:id="rId32">
+      <w:hyperlink r:id="rId28">
         <w:r>
           <w:rPr>
             <w:u w:val="single"/>
@@ -5621,7 +5615,6 @@
     <w:p>
       <w:pPr>
         <w:pStyle w:val="Referncia"/>
-        <w:keepNext w:val="0"/>
         <w:spacing w:line="252" w:lineRule="auto"/>
       </w:pPr>
       <w:r>
@@ -5630,7 +5623,7 @@
         </w:rPr>
         <w:t xml:space="preserve">MITCHELL, M. et al. Model cards for model reporting. In: Conference on Fairness, Accountability, and Transparency, 2019. p. 220–229. DOI: 10.1145/3287560.3287596. Disponível em: </w:t>
       </w:r>
-      <w:hyperlink r:id="rId33">
+      <w:hyperlink r:id="rId29">
         <w:r>
           <w:rPr>
             <w:u w:val="single"/>
@@ -5648,7 +5641,6 @@
     <w:p>
       <w:pPr>
         <w:pStyle w:val="Referncia"/>
-        <w:keepNext w:val="0"/>
         <w:spacing w:line="252" w:lineRule="auto"/>
       </w:pPr>
       <w:r>
@@ -5657,7 +5649,7 @@
         </w:rPr>
         <w:t xml:space="preserve">PEDREGOSA, F. et al. Scikit-learn: machine learning in Python. Journal of Machine Learning Research, v. 12, p. 2825–2830, 2011. Disponível em: </w:t>
       </w:r>
-      <w:hyperlink r:id="rId34">
+      <w:hyperlink r:id="rId30">
         <w:r>
           <w:rPr>
             <w:u w:val="single"/>
@@ -5675,7 +5667,6 @@
     <w:p>
       <w:pPr>
         <w:pStyle w:val="Referncia"/>
-        <w:keepNext w:val="0"/>
         <w:spacing w:line="252" w:lineRule="auto"/>
       </w:pPr>
       <w:r>
@@ -5684,7 +5675,7 @@
         </w:rPr>
         <w:t xml:space="preserve">RAJI, I. D. et al. Closing the AI accountability gap: defining an end-to-end framework for internal algorithmic auditing. In: Conference on Fairness, Accountability, and Transparency, 2020. p. 33–44. DOI: 10.1145/3351095.3372873. Disponível em: </w:t>
       </w:r>
-      <w:hyperlink r:id="rId35">
+      <w:hyperlink r:id="rId31">
         <w:r>
           <w:rPr>
             <w:u w:val="single"/>
@@ -5702,7 +5693,6 @@
     <w:p>
       <w:pPr>
         <w:pStyle w:val="Referncia"/>
-        <w:keepNext w:val="0"/>
         <w:spacing w:line="252" w:lineRule="auto"/>
       </w:pPr>
       <w:r>
@@ -5711,7 +5701,7 @@
         </w:rPr>
         <w:t xml:space="preserve">SANDVE, G. K. et al. Ten simple rules for reproducible computational research. PLOS Computational Biology, v. 9, n. 10, e1003285, 2013. DOI: 10.1371/journal.pcbi.1003285. Disponível em: </w:t>
       </w:r>
-      <w:hyperlink r:id="rId36">
+      <w:hyperlink r:id="rId32">
         <w:r>
           <w:rPr>
             <w:u w:val="single"/>
@@ -5729,7 +5719,6 @@
     <w:p>
       <w:pPr>
         <w:pStyle w:val="Referncia"/>
-        <w:keepNext w:val="0"/>
         <w:spacing w:line="252" w:lineRule="auto"/>
       </w:pPr>
       <w:r>
@@ -5738,7 +5727,7 @@
         </w:rPr>
         <w:t xml:space="preserve">SCHÖLKOPF, B. et al. Estimating the support of a high-dimensional distribution. Neural Computation, v. 13, n. 7, p. 1443–1471, 2001. DOI: 10.1162/089976601750264965. Disponível em: </w:t>
       </w:r>
-      <w:hyperlink r:id="rId37">
+      <w:hyperlink r:id="rId33">
         <w:r>
           <w:rPr>
             <w:u w:val="single"/>
@@ -5756,7 +5745,6 @@
     <w:p>
       <w:pPr>
         <w:pStyle w:val="Referncia"/>
-        <w:keepNext w:val="0"/>
         <w:spacing w:line="252" w:lineRule="auto"/>
       </w:pPr>
       <w:r>
@@ -5765,7 +5753,7 @@
         </w:rPr>
         <w:t xml:space="preserve">SECRETARIA NACIONAL DE POLÍTICAS PENAIS. Relatório de Informações Penais: 14º ciclo SISDEPEN, 2º semestre de 2023. Brasília, DF: SENAPPEN, 2024. Disponível em: </w:t>
       </w:r>
-      <w:hyperlink r:id="rId38">
+      <w:hyperlink r:id="rId34">
         <w:r>
           <w:rPr>
             <w:u w:val="single"/>
@@ -5783,17 +5771,15 @@
     <w:p>
       <w:pPr>
         <w:pStyle w:val="Referncia"/>
-        <w:keepNext w:val="0"/>
         <w:spacing w:line="252" w:lineRule="auto"/>
       </w:pPr>
       <w:r>
         <w:rPr>
           <w:rFonts w:eastAsia="Arial"/>
         </w:rPr>
-        <w:lastRenderedPageBreak/>
         <w:t xml:space="preserve">SURESH, H.; GUTTAG, J. A framework for understanding sources of harm throughout the machine learning life cycle. In: Equity and Access in Algorithms, Mechanisms, and Optimization, 2021. p. 1–9. DOI: 10.1145/3465416.3483305. Disponível em: </w:t>
       </w:r>
-      <w:hyperlink r:id="rId39">
+      <w:hyperlink r:id="rId35">
         <w:r>
           <w:rPr>
             <w:u w:val="single"/>
@@ -5811,7 +5797,6 @@
     <w:p>
       <w:pPr>
         <w:pStyle w:val="Referncia"/>
-        <w:keepNext w:val="0"/>
         <w:spacing w:line="252" w:lineRule="auto"/>
       </w:pPr>
       <w:r>
@@ -5820,7 +5805,7 @@
         </w:rPr>
         <w:t xml:space="preserve">VINH, N. X.; EPPS, J.; BAILEY, J. Information theoretic measures for clusterings comparison: variants, properties, normalization and correction for chance. Journal of Machine Learning Research, v. 11, p. 2837–2854, 2010. Disponível em: </w:t>
       </w:r>
-      <w:hyperlink r:id="rId40">
+      <w:hyperlink r:id="rId36">
         <w:r>
           <w:rPr>
             <w:u w:val="single"/>
@@ -5837,7 +5822,6 @@
     </w:p>
     <w:p>
       <w:pPr>
-        <w:keepNext w:val="0"/>
         <w:rPr>
           <w:color w:val="auto"/>
         </w:rPr>
@@ -5850,10 +5834,10 @@
       </w:r>
     </w:p>
     <w:sectPr>
-      <w:headerReference w:type="default" r:id="rId43"/>
-      <w:footerReference w:type="default" r:id="rId44"/>
-      <w:pgSz w:w="16838" w:h="11906" w:orient="landscape"/>
-      <w:pgMar w:top="1191" w:right="1134" w:bottom="1134" w:left="1304" w:header="454" w:footer="454" w:gutter="0"/>
+      <w:headerReference w:type="default" r:id="rId37"/>
+      <w:footerReference w:type="default" r:id="rId38"/>
+      <w:pgSz w:w="11906" w:h="16838"/>
+      <w:pgMar w:top="1134" w:right="1134" w:bottom="1304" w:left="1191" w:header="454" w:footer="454" w:gutter="0"/>
       <w:cols w:space="720"/>
       <w:docGrid w:linePitch="360"/>
     </w:sectPr>
@@ -5951,85 +5935,6 @@
         <w:color w:val="5B6573"/>
         <w:sz w:val="16"/>
       </w:rPr>
-      <w:t>1</w:t>
-    </w:r>
-    <w:r>
-      <w:rPr>
-        <w:rFonts w:eastAsia="Arial"/>
-        <w:color w:val="5B6573"/>
-        <w:sz w:val="16"/>
-      </w:rPr>
-      <w:fldChar w:fldCharType="end"/>
-    </w:r>
-  </w:p>
-</w:ftr>
-</file>
-
-<file path=word/footer2.xml><?xml version="1.0" encoding="utf-8"?>
-<w:ftr xmlns:wpc="http://schemas.microsoft.com/office/word/2010/wordprocessingCanvas" xmlns:cx="http://schemas.microsoft.com/office/drawing/2014/chartex" xmlns:cx1="http://schemas.microsoft.com/office/drawing/2015/9/8/chartex" xmlns:cx2="http://schemas.microsoft.com/office/drawing/2015/10/21/chartex" xmlns:cx3="http://schemas.microsoft.com/office/drawing/2016/5/9/chartex" xmlns:cx4="http://schemas.microsoft.com/office/drawing/2016/5/10/chartex" xmlns:cx5="http://schemas.microsoft.com/office/drawing/2016/5/11/chartex" xmlns:cx6="http://schemas.microsoft.com/office/drawing/2016/5/12/chartex" xmlns:cx7="http://schemas.microsoft.com/office/drawing/2016/5/13/chartex" xmlns:cx8="http://schemas.microsoft.com/office/drawing/2016/5/14/chartex" xmlns:mc="http://schemas.openxmlformats.org/markup-compatibility/2006" xmlns:aink="http://schemas.microsoft.com/office/drawing/2016/ink" xmlns:am3d="http://schemas.microsoft.com/office/drawing/2017/model3d" xmlns:o="urn:schemas-microsoft-com:office:office" xmlns:oel="http://schemas.microsoft.com/office/2019/extlst" xmlns:r="http://schemas.openxmlformats.org/officeDocument/2006/relationships" xmlns:m="http://schemas.openxmlformats.org/officeDocument/2006/math" xmlns:v="urn:schemas-microsoft-com:vml" xmlns:wp14="http://schemas.microsoft.com/office/word/2010/wordprocessingDrawing" xmlns:wp="http://schemas.openxmlformats.org/drawingml/2006/wordprocessingDrawing" xmlns:w10="urn:schemas-microsoft-com:office:word" xmlns:w="http://schemas.openxmlformats.org/wordprocessingml/2006/main" xmlns:w14="http://schemas.microsoft.com/office/word/2010/wordml" xmlns:w15="http://schemas.microsoft.com/office/word/2012/wordml" xmlns:w16cex="http://schemas.microsoft.com/office/word/2018/wordml/cex" xmlns:w16cid="http://schemas.microsoft.com/office/word/2016/wordml/cid" xmlns:w16="http://schemas.microsoft.com/office/word/2018/wordml" xmlns:w16du="http://schemas.microsoft.com/office/word/2023/wordml/word16du" xmlns:w16sdtdh="http://schemas.microsoft.com/office/word/2020/wordml/sdtdatahash" xmlns:w16sdtfl="http://schemas.microsoft.com/office/word/2024/wordml/sdtformatlock" xmlns:w16se="http://schemas.microsoft.com/office/word/2015/wordml/symex" xmlns:wpg="http://schemas.microsoft.com/office/word/2010/wordprocessingGroup" xmlns:wpi="http://schemas.microsoft.com/office/word/2010/wordprocessingInk" xmlns:wne="http://schemas.microsoft.com/office/word/2006/wordml" xmlns:wps="http://schemas.microsoft.com/office/word/2010/wordprocessingShape" mc:Ignorable="w14 w15 w16se w16cid w16 w16cex w16sdtdh w16sdtfl w16du wp14">
-  <w:p>
-    <w:pPr>
-      <w:pStyle w:val="Footer"/>
-      <w:ind w:firstLine="0"/>
-      <w:jc w:val="right"/>
-    </w:pPr>
-    <w:r>
-      <w:rPr>
-        <w:rFonts w:eastAsia="Arial"/>
-        <w:color w:val="5B6573"/>
-        <w:sz w:val="16"/>
-      </w:rPr>
-      <w:t xml:space="preserve">Gusmão, </w:t>
-    </w:r>
-    <w:proofErr w:type="gramStart"/>
-    <w:r>
-      <w:rPr>
-        <w:rFonts w:eastAsia="Arial"/>
-        <w:color w:val="5B6573"/>
-        <w:sz w:val="16"/>
-      </w:rPr>
-      <w:t>2026  |</w:t>
-    </w:r>
-    <w:proofErr w:type="gramEnd"/>
-    <w:r>
-      <w:rPr>
-        <w:rFonts w:eastAsia="Arial"/>
-        <w:color w:val="5B6573"/>
-        <w:sz w:val="16"/>
-      </w:rPr>
-      <w:t xml:space="preserve">  </w:t>
-    </w:r>
-    <w:r>
-      <w:rPr>
-        <w:rFonts w:eastAsia="Arial"/>
-        <w:color w:val="5B6573"/>
-        <w:sz w:val="16"/>
-      </w:rPr>
-      <w:fldChar w:fldCharType="begin"/>
-    </w:r>
-    <w:r>
-      <w:rPr>
-        <w:rFonts w:eastAsia="Arial"/>
-        <w:color w:val="5B6573"/>
-        <w:sz w:val="16"/>
-      </w:rPr>
-      <w:instrText xml:space="preserve"> PAGE </w:instrText>
-    </w:r>
-    <w:r>
-      <w:rPr>
-        <w:rFonts w:eastAsia="Arial"/>
-        <w:color w:val="5B6573"/>
-        <w:sz w:val="16"/>
-      </w:rPr>
-      <w:fldChar w:fldCharType="separate"/>
-    </w:r>
-    <w:r>
-      <w:rPr>
-        <w:rFonts w:eastAsia="Arial"/>
-        <w:noProof/>
-        <w:color w:val="5B6573"/>
-        <w:sz w:val="16"/>
-      </w:rPr>
       <w:t>14</w:t>
     </w:r>
     <w:r>
@@ -6070,18 +5975,6 @@
 </file>
 
 <file path=word/header1.xml><?xml version="1.0" encoding="utf-8"?>
-<w:hdr xmlns:wpc="http://schemas.microsoft.com/office/word/2010/wordprocessingCanvas" xmlns:cx="http://schemas.microsoft.com/office/drawing/2014/chartex" xmlns:cx1="http://schemas.microsoft.com/office/drawing/2015/9/8/chartex" xmlns:cx2="http://schemas.microsoft.com/office/drawing/2015/10/21/chartex" xmlns:cx3="http://schemas.microsoft.com/office/drawing/2016/5/9/chartex" xmlns:cx4="http://schemas.microsoft.com/office/drawing/2016/5/10/chartex" xmlns:cx5="http://schemas.microsoft.com/office/drawing/2016/5/11/chartex" xmlns:cx6="http://schemas.microsoft.com/office/drawing/2016/5/12/chartex" xmlns:cx7="http://schemas.microsoft.com/office/drawing/2016/5/13/chartex" xmlns:cx8="http://schemas.microsoft.com/office/drawing/2016/5/14/chartex" xmlns:mc="http://schemas.openxmlformats.org/markup-compatibility/2006" xmlns:aink="http://schemas.microsoft.com/office/drawing/2016/ink" xmlns:am3d="http://schemas.microsoft.com/office/drawing/2017/model3d" xmlns:o="urn:schemas-microsoft-com:office:office" xmlns:oel="http://schemas.microsoft.com/office/2019/extlst" xmlns:r="http://schemas.openxmlformats.org/officeDocument/2006/relationships" xmlns:m="http://schemas.openxmlformats.org/officeDocument/2006/math" xmlns:v="urn:schemas-microsoft-com:vml" xmlns:wp14="http://schemas.microsoft.com/office/word/2010/wordprocessingDrawing" xmlns:wp="http://schemas.openxmlformats.org/drawingml/2006/wordprocessingDrawing" xmlns:w10="urn:schemas-microsoft-com:office:word" xmlns:w="http://schemas.openxmlformats.org/wordprocessingml/2006/main" xmlns:w14="http://schemas.microsoft.com/office/word/2010/wordml" xmlns:w15="http://schemas.microsoft.com/office/word/2012/wordml" xmlns:w16cex="http://schemas.microsoft.com/office/word/2018/wordml/cex" xmlns:w16cid="http://schemas.microsoft.com/office/word/2016/wordml/cid" xmlns:w16="http://schemas.microsoft.com/office/word/2018/wordml" xmlns:w16du="http://schemas.microsoft.com/office/word/2023/wordml/word16du" xmlns:w16sdtdh="http://schemas.microsoft.com/office/word/2020/wordml/sdtdatahash" xmlns:w16sdtfl="http://schemas.microsoft.com/office/word/2024/wordml/sdtformatlock" xmlns:w16se="http://schemas.microsoft.com/office/word/2015/wordml/symex" xmlns:wpg="http://schemas.microsoft.com/office/word/2010/wordprocessingGroup" xmlns:wpi="http://schemas.microsoft.com/office/word/2010/wordprocessingInk" xmlns:wne="http://schemas.microsoft.com/office/word/2006/wordml" xmlns:wps="http://schemas.microsoft.com/office/word/2010/wordprocessingShape" mc:Ignorable="w14 w15 w16se w16cid w16 w16cex w16sdtdh w16sdtfl w16du wp14">
-  <w:p>
-    <w:pPr>
-      <w:pStyle w:val="Header"/>
-      <w:ind w:firstLine="0"/>
-      <w:jc w:val="left"/>
-    </w:pPr>
-  </w:p>
-</w:hdr>
-</file>
-
-<file path=word/header2.xml><?xml version="1.0" encoding="utf-8"?>
 <w:hdr xmlns:wpc="http://schemas.microsoft.com/office/word/2010/wordprocessingCanvas" xmlns:cx="http://schemas.microsoft.com/office/drawing/2014/chartex" xmlns:cx1="http://schemas.microsoft.com/office/drawing/2015/9/8/chartex" xmlns:cx2="http://schemas.microsoft.com/office/drawing/2015/10/21/chartex" xmlns:cx3="http://schemas.microsoft.com/office/drawing/2016/5/9/chartex" xmlns:cx4="http://schemas.microsoft.com/office/drawing/2016/5/10/chartex" xmlns:cx5="http://schemas.microsoft.com/office/drawing/2016/5/11/chartex" xmlns:cx6="http://schemas.microsoft.com/office/drawing/2016/5/12/chartex" xmlns:cx7="http://schemas.microsoft.com/office/drawing/2016/5/13/chartex" xmlns:cx8="http://schemas.microsoft.com/office/drawing/2016/5/14/chartex" xmlns:mc="http://schemas.openxmlformats.org/markup-compatibility/2006" xmlns:aink="http://schemas.microsoft.com/office/drawing/2016/ink" xmlns:am3d="http://schemas.microsoft.com/office/drawing/2017/model3d" xmlns:o="urn:schemas-microsoft-com:office:office" xmlns:oel="http://schemas.microsoft.com/office/2019/extlst" xmlns:r="http://schemas.openxmlformats.org/officeDocument/2006/relationships" xmlns:m="http://schemas.openxmlformats.org/officeDocument/2006/math" xmlns:v="urn:schemas-microsoft-com:vml" xmlns:wp14="http://schemas.microsoft.com/office/word/2010/wordprocessingDrawing" xmlns:wp="http://schemas.openxmlformats.org/drawingml/2006/wordprocessingDrawing" xmlns:w10="urn:schemas-microsoft-com:office:word" xmlns:w="http://schemas.openxmlformats.org/wordprocessingml/2006/main" xmlns:w14="http://schemas.microsoft.com/office/word/2010/wordml" xmlns:w15="http://schemas.microsoft.com/office/word/2012/wordml" xmlns:w16cex="http://schemas.microsoft.com/office/word/2018/wordml/cex" xmlns:w16cid="http://schemas.microsoft.com/office/word/2016/wordml/cid" xmlns:w16="http://schemas.microsoft.com/office/word/2018/wordml" xmlns:w16du="http://schemas.microsoft.com/office/word/2023/wordml/word16du" xmlns:w16sdtdh="http://schemas.microsoft.com/office/word/2020/wordml/sdtdatahash" xmlns:w16sdtfl="http://schemas.microsoft.com/office/word/2024/wordml/sdtformatlock" xmlns:w16se="http://schemas.microsoft.com/office/word/2015/wordml/symex" xmlns:wpg="http://schemas.microsoft.com/office/word/2010/wordprocessingGroup" xmlns:wpi="http://schemas.microsoft.com/office/word/2010/wordprocessingInk" xmlns:wne="http://schemas.microsoft.com/office/word/2006/wordml" xmlns:wps="http://schemas.microsoft.com/office/word/2010/wordprocessingShape" mc:Ignorable="w14 w15 w16se w16cid w16 w16cex w16sdtdh w16sdtfl w16du wp14">
   <w:p>
     <w:pPr>
